--- a/downloads/teacher/ai-1-week-08.docx
+++ b/downloads/teacher/ai-1-week-08.docx
@@ -3046,6 +3046,396 @@
         <w:t>Choose sorter features that exist at decision time and actually connect to the stated classroom requirement.</w:t>
       </w:r>
     </w:p>
+    <w:p>
+      <w:pPr>
+        <w:pStyle w:val="Heading1"/>
+      </w:pPr>
+      <w:r>
+        <w:t>07. Prepare, teach and assess</w:t>
+      </w:r>
+    </w:p>
+    <w:p>
+      <w:r>
+        <w:t>Teaching target: Choose recorded properties that preserve distinctions needed for a stated task</w:t>
+      </w:r>
+    </w:p>
+    <w:p>
+      <w:r>
+        <w:t>Prepare the labelled worked-case picture, the matching workbook, fictional input cards and a place for individual responses. No paid AI account is required for the paper reasoning activities.</w:t>
+      </w:r>
+    </w:p>
+    <w:tbl>
+      <w:tblPr>
+        <w:tblStyle w:val="LightShading-Accent1"/>
+        <w:tblW w:type="auto" w:w="0"/>
+        <w:tblLook w:firstColumn="1" w:firstRow="1" w:lastColumn="0" w:lastRow="0" w:noHBand="0" w:noVBand="1" w:val="04A0"/>
+      </w:tblPr>
+      <w:tblGrid>
+        <w:gridCol w:w="3408"/>
+        <w:gridCol w:w="3408"/>
+        <w:gridCol w:w="3408"/>
+      </w:tblGrid>
+      <w:tr>
+        <w:trPr>
+          <w:tblHeader/>
+        </w:trPr>
+        <w:tc>
+          <w:tcPr>
+            <w:tcW w:type="dxa" w:w="3408"/>
+          </w:tcPr>
+          <w:p>
+            <w:r>
+              <w:t>Session</w:t>
+            </w:r>
+          </w:p>
+        </w:tc>
+        <w:tc>
+          <w:tcPr>
+            <w:tcW w:type="dxa" w:w="3408"/>
+          </w:tcPr>
+          <w:p>
+            <w:r>
+              <w:t>Plan</w:t>
+            </w:r>
+          </w:p>
+        </w:tc>
+        <w:tc>
+          <w:tcPr>
+            <w:tcW w:type="dxa" w:w="3408"/>
+          </w:tcPr>
+          <w:p>
+            <w:r>
+              <w:t>Resources</w:t>
+            </w:r>
+          </w:p>
+        </w:tc>
+      </w:tr>
+      <w:tr>
+        <w:tc>
+          <w:tcPr>
+            <w:tcW w:type="dxa" w:w="3408"/>
+          </w:tcPr>
+          <w:p>
+            <w:r>
+              <w:t>Session 1 · Understand · 45 min</w:t>
+            </w:r>
+          </w:p>
+        </w:tc>
+        <w:tc>
+          <w:tcPr>
+            <w:tcW w:type="dxa" w:w="3408"/>
+          </w:tcPr>
+          <w:p>
+            <w:r>
+              <w:t>0–7: recall and prerequisite; 7–15: inspect the concrete case and predict; 15–30: teacher models the worked trace; 30–40: learners explain a step using the text and visual; 40–45: check the core idea.</w:t>
+            </w:r>
+          </w:p>
+        </w:tc>
+        <w:tc>
+          <w:tcPr>
+            <w:tcW w:type="dxa" w:w="3408"/>
+          </w:tcPr>
+          <w:p>
+            <w:r>
+              <w:t>Sections 1–6; record the brief recall in the workbook.</w:t>
+            </w:r>
+          </w:p>
+        </w:tc>
+      </w:tr>
+      <w:tr>
+        <w:tc>
+          <w:tcPr>
+            <w:tcW w:type="dxa" w:w="3408"/>
+          </w:tcPr>
+          <w:p>
+            <w:r>
+              <w:t>Session 2 · Practise · 45 min</w:t>
+            </w:r>
+          </w:p>
+        </w:tc>
+        <w:tc>
+          <w:tcPr>
+            <w:tcW w:type="dxa" w:w="3408"/>
+          </w:tcPr>
+          <w:p>
+            <w:r>
+              <w:t>0–5: retrieve the procedure; 5–15: W2 completion practice; 15–23: explain and check with a partner; 23–30: each learner answers the misconception check; 30–40: targeted reteaching or a harder variation; 40–45: prepare the investigation.</w:t>
+            </w:r>
+          </w:p>
+        </w:tc>
+        <w:tc>
+          <w:tcPr>
+            <w:tcW w:type="dxa" w:w="3408"/>
+          </w:tcPr>
+          <w:p>
+            <w:r>
+              <w:t>Sections 7–10; use the matching workbook W2 and misconception check.</w:t>
+            </w:r>
+          </w:p>
+        </w:tc>
+      </w:tr>
+      <w:tr>
+        <w:tc>
+          <w:tcPr>
+            <w:tcW w:type="dxa" w:w="3408"/>
+          </w:tcPr>
+          <w:p>
+            <w:r>
+              <w:t>Session 3 · Investigate and transfer · 45 min</w:t>
+            </w:r>
+          </w:p>
+        </w:tc>
+        <w:tc>
+          <w:tcPr>
+            <w:tcW w:type="dxa" w:w="3408"/>
+          </w:tcPr>
+          <w:p>
+            <w:r>
+              <w:t>0–5: retrieve the decision rule; 5–20: investigate or trace; 20–30: start the independent case; 30–38: connect the project; 38–43: act on feedback; 43–45: plan the return check.</w:t>
+            </w:r>
+          </w:p>
+        </w:tc>
+        <w:tc>
+          <w:tcPr>
+            <w:tcW w:type="dxa" w:w="3408"/>
+          </w:tcPr>
+          <w:p>
+            <w:r>
+              <w:t>Sections 9 and 11–14. Give extra time to finish the full task set; use Section 15 when the week includes a coding lab.</w:t>
+            </w:r>
+          </w:p>
+        </w:tc>
+      </w:tr>
+    </w:tbl>
+    <w:p>
+      <w:r>
+        <w:t>Before class, solve the supported practice: Invent two cards with the same width but different correct labels under the card guide. Give both lengths and widths and justify the labels. Explain why a system receiving only width cannot always label both correctly.</w:t>
+      </w:r>
+    </w:p>
+    <w:p>
+      <w:r>
+        <w:t>Reasoned practice answer: One valid pair is length 11 width 6, which fits, and length 13 width 6, which is too large. Both give the width-only input 6 but require different labels. Without length or other permitted distinguishing information, the system cannot guarantee correct labels for both. Accept any valid pair with positive measurements, equal widths at most 8, and lengths on opposite sides of 12.</w:t>
+      </w:r>
+    </w:p>
+    <w:p>
+      <w:r>
+        <w:t>Check every learner before discussion: Use the worked case for Features and useful distinctions. Proposed explanation: “A stronger model can always recover an omitted measurement”. Decide whether this explanation is supported. Point to the step or supplied fact that decides; explain your repair if needed.</w:t>
+      </w:r>
+    </w:p>
+    <w:p>
+      <w:r>
+        <w:t>Misconception repair: Cover width and all identifiers for two same-length cards with different labels. Ask which supplied value tells them apart. Guessing or using typical values cannot guarantee correctness for both.</w:t>
+      </w:r>
+    </w:p>
+    <w:p>
+      <w:r>
+        <w:t>Support: read the exact case aloud, enlarge the labelled picture, supply input cards and model only the first deciding step. Accept a spoken explanation or drawing; retain the reasoning goal.</w:t>
+      </w:r>
+    </w:p>
+    <w:p>
+      <w:r>
+        <w:t>Extension: Change Q’s width to 6 without changing its height. Require a prediction and a reason before comparing. Expected result: Q fits the shelf. Reason: Both dimensions now meet their including equality limits; stripe pattern does not change the rule.</w:t>
+      </w:r>
+    </w:p>
+    <w:p>
+      <w:r>
+        <w:t>Independent assessment: withhold the reserved answer until the learner has attempted the new case. Record support separately from correctness.</w:t>
+      </w:r>
+    </w:p>
+    <w:tbl>
+      <w:tblPr>
+        <w:tblStyle w:val="LightShading-Accent1"/>
+        <w:tblW w:type="auto" w:w="0"/>
+        <w:tblLook w:firstColumn="1" w:firstRow="1" w:lastColumn="0" w:lastRow="0" w:noHBand="0" w:noVBand="1" w:val="04A0"/>
+      </w:tblPr>
+      <w:tblGrid>
+        <w:gridCol w:w="2556"/>
+        <w:gridCol w:w="2556"/>
+        <w:gridCol w:w="2556"/>
+        <w:gridCol w:w="2556"/>
+      </w:tblGrid>
+      <w:tr>
+        <w:trPr>
+          <w:tblHeader/>
+        </w:trPr>
+        <w:tc>
+          <w:tcPr>
+            <w:tcW w:type="dxa" w:w="2556"/>
+          </w:tcPr>
+          <w:p>
+            <w:r>
+              <w:t>Criterion</w:t>
+            </w:r>
+          </w:p>
+        </w:tc>
+        <w:tc>
+          <w:tcPr>
+            <w:tcW w:type="dxa" w:w="2556"/>
+          </w:tcPr>
+          <w:p>
+            <w:r>
+              <w:t>Not yet</w:t>
+            </w:r>
+          </w:p>
+        </w:tc>
+        <w:tc>
+          <w:tcPr>
+            <w:tcW w:type="dxa" w:w="2556"/>
+          </w:tcPr>
+          <w:p>
+            <w:r>
+              <w:t>With support</w:t>
+            </w:r>
+          </w:p>
+        </w:tc>
+        <w:tc>
+          <w:tcPr>
+            <w:tcW w:type="dxa" w:w="2556"/>
+          </w:tcPr>
+          <w:p>
+            <w:r>
+              <w:t>Independent</w:t>
+            </w:r>
+          </w:p>
+        </w:tc>
+      </w:tr>
+      <w:tr>
+        <w:tc>
+          <w:tcPr>
+            <w:tcW w:type="dxa" w:w="2556"/>
+          </w:tcPr>
+          <w:p>
+            <w:r>
+              <w:t>Explanation</w:t>
+            </w:r>
+          </w:p>
+        </w:tc>
+        <w:tc>
+          <w:tcPr>
+            <w:tcW w:type="dxa" w:w="2556"/>
+          </w:tcPr>
+          <w:p>
+            <w:r>
+              <w:t>Names an answer without a deciding fact</w:t>
+            </w:r>
+          </w:p>
+        </w:tc>
+        <w:tc>
+          <w:tcPr>
+            <w:tcW w:type="dxa" w:w="2556"/>
+          </w:tcPr>
+          <w:p>
+            <w:r>
+              <w:t>Uses a hint to link fact and decision</w:t>
+            </w:r>
+          </w:p>
+        </w:tc>
+        <w:tc>
+          <w:tcPr>
+            <w:tcW w:type="dxa" w:w="2556"/>
+          </w:tcPr>
+          <w:p>
+            <w:r>
+              <w:t>Explains the deciding fact in own words</w:t>
+            </w:r>
+          </w:p>
+        </w:tc>
+      </w:tr>
+      <w:tr>
+        <w:tc>
+          <w:tcPr>
+            <w:tcW w:type="dxa" w:w="2556"/>
+          </w:tcPr>
+          <w:p>
+            <w:r>
+              <w:t>Trace or test</w:t>
+            </w:r>
+          </w:p>
+        </w:tc>
+        <w:tc>
+          <w:tcPr>
+            <w:tcW w:type="dxa" w:w="2556"/>
+          </w:tcPr>
+          <w:p>
+            <w:r>
+              <w:t>Cannot connect input and result</w:t>
+            </w:r>
+          </w:p>
+        </w:tc>
+        <w:tc>
+          <w:tcPr>
+            <w:tcW w:type="dxa" w:w="2556"/>
+          </w:tcPr>
+          <w:p>
+            <w:r>
+              <w:t>Completes steps with prompts</w:t>
+            </w:r>
+          </w:p>
+        </w:tc>
+        <w:tc>
+          <w:tcPr>
+            <w:tcW w:type="dxa" w:w="2556"/>
+          </w:tcPr>
+          <w:p>
+            <w:r>
+              <w:t>Traces or tests a changed case accurately</w:t>
+            </w:r>
+          </w:p>
+        </w:tc>
+      </w:tr>
+      <w:tr>
+        <w:tc>
+          <w:tcPr>
+            <w:tcW w:type="dxa" w:w="2556"/>
+          </w:tcPr>
+          <w:p>
+            <w:r>
+              <w:t>Limits and revision</w:t>
+            </w:r>
+          </w:p>
+        </w:tc>
+        <w:tc>
+          <w:tcPr>
+            <w:tcW w:type="dxa" w:w="2556"/>
+          </w:tcPr>
+          <w:p>
+            <w:r>
+              <w:t>Claims more than evidence supports</w:t>
+            </w:r>
+          </w:p>
+        </w:tc>
+        <w:tc>
+          <w:tcPr>
+            <w:tcW w:type="dxa" w:w="2556"/>
+          </w:tcPr>
+          <w:p>
+            <w:r>
+              <w:t>Names a limit after a prompt</w:t>
+            </w:r>
+          </w:p>
+        </w:tc>
+        <w:tc>
+          <w:tcPr>
+            <w:tcW w:type="dxa" w:w="2556"/>
+          </w:tcPr>
+          <w:p>
+            <w:r>
+              <w:t>States a defensible limit and useful next test</w:t>
+            </w:r>
+          </w:p>
+        </w:tc>
+      </w:tr>
+    </w:tbl>
+    <w:p>
+      <w:r>
+        <w:t>Project checkpoint: Make a transparent first version. Keep a trace of how one input becomes an output; explain the rule or learned component.</w:t>
+      </w:r>
+    </w:p>
+    <w:p>
+      <w:r>
+        <w:t>Use the weekly teacher answer for topic-specific reasoning. A saved progress tick is an activity record; judge mastery from the learner’s explanation and evidence.</w:t>
+      </w:r>
+    </w:p>
     <w:sectPr>
       <w:pgSz w:w="12240" w:h="15840"/>
       <w:pgMar w:top="936" w:right="1008" w:bottom="936" w:left="1008" w:header="720" w:footer="720" w:gutter="0"/>

--- a/downloads/teacher/ai-1-week-08.docx
+++ b/downloads/teacher/ai-1-week-08.docx
@@ -3436,6 +3436,39 @@
         <w:t>Use the weekly teacher answer for topic-specific reasoning. A saved progress tick is an activity record; judge mastery from the learner’s explanation and evidence.</w:t>
       </w:r>
     </w:p>
+    <w:p>
+      <w:pPr>
+        <w:pStyle w:val="Heading1"/>
+      </w:pPr>
+      <w:r>
+        <w:t>08. Use feedback, labs and repair paths</w:t>
+      </w:r>
+    </w:p>
+    <w:p>
+      <w:r>
+        <w:t>Use the two formative questions as supported practice, not as independent mastery scores. Discuss the deciding evidence rather than accepting a guessed selection.</w:t>
+      </w:r>
+    </w:p>
+    <w:p>
+      <w:r>
+        <w:t>The feedback comes from the reviewed public worked case. Do not reveal the separately reserved independent teacher answer until the learner has attempted that case.</w:t>
+      </w:r>
+    </w:p>
+    <w:p>
+      <w:r>
+        <w:t>Ask students to predict before running code. Preserve errors and actual outputs; collect a changed test and an explanation. The branch-boundary and indexing lessons deliberately include failure cases.</w:t>
+      </w:r>
+    </w:p>
+    <w:p>
+      <w:r>
+        <w:t>Use the earlier worked-explanation links to address a specific missing building block, then return to the current question. Adapt this suggestion after observing the learner; it is not an automatic diagnosis.</w:t>
+      </w:r>
+    </w:p>
+    <w:p>
+      <w:r>
+        <w:t>Collect the completed-work portfolio as evidence. Record support separately from correctness, and assess explanation, trace/test and limitations. Progress ticks and quiz selections alone do not establish mastery.</w:t>
+      </w:r>
+    </w:p>
     <w:sectPr>
       <w:pgSz w:w="12240" w:h="15840"/>
       <w:pgMar w:top="936" w:right="1008" w:bottom="936" w:left="1008" w:header="720" w:footer="720" w:gutter="0"/>

--- a/downloads/teacher/ai-1-week-08.docx
+++ b/downloads/teacher/ai-1-week-08.docx
@@ -29,6 +29,11 @@
       </w:r>
     </w:p>
     <w:p>
+      <w:r>
+        <w:t>Prepare Features: Useful Clues: check the target, prerequisites, resources and adaptable teaching schedule.</w:t>
+      </w:r>
+    </w:p>
+    <w:p>
       <w:pPr>
         <w:pStyle w:val="Heading3"/>
       </w:pPr>
@@ -37,7 +42,13 @@
       </w:r>
     </w:p>
     <w:p>
-      <w:r>
+      <w:pPr>
+        <w:spacing w:line="336" w:lineRule="auto" w:after="180"/>
+      </w:pPr>
+      <w:r>
+        <w:rPr>
+          <w:b w:val="0"/>
+        </w:rPr>
         <w:t>Primary target: Choose recorded properties that preserve distinctions needed for a stated task</w:t>
       </w:r>
     </w:p>
@@ -185,12 +196,47 @@
       </w:tr>
     </w:tbl>
     <w:p>
-      <w:r>
-        <w:t>This is a starting allocation of 135 minutes, not a validated duration. Preserve all named topics. Schedule extra time for connected examples, the full investigation, independent cases and project building. Repeated copies of a case share one recorded attempt; they are not new evidence.</w:t>
-      </w:r>
-    </w:p>
-    <w:p>
-      <w:r>
+      <w:pPr>
+        <w:spacing w:line="336" w:lineRule="auto" w:after="180"/>
+      </w:pPr>
+      <w:r>
+        <w:rPr>
+          <w:b w:val="0"/>
+        </w:rPr>
+        <w:t>This is a starting allocation of 135 minutes, not a validated duration. Preserve all named topics. Schedule extra time for connected examples, the full investigation, independent cases and project building.</w:t>
+      </w:r>
+    </w:p>
+    <w:p>
+      <w:pPr>
+        <w:spacing w:line="336" w:lineRule="auto" w:after="180"/>
+      </w:pPr>
+      <w:r>
+        <w:rPr>
+          <w:b w:val="0"/>
+        </w:rPr>
+        <w:t xml:space="preserve">Repeated copies of a case share one recorded attempt; they are not new </w:t>
+      </w:r>
+      <w:r>
+        <w:rPr>
+          <w:b/>
+        </w:rPr>
+        <w:t>evidence</w:t>
+      </w:r>
+      <w:r>
+        <w:rPr>
+          <w:b w:val="0"/>
+        </w:rPr>
+        <w:t>.</w:t>
+      </w:r>
+    </w:p>
+    <w:p>
+      <w:pPr>
+        <w:spacing w:line="336" w:lineRule="auto" w:after="180"/>
+      </w:pPr>
+      <w:r>
+        <w:rPr>
+          <w:b w:val="0"/>
+        </w:rPr>
         <w:t>Case exposure check: this source example appears in ai-1/8, ai-2/9. Reuse a familiar case for recall or modelling; verify that the case used to assess transfer has not already received feedback.</w:t>
       </w:r>
     </w:p>
@@ -211,18 +257,59 @@
       </w:r>
     </w:p>
     <w:p>
-      <w:r>
+      <w:pPr>
+        <w:spacing w:line="336" w:lineRule="auto" w:after="180"/>
+      </w:pPr>
+      <w:r>
+        <w:rPr>
+          <w:b w:val="0"/>
+        </w:rPr>
         <w:t>Without opening the old lesson, explain one key idea from Categories and Labels. Give an example and a mistake that the idea helps you avoid.</w:t>
       </w:r>
     </w:p>
     <w:p>
-      <w:r>
-        <w:t>Look for: Apply a category definition using explicit evidence and boundary rules</w:t>
-      </w:r>
-    </w:p>
-    <w:p>
-      <w:r>
-        <w:t>Reference example, not the only acceptable wording: In order: ready because both known fields pass; revise because 31 exceeds 30; review because the known day passes but the room is unknown; revise because the known day failure has priority over the unknown room. Equality at 30 is accepted.</w:t>
+      <w:pPr>
+        <w:spacing w:line="336" w:lineRule="auto" w:after="180"/>
+      </w:pPr>
+      <w:r>
+        <w:rPr>
+          <w:b w:val="0"/>
+        </w:rPr>
+        <w:t xml:space="preserve">Look for: Apply a category definition using explicit </w:t>
+      </w:r>
+      <w:r>
+        <w:rPr>
+          <w:b/>
+        </w:rPr>
+        <w:t>evidence</w:t>
+      </w:r>
+      <w:r>
+        <w:rPr>
+          <w:b w:val="0"/>
+        </w:rPr>
+        <w:t xml:space="preserve"> and boundary rules</w:t>
+      </w:r>
+    </w:p>
+    <w:p>
+      <w:pPr>
+        <w:spacing w:line="336" w:lineRule="auto" w:after="180"/>
+      </w:pPr>
+      <w:r>
+        <w:rPr>
+          <w:b w:val="0"/>
+        </w:rPr>
+        <w:t>Reference example, not the only acceptable wording: In order: ready because both known fields pass; revise because 31 exceeds 30; review because the known day passes but the room is unknown; revise because the known day failure has priority over the unknown room.</w:t>
+      </w:r>
+    </w:p>
+    <w:p>
+      <w:pPr>
+        <w:spacing w:line="336" w:lineRule="auto" w:after="180"/>
+      </w:pPr>
+      <w:r>
+        <w:rPr>
+          <w:b w:val="0"/>
+        </w:rPr>
+        <w:t>Equality at 30 is accepted.</w:t>
       </w:r>
     </w:p>
     <w:p>
@@ -234,18 +321,47 @@
       </w:r>
     </w:p>
     <w:p>
-      <w:r>
+      <w:pPr>
+        <w:spacing w:line="336" w:lineRule="auto" w:after="180"/>
+      </w:pPr>
+      <w:r>
+        <w:rPr>
+          <w:b w:val="0"/>
+        </w:rPr>
         <w:t>Without opening the old lesson, explain one key idea from Pictures Become Numbers. Give an example and a mistake that the idea helps you avoid.</w:t>
       </w:r>
     </w:p>
     <w:p>
-      <w:r>
+      <w:pPr>
+        <w:spacing w:line="336" w:lineRule="auto" w:after="180"/>
+      </w:pPr>
+      <w:r>
+        <w:rPr>
+          <w:b w:val="0"/>
+        </w:rPr>
         <w:t>Look for: Encode and reconstruct a small image using an explicit grid convention</w:t>
       </w:r>
     </w:p>
     <w:p>
-      <w:r>
-        <w:t>Reference example, not the only acceptable wording: The upper row has black, white, black; the lower row has white, black, white. Reading back gives the supplied two rows. There are three black pixels among six total positions.</w:t>
+      <w:pPr>
+        <w:spacing w:line="336" w:lineRule="auto" w:after="180"/>
+      </w:pPr>
+      <w:r>
+        <w:rPr>
+          <w:b w:val="0"/>
+        </w:rPr>
+        <w:t>Reference example, not the only acceptable wording: The upper row has black, white, black; the lower row has white, black, white. Reading back gives the supplied two rows.</w:t>
+      </w:r>
+    </w:p>
+    <w:p>
+      <w:pPr>
+        <w:spacing w:line="336" w:lineRule="auto" w:after="180"/>
+      </w:pPr>
+      <w:r>
+        <w:rPr>
+          <w:b w:val="0"/>
+        </w:rPr>
+        <w:t>There are three black pixels among six total positions.</w:t>
       </w:r>
     </w:p>
     <w:p>
@@ -257,22 +373,123 @@
       </w:r>
     </w:p>
     <w:p>
-      <w:r>
-        <w:t>Without opening the old lesson, explain one key idea from Input, Process, Output. Give an example and a mistake that the idea helps you avoid.</w:t>
-      </w:r>
-    </w:p>
-    <w:p>
-      <w:r>
+      <w:pPr>
+        <w:spacing w:line="336" w:lineRule="auto" w:after="180"/>
+      </w:pPr>
+      <w:r>
+        <w:rPr>
+          <w:b w:val="0"/>
+        </w:rPr>
+        <w:t xml:space="preserve">Without opening the old lesson, explain one key idea from </w:t>
+      </w:r>
+      <w:r>
+        <w:rPr>
+          <w:b/>
+        </w:rPr>
+        <w:t>Input</w:t>
+      </w:r>
+      <w:r>
+        <w:rPr>
+          <w:b w:val="0"/>
+        </w:rPr>
+        <w:t xml:space="preserve">, </w:t>
+      </w:r>
+      <w:r>
+        <w:rPr>
+          <w:b/>
+        </w:rPr>
+        <w:t>Process</w:t>
+      </w:r>
+      <w:r>
+        <w:rPr>
+          <w:b w:val="0"/>
+        </w:rPr>
+        <w:t xml:space="preserve">, </w:t>
+      </w:r>
+      <w:r>
+        <w:rPr>
+          <w:b/>
+        </w:rPr>
+        <w:t>Output</w:t>
+      </w:r>
+      <w:r>
+        <w:rPr>
+          <w:b w:val="0"/>
+        </w:rPr>
+        <w:t>. Give an example and a mistake that the idea helps you avoid.</w:t>
+      </w:r>
+    </w:p>
+    <w:p>
+      <w:pPr>
+        <w:spacing w:line="336" w:lineRule="auto" w:after="180"/>
+      </w:pPr>
+      <w:r>
+        <w:rPr>
+          <w:b w:val="0"/>
+        </w:rPr>
         <w:t>Look for: Trace information through a system without confusing information with a physical action</w:t>
       </w:r>
     </w:p>
     <w:p>
-      <w:r>
-        <w:t>Reference example, not the only acceptable wording: Input includes both request fields and all three catalogue records. The process checks science AND pages&lt;=120. Output contains A only; B fails the length condition and C fails the genre condition. Listing A does not establish that a copy was reserved.</w:t>
-      </w:r>
-    </w:p>
-    <w:p>
-      <w:r>
+      <w:pPr>
+        <w:spacing w:line="336" w:lineRule="auto" w:after="180"/>
+      </w:pPr>
+      <w:r>
+        <w:rPr>
+          <w:b w:val="0"/>
+        </w:rPr>
+        <w:t xml:space="preserve">Reference example, not the only acceptable wording: </w:t>
+      </w:r>
+      <w:r>
+        <w:rPr>
+          <w:b/>
+        </w:rPr>
+        <w:t>Input</w:t>
+      </w:r>
+      <w:r>
+        <w:rPr>
+          <w:b w:val="0"/>
+        </w:rPr>
+        <w:t xml:space="preserve"> includes both request fields and all three catalogue records. The </w:t>
+      </w:r>
+      <w:r>
+        <w:rPr>
+          <w:b/>
+        </w:rPr>
+        <w:t>process</w:t>
+      </w:r>
+      <w:r>
+        <w:rPr>
+          <w:b w:val="0"/>
+        </w:rPr>
+        <w:t xml:space="preserve"> checks science AND pages&lt;=120.</w:t>
+      </w:r>
+    </w:p>
+    <w:p>
+      <w:pPr>
+        <w:spacing w:line="336" w:lineRule="auto" w:after="180"/>
+      </w:pPr>
+      <w:r>
+        <w:rPr>
+          <w:b/>
+        </w:rPr>
+        <w:t>Output</w:t>
+      </w:r>
+      <w:r>
+        <w:rPr>
+          <w:b w:val="0"/>
+        </w:rPr>
+        <w:t xml:space="preserve"> contains A only; B fails the length condition and C fails the genre condition. Listing A does not establish that a copy was reserved.</w:t>
+      </w:r>
+    </w:p>
+    <w:p>
+      <w:pPr>
+        <w:spacing w:line="336" w:lineRule="auto" w:after="180"/>
+      </w:pPr>
+      <w:r>
+        <w:rPr>
+          <w:b w:val="0"/>
+        </w:rPr>
         <w:t>Use the student module and workbook section with this exact week title. The worked case, independent question and answers below form one aligned lesson sequence.</w:t>
       </w:r>
     </w:p>
@@ -285,7 +502,13 @@
       </w:r>
     </w:p>
     <w:p>
-      <w:r>
+      <w:pPr>
+        <w:spacing w:line="336" w:lineRule="auto" w:after="180"/>
+      </w:pPr>
+      <w:r>
+        <w:rPr>
+          <w:b w:val="0"/>
+        </w:rPr>
         <w:t>A dataset contains only small smooth leaves and large toothed leaves. A model separates them by size. Design two fresh examples that distinguish a size shortcut from an edge-based rule.</w:t>
       </w:r>
     </w:p>
@@ -298,7 +521,13 @@
       </w:r>
     </w:p>
     <w:p>
-      <w:r>
+      <w:pPr>
+        <w:spacing w:line="336" w:lineRule="auto" w:after="180"/>
+      </w:pPr>
+      <w:r>
+        <w:rPr>
+          <w:b w:val="0"/>
+        </w:rPr>
         <w:t>Some observable clues help a decision more than others.</w:t>
       </w:r>
     </w:p>
@@ -435,12 +664,38 @@
       </w:r>
     </w:p>
     <w:p>
-      <w:r>
+      <w:pPr>
+        <w:spacing w:line="336" w:lineRule="auto" w:after="180"/>
+      </w:pPr>
+      <w:r>
+        <w:rPr>
+          <w:b w:val="0"/>
+        </w:rPr>
         <w:t>Use the supplied scenario, student illustrations and blank paper. For numeric work, offer counters or a calculator after learners show the setup. Fictional records are supplied; personal data and paid accounts are unnecessary.</w:t>
       </w:r>
     </w:p>
     <w:p>
-      <w:r>
+      <w:pPr>
+        <w:pStyle w:val="Heading3"/>
+      </w:pPr>
+      <w:r>
+        <w:t>Alternative compact allocation</w:t>
+      </w:r>
+    </w:p>
+    <w:p>
+      <w:r>
+        <w:t>This compact option is not the full-week schedule. Use the main teaching cycle and allow extra sessions for the investigation, independent work and project.</w:t>
+      </w:r>
+    </w:p>
+    <w:p>
+      <w:pPr>
+        <w:spacing w:line="336" w:lineRule="auto" w:after="180"/>
+        <w:shd w:fill="F1F6F8"/>
+      </w:pPr>
+      <w:r>
+        <w:rPr>
+          <w:b w:val="0"/>
+        </w:rPr>
         <w:t>Allow 80 minutes: recall 8; explanation 12; worked demonstration 15; guided practice 20; independent assessment 15; project and reflection 10. Extend the lab into a second session when needed.</w:t>
       </w:r>
     </w:p>
@@ -453,8 +708,96 @@
       </w:r>
     </w:p>
     <w:p>
-      <w:r>
-        <w:t>Students investigate representation before fitting a model. Keep the paper rule explicit: positive known measurements, fixed orientation, no thickness in the card task, and both boundaries inclusive. Length and width suffice for that limited rule. A collision between feature records with different correct labels demonstrates lost information; it does not prove that every task needs these same inputs. Explain leakage through timing and the copied sticker, without requiring model training or statistics.</w:t>
+      <w:pPr>
+        <w:spacing w:line="336" w:lineRule="auto" w:after="180"/>
+      </w:pPr>
+      <w:r>
+        <w:rPr>
+          <w:b w:val="0"/>
+        </w:rPr>
+        <w:t xml:space="preserve">Students investigate representation before </w:t>
+      </w:r>
+      <w:r>
+        <w:rPr>
+          <w:b/>
+        </w:rPr>
+        <w:t>fitting</w:t>
+      </w:r>
+      <w:r>
+        <w:rPr>
+          <w:b w:val="0"/>
+        </w:rPr>
+        <w:t xml:space="preserve"> a model. Keep the paper rule explicit: positive known measurements, fixed orientation, no thickness in the card task, and both boundaries inclusive.</w:t>
+      </w:r>
+    </w:p>
+    <w:p>
+      <w:pPr>
+        <w:spacing w:line="336" w:lineRule="auto" w:after="180"/>
+      </w:pPr>
+      <w:r>
+        <w:rPr>
+          <w:b w:val="0"/>
+        </w:rPr>
+        <w:t xml:space="preserve">Length and width suffice for that limited rule. A collision between </w:t>
+      </w:r>
+      <w:r>
+        <w:rPr>
+          <w:b/>
+        </w:rPr>
+        <w:t>feature record</w:t>
+      </w:r>
+      <w:r>
+        <w:rPr>
+          <w:b w:val="0"/>
+        </w:rPr>
+        <w:t xml:space="preserve">s with different correct labels demonstrates lost information; it does not prove that every task needs these same </w:t>
+      </w:r>
+      <w:r>
+        <w:rPr>
+          <w:b/>
+        </w:rPr>
+        <w:t>input</w:t>
+      </w:r>
+      <w:r>
+        <w:rPr>
+          <w:b w:val="0"/>
+        </w:rPr>
+        <w:t>s.</w:t>
+      </w:r>
+    </w:p>
+    <w:p>
+      <w:pPr>
+        <w:spacing w:line="336" w:lineRule="auto" w:after="180"/>
+      </w:pPr>
+      <w:r>
+        <w:rPr>
+          <w:b w:val="0"/>
+        </w:rPr>
+        <w:t xml:space="preserve">Explain </w:t>
+      </w:r>
+      <w:r>
+        <w:rPr>
+          <w:b/>
+        </w:rPr>
+        <w:t>leakage</w:t>
+      </w:r>
+      <w:r>
+        <w:rPr>
+          <w:b w:val="0"/>
+        </w:rPr>
+        <w:t xml:space="preserve"> through timing and the copied sticker, without requiring model </w:t>
+      </w:r>
+      <w:r>
+        <w:rPr>
+          <w:b/>
+        </w:rPr>
+        <w:t>training</w:t>
+      </w:r>
+      <w:r>
+        <w:rPr>
+          <w:b w:val="0"/>
+        </w:rPr>
+        <w:t xml:space="preserve"> or statistics.</w:t>
       </w:r>
     </w:p>
     <w:p>
@@ -466,22 +809,46 @@
       </w:r>
     </w:p>
     <w:p>
-      <w:r>
+      <w:pPr>
+        <w:spacing w:line="336" w:lineRule="auto" w:after="180"/>
+      </w:pPr>
+      <w:r>
+        <w:rPr>
+          <w:b w:val="0"/>
+        </w:rPr>
         <w:t>Check the card fields against the same explicit policy and version. Agreement alone can preserve a shared mistake; it does not prove that an event exists or has permission.</w:t>
       </w:r>
     </w:p>
     <w:p>
-      <w:r>
+      <w:pPr>
+        <w:spacing w:line="336" w:lineRule="auto" w:after="180"/>
+      </w:pPr>
+      <w:r>
+        <w:rPr>
+          <w:b w:val="0"/>
+        </w:rPr>
         <w:t>Four cards matching the worked table, with dimensions, colour and identifying letters written as text</w:t>
       </w:r>
     </w:p>
     <w:p>
-      <w:r>
+      <w:pPr>
+        <w:spacing w:line="336" w:lineRule="auto" w:after="180"/>
+      </w:pPr>
+      <w:r>
+        <w:rPr>
+          <w:b w:val="0"/>
+        </w:rPr>
         <w:t>Two paper columns headed Before the decision and After inspection, plus removable label stickers</w:t>
       </w:r>
     </w:p>
     <w:p>
-      <w:r>
+      <w:pPr>
+        <w:spacing w:line="336" w:lineRule="auto" w:after="180"/>
+      </w:pPr>
+      <w:r>
+        <w:rPr>
+          <w:b w:val="0"/>
+        </w:rPr>
         <w:t>Blank records headed Length in cm and Width in cm, and the independent display-tray task from W4</w:t>
       </w:r>
     </w:p>
@@ -494,12 +861,36 @@
       </w:r>
     </w:p>
     <w:p>
-      <w:r>
-        <w:t>By the end, I can choose task-relevant features and avoid a clue created after the decision.</w:t>
-      </w:r>
-    </w:p>
-    <w:p>
-      <w:r>
+      <w:pPr>
+        <w:spacing w:line="336" w:lineRule="auto" w:after="180"/>
+      </w:pPr>
+      <w:r>
+        <w:rPr>
+          <w:b w:val="0"/>
+        </w:rPr>
+        <w:t>By the end, I can choose task-</w:t>
+      </w:r>
+      <w:r>
+        <w:rPr>
+          <w:b/>
+        </w:rPr>
+        <w:t>relevant feature</w:t>
+      </w:r>
+      <w:r>
+        <w:rPr>
+          <w:b w:val="0"/>
+        </w:rPr>
+        <w:t>s and avoid a clue created after the decision.</w:t>
+      </w:r>
+    </w:p>
+    <w:p>
+      <w:pPr>
+        <w:spacing w:line="336" w:lineRule="auto" w:after="180"/>
+      </w:pPr>
+      <w:r>
+        <w:rPr>
+          <w:b w:val="0"/>
+        </w:rPr>
         <w:t>This added worked case illustrates the week’s main idea. Retain all original and connected topics; schedule its practice within the teaching cycle.</w:t>
       </w:r>
     </w:p>
@@ -512,155 +903,803 @@
       </w:r>
     </w:p>
     <w:p>
+      <w:r>
+        <w:t>Model Features: Useful Clues using the supplied case, labelled mechanism and reasoning. Make the scope of each conclusion explicit.</w:t>
+      </w:r>
+    </w:p>
+    <w:p>
+      <w:pPr>
+        <w:spacing w:line="336" w:lineRule="auto" w:after="180"/>
+      </w:pPr>
+      <w:r>
+        <w:rPr>
+          <w:b w:val="0"/>
+        </w:rPr>
+        <w:t>Follow the information instead of imagining magic inside the machine.</w:t>
+      </w:r>
+    </w:p>
+    <w:p>
       <w:pPr>
         <w:pStyle w:val="Heading3"/>
       </w:pPr>
       <w:r>
-        <w:t>Explain the mechanism</w:t>
-      </w:r>
-    </w:p>
-    <w:p>
-      <w:r>
-        <w:t>Follow the information instead of imagining magic inside the machine.</w:t>
-      </w:r>
-    </w:p>
-    <w:p>
-      <w:r>
-        <w:t>INPUT measured candidate clues</w:t>
-      </w:r>
-    </w:p>
-    <w:p>
-      <w:r>
-        <w:t>PROCESS compare useful patterns and ignore distractions</w:t>
-      </w:r>
-    </w:p>
-    <w:p>
-      <w:r>
-        <w:t>OUTPUT predicted cat/dog label with evidence</w:t>
-      </w:r>
-    </w:p>
-    <w:p>
-      <w:r>
+        <w:t>1. Input — information entering</w:t>
+      </w:r>
+    </w:p>
+    <w:p>
+      <w:pPr>
+        <w:spacing w:line="336" w:lineRule="auto" w:after="180"/>
+        <w:shd w:fill="F4F9FC"/>
+      </w:pPr>
+      <w:r>
+        <w:rPr>
+          <w:b/>
+        </w:rPr>
+        <w:t>INPUT</w:t>
+      </w:r>
+      <w:r>
+        <w:rPr>
+          <w:b w:val="0"/>
+        </w:rPr>
+        <w:t xml:space="preserve"> measured candidate clues</w:t>
+      </w:r>
+    </w:p>
+    <w:p>
+      <w:pPr>
+        <w:pStyle w:val="Heading3"/>
+      </w:pPr>
+      <w:r>
+        <w:t>2. Process — the deciding step</w:t>
+      </w:r>
+    </w:p>
+    <w:p>
+      <w:pPr>
+        <w:spacing w:line="336" w:lineRule="auto" w:after="180"/>
+        <w:shd w:fill="F4F9FC"/>
+      </w:pPr>
+      <w:r>
+        <w:rPr>
+          <w:b/>
+        </w:rPr>
+        <w:t>PROCESS</w:t>
+      </w:r>
+      <w:r>
+        <w:rPr>
+          <w:b w:val="0"/>
+        </w:rPr>
+        <w:t xml:space="preserve"> compare useful patterns and ignore </w:t>
+      </w:r>
+      <w:r>
+        <w:rPr>
+          <w:b/>
+        </w:rPr>
+        <w:t>distraction</w:t>
+      </w:r>
+      <w:r>
+        <w:rPr>
+          <w:b w:val="0"/>
+        </w:rPr>
+        <w:t>s</w:t>
+      </w:r>
+    </w:p>
+    <w:p>
+      <w:pPr>
+        <w:pStyle w:val="Heading3"/>
+      </w:pPr>
+      <w:r>
+        <w:t>3. Output — the result</w:t>
+      </w:r>
+    </w:p>
+    <w:p>
+      <w:pPr>
+        <w:spacing w:line="336" w:lineRule="auto" w:after="180"/>
+        <w:shd w:fill="F4F9FC"/>
+      </w:pPr>
+      <w:r>
+        <w:rPr>
+          <w:b/>
+        </w:rPr>
+        <w:t>OUTPUT</w:t>
+      </w:r>
+      <w:r>
+        <w:rPr>
+          <w:b w:val="0"/>
+        </w:rPr>
+        <w:t xml:space="preserve"> predicted cat/dog label with </w:t>
+      </w:r>
+      <w:r>
+        <w:rPr>
+          <w:b/>
+        </w:rPr>
+        <w:t>evidence</w:t>
+      </w:r>
+    </w:p>
+    <w:p>
+      <w:pPr>
+        <w:pStyle w:val="Heading3"/>
+      </w:pPr>
+      <w:r>
+        <w:t>Key idea</w:t>
+      </w:r>
+    </w:p>
+    <w:p>
+      <w:pPr>
+        <w:spacing w:line="336" w:lineRule="auto" w:after="180"/>
+        <w:shd w:fill="EDF7F3"/>
+      </w:pPr>
+      <w:r>
+        <w:rPr>
+          <w:b w:val="0"/>
+        </w:rPr>
         <w:t>CORE IDEA Some observable clues help a decision more than others.</w:t>
       </w:r>
     </w:p>
     <w:p>
-      <w:r>
-        <w:t>UNDER THE HOOD A feature is a represented property used by a decision process. Predictive usefulness depends on the task and data. Spurious features correlate in a sample without reflecting the intended concept and often fail when conditions change.</w:t>
-      </w:r>
-    </w:p>
-    <w:p>
-      <w:r>
+      <w:pPr>
+        <w:pStyle w:val="Heading3"/>
+      </w:pPr>
+      <w:r>
+        <w:t>How the mechanism works</w:t>
+      </w:r>
+    </w:p>
+    <w:p>
+      <w:pPr>
+        <w:spacing w:line="336" w:lineRule="auto" w:after="180"/>
+        <w:shd w:fill="F1F6F8"/>
+      </w:pPr>
+      <w:r>
+        <w:rPr>
+          <w:b w:val="0"/>
+        </w:rPr>
+        <w:t xml:space="preserve">UNDER THE HOOD A </w:t>
+      </w:r>
+      <w:r>
+        <w:rPr>
+          <w:b/>
+        </w:rPr>
+        <w:t>feature</w:t>
+      </w:r>
+      <w:r>
+        <w:rPr>
+          <w:b w:val="0"/>
+        </w:rPr>
+        <w:t xml:space="preserve"> is a represented property used by a decision </w:t>
+      </w:r>
+      <w:r>
+        <w:rPr>
+          <w:b/>
+        </w:rPr>
+        <w:t>process</w:t>
+      </w:r>
+      <w:r>
+        <w:rPr>
+          <w:b w:val="0"/>
+        </w:rPr>
+        <w:t>. Predictive usefulness depends on the task and data.</w:t>
+      </w:r>
+    </w:p>
+    <w:p>
+      <w:pPr>
+        <w:spacing w:line="336" w:lineRule="auto" w:after="180"/>
+        <w:shd w:fill="F1F6F8"/>
+      </w:pPr>
+      <w:r>
+        <w:rPr>
+          <w:b w:val="0"/>
+        </w:rPr>
+        <w:t xml:space="preserve">Spurious </w:t>
+      </w:r>
+      <w:r>
+        <w:rPr>
+          <w:b/>
+        </w:rPr>
+        <w:t>feature</w:t>
+      </w:r>
+      <w:r>
+        <w:rPr>
+          <w:b w:val="0"/>
+        </w:rPr>
+        <w:t>s correlate in a sample without reflecting the intended concept and often fail when conditions change.</w:t>
+      </w:r>
+    </w:p>
+    <w:p>
+      <w:pPr>
+        <w:spacing w:line="336" w:lineRule="auto" w:after="180"/>
+      </w:pPr>
+      <w:r>
+        <w:rPr>
+          <w:b w:val="0"/>
+        </w:rPr>
         <w:t>Draw a fresh example with all three stages:</w:t>
       </w:r>
     </w:p>
     <w:p>
-      <w:r>
-        <w:t>Every step connects a claim to observable evidence.</w:t>
-      </w:r>
-    </w:p>
-    <w:p>
-      <w:r>
+      <w:pPr>
+        <w:spacing w:line="336" w:lineRule="auto" w:after="180"/>
+      </w:pPr>
+      <w:r>
+        <w:rPr>
+          <w:b w:val="0"/>
+        </w:rPr>
+        <w:t xml:space="preserve">Every step connects a claim to observable </w:t>
+      </w:r>
+      <w:r>
+        <w:rPr>
+          <w:b/>
+        </w:rPr>
+        <w:t>evidence</w:t>
+      </w:r>
+      <w:r>
+        <w:rPr>
+          <w:b w:val="0"/>
+        </w:rPr>
+        <w:t>.</w:t>
+      </w:r>
+    </w:p>
+    <w:p>
+      <w:pPr>
+        <w:pStyle w:val="Heading3"/>
+      </w:pPr>
+      <w:r>
+        <w:t>The case to investigate</w:t>
+      </w:r>
+    </w:p>
+    <w:p>
+      <w:pPr>
+        <w:spacing w:line="336" w:lineRule="auto" w:after="180"/>
+        <w:shd w:fill="F1F6FC"/>
+      </w:pPr>
+      <w:r>
+        <w:rPr>
+          <w:b w:val="0"/>
+        </w:rPr>
         <w:t>CASE Ear shape, muzzle length, and paw shape may help distinguish cats from dogs; background color and photo border usually do not.</w:t>
       </w:r>
     </w:p>
     <w:p>
-      <w:r>
+      <w:pPr>
+        <w:pStyle w:val="Heading3"/>
+      </w:pPr>
+      <w:r>
+        <w:t>Step 1</w:t>
+      </w:r>
+    </w:p>
+    <w:p>
+      <w:pPr>
+        <w:spacing w:line="336" w:lineRule="auto" w:after="180"/>
+        <w:shd w:fill="F4F9FC"/>
+      </w:pPr>
+      <w:r>
+        <w:rPr>
+          <w:b w:val="0"/>
+        </w:rPr>
         <w:t>STEP 1 — OBSERVE measured candidate clues</w:t>
       </w:r>
     </w:p>
     <w:p>
-      <w:r>
-        <w:t>STEP 2 — TRACE compare useful patterns and ignore distractions</w:t>
-      </w:r>
-    </w:p>
-    <w:p>
-      <w:r>
-        <w:t>STEP 3 — CONCLUDE predicted cat/dog label with evidence</w:t>
-      </w:r>
-    </w:p>
-    <w:p>
-      <w:r>
-        <w:t>MODEL REASONING Useful features describe the animal and remain available across settings. Borders and backgrounds describe the photo setup. Even ear shape may fail for unusual breeds or blocked views, so multiple clues and uncertainty are needed.</w:t>
-      </w:r>
-    </w:p>
-    <w:p>
-      <w:r>
-        <w:t>DO NOT OVERCLAIM A clue can be observable yet still be irrelevant, unfair, or fragile.</w:t>
-      </w:r>
-    </w:p>
-    <w:p>
-      <w:r>
-        <w:t>What new evidence could change this answer?</w:t>
-      </w:r>
-    </w:p>
-    <w:p>
       <w:pPr>
         <w:pStyle w:val="Heading3"/>
       </w:pPr>
       <w:r>
+        <w:t>Step 2</w:t>
+      </w:r>
+    </w:p>
+    <w:p>
+      <w:pPr>
+        <w:spacing w:line="336" w:lineRule="auto" w:after="180"/>
+        <w:shd w:fill="F4F9FC"/>
+      </w:pPr>
+      <w:r>
+        <w:rPr>
+          <w:b w:val="0"/>
+        </w:rPr>
+        <w:t xml:space="preserve">STEP 2 — TRACE compare useful patterns and ignore </w:t>
+      </w:r>
+      <w:r>
+        <w:rPr>
+          <w:b/>
+        </w:rPr>
+        <w:t>distraction</w:t>
+      </w:r>
+      <w:r>
+        <w:rPr>
+          <w:b w:val="0"/>
+        </w:rPr>
+        <w:t>s</w:t>
+      </w:r>
+    </w:p>
+    <w:p>
+      <w:pPr>
+        <w:pStyle w:val="Heading3"/>
+      </w:pPr>
+      <w:r>
+        <w:t>Step 3</w:t>
+      </w:r>
+    </w:p>
+    <w:p>
+      <w:pPr>
+        <w:spacing w:line="336" w:lineRule="auto" w:after="180"/>
+        <w:shd w:fill="F4F9FC"/>
+      </w:pPr>
+      <w:r>
+        <w:rPr>
+          <w:b w:val="0"/>
+        </w:rPr>
+        <w:t xml:space="preserve">STEP 3 — CONCLUDE predicted cat/dog label with </w:t>
+      </w:r>
+      <w:r>
+        <w:rPr>
+          <w:b/>
+        </w:rPr>
+        <w:t>evidence</w:t>
+      </w:r>
+    </w:p>
+    <w:p>
+      <w:pPr>
+        <w:pStyle w:val="Heading3"/>
+      </w:pPr>
+      <w:r>
+        <w:t>Model answer</w:t>
+      </w:r>
+    </w:p>
+    <w:p>
+      <w:pPr>
+        <w:spacing w:line="336" w:lineRule="auto" w:after="180"/>
+        <w:shd w:fill="F1F6FC"/>
+      </w:pPr>
+      <w:r>
+        <w:rPr>
+          <w:b w:val="0"/>
+        </w:rPr>
+        <w:t xml:space="preserve">MODEL REASONING Useful </w:t>
+      </w:r>
+      <w:r>
+        <w:rPr>
+          <w:b/>
+        </w:rPr>
+        <w:t>feature</w:t>
+      </w:r>
+      <w:r>
+        <w:rPr>
+          <w:b w:val="0"/>
+        </w:rPr>
+        <w:t>s describe the animal and remain available across settings. Borders and backgrounds describe the photo setup.</w:t>
+      </w:r>
+    </w:p>
+    <w:p>
+      <w:pPr>
+        <w:spacing w:line="336" w:lineRule="auto" w:after="180"/>
+        <w:shd w:fill="F1F6FC"/>
+      </w:pPr>
+      <w:r>
+        <w:rPr>
+          <w:b w:val="0"/>
+        </w:rPr>
+        <w:t>Even ear shape may fail for unusual breeds or blocked views, so multiple clues and uncertainty are needed.</w:t>
+      </w:r>
+    </w:p>
+    <w:p>
+      <w:pPr>
+        <w:pStyle w:val="Heading3"/>
+      </w:pPr>
+      <w:r>
+        <w:t>A claim to avoid</w:t>
+      </w:r>
+    </w:p>
+    <w:p>
+      <w:pPr>
+        <w:spacing w:line="336" w:lineRule="auto" w:after="180"/>
+        <w:shd w:fill="FFF5E6"/>
+      </w:pPr>
+      <w:r>
+        <w:rPr>
+          <w:b w:val="0"/>
+        </w:rPr>
+        <w:t>DO NOT OVERCLAIM A clue can be observable yet still be ir</w:t>
+      </w:r>
+      <w:r>
+        <w:rPr>
+          <w:b/>
+        </w:rPr>
+        <w:t>relevant</w:t>
+      </w:r>
+      <w:r>
+        <w:rPr>
+          <w:b w:val="0"/>
+        </w:rPr>
+        <w:t>, unfair, or fragile.</w:t>
+      </w:r>
+    </w:p>
+    <w:p>
+      <w:pPr>
+        <w:spacing w:line="336" w:lineRule="auto" w:after="180"/>
+        <w:shd w:fill="F5F1FB"/>
+      </w:pPr>
+      <w:r>
+        <w:rPr>
+          <w:b w:val="0"/>
+        </w:rPr>
+        <w:t xml:space="preserve">What new </w:t>
+      </w:r>
+      <w:r>
+        <w:rPr>
+          <w:b/>
+        </w:rPr>
+        <w:t>evidence</w:t>
+      </w:r>
+      <w:r>
+        <w:rPr>
+          <w:b w:val="0"/>
+        </w:rPr>
+        <w:t xml:space="preserve"> could change this answer?</w:t>
+      </w:r>
+    </w:p>
+    <w:p>
+      <w:pPr>
+        <w:pStyle w:val="Heading3"/>
+      </w:pPr>
+      <w:r>
         <w:t>Concrete teaching case</w:t>
       </w:r>
     </w:p>
     <w:p>
-      <w:r>
+      <w:pPr>
+        <w:pStyle w:val="Heading3"/>
+      </w:pPr>
+      <w:r>
+        <w:t>The teaching case</w:t>
+      </w:r>
+    </w:p>
+    <w:p>
+      <w:pPr>
+        <w:spacing w:line="336" w:lineRule="auto" w:after="180"/>
+        <w:shd w:fill="F1F6FC"/>
+      </w:pPr>
+      <w:r>
+        <w:rPr>
+          <w:b w:val="0"/>
+        </w:rPr>
         <w:t>Two green leaves have smooth and toothed edges. The task is to distinguish edge types.</w:t>
       </w:r>
     </w:p>
     <w:p>
-      <w:r>
-        <w:t>Choose the relevant feature and explain why size is insufficient.</w:t>
-      </w:r>
-    </w:p>
-    <w:p>
       <w:pPr>
         <w:pStyle w:val="Heading3"/>
       </w:pPr>
       <w:r>
+        <w:t>The teaching case</w:t>
+      </w:r>
+    </w:p>
+    <w:p>
+      <w:pPr>
+        <w:spacing w:line="336" w:lineRule="auto" w:after="180"/>
+        <w:shd w:fill="F1F6FC"/>
+      </w:pPr>
+      <w:r>
+        <w:rPr>
+          <w:b w:val="0"/>
+        </w:rPr>
+        <w:t xml:space="preserve">Choose the </w:t>
+      </w:r>
+      <w:r>
+        <w:rPr>
+          <w:b/>
+        </w:rPr>
+        <w:t>relevant feature</w:t>
+      </w:r>
+      <w:r>
+        <w:rPr>
+          <w:b w:val="0"/>
+        </w:rPr>
+        <w:t xml:space="preserve"> and explain why size is insufficient.</w:t>
+      </w:r>
+    </w:p>
+    <w:p>
+      <w:pPr>
+        <w:pStyle w:val="Heading3"/>
+      </w:pPr>
+      <w:r>
         <w:t>Exact explanation to model</w:t>
       </w:r>
     </w:p>
     <w:p>
-      <w:r>
-        <w:t>Edge shape directly addresses the target. Size can vary within both categories. Feature usefulness depends on the task.</w:t>
-      </w:r>
-    </w:p>
-    <w:p>
       <w:pPr>
         <w:pStyle w:val="Heading3"/>
       </w:pPr>
       <w:r>
+        <w:t>Why the result follows</w:t>
+      </w:r>
+    </w:p>
+    <w:p>
+      <w:pPr>
+        <w:spacing w:line="336" w:lineRule="auto" w:after="180"/>
+        <w:shd w:fill="F1F6FC"/>
+      </w:pPr>
+      <w:r>
+        <w:rPr>
+          <w:b w:val="0"/>
+        </w:rPr>
+        <w:t xml:space="preserve">Edge shape directly addresses the target. Size can vary within both categories. </w:t>
+      </w:r>
+      <w:r>
+        <w:rPr>
+          <w:b/>
+        </w:rPr>
+        <w:t>Feature</w:t>
+      </w:r>
+      <w:r>
+        <w:rPr>
+          <w:b w:val="0"/>
+        </w:rPr>
+        <w:t xml:space="preserve"> usefulness depends on the task.</w:t>
+      </w:r>
+    </w:p>
+    <w:p>
+      <w:pPr>
+        <w:pStyle w:val="Heading3"/>
+      </w:pPr>
+      <w:r>
         <w:t>Explain the added worked example</w:t>
       </w:r>
     </w:p>
     <w:p>
-      <w:r>
-        <w:t>Imagine a paper sorting task for a model delivery station. Each rectangular card has a length, width, colour and card number. The station labels a card fits if its length is at most 12 centimetres and its width is at most 8 centimetres. Both limits include equality. Cards stay flat in the marked orientation; turning, bending and thickness are outside this paper task. All measurements in the first examples are known positive whole numbers.</w:t>
-      </w:r>
-    </w:p>
-    <w:p>
-      <w:r>
-        <w:t>A feature is a recorded input property, such as width in centimetres. The target label is the answer we want to produce: fits or too large under this guide. Decide what the answer means before choosing the inputs. A card number can help us find a record, but knowing its number does not tell us its dimensions.</w:t>
-      </w:r>
-    </w:p>
-    <w:p>
-      <w:r>
-        <w:t>This guide already gives us a direct rule, so we do not need to train a model to solve it. We use the task to investigate the information that either a rule or a learned model would need. Later, when relationships are learned from examples, the same question remains: did we supply the distinctions the task requires?</w:t>
-      </w:r>
-    </w:p>
-    <w:p>
-      <w:r>
+      <w:pPr>
+        <w:pStyle w:val="Heading3"/>
+      </w:pPr>
+      <w:r>
+        <w:t>Explain the added worked example · 1</w:t>
+      </w:r>
+    </w:p>
+    <w:p>
+      <w:pPr>
+        <w:spacing w:line="336" w:lineRule="auto" w:after="180"/>
+      </w:pPr>
+      <w:r>
+        <w:rPr>
+          <w:b w:val="0"/>
+        </w:rPr>
+        <w:t>Imagine a paper sorting task for a model delivery station. Each rectangular card has a length, width, colour and card number.</w:t>
+      </w:r>
+    </w:p>
+    <w:p>
+      <w:pPr>
+        <w:spacing w:line="336" w:lineRule="auto" w:after="180"/>
+      </w:pPr>
+      <w:r>
+        <w:rPr>
+          <w:b w:val="0"/>
+        </w:rPr>
+        <w:t>The station labels a card fits if its length is at most 12 centimetres and its width is at most 8 centimetres. Both limits include equality.</w:t>
+      </w:r>
+    </w:p>
+    <w:p>
+      <w:pPr>
+        <w:spacing w:line="336" w:lineRule="auto" w:after="180"/>
+      </w:pPr>
+      <w:r>
+        <w:rPr>
+          <w:b w:val="0"/>
+        </w:rPr>
+        <w:t>Cards stay flat in the marked orientation; turning, bending and thickness are outside this paper task. All measurements in the first examples are known positive whole numbers.</w:t>
+      </w:r>
+    </w:p>
+    <w:p>
+      <w:pPr>
+        <w:pStyle w:val="Heading3"/>
+      </w:pPr>
+      <w:r>
+        <w:t>Explain the added worked example · 2</w:t>
+      </w:r>
+    </w:p>
+    <w:p>
+      <w:pPr>
+        <w:spacing w:line="336" w:lineRule="auto" w:after="180"/>
+      </w:pPr>
+      <w:r>
+        <w:rPr>
+          <w:b w:val="0"/>
+        </w:rPr>
+        <w:t xml:space="preserve">A </w:t>
+      </w:r>
+      <w:r>
+        <w:rPr>
+          <w:b/>
+        </w:rPr>
+        <w:t>feature</w:t>
+      </w:r>
+      <w:r>
+        <w:rPr>
+          <w:b w:val="0"/>
+        </w:rPr>
+        <w:t xml:space="preserve"> is a recorded </w:t>
+      </w:r>
+      <w:r>
+        <w:rPr>
+          <w:b/>
+        </w:rPr>
+        <w:t>input</w:t>
+      </w:r>
+      <w:r>
+        <w:rPr>
+          <w:b w:val="0"/>
+        </w:rPr>
+        <w:t xml:space="preserve"> property, such as width in centimetres. The </w:t>
+      </w:r>
+      <w:r>
+        <w:rPr>
+          <w:b/>
+        </w:rPr>
+        <w:t>target label</w:t>
+      </w:r>
+      <w:r>
+        <w:rPr>
+          <w:b w:val="0"/>
+        </w:rPr>
+        <w:t xml:space="preserve"> is the answer we want to produce: fits or too large under this guide. Decide what the answer means before choosing the </w:t>
+      </w:r>
+      <w:r>
+        <w:rPr>
+          <w:b/>
+        </w:rPr>
+        <w:t>input</w:t>
+      </w:r>
+      <w:r>
+        <w:rPr>
+          <w:b w:val="0"/>
+        </w:rPr>
+        <w:t>s.</w:t>
+      </w:r>
+    </w:p>
+    <w:p>
+      <w:pPr>
+        <w:spacing w:line="336" w:lineRule="auto" w:after="180"/>
+      </w:pPr>
+      <w:r>
+        <w:rPr>
+          <w:b w:val="0"/>
+        </w:rPr>
+        <w:t>A card number can help us find a record, but knowing its number does not tell us its dimensions.</w:t>
+      </w:r>
+    </w:p>
+    <w:p>
+      <w:pPr>
+        <w:pStyle w:val="Heading3"/>
+      </w:pPr>
+      <w:r>
+        <w:t>Explain the added worked example · 3</w:t>
+      </w:r>
+    </w:p>
+    <w:p>
+      <w:pPr>
+        <w:spacing w:line="336" w:lineRule="auto" w:after="180"/>
+      </w:pPr>
+      <w:r>
+        <w:rPr>
+          <w:b w:val="0"/>
+        </w:rPr>
+        <w:t xml:space="preserve">This guide already gives us a direct rule, so we do not need to train a model to solve it. We use the task to investigate the information that either a rule or a </w:t>
+      </w:r>
+      <w:r>
+        <w:rPr>
+          <w:b/>
+        </w:rPr>
+        <w:t>learned model</w:t>
+      </w:r>
+      <w:r>
+        <w:rPr>
+          <w:b w:val="0"/>
+        </w:rPr>
+        <w:t xml:space="preserve"> would need.</w:t>
+      </w:r>
+    </w:p>
+    <w:p>
+      <w:pPr>
+        <w:spacing w:line="336" w:lineRule="auto" w:after="180"/>
+      </w:pPr>
+      <w:r>
+        <w:rPr>
+          <w:b w:val="0"/>
+        </w:rPr>
+        <w:t>Later, when relationships are learned from examples, the same question remains: did we supply the distinctions the task requires?</w:t>
+      </w:r>
+    </w:p>
+    <w:p>
+      <w:pPr>
+        <w:spacing w:line="336" w:lineRule="auto" w:after="180"/>
+      </w:pPr>
+      <w:r>
+        <w:rPr>
+          <w:b w:val="0"/>
+        </w:rPr>
         <w:t>Card A is 10 centimetres long and 7 centimetres wide. Card B is 10 centimetres long and 9 centimetres wide. A fits; B is too large because its width exceeds 8. Compare two ways of recording these cards.</w:t>
       </w:r>
     </w:p>
     <w:p>
-      <w:r>
-        <w:t>A system receiving only the length cannot use the hidden width to tell these two cards apart. The same input, 10, is paired with two different correct answers. It may guess, return an uncertainty, or use a usual answer, but length alone cannot guarantee the right label for both. A more complicated model cannot reconstruct this missing distinction with certainty from that input alone.</w:t>
-      </w:r>
-    </w:p>
-    <w:p>
-      <w:r>
-        <w:t>A feature record needs a consistent order and units. Here we write length in centimetres first, then width in centimetres. The record 10, 7 means something different if someone silently switches the order or records millimetres. Write the definitions alongside the data.</w:t>
+      <w:pPr>
+        <w:pStyle w:val="Heading3"/>
+      </w:pPr>
+      <w:r>
+        <w:t>Explain the added worked example · 4</w:t>
+      </w:r>
+    </w:p>
+    <w:p>
+      <w:pPr>
+        <w:spacing w:line="336" w:lineRule="auto" w:after="180"/>
+      </w:pPr>
+      <w:r>
+        <w:rPr>
+          <w:b w:val="0"/>
+        </w:rPr>
+        <w:t xml:space="preserve">A system receiving only the length cannot use the hidden width to tell these two cards apart. The same </w:t>
+      </w:r>
+      <w:r>
+        <w:rPr>
+          <w:b/>
+        </w:rPr>
+        <w:t>input</w:t>
+      </w:r>
+      <w:r>
+        <w:rPr>
+          <w:b w:val="0"/>
+        </w:rPr>
+        <w:t>, 10, is paired with two different correct answers.</w:t>
+      </w:r>
+    </w:p>
+    <w:p>
+      <w:pPr>
+        <w:spacing w:line="336" w:lineRule="auto" w:after="180"/>
+      </w:pPr>
+      <w:r>
+        <w:rPr>
+          <w:b w:val="0"/>
+        </w:rPr>
+        <w:t xml:space="preserve">It may guess, return an uncertainty, or use a usual answer, but length alone cannot guarantee the right label for both. A more complicated model cannot reconstruct this missing distinction with certainty from that </w:t>
+      </w:r>
+      <w:r>
+        <w:rPr>
+          <w:b/>
+        </w:rPr>
+        <w:t>input</w:t>
+      </w:r>
+      <w:r>
+        <w:rPr>
+          <w:b w:val="0"/>
+        </w:rPr>
+        <w:t xml:space="preserve"> alone.</w:t>
+      </w:r>
+    </w:p>
+    <w:p>
+      <w:pPr>
+        <w:spacing w:line="336" w:lineRule="auto" w:after="180"/>
+      </w:pPr>
+      <w:r>
+        <w:rPr>
+          <w:b w:val="0"/>
+        </w:rPr>
+        <w:t xml:space="preserve">A </w:t>
+      </w:r>
+      <w:r>
+        <w:rPr>
+          <w:b/>
+        </w:rPr>
+        <w:t>feature record</w:t>
+      </w:r>
+      <w:r>
+        <w:rPr>
+          <w:b w:val="0"/>
+        </w:rPr>
+        <w:t xml:space="preserve"> needs a consistent order and units. Here we write length in centimetres first, then width in centimetres.</w:t>
+      </w:r>
+    </w:p>
+    <w:p>
+      <w:pPr>
+        <w:spacing w:line="336" w:lineRule="auto" w:after="180"/>
+      </w:pPr>
+      <w:r>
+        <w:rPr>
+          <w:b w:val="0"/>
+        </w:rPr>
+        <w:t>The record 10, 7 means something different if someone silently switches the order or records millimetres. Write the definitions alongside the data.</w:t>
       </w:r>
     </w:p>
     <w:p>
@@ -826,8 +1865,37 @@
       </w:r>
     </w:p>
     <w:p>
-      <w:r>
-        <w:t>Use the complete worked example below before asking learners to complete W2. Reveal a small part, invite a prediction, then explain the deciding step. These teacher notes contain solutions; do not reveal the independent case answer during modelling.</w:t>
+      <w:pPr>
+        <w:spacing w:line="336" w:lineRule="auto" w:after="180"/>
+      </w:pPr>
+      <w:r>
+        <w:rPr>
+          <w:b w:val="0"/>
+        </w:rPr>
+        <w:t xml:space="preserve">Use the complete worked example below before asking learners to complete W2. Reveal a small part, invite a </w:t>
+      </w:r>
+      <w:r>
+        <w:rPr>
+          <w:b/>
+        </w:rPr>
+        <w:t>prediction</w:t>
+      </w:r>
+      <w:r>
+        <w:rPr>
+          <w:b w:val="0"/>
+        </w:rPr>
+        <w:t>, then explain the deciding step.</w:t>
+      </w:r>
+    </w:p>
+    <w:p>
+      <w:pPr>
+        <w:spacing w:line="336" w:lineRule="auto" w:after="180"/>
+      </w:pPr>
+      <w:r>
+        <w:rPr>
+          <w:b w:val="0"/>
+        </w:rPr>
+        <w:t>These teacher notes contain solutions; do not reveal the independent case answer during modelling.</w:t>
       </w:r>
     </w:p>
     <w:tbl>
@@ -845,6 +1913,38 @@
         <w:trPr>
           <w:tblHeader/>
         </w:trPr>
+        <w:tc>
+          <w:tcPr>
+            <w:tcW w:type="dxa" w:w="3408"/>
+          </w:tcPr>
+          <w:p>
+            <w:r>
+              <w:t>Card measurements and colour</w:t>
+            </w:r>
+          </w:p>
+        </w:tc>
+        <w:tc>
+          <w:tcPr>
+            <w:tcW w:type="dxa" w:w="3408"/>
+          </w:tcPr>
+          <w:p>
+            <w:r>
+              <w:t>Label under the guide</w:t>
+            </w:r>
+          </w:p>
+        </w:tc>
+        <w:tc>
+          <w:tcPr>
+            <w:tcW w:type="dxa" w:w="3408"/>
+          </w:tcPr>
+          <w:p>
+            <w:r>
+              <w:t>What the comparison shows</w:t>
+            </w:r>
+          </w:p>
+        </w:tc>
+      </w:tr>
+      <w:tr>
         <w:tc>
           <w:tcPr>
             <w:tcW w:type="dxa" w:w="3408"/>
@@ -974,13 +2074,87 @@
       </w:tr>
     </w:tbl>
     <w:p>
-      <w:r>
-        <w:t>The first two cards show why width matters. The first and third show why length matters. The first and fourth show that colour has no part in this particular rule. That is a statement about our task, not a claim that colour is useless for every task. For sorting red and blue cards, colour would be essential.</w:t>
-      </w:r>
-    </w:p>
-    <w:p>
-      <w:r>
-        <w:t>Suppose every fitting card in a small practice set is blue and every oversized card is red. Colour would appear to predict the labels perfectly in that set. A red 10 by 7 card and a blue 13 by 7 card expose the shortcut. Check a proposed feature on deliberately different cases before trusting the practice score.</w:t>
+      <w:pPr>
+        <w:pStyle w:val="Heading3"/>
+      </w:pPr>
+      <w:r>
+        <w:t>Model the reasoning aloud · 5</w:t>
+      </w:r>
+    </w:p>
+    <w:p>
+      <w:pPr>
+        <w:spacing w:line="336" w:lineRule="auto" w:after="180"/>
+      </w:pPr>
+      <w:r>
+        <w:rPr>
+          <w:b w:val="0"/>
+        </w:rPr>
+        <w:t>The first two cards show why width matters. The first and third show why length matters. The first and fourth show that colour has no part in this particular rule.</w:t>
+      </w:r>
+    </w:p>
+    <w:p>
+      <w:pPr>
+        <w:spacing w:line="336" w:lineRule="auto" w:after="180"/>
+      </w:pPr>
+      <w:r>
+        <w:rPr>
+          <w:b w:val="0"/>
+        </w:rPr>
+        <w:t>That is a statement about our task, not a claim that colour is useless for every task. For sorting red and blue cards, colour would be essential.</w:t>
+      </w:r>
+    </w:p>
+    <w:p>
+      <w:pPr>
+        <w:pStyle w:val="Heading3"/>
+      </w:pPr>
+      <w:r>
+        <w:t>Model the reasoning aloud · 6</w:t>
+      </w:r>
+    </w:p>
+    <w:p>
+      <w:pPr>
+        <w:spacing w:line="336" w:lineRule="auto" w:after="180"/>
+      </w:pPr>
+      <w:r>
+        <w:rPr>
+          <w:b w:val="0"/>
+        </w:rPr>
+        <w:t xml:space="preserve">Suppose every </w:t>
+      </w:r>
+      <w:r>
+        <w:rPr>
+          <w:b/>
+        </w:rPr>
+        <w:t>fitting</w:t>
+      </w:r>
+      <w:r>
+        <w:rPr>
+          <w:b w:val="0"/>
+        </w:rPr>
+        <w:t xml:space="preserve"> card in a small practice set is blue and every oversized card is red. Colour would appear to predict the labels perfectly in that set. A red 10 by 7 card and a blue 13 by 7 card expose the shortcut.</w:t>
+      </w:r>
+    </w:p>
+    <w:p>
+      <w:pPr>
+        <w:spacing w:line="336" w:lineRule="auto" w:after="180"/>
+      </w:pPr>
+      <w:r>
+        <w:rPr>
+          <w:b w:val="0"/>
+        </w:rPr>
+        <w:t xml:space="preserve">Check a proposed </w:t>
+      </w:r>
+      <w:r>
+        <w:rPr>
+          <w:b/>
+        </w:rPr>
+        <w:t>feature</w:t>
+      </w:r>
+      <w:r>
+        <w:rPr>
+          <w:b w:val="0"/>
+        </w:rPr>
+        <w:t xml:space="preserve"> on deliberately different cases before trusting the practice score.</w:t>
       </w:r>
     </w:p>
     <w:tbl>
@@ -1086,7 +2260,13 @@
       </w:tr>
     </w:tbl>
     <w:p>
-      <w:r>
+      <w:pPr>
+        <w:spacing w:line="336" w:lineRule="auto" w:after="180"/>
+      </w:pPr>
+      <w:r>
+        <w:rPr>
+          <w:b w:val="0"/>
+        </w:rPr>
         <w:t>Use the diagram and verbal explanation together. Ask learners to match a sentence to a specific visual step; do not assign learners fixed visual or auditory learning styles.</w:t>
       </w:r>
     </w:p>
@@ -1099,7 +2279,13 @@
       </w:r>
     </w:p>
     <w:p>
-      <w:r>
+      <w:pPr>
+        <w:spacing w:line="336" w:lineRule="auto" w:after="180"/>
+      </w:pPr>
+      <w:r>
+        <w:rPr>
+          <w:b w:val="0"/>
+        </w:rPr>
         <w:t>A fictional shelf accepts a craft box only if width is at most 6 cm and height at most 4 cm.</w:t>
       </w:r>
     </w:p>
@@ -1112,12 +2298,42 @@
       </w:r>
     </w:p>
     <w:p>
-      <w:r>
+      <w:pPr>
+        <w:pStyle w:val="Heading3"/>
+      </w:pPr>
+      <w:r>
+        <w:t>Supplied facts</w:t>
+      </w:r>
+    </w:p>
+    <w:p>
+      <w:pPr>
+        <w:spacing w:line="336" w:lineRule="auto" w:after="180"/>
+        <w:shd w:fill="F1F6FC"/>
+      </w:pPr>
+      <w:r>
+        <w:rPr>
+          <w:b w:val="0"/>
+        </w:rPr>
         <w:t>Boxes P=(6,4,stripes), Q=(7,4,stripes), R=(6,5,dots), S=(6,4,dots).</w:t>
       </w:r>
     </w:p>
     <w:p>
-      <w:r>
+      <w:pPr>
+        <w:pStyle w:val="Heading3"/>
+      </w:pPr>
+      <w:r>
+        <w:t>Supplied facts</w:t>
+      </w:r>
+    </w:p>
+    <w:p>
+      <w:pPr>
+        <w:spacing w:line="336" w:lineRule="auto" w:after="180"/>
+        <w:shd w:fill="F1F6FC"/>
+      </w:pPr>
+      <w:r>
+        <w:rPr>
+          <w:b w:val="0"/>
+        </w:rPr>
         <w:t>A green acceptance sticker is attached only after the shelf check.</w:t>
       </w:r>
     </w:p>
@@ -1339,20 +2555,74 @@
       </w:r>
     </w:p>
     <w:p>
-      <w:r>
-        <w:t>Comparing P with Q isolates width; comparing P with R isolates height. Comparing P with S changes pattern while both remain accepted. Under this declared policy, pattern is not a deciding feature. A later acceptance sticker leaks the very answer the system should produce.</w:t>
-      </w:r>
-    </w:p>
-    <w:p>
       <w:pPr>
         <w:pStyle w:val="Heading3"/>
       </w:pPr>
       <w:r>
+        <w:t>Why the result follows</w:t>
+      </w:r>
+    </w:p>
+    <w:p>
+      <w:pPr>
+        <w:spacing w:line="336" w:lineRule="auto" w:after="180"/>
+        <w:shd w:fill="F1F6FC"/>
+      </w:pPr>
+      <w:r>
+        <w:rPr>
+          <w:b w:val="0"/>
+        </w:rPr>
+        <w:t xml:space="preserve">Comparing P with Q isolates width; comparing P with R isolates height. Comparing P with S changes pattern while both remain accepted. Under this declared policy, pattern is not a deciding </w:t>
+      </w:r>
+      <w:r>
+        <w:rPr>
+          <w:b/>
+        </w:rPr>
+        <w:t>feature</w:t>
+      </w:r>
+      <w:r>
+        <w:rPr>
+          <w:b w:val="0"/>
+        </w:rPr>
+        <w:t>.</w:t>
+      </w:r>
+    </w:p>
+    <w:p>
+      <w:pPr>
+        <w:spacing w:line="336" w:lineRule="auto" w:after="180"/>
+        <w:shd w:fill="F1F6FC"/>
+      </w:pPr>
+      <w:r>
+        <w:rPr>
+          <w:b w:val="0"/>
+        </w:rPr>
+        <w:t>A later acceptance sticker leaks the very answer the system should produce.</w:t>
+      </w:r>
+    </w:p>
+    <w:p>
+      <w:pPr>
+        <w:pStyle w:val="Heading3"/>
+      </w:pPr>
+      <w:r>
         <w:t>What this example does not establish</w:t>
       </w:r>
     </w:p>
     <w:p>
-      <w:r>
+      <w:pPr>
+        <w:pStyle w:val="Heading3"/>
+      </w:pPr>
+      <w:r>
+        <w:t>Keep the stated limit</w:t>
+      </w:r>
+    </w:p>
+    <w:p>
+      <w:pPr>
+        <w:spacing w:line="336" w:lineRule="auto" w:after="180"/>
+        <w:shd w:fill="FFF5E6"/>
+      </w:pPr>
+      <w:r>
+        <w:rPr>
+          <w:b w:val="0"/>
+        </w:rPr>
         <w:t>These comparisons establish the written shelf rule, not the importance of pattern for unrelated tasks.</w:t>
       </w:r>
     </w:p>
@@ -1365,17 +2635,68 @@
       </w:r>
     </w:p>
     <w:p>
-      <w:r>
+      <w:pPr>
+        <w:pStyle w:val="Heading3"/>
+      </w:pPr>
+      <w:r>
+        <w:t>Change one thing</w:t>
+      </w:r>
+    </w:p>
+    <w:p>
+      <w:pPr>
+        <w:spacing w:line="336" w:lineRule="auto" w:after="180"/>
+        <w:shd w:fill="F5F1FB"/>
+      </w:pPr>
+      <w:r>
+        <w:rPr>
+          <w:b w:val="0"/>
+        </w:rPr>
         <w:t>Change: Change Q’s width to 6 without changing its height.</w:t>
       </w:r>
     </w:p>
     <w:p>
-      <w:r>
-        <w:t>Prediction: Q fits the shelf.</w:t>
-      </w:r>
-    </w:p>
-    <w:p>
-      <w:r>
+      <w:pPr>
+        <w:pStyle w:val="Heading3"/>
+      </w:pPr>
+      <w:r>
+        <w:t>Predicted result</w:t>
+      </w:r>
+    </w:p>
+    <w:p>
+      <w:pPr>
+        <w:spacing w:line="336" w:lineRule="auto" w:after="180"/>
+        <w:shd w:fill="F1F6FC"/>
+      </w:pPr>
+      <w:r>
+        <w:rPr>
+          <w:b/>
+        </w:rPr>
+        <w:t>Prediction</w:t>
+      </w:r>
+      <w:r>
+        <w:rPr>
+          <w:b w:val="0"/>
+        </w:rPr>
+        <w:t>: Q fits the shelf.</w:t>
+      </w:r>
+    </w:p>
+    <w:p>
+      <w:pPr>
+        <w:pStyle w:val="Heading3"/>
+      </w:pPr>
+      <w:r>
+        <w:t>Why the result follows</w:t>
+      </w:r>
+    </w:p>
+    <w:p>
+      <w:pPr>
+        <w:spacing w:line="336" w:lineRule="auto" w:after="180"/>
+        <w:shd w:fill="F1F6FC"/>
+      </w:pPr>
+      <w:r>
+        <w:rPr>
+          <w:b w:val="0"/>
+        </w:rPr>
         <w:t>Reason: Both dimensions now meet their including equality limits; stripe pattern does not change the rule.</w:t>
       </w:r>
     </w:p>
@@ -1388,8 +2709,57 @@
       </w:r>
     </w:p>
     <w:p>
-      <w:r>
-        <w:t>Cover the result. Ask learners to name the inputs and predict the next step. Uncover one step, connect the icon to the actual procedure, and explain its evidence. Then change the supplied condition and compare. The picture is a representation; it does not document execution of a real AI model.</w:t>
+      <w:pPr>
+        <w:pStyle w:val="Heading3"/>
+      </w:pPr>
+      <w:r>
+        <w:t>Ask while showing the picture · 7</w:t>
+      </w:r>
+    </w:p>
+    <w:p>
+      <w:pPr>
+        <w:spacing w:line="336" w:lineRule="auto" w:after="180"/>
+      </w:pPr>
+      <w:r>
+        <w:rPr>
+          <w:b w:val="0"/>
+        </w:rPr>
+        <w:t xml:space="preserve">Cover the result. Ask learners to name the </w:t>
+      </w:r>
+      <w:r>
+        <w:rPr>
+          <w:b/>
+        </w:rPr>
+        <w:t>input</w:t>
+      </w:r>
+      <w:r>
+        <w:rPr>
+          <w:b w:val="0"/>
+        </w:rPr>
+        <w:t xml:space="preserve">s and predict the next step. Uncover one step, connect the icon to the actual procedure, and explain its </w:t>
+      </w:r>
+      <w:r>
+        <w:rPr>
+          <w:b/>
+        </w:rPr>
+        <w:t>evidence</w:t>
+      </w:r>
+      <w:r>
+        <w:rPr>
+          <w:b w:val="0"/>
+        </w:rPr>
+        <w:t>. Then change the supplied condition and compare.</w:t>
+      </w:r>
+    </w:p>
+    <w:p>
+      <w:pPr>
+        <w:spacing w:line="336" w:lineRule="auto" w:after="180"/>
+      </w:pPr>
+      <w:r>
+        <w:rPr>
+          <w:b w:val="0"/>
+        </w:rPr>
+        <w:t>The picture is a representation; it does not document execution of a real AI model.</w:t>
       </w:r>
     </w:p>
     <w:p>
@@ -1401,11 +2771,16 @@
       </w:r>
     </w:p>
     <w:p>
+      <w:r>
+        <w:t>Demonstrate Features: Useful Clues, reduce support deliberately and check individual reasoning before discussing answers.</w:t>
+      </w:r>
+    </w:p>
+    <w:p>
       <w:pPr>
         <w:pStyle w:val="Heading3"/>
       </w:pPr>
       <w:r>
-        <w:t>Demonstrate and guide practice</w:t>
+        <w:t>Board sequence</w:t>
       </w:r>
     </w:p>
     <w:p>
@@ -1413,55 +2788,233 @@
         <w:pStyle w:val="Heading3"/>
       </w:pPr>
       <w:r>
-        <w:t>Board sequence</w:t>
-      </w:r>
-    </w:p>
-    <w:p>
-      <w:r>
+        <w:t>1. Put the facts on the board</w:t>
+      </w:r>
+    </w:p>
+    <w:p>
+      <w:pPr>
+        <w:spacing w:line="336" w:lineRule="auto" w:after="180"/>
+        <w:shd w:fill="F4F9FC"/>
+      </w:pPr>
+      <w:r>
+        <w:rPr>
+          <w:b w:val="0"/>
+        </w:rPr>
         <w:t>Write the given facts: Two green leaves have smooth and toothed edges. The task is to distinguish edge types.</w:t>
       </w:r>
     </w:p>
     <w:p>
-      <w:r>
-        <w:t>Write the question to explain: Choose the relevant feature and explain why size is insufficient.</w:t>
-      </w:r>
-    </w:p>
-    <w:p>
-      <w:r>
-        <w:t>Reveal after predictions: Edge shape directly addresses the target. Size can vary within both categories. Feature usefulness depends on the task.</w:t>
-      </w:r>
-    </w:p>
-    <w:p>
-      <w:r>
-        <w:t>Keep for an independent attempt: A sorter separates round and square tiles. Both shapes come in red and blue. Choose a useful feature and a distracting feature. Test your choice on a blue circle.</w:t>
-      </w:r>
-    </w:p>
-    <w:p>
       <w:pPr>
         <w:pStyle w:val="Heading3"/>
       </w:pPr>
       <w:r>
+        <w:t>2. State the decision to explain</w:t>
+      </w:r>
+    </w:p>
+    <w:p>
+      <w:pPr>
+        <w:spacing w:line="336" w:lineRule="auto" w:after="180"/>
+        <w:shd w:fill="F4F9FC"/>
+      </w:pPr>
+      <w:r>
+        <w:rPr>
+          <w:b w:val="0"/>
+        </w:rPr>
+        <w:t xml:space="preserve">Write the question to explain: Choose the </w:t>
+      </w:r>
+      <w:r>
+        <w:rPr>
+          <w:b/>
+        </w:rPr>
+        <w:t>relevant feature</w:t>
+      </w:r>
+      <w:r>
+        <w:rPr>
+          <w:b w:val="0"/>
+        </w:rPr>
+        <w:t xml:space="preserve"> and explain why size is insufficient.</w:t>
+      </w:r>
+    </w:p>
+    <w:p>
+      <w:pPr>
+        <w:pStyle w:val="Heading3"/>
+      </w:pPr>
+      <w:r>
+        <w:t>3. Reveal the worked reasoning</w:t>
+      </w:r>
+    </w:p>
+    <w:p>
+      <w:pPr>
+        <w:spacing w:line="336" w:lineRule="auto" w:after="180"/>
+        <w:shd w:fill="F1F6FC"/>
+      </w:pPr>
+      <w:r>
+        <w:rPr>
+          <w:b w:val="0"/>
+        </w:rPr>
+        <w:t xml:space="preserve">Reveal after </w:t>
+      </w:r>
+      <w:r>
+        <w:rPr>
+          <w:b/>
+        </w:rPr>
+        <w:t>prediction</w:t>
+      </w:r>
+      <w:r>
+        <w:rPr>
+          <w:b w:val="0"/>
+        </w:rPr>
+        <w:t xml:space="preserve">s: Edge shape directly addresses the target. Size can vary within both categories. </w:t>
+      </w:r>
+      <w:r>
+        <w:rPr>
+          <w:b/>
+        </w:rPr>
+        <w:t>Feature</w:t>
+      </w:r>
+      <w:r>
+        <w:rPr>
+          <w:b w:val="0"/>
+        </w:rPr>
+        <w:t xml:space="preserve"> usefulness depends on the task.</w:t>
+      </w:r>
+    </w:p>
+    <w:p>
+      <w:pPr>
+        <w:pStyle w:val="Heading3"/>
+      </w:pPr>
+      <w:r>
+        <w:t>Hold back the independent task</w:t>
+      </w:r>
+    </w:p>
+    <w:p>
+      <w:pPr>
+        <w:spacing w:line="336" w:lineRule="auto" w:after="180"/>
+        <w:shd w:fill="FFF5E6"/>
+      </w:pPr>
+      <w:r>
+        <w:rPr>
+          <w:b w:val="0"/>
+        </w:rPr>
+        <w:t xml:space="preserve">Keep for an independent attempt: A sorter separates round and square tiles. Both shapes come in red and blue. Choose a useful </w:t>
+      </w:r>
+      <w:r>
+        <w:rPr>
+          <w:b/>
+        </w:rPr>
+        <w:t>feature</w:t>
+      </w:r>
+      <w:r>
+        <w:rPr>
+          <w:b w:val="0"/>
+        </w:rPr>
+        <w:t xml:space="preserve"> and a distracting </w:t>
+      </w:r>
+      <w:r>
+        <w:rPr>
+          <w:b/>
+        </w:rPr>
+        <w:t>feature</w:t>
+      </w:r>
+      <w:r>
+        <w:rPr>
+          <w:b w:val="0"/>
+        </w:rPr>
+        <w:t>. Test your choice on a blue circle.</w:t>
+      </w:r>
+    </w:p>
+    <w:p>
+      <w:pPr>
+        <w:pStyle w:val="Heading3"/>
+      </w:pPr>
+      <w:r>
         <w:t>Classroom dialogue</w:t>
       </w:r>
     </w:p>
     <w:p>
-      <w:r>
-        <w:t>Ask: Which facts are given, and which would we have to assume? Learners mark relevant details before discussing answers.</w:t>
-      </w:r>
-    </w:p>
-    <w:p>
-      <w:r>
+      <w:pPr>
+        <w:pStyle w:val="Heading3"/>
+      </w:pPr>
+      <w:r>
+        <w:t>Ask the class</w:t>
+      </w:r>
+    </w:p>
+    <w:p>
+      <w:pPr>
+        <w:spacing w:line="336" w:lineRule="auto" w:after="180"/>
+        <w:shd w:fill="F5F1FB"/>
+      </w:pPr>
+      <w:r>
+        <w:rPr>
+          <w:b w:val="0"/>
+        </w:rPr>
+        <w:t xml:space="preserve">Ask: Which facts are given, and which would we have to assume? Learners mark </w:t>
+      </w:r>
+      <w:r>
+        <w:rPr>
+          <w:b/>
+        </w:rPr>
+        <w:t>relevant</w:t>
+      </w:r>
+      <w:r>
+        <w:rPr>
+          <w:b w:val="0"/>
+        </w:rPr>
+        <w:t xml:space="preserve"> details before discussing answers.</w:t>
+      </w:r>
+    </w:p>
+    <w:p>
+      <w:pPr>
+        <w:pStyle w:val="Heading3"/>
+      </w:pPr>
+      <w:r>
+        <w:t>Language to model</w:t>
+      </w:r>
+    </w:p>
+    <w:p>
+      <w:pPr>
+        <w:spacing w:line="336" w:lineRule="auto" w:after="180"/>
+        <w:shd w:fill="F1F6F8"/>
+      </w:pPr>
+      <w:r>
+        <w:rPr>
+          <w:b w:val="0"/>
+        </w:rPr>
         <w:t>Say: Predict first. Show the rule, information path or calculation that would produce the result. A correct guess is not yet an explanation.</w:t>
       </w:r>
     </w:p>
     <w:p>
-      <w:r>
+      <w:pPr>
+        <w:spacing w:line="336" w:lineRule="auto" w:after="180"/>
+      </w:pPr>
+      <w:r>
+        <w:rPr>
+          <w:b w:val="0"/>
+        </w:rPr>
         <w:t>Reveal reasoning one step at a time. Explain why a tempting alternative fails. Write units and denominators for arithmetic, trace conditions for decisions, and identify supporting sources for claims.</w:t>
       </w:r>
     </w:p>
     <w:p>
-      <w:r>
-        <w:t>In pairs, one learner solves while the other checks evidence; exchange roles. Remove the worked answer before independent assessment.</w:t>
+      <w:pPr>
+        <w:spacing w:line="336" w:lineRule="auto" w:after="180"/>
+      </w:pPr>
+      <w:r>
+        <w:rPr>
+          <w:b w:val="0"/>
+        </w:rPr>
+        <w:t xml:space="preserve">In pairs, one learner solves while the other checks </w:t>
+      </w:r>
+      <w:r>
+        <w:rPr>
+          <w:b/>
+        </w:rPr>
+        <w:t>evidence</w:t>
+      </w:r>
+      <w:r>
+        <w:rPr>
+          <w:b w:val="0"/>
+        </w:rPr>
+        <w:t>; exchange roles. Remove the worked answer before independent assessment.</w:t>
       </w:r>
     </w:p>
     <w:p>
@@ -1473,8 +3026,48 @@
       </w:r>
     </w:p>
     <w:p>
-      <w:r>
-        <w:t>Length 12 cm is usable before inspection and passes its criterion. The unreadable width remains unknown, so it might be at most 8 or above 8; the available measurements do not establish fits or too large. The final sticker does not exist before inspection, so it cannot supply an input at the time the answer is needed. Using it would leak the later answer. The exit answer may use red 10 by 7 cm, which fits, or blue 13 by 7 cm, which is too large. Check the dimensions and use new cases that break the practice colour pattern.</w:t>
+      <w:pPr>
+        <w:spacing w:line="336" w:lineRule="auto" w:after="180"/>
+      </w:pPr>
+      <w:r>
+        <w:rPr>
+          <w:b w:val="0"/>
+        </w:rPr>
+        <w:t>Length 12 cm is usable before inspection and passes its criterion. The unreadable width remains unknown, so it might be at most 8 or above 8; the available measurements do not establish fits or too large.</w:t>
+      </w:r>
+    </w:p>
+    <w:p>
+      <w:pPr>
+        <w:spacing w:line="336" w:lineRule="auto" w:after="180"/>
+      </w:pPr>
+      <w:r>
+        <w:rPr>
+          <w:b w:val="0"/>
+        </w:rPr>
+        <w:t xml:space="preserve">The final sticker does not exist before inspection, so it cannot supply an </w:t>
+      </w:r>
+      <w:r>
+        <w:rPr>
+          <w:b/>
+        </w:rPr>
+        <w:t>input</w:t>
+      </w:r>
+      <w:r>
+        <w:rPr>
+          <w:b w:val="0"/>
+        </w:rPr>
+        <w:t xml:space="preserve"> at the time the answer is needed. Using it would leak the later answer.</w:t>
+      </w:r>
+    </w:p>
+    <w:p>
+      <w:pPr>
+        <w:spacing w:line="336" w:lineRule="auto" w:after="180"/>
+      </w:pPr>
+      <w:r>
+        <w:rPr>
+          <w:b w:val="0"/>
+        </w:rPr>
+        <w:t>The exit answer may use red 10 by 7 cm, which fits, or blue 13 by 7 cm, which is too large. Check the dimensions and use new cases that break the practice colour pattern.</w:t>
       </w:r>
     </w:p>
     <w:p>
@@ -1706,41 +3299,209 @@
       </w:r>
     </w:p>
     <w:p>
-      <w:r>
-        <w:t>Completion task: Invent two cards with the same width but different correct labels under the card guide. Give both lengths and widths and justify the labels. Explain why a system receiving only width cannot always label both correctly.</w:t>
-      </w:r>
-    </w:p>
-    <w:p>
-      <w:r>
-        <w:t>Teacher check: One valid pair is length 11 width 6, which fits, and length 13 width 6, which is too large. Both give the width-only input 6 but require different labels. Without length or other permitted distinguishing information, the system cannot guarantee correct labels for both. Accept any valid pair with positive measurements, equal widths at most 8, and lengths on opposite sides of 12.</w:t>
-      </w:r>
-    </w:p>
-    <w:p>
-      <w:r>
-        <w:t>Start by identifying the given inputs together. Leave the intermediate steps blank. If needed, model one step, then withdraw that help on the next step. Move to a full trace only when the partial trace is understood. For partners, alternate explainer and checker; collect a response from every learner before discussion.</w:t>
-      </w:r>
-    </w:p>
-    <w:p>
       <w:pPr>
         <w:pStyle w:val="Heading3"/>
       </w:pPr>
       <w:r>
+        <w:t>Completion practice</w:t>
+      </w:r>
+    </w:p>
+    <w:p>
+      <w:pPr>
+        <w:spacing w:line="336" w:lineRule="auto" w:after="180"/>
+        <w:shd w:fill="F5F1FB"/>
+      </w:pPr>
+      <w:r>
+        <w:rPr>
+          <w:b w:val="0"/>
+        </w:rPr>
+        <w:t>Completion task: Invent two cards with the same width but different correct labels under the card guide. Give both lengths and widths and justify the labels.</w:t>
+      </w:r>
+    </w:p>
+    <w:p>
+      <w:pPr>
+        <w:spacing w:line="336" w:lineRule="auto" w:after="180"/>
+        <w:shd w:fill="F5F1FB"/>
+      </w:pPr>
+      <w:r>
+        <w:rPr>
+          <w:b w:val="0"/>
+        </w:rPr>
+        <w:t>Explain why a system receiving only width cannot always label both correctly.</w:t>
+      </w:r>
+    </w:p>
+    <w:p>
+      <w:pPr>
+        <w:pStyle w:val="Heading3"/>
+      </w:pPr>
+      <w:r>
+        <w:t>Reasoning to listen for</w:t>
+      </w:r>
+    </w:p>
+    <w:p>
+      <w:pPr>
+        <w:spacing w:line="336" w:lineRule="auto" w:after="180"/>
+        <w:shd w:fill="F1F6FC"/>
+      </w:pPr>
+      <w:r>
+        <w:rPr>
+          <w:b w:val="0"/>
+        </w:rPr>
+        <w:t xml:space="preserve">Teacher check: One valid pair is length 11 width 6, which fits, and length 13 width 6, which is too large. Both give the width-only </w:t>
+      </w:r>
+      <w:r>
+        <w:rPr>
+          <w:b/>
+        </w:rPr>
+        <w:t>input</w:t>
+      </w:r>
+      <w:r>
+        <w:rPr>
+          <w:b w:val="0"/>
+        </w:rPr>
+        <w:t xml:space="preserve"> 6 but require different labels.</w:t>
+      </w:r>
+    </w:p>
+    <w:p>
+      <w:pPr>
+        <w:spacing w:line="336" w:lineRule="auto" w:after="180"/>
+        <w:shd w:fill="F1F6FC"/>
+      </w:pPr>
+      <w:r>
+        <w:rPr>
+          <w:b w:val="0"/>
+        </w:rPr>
+        <w:t>Without length or other permitted distinguishing information, the system cannot guarantee correct labels for both. Accept any valid pair with positive measurements, equal widths at most 8, and lengths on opposite sides of 12.</w:t>
+      </w:r>
+    </w:p>
+    <w:p>
+      <w:pPr>
+        <w:spacing w:line="336" w:lineRule="auto" w:after="180"/>
+      </w:pPr>
+      <w:r>
+        <w:rPr>
+          <w:b w:val="0"/>
+        </w:rPr>
+        <w:t xml:space="preserve">Start by identifying the given </w:t>
+      </w:r>
+      <w:r>
+        <w:rPr>
+          <w:b/>
+        </w:rPr>
+        <w:t>input</w:t>
+      </w:r>
+      <w:r>
+        <w:rPr>
+          <w:b w:val="0"/>
+        </w:rPr>
+        <w:t>s together. Leave the intermediate steps blank. If needed, model one step, then withdraw that help on the next step. Move to a full trace only when the partial trace is understood.</w:t>
+      </w:r>
+    </w:p>
+    <w:p>
+      <w:pPr>
+        <w:spacing w:line="336" w:lineRule="auto" w:after="180"/>
+      </w:pPr>
+      <w:r>
+        <w:rPr>
+          <w:b w:val="0"/>
+        </w:rPr>
+        <w:t>For partners, alternate explainer and checker; collect a response from every learner before discussion.</w:t>
+      </w:r>
+    </w:p>
+    <w:p>
+      <w:pPr>
+        <w:pStyle w:val="Heading3"/>
+      </w:pPr>
+      <w:r>
         <w:t>Individual reasoning check</w:t>
       </w:r>
     </w:p>
     <w:p>
-      <w:r>
-        <w:t>Use the worked case for Features and useful distinctions. Proposed explanation: “A stronger model can always recover an omitted measurement”. Decide whether this explanation is supported. Point to the step or supplied fact that decides; explain your repair if needed.</w:t>
-      </w:r>
-    </w:p>
-    <w:p>
-      <w:r>
+      <w:pPr>
+        <w:spacing w:line="336" w:lineRule="auto" w:after="180"/>
+      </w:pPr>
+      <w:r>
+        <w:rPr>
+          <w:b w:val="0"/>
+        </w:rPr>
+        <w:t xml:space="preserve">Use the worked case for </w:t>
+      </w:r>
+      <w:r>
+        <w:rPr>
+          <w:b/>
+        </w:rPr>
+        <w:t>Feature</w:t>
+      </w:r>
+      <w:r>
+        <w:rPr>
+          <w:b w:val="0"/>
+        </w:rPr>
+        <w:t>s and useful distinctions. Proposed explanation: “A stronger model can always recover an omitted measurement”. Decide whether this explanation is supported.</w:t>
+      </w:r>
+    </w:p>
+    <w:p>
+      <w:pPr>
+        <w:spacing w:line="336" w:lineRule="auto" w:after="180"/>
+      </w:pPr>
+      <w:r>
+        <w:rPr>
+          <w:b w:val="0"/>
+        </w:rPr>
+        <w:t>Point to the step or supplied fact that decides; explain your repair if needed.</w:t>
+      </w:r>
+    </w:p>
+    <w:p>
+      <w:pPr>
+        <w:pStyle w:val="Heading3"/>
+      </w:pPr>
+      <w:r>
+        <w:t>Expected repair</w:t>
+      </w:r>
+    </w:p>
+    <w:p>
+      <w:pPr>
+        <w:spacing w:line="336" w:lineRule="auto" w:after="180"/>
+        <w:shd w:fill="F1F6FC"/>
+      </w:pPr>
+      <w:r>
+        <w:rPr>
+          <w:b w:val="0"/>
+        </w:rPr>
         <w:t>Expected correction: Cover width and all identifiers for two same-length cards with different labels. Ask which supplied value tells them apart. Guessing or using typical values cannot guarantee correctness for both.</w:t>
       </w:r>
     </w:p>
     <w:p>
-      <w:r>
-        <w:t>Collect explanations, not only yes/no votes. If a misunderstanding is common, re-model the relevant step for the class. If it affects a few learners, give a short targeted group explanation while others solve a more demanding variation.</w:t>
+      <w:pPr>
+        <w:spacing w:line="336" w:lineRule="auto" w:after="180"/>
+      </w:pPr>
+      <w:r>
+        <w:rPr>
+          <w:b w:val="0"/>
+        </w:rPr>
+        <w:t xml:space="preserve">Collect explanations, not only yes/no votes. If a misunderstanding is common, re-model the </w:t>
+      </w:r>
+      <w:r>
+        <w:rPr>
+          <w:b/>
+        </w:rPr>
+        <w:t>relevant</w:t>
+      </w:r>
+      <w:r>
+        <w:rPr>
+          <w:b w:val="0"/>
+        </w:rPr>
+        <w:t xml:space="preserve"> step for the class.</w:t>
+      </w:r>
+    </w:p>
+    <w:p>
+      <w:pPr>
+        <w:spacing w:line="336" w:lineRule="auto" w:after="180"/>
+      </w:pPr>
+      <w:r>
+        <w:rPr>
+          <w:b w:val="0"/>
+        </w:rPr>
+        <w:t>If it affects a few learners, give a short targeted group explanation while others solve a more demanding variation.</w:t>
       </w:r>
     </w:p>
     <w:p>
@@ -1752,8 +3513,26 @@
       </w:r>
     </w:p>
     <w:p>
-      <w:r>
-        <w:t>Point to the pair that tests pattern, then explain why the sticker is a bad early input.</w:t>
+      <w:pPr>
+        <w:spacing w:line="336" w:lineRule="auto" w:after="180"/>
+      </w:pPr>
+      <w:r>
+        <w:rPr>
+          <w:b w:val="0"/>
+        </w:rPr>
+        <w:t xml:space="preserve">Point to the pair that tests pattern, then explain why the sticker is a bad early </w:t>
+      </w:r>
+      <w:r>
+        <w:rPr>
+          <w:b/>
+        </w:rPr>
+        <w:t>input</w:t>
+      </w:r>
+      <w:r>
+        <w:rPr>
+          <w:b w:val="0"/>
+        </w:rPr>
+        <w:t>.</w:t>
       </w:r>
     </w:p>
     <w:p>
@@ -1765,18 +3544,60 @@
       </w:r>
     </w:p>
     <w:p>
-      <w:r>
+      <w:pPr>
+        <w:spacing w:line="336" w:lineRule="auto" w:after="180"/>
+      </w:pPr>
+      <w:r>
+        <w:rPr>
+          <w:b w:val="0"/>
+        </w:rPr>
         <w:t>P and S test pattern. The sticker is attached after the decision, so it is unavailable when a new box must be checked.</w:t>
       </w:r>
     </w:p>
     <w:p>
-      <w:r>
+      <w:pPr>
+        <w:spacing w:line="336" w:lineRule="auto" w:after="180"/>
+      </w:pPr>
+      <w:r>
+        <w:rPr>
+          <w:b w:val="0"/>
+        </w:rPr>
         <w:t>Changed-case reasoning: Q fits the shelf. Both dimensions now meet their including equality limits; stripe pattern does not change the rule.</w:t>
       </w:r>
     </w:p>
     <w:p>
-      <w:r>
-        <w:t>Collect each learner’s explanation before discussion. Use the first missing connection between input, deciding step and result to choose support. This question is worked-case practice, not fresh mastery evidence.</w:t>
+      <w:pPr>
+        <w:spacing w:line="336" w:lineRule="auto" w:after="180"/>
+      </w:pPr>
+      <w:r>
+        <w:rPr>
+          <w:b w:val="0"/>
+        </w:rPr>
+        <w:t xml:space="preserve">Collect each learner’s explanation before discussion. Use the first missing connection between </w:t>
+      </w:r>
+      <w:r>
+        <w:rPr>
+          <w:b/>
+        </w:rPr>
+        <w:t>input</w:t>
+      </w:r>
+      <w:r>
+        <w:rPr>
+          <w:b w:val="0"/>
+        </w:rPr>
+        <w:t xml:space="preserve">, deciding step and result to choose support. This question is worked-case practice, not fresh mastery </w:t>
+      </w:r>
+      <w:r>
+        <w:rPr>
+          <w:b/>
+        </w:rPr>
+        <w:t>evidence</w:t>
+      </w:r>
+      <w:r>
+        <w:rPr>
+          <w:b w:val="0"/>
+        </w:rPr>
+        <w:t>.</w:t>
       </w:r>
     </w:p>
     <w:p>
@@ -1788,45 +3609,186 @@
       </w:r>
     </w:p>
     <w:p>
+      <w:r>
+        <w:t>Run the Features: Useful Clues investigation and use the first unsupported step to choose a teaching response.</w:t>
+      </w:r>
+    </w:p>
+    <w:p>
+      <w:pPr>
+        <w:spacing w:line="336" w:lineRule="auto" w:after="180"/>
+      </w:pPr>
+      <w:r>
+        <w:rPr>
+          <w:b w:val="0"/>
+        </w:rPr>
+        <w:t xml:space="preserve">Predict first, test honestly, and explain what the </w:t>
+      </w:r>
+      <w:r>
+        <w:rPr>
+          <w:b/>
+        </w:rPr>
+        <w:t>evidence</w:t>
+      </w:r>
+      <w:r>
+        <w:rPr>
+          <w:b w:val="0"/>
+        </w:rPr>
+        <w:t xml:space="preserve"> means.</w:t>
+      </w:r>
+    </w:p>
+    <w:p>
       <w:pPr>
         <w:pStyle w:val="Heading3"/>
       </w:pPr>
       <w:r>
-        <w:t>Run the weekly evidence lab</w:t>
-      </w:r>
-    </w:p>
-    <w:p>
-      <w:r>
-        <w:t>Predict first, test honestly, and explain what the evidence means.</w:t>
-      </w:r>
-    </w:p>
-    <w:p>
-      <w:r>
-        <w:t>State your prediction before the result is known.</w:t>
-      </w:r>
-    </w:p>
-    <w:p>
-      <w:r>
-        <w:t>Complete the task: Choose three clues for cat/dog sorting; reject distractions.</w:t>
-      </w:r>
-    </w:p>
-    <w:p>
-      <w:r>
+        <w:t>1. Predict</w:t>
+      </w:r>
+    </w:p>
+    <w:p>
+      <w:pPr>
+        <w:spacing w:line="336" w:lineRule="auto" w:after="180"/>
+        <w:shd w:fill="F4F9FC"/>
+      </w:pPr>
+      <w:r>
+        <w:rPr>
+          <w:b w:val="0"/>
+        </w:rPr>
+        <w:t xml:space="preserve">State your </w:t>
+      </w:r>
+      <w:r>
+        <w:rPr>
+          <w:b/>
+        </w:rPr>
+        <w:t>prediction</w:t>
+      </w:r>
+      <w:r>
+        <w:rPr>
+          <w:b w:val="0"/>
+        </w:rPr>
+        <w:t xml:space="preserve"> before the result is known.</w:t>
+      </w:r>
+    </w:p>
+    <w:p>
+      <w:pPr>
+        <w:pStyle w:val="Heading3"/>
+      </w:pPr>
+      <w:r>
+        <w:t>2. Investigate</w:t>
+      </w:r>
+    </w:p>
+    <w:p>
+      <w:pPr>
+        <w:spacing w:line="336" w:lineRule="auto" w:after="180"/>
+        <w:shd w:fill="F4F9FC"/>
+      </w:pPr>
+      <w:r>
+        <w:rPr>
+          <w:b w:val="0"/>
+        </w:rPr>
+        <w:t xml:space="preserve">Complete the task: Choose three clues for cat/dog sorting; reject </w:t>
+      </w:r>
+      <w:r>
+        <w:rPr>
+          <w:b/>
+        </w:rPr>
+        <w:t>distraction</w:t>
+      </w:r>
+      <w:r>
+        <w:rPr>
+          <w:b w:val="0"/>
+        </w:rPr>
+        <w:t>s.</w:t>
+      </w:r>
+    </w:p>
+    <w:p>
+      <w:pPr>
+        <w:pStyle w:val="Heading3"/>
+      </w:pPr>
+      <w:r>
+        <w:t>3. Compare cases</w:t>
+      </w:r>
+    </w:p>
+    <w:p>
+      <w:pPr>
+        <w:spacing w:line="336" w:lineRule="auto" w:after="180"/>
+        <w:shd w:fill="F4F9FC"/>
+      </w:pPr>
+      <w:r>
+        <w:rPr>
+          <w:b w:val="0"/>
+        </w:rPr>
         <w:t>Keep a normal case and an edge case clearly separated.</w:t>
       </w:r>
     </w:p>
     <w:p>
-      <w:r>
-        <w:t>Record what happened—even when it does not match your prediction.</w:t>
-      </w:r>
-    </w:p>
-    <w:p>
-      <w:r>
+      <w:pPr>
+        <w:pStyle w:val="Heading3"/>
+      </w:pPr>
+      <w:r>
+        <w:t>4. Record honestly</w:t>
+      </w:r>
+    </w:p>
+    <w:p>
+      <w:pPr>
+        <w:spacing w:line="336" w:lineRule="auto" w:after="180"/>
+        <w:shd w:fill="F4F9FC"/>
+      </w:pPr>
+      <w:r>
+        <w:rPr>
+          <w:b w:val="0"/>
+        </w:rPr>
+        <w:t xml:space="preserve">Record what happened—even when it does not match your </w:t>
+      </w:r>
+      <w:r>
+        <w:rPr>
+          <w:b/>
+        </w:rPr>
+        <w:t>prediction</w:t>
+      </w:r>
+      <w:r>
+        <w:rPr>
+          <w:b w:val="0"/>
+        </w:rPr>
+        <w:t>.</w:t>
+      </w:r>
+    </w:p>
+    <w:p>
+      <w:pPr>
+        <w:pStyle w:val="Heading3"/>
+      </w:pPr>
+      <w:r>
+        <w:t>5. Explain and plan the next test</w:t>
+      </w:r>
+    </w:p>
+    <w:p>
+      <w:pPr>
+        <w:spacing w:line="336" w:lineRule="auto" w:after="180"/>
+        <w:shd w:fill="F4F9FC"/>
+      </w:pPr>
+      <w:r>
+        <w:rPr>
+          <w:b w:val="0"/>
+        </w:rPr>
         <w:t>Explain the result, one limitation, and the next useful test.</w:t>
       </w:r>
     </w:p>
     <w:p>
-      <w:r>
+      <w:pPr>
+        <w:pStyle w:val="Heading3"/>
+      </w:pPr>
+      <w:r>
+        <w:t>Use a fresh case after support</w:t>
+      </w:r>
+    </w:p>
+    <w:p>
+      <w:pPr>
+        <w:spacing w:line="336" w:lineRule="auto" w:after="180"/>
+        <w:shd w:fill="FFF5E6"/>
+      </w:pPr>
+      <w:r>
+        <w:rPr>
+          <w:b w:val="0"/>
+        </w:rPr>
         <w:t>INDEPENDENCE After support is removed, repeat the proof with a fresh case.</w:t>
       </w:r>
     </w:p>
@@ -1839,8 +3801,25 @@
       </w:r>
     </w:p>
     <w:p>
-      <w:r>
-        <w:t>Use the concrete case as the shared normal case and the independent question as a second case. Each pair creates a boundary or missing-information case and predicts its result before testing. Keep the expected result separate from an observed mistake.</w:t>
+      <w:pPr>
+        <w:spacing w:line="336" w:lineRule="auto" w:after="180"/>
+      </w:pPr>
+      <w:r>
+        <w:rPr>
+          <w:b w:val="0"/>
+        </w:rPr>
+        <w:t>Use the concrete case as the shared normal case and the independent question as a second case. Each pair creates a boundary or missing-information case and predicts its result before testing.</w:t>
+      </w:r>
+    </w:p>
+    <w:p>
+      <w:pPr>
+        <w:spacing w:line="336" w:lineRule="auto" w:after="180"/>
+      </w:pPr>
+      <w:r>
+        <w:rPr>
+          <w:b w:val="0"/>
+        </w:rPr>
+        <w:t>Keep the expected result separate from an observed mistake.</w:t>
       </w:r>
     </w:p>
     <w:tbl>
@@ -1998,41 +3977,216 @@
       </w:r>
     </w:p>
     <w:p>
-      <w:r>
-        <w:t>CLAIM TO REPAIR The brightest feature is always the best clue.</w:t>
-      </w:r>
-    </w:p>
-    <w:p>
-      <w:r>
-        <w:t>For guessing, return to given facts and request a trace. For vocabulary without application, use one example and one non-example. For arithmetic errors, check the setup before the calculation. Finish with a different uncoached case before recording mastery.</w:t>
-      </w:r>
-    </w:p>
-    <w:p>
       <w:pPr>
         <w:pStyle w:val="Heading3"/>
       </w:pPr>
       <w:r>
+        <w:t>Find the unsupported claim</w:t>
+      </w:r>
+    </w:p>
+    <w:p>
+      <w:pPr>
+        <w:spacing w:line="336" w:lineRule="auto" w:after="180"/>
+        <w:shd w:fill="F5F1FB"/>
+      </w:pPr>
+      <w:r>
+        <w:rPr>
+          <w:b w:val="0"/>
+        </w:rPr>
+        <w:t xml:space="preserve">CLAIM TO REPAIR The brightest </w:t>
+      </w:r>
+      <w:r>
+        <w:rPr>
+          <w:b/>
+        </w:rPr>
+        <w:t>feature</w:t>
+      </w:r>
+      <w:r>
+        <w:rPr>
+          <w:b w:val="0"/>
+        </w:rPr>
+        <w:t xml:space="preserve"> is always the best clue.</w:t>
+      </w:r>
+    </w:p>
+    <w:p>
+      <w:pPr>
+        <w:spacing w:line="336" w:lineRule="auto" w:after="180"/>
+      </w:pPr>
+      <w:r>
+        <w:rPr>
+          <w:b w:val="0"/>
+        </w:rPr>
+        <w:t>For guessing, return to given facts and request a trace. For vocabulary without application, use one example and one non-example. For arithmetic errors, check the setup before the calculation.</w:t>
+      </w:r>
+    </w:p>
+    <w:p>
+      <w:pPr>
+        <w:spacing w:line="336" w:lineRule="auto" w:after="180"/>
+      </w:pPr>
+      <w:r>
+        <w:rPr>
+          <w:b w:val="0"/>
+        </w:rPr>
+        <w:t>Finish with a different uncoached case before recording mastery.</w:t>
+      </w:r>
+    </w:p>
+    <w:p>
+      <w:pPr>
+        <w:pStyle w:val="Heading3"/>
+      </w:pPr>
+      <w:r>
         <w:t>Address these additional misconceptions</w:t>
       </w:r>
     </w:p>
     <w:p>
-      <w:r>
-        <w:t>A stronger model can always recover an omitted measurement: Cover width and all identifiers for two same-length cards with different labels. Ask which supplied value tells them apart. Guessing or using typical values cannot guarantee correctness for both.</w:t>
-      </w:r>
-    </w:p>
-    <w:p>
-      <w:r>
-        <w:t>A feature that matches practice labels must be useful: Use a red fitting card or a blue oversized card. Ask whether the feature preserves the stated distinction when the practice pattern changes.</w:t>
-      </w:r>
-    </w:p>
-    <w:p>
-      <w:r>
-        <w:t>The final label is the best input feature: Place the sticker after inspection on the timeline. It is a target for checking or teaching, not an available input for a prediction before inspection.</w:t>
-      </w:r>
-    </w:p>
-    <w:p>
-      <w:r>
-        <w:t>Useful features stay useful for every task: Change the target to red or blue bins. Identical dimensions can now require different answers, so colour matters.</w:t>
+      <w:pPr>
+        <w:spacing w:line="336" w:lineRule="auto" w:after="180"/>
+      </w:pPr>
+      <w:r>
+        <w:rPr>
+          <w:b w:val="0"/>
+        </w:rPr>
+        <w:t>A stronger model can always recover an omitted measurement: Cover width and all identifiers for two same-length cards with different labels. Ask which supplied value tells them apart.</w:t>
+      </w:r>
+    </w:p>
+    <w:p>
+      <w:pPr>
+        <w:spacing w:line="336" w:lineRule="auto" w:after="180"/>
+      </w:pPr>
+      <w:r>
+        <w:rPr>
+          <w:b w:val="0"/>
+        </w:rPr>
+        <w:t>Guessing or using typical values cannot guarantee correctness for both.</w:t>
+      </w:r>
+    </w:p>
+    <w:p>
+      <w:pPr>
+        <w:spacing w:line="336" w:lineRule="auto" w:after="180"/>
+      </w:pPr>
+      <w:r>
+        <w:rPr>
+          <w:b w:val="0"/>
+        </w:rPr>
+        <w:t xml:space="preserve">A </w:t>
+      </w:r>
+      <w:r>
+        <w:rPr>
+          <w:b/>
+        </w:rPr>
+        <w:t>feature</w:t>
+      </w:r>
+      <w:r>
+        <w:rPr>
+          <w:b w:val="0"/>
+        </w:rPr>
+        <w:t xml:space="preserve"> that matches practice labels must be useful: Use a red </w:t>
+      </w:r>
+      <w:r>
+        <w:rPr>
+          <w:b/>
+        </w:rPr>
+        <w:t>fitting</w:t>
+      </w:r>
+      <w:r>
+        <w:rPr>
+          <w:b w:val="0"/>
+        </w:rPr>
+        <w:t xml:space="preserve"> card or a blue oversized card. Ask whether the </w:t>
+      </w:r>
+      <w:r>
+        <w:rPr>
+          <w:b/>
+        </w:rPr>
+        <w:t>feature</w:t>
+      </w:r>
+      <w:r>
+        <w:rPr>
+          <w:b w:val="0"/>
+        </w:rPr>
+        <w:t xml:space="preserve"> preserves the stated distinction when the practice pattern changes.</w:t>
+      </w:r>
+    </w:p>
+    <w:p>
+      <w:pPr>
+        <w:spacing w:line="336" w:lineRule="auto" w:after="180"/>
+      </w:pPr>
+      <w:r>
+        <w:rPr>
+          <w:b w:val="0"/>
+        </w:rPr>
+        <w:t xml:space="preserve">The final label is the best </w:t>
+      </w:r>
+      <w:r>
+        <w:rPr>
+          <w:b/>
+        </w:rPr>
+        <w:t>input</w:t>
+      </w:r>
+      <w:r>
+        <w:rPr>
+          <w:b w:val="0"/>
+        </w:rPr>
+        <w:t xml:space="preserve"> </w:t>
+      </w:r>
+      <w:r>
+        <w:rPr>
+          <w:b/>
+        </w:rPr>
+        <w:t>feature</w:t>
+      </w:r>
+      <w:r>
+        <w:rPr>
+          <w:b w:val="0"/>
+        </w:rPr>
+        <w:t xml:space="preserve">: Place the sticker after inspection on the timeline. It is a target for checking or teaching, not an available </w:t>
+      </w:r>
+      <w:r>
+        <w:rPr>
+          <w:b/>
+        </w:rPr>
+        <w:t>input</w:t>
+      </w:r>
+      <w:r>
+        <w:rPr>
+          <w:b w:val="0"/>
+        </w:rPr>
+        <w:t xml:space="preserve"> for a </w:t>
+      </w:r>
+      <w:r>
+        <w:rPr>
+          <w:b/>
+        </w:rPr>
+        <w:t>prediction</w:t>
+      </w:r>
+      <w:r>
+        <w:rPr>
+          <w:b w:val="0"/>
+        </w:rPr>
+        <w:t xml:space="preserve"> before inspection.</w:t>
+      </w:r>
+    </w:p>
+    <w:p>
+      <w:pPr>
+        <w:spacing w:line="336" w:lineRule="auto" w:after="180"/>
+      </w:pPr>
+      <w:r>
+        <w:rPr>
+          <w:b w:val="0"/>
+        </w:rPr>
+        <w:t xml:space="preserve">Useful </w:t>
+      </w:r>
+      <w:r>
+        <w:rPr>
+          <w:b/>
+        </w:rPr>
+        <w:t>feature</w:t>
+      </w:r>
+      <w:r>
+        <w:rPr>
+          <w:b w:val="0"/>
+        </w:rPr>
+        <w:t>s stay useful for every task: Change the target to red or blue bins. Identical dimensions can now require different answers, so colour matters.</w:t>
       </w:r>
     </w:p>
     <w:p>
@@ -2190,8 +4344,25 @@
       </w:tr>
     </w:tbl>
     <w:p>
-      <w:r>
-        <w:t>Offer an oral explanation, drawing, enlarged visual or fewer examples when that removes a reading/writing barrier. Keep the same reasoning goal. Stretch secure learners by changing a boundary or assumption and asking them to defend the effect, not simply by assigning more of the same questions.</w:t>
+      <w:pPr>
+        <w:spacing w:line="336" w:lineRule="auto" w:after="180"/>
+      </w:pPr>
+      <w:r>
+        <w:rPr>
+          <w:b w:val="0"/>
+        </w:rPr>
+        <w:t>Offer an oral explanation, drawing, enlarged visual or fewer examples when that removes a reading/writing barrier. Keep the same reasoning goal.</w:t>
+      </w:r>
+    </w:p>
+    <w:p>
+      <w:pPr>
+        <w:spacing w:line="336" w:lineRule="auto" w:after="180"/>
+      </w:pPr>
+      <w:r>
+        <w:rPr>
+          <w:b w:val="0"/>
+        </w:rPr>
+        <w:t>Stretch secure learners by changing a boundary or assumption and asking them to defend the effect, not simply by assigning more of the same questions.</w:t>
       </w:r>
     </w:p>
     <w:p>
@@ -2203,11 +4374,16 @@
       </w:r>
     </w:p>
     <w:p>
+      <w:r>
+        <w:t>Use the Features: Useful Clues questions, teacher keys and criteria after the relevant attempts. Previously discussed cases are practice; protect the separately selected independent task.</w:t>
+      </w:r>
+    </w:p>
+    <w:p>
       <w:pPr>
         <w:pStyle w:val="Heading3"/>
       </w:pPr>
       <w:r>
-        <w:t>Assess and explain the answers</w:t>
+        <w:t>Worked case answer</w:t>
       </w:r>
     </w:p>
     <w:p>
@@ -2215,12 +4391,31 @@
         <w:pStyle w:val="Heading3"/>
       </w:pPr>
       <w:r>
-        <w:t>Worked case answer</w:t>
-      </w:r>
-    </w:p>
-    <w:p>
-      <w:r>
-        <w:t>Edge shape directly addresses the target. Size can vary within both categories. Feature usefulness depends on the task.</w:t>
+        <w:t>Teacher key · Worked case answer</w:t>
+      </w:r>
+    </w:p>
+    <w:p>
+      <w:pPr>
+        <w:spacing w:line="336" w:lineRule="auto" w:after="180"/>
+        <w:shd w:fill="F1F6FC"/>
+      </w:pPr>
+      <w:r>
+        <w:rPr>
+          <w:b w:val="0"/>
+        </w:rPr>
+        <w:t xml:space="preserve">Edge shape directly addresses the target. Size can vary within both categories. </w:t>
+      </w:r>
+      <w:r>
+        <w:rPr>
+          <w:b/>
+        </w:rPr>
+        <w:t>Feature</w:t>
+      </w:r>
+      <w:r>
+        <w:rPr>
+          <w:b w:val="0"/>
+        </w:rPr>
+        <w:t xml:space="preserve"> usefulness depends on the task.</w:t>
       </w:r>
     </w:p>
     <w:p>
@@ -2232,21 +4427,87 @@
       </w:r>
     </w:p>
     <w:p>
-      <w:r>
-        <w:t>A sorter separates round and square tiles. Both shapes come in red and blue. Choose a useful feature and a distracting feature. Test your choice on a blue circle.</w:t>
-      </w:r>
-    </w:p>
-    <w:p>
       <w:pPr>
         <w:pStyle w:val="Heading3"/>
       </w:pPr>
       <w:r>
+        <w:t>Independent question · withhold the key</w:t>
+      </w:r>
+    </w:p>
+    <w:p>
+      <w:pPr>
+        <w:spacing w:line="336" w:lineRule="auto" w:after="180"/>
+        <w:shd w:fill="F5F1FB"/>
+      </w:pPr>
+      <w:r>
+        <w:rPr>
+          <w:b w:val="0"/>
+        </w:rPr>
+        <w:t xml:space="preserve">A sorter separates round and square tiles. Both shapes come in red and blue. Choose a useful </w:t>
+      </w:r>
+      <w:r>
+        <w:rPr>
+          <w:b/>
+        </w:rPr>
+        <w:t>feature</w:t>
+      </w:r>
+      <w:r>
+        <w:rPr>
+          <w:b w:val="0"/>
+        </w:rPr>
+        <w:t xml:space="preserve"> and a distracting </w:t>
+      </w:r>
+      <w:r>
+        <w:rPr>
+          <w:b/>
+        </w:rPr>
+        <w:t>feature</w:t>
+      </w:r>
+      <w:r>
+        <w:rPr>
+          <w:b w:val="0"/>
+        </w:rPr>
+        <w:t>. Test your choice on a blue circle.</w:t>
+      </w:r>
+    </w:p>
+    <w:p>
+      <w:pPr>
+        <w:pStyle w:val="Heading3"/>
+      </w:pPr>
+      <w:r>
         <w:t>Expected independent answer</w:t>
       </w:r>
     </w:p>
     <w:p>
-      <w:r>
-        <w:t>Shape is useful; colour is distracting for this task. A blue circle is round. A feature is useful because it relates to the intended category, not because it is easy to see.</w:t>
+      <w:pPr>
+        <w:pStyle w:val="Heading3"/>
+      </w:pPr>
+      <w:r>
+        <w:t>Teacher key · Expected independent answer</w:t>
+      </w:r>
+    </w:p>
+    <w:p>
+      <w:pPr>
+        <w:spacing w:line="336" w:lineRule="auto" w:after="180"/>
+        <w:shd w:fill="F1F6FC"/>
+      </w:pPr>
+      <w:r>
+        <w:rPr>
+          <w:b w:val="0"/>
+        </w:rPr>
+        <w:t xml:space="preserve">Shape is useful; colour is distracting for this task. A blue circle is round. A </w:t>
+      </w:r>
+      <w:r>
+        <w:rPr>
+          <w:b/>
+        </w:rPr>
+        <w:t>feature</w:t>
+      </w:r>
+      <w:r>
+        <w:rPr>
+          <w:b w:val="0"/>
+        </w:rPr>
+        <w:t xml:space="preserve"> is useful because it relates to the intended category, not because it is easy to see.</w:t>
       </w:r>
     </w:p>
     <w:p>
@@ -2484,8 +4745,25 @@
       </w:tr>
     </w:tbl>
     <w:p>
-      <w:r>
-        <w:t>Use 6/8 as a classroom checkpoint, with 2 required for both Result and Reasoning. This is a proposed teaching rule, not a validated certification threshold. Do not count a coached answer as independent mastery; correct unsafe or unsupported claims regardless of total.</w:t>
+      <w:pPr>
+        <w:spacing w:line="336" w:lineRule="auto" w:after="180"/>
+      </w:pPr>
+      <w:r>
+        <w:rPr>
+          <w:b w:val="0"/>
+        </w:rPr>
+        <w:t>Use 6/8 as a classroom checkpoint, with 2 required for both Result and Reasoning. This is a proposed teaching rule, not a validated certification threshold.</w:t>
+      </w:r>
+    </w:p>
+    <w:p>
+      <w:pPr>
+        <w:spacing w:line="336" w:lineRule="auto" w:after="180"/>
+      </w:pPr>
+      <w:r>
+        <w:rPr>
+          <w:b w:val="0"/>
+        </w:rPr>
+        <w:t>Do not count a coached answer as independent mastery; correct unsafe or unsupported claims regardless of total.</w:t>
       </w:r>
     </w:p>
     <w:p>
@@ -2497,8 +4775,38 @@
       </w:r>
     </w:p>
     <w:p>
-      <w:r>
-        <w:t>Ask the learner to find the evidence that challenges this claim: “The brightest feature is always the best clue.” Keep the first attempt and an uncoached retry separate.</w:t>
+      <w:pPr>
+        <w:spacing w:line="336" w:lineRule="auto" w:after="180"/>
+      </w:pPr>
+      <w:r>
+        <w:rPr>
+          <w:b w:val="0"/>
+        </w:rPr>
+        <w:t xml:space="preserve">Ask the learner to find the </w:t>
+      </w:r>
+      <w:r>
+        <w:rPr>
+          <w:b/>
+        </w:rPr>
+        <w:t>evidence</w:t>
+      </w:r>
+      <w:r>
+        <w:rPr>
+          <w:b w:val="0"/>
+        </w:rPr>
+        <w:t xml:space="preserve"> that challenges this claim: “The brightest </w:t>
+      </w:r>
+      <w:r>
+        <w:rPr>
+          <w:b/>
+        </w:rPr>
+        <w:t>feature</w:t>
+      </w:r>
+      <w:r>
+        <w:rPr>
+          <w:b w:val="0"/>
+        </w:rPr>
+        <w:t xml:space="preserve"> is always the best clue.” Keep the first attempt and an uncoached retry separate.</w:t>
       </w:r>
     </w:p>
     <w:p>
@@ -2510,15 +4818,42 @@
       </w:r>
     </w:p>
     <w:p>
-      <w:r>
-        <w:t>Test a large smooth leaf and a small toothed leaf with reliable labels. An edge-based rule predicts smooth and toothed respectively; a size shortcut reverses them. Two tests expose this specific shortcut, but do not establish performance on every leaf.</w:t>
-      </w:r>
-    </w:p>
-    <w:p>
       <w:pPr>
         <w:pStyle w:val="Heading3"/>
       </w:pPr>
       <w:r>
+        <w:t>Teacher key · Original transfer answer</w:t>
+      </w:r>
+    </w:p>
+    <w:p>
+      <w:pPr>
+        <w:spacing w:line="336" w:lineRule="auto" w:after="180"/>
+        <w:shd w:fill="F1F6FC"/>
+      </w:pPr>
+      <w:r>
+        <w:rPr>
+          <w:b w:val="0"/>
+        </w:rPr>
+        <w:t>Test a large smooth leaf and a small toothed leaf with reliable labels. An edge-based rule predicts smooth and toothed respectively; a size shortcut reverses them.</w:t>
+      </w:r>
+    </w:p>
+    <w:p>
+      <w:pPr>
+        <w:spacing w:line="336" w:lineRule="auto" w:after="180"/>
+        <w:shd w:fill="F1F6FC"/>
+      </w:pPr>
+      <w:r>
+        <w:rPr>
+          <w:b w:val="0"/>
+        </w:rPr>
+        <w:t>Two tests expose this specific shortcut, but do not establish performance on every leaf.</w:t>
+      </w:r>
+    </w:p>
+    <w:p>
+      <w:pPr>
+        <w:pStyle w:val="Heading3"/>
+      </w:pPr>
+      <w:r>
         <w:t>Explanations for the additional workbook examples</w:t>
       </w:r>
     </w:p>
@@ -2531,111 +4866,633 @@
       </w:r>
     </w:p>
     <w:p>
-      <w:r>
-        <w:t>For the fixed-orientation card task, fits requires length at most 12 cm and width at most 8 cm, including equality. Choose the measurements needed as inputs from length, width, colour, card number and the final inspection sticker. State the target label and write the feature record for a 12 cm by 8 cm red card using a defined order.</w:t>
-      </w:r>
-    </w:p>
-    <w:p>
-      <w:r>
-        <w:t>Use length and width measured before the decision. State the order as length in cm, then width in cm; the record is 12, 8. The target is fits or too large under the guide, and this card is fits because both equalities are included. Colour and card number are not needed for this rule; the final inspection sticker copies the answer and is unavailable before inspection.</w:t>
-      </w:r>
-    </w:p>
-    <w:p>
       <w:pPr>
         <w:pStyle w:val="Heading3"/>
       </w:pPr>
       <w:r>
+        <w:t>Workbook question · W1</w:t>
+      </w:r>
+    </w:p>
+    <w:p>
+      <w:pPr>
+        <w:spacing w:line="336" w:lineRule="auto" w:after="180"/>
+        <w:shd w:fill="F5F1FB"/>
+      </w:pPr>
+      <w:r>
+        <w:rPr>
+          <w:b w:val="0"/>
+        </w:rPr>
+        <w:t>For the fixed-orientation card task, fits requires length at most 12 cm and width at most 8 cm, including equality.</w:t>
+      </w:r>
+    </w:p>
+    <w:p>
+      <w:pPr>
+        <w:spacing w:line="336" w:lineRule="auto" w:after="180"/>
+        <w:shd w:fill="F5F1FB"/>
+      </w:pPr>
+      <w:r>
+        <w:rPr>
+          <w:b w:val="0"/>
+        </w:rPr>
+        <w:t xml:space="preserve">Choose the measurements needed as </w:t>
+      </w:r>
+      <w:r>
+        <w:rPr>
+          <w:b/>
+        </w:rPr>
+        <w:t>input</w:t>
+      </w:r>
+      <w:r>
+        <w:rPr>
+          <w:b w:val="0"/>
+        </w:rPr>
+        <w:t xml:space="preserve">s from length, width, colour, card number and the final inspection sticker. State the </w:t>
+      </w:r>
+      <w:r>
+        <w:rPr>
+          <w:b/>
+        </w:rPr>
+        <w:t>target label</w:t>
+      </w:r>
+      <w:r>
+        <w:rPr>
+          <w:b w:val="0"/>
+        </w:rPr>
+        <w:t xml:space="preserve"> and write the </w:t>
+      </w:r>
+      <w:r>
+        <w:rPr>
+          <w:b/>
+        </w:rPr>
+        <w:t>feature record</w:t>
+      </w:r>
+      <w:r>
+        <w:rPr>
+          <w:b w:val="0"/>
+        </w:rPr>
+        <w:t xml:space="preserve"> for a 12 cm by 8 cm red card using a defined order.</w:t>
+      </w:r>
+    </w:p>
+    <w:p>
+      <w:pPr>
+        <w:pStyle w:val="Heading3"/>
+      </w:pPr>
+      <w:r>
+        <w:t>Teacher reasoning · W1</w:t>
+      </w:r>
+    </w:p>
+    <w:p>
+      <w:pPr>
+        <w:spacing w:line="336" w:lineRule="auto" w:after="180"/>
+        <w:shd w:fill="F1F6FC"/>
+      </w:pPr>
+      <w:r>
+        <w:rPr>
+          <w:b w:val="0"/>
+        </w:rPr>
+        <w:t>Use length and width measured before the decision. State the order as length in cm, then width in cm; the record is 12, 8.</w:t>
+      </w:r>
+    </w:p>
+    <w:p>
+      <w:pPr>
+        <w:spacing w:line="336" w:lineRule="auto" w:after="180"/>
+        <w:shd w:fill="F1F6FC"/>
+      </w:pPr>
+      <w:r>
+        <w:rPr>
+          <w:b w:val="0"/>
+        </w:rPr>
+        <w:t>The target is fits or too large under the guide, and this card is fits because both equalities are included.</w:t>
+      </w:r>
+    </w:p>
+    <w:p>
+      <w:pPr>
+        <w:spacing w:line="336" w:lineRule="auto" w:after="180"/>
+        <w:shd w:fill="F1F6FC"/>
+      </w:pPr>
+      <w:r>
+        <w:rPr>
+          <w:b w:val="0"/>
+        </w:rPr>
+        <w:t>Colour and card number are not needed for this rule; the final inspection sticker copies the answer and is unavailable before inspection.</w:t>
+      </w:r>
+    </w:p>
+    <w:p>
+      <w:pPr>
+        <w:pStyle w:val="Heading3"/>
+      </w:pPr>
+      <w:r>
         <w:t>W2 Prove that one measurement is insufficient</w:t>
       </w:r>
     </w:p>
     <w:p>
-      <w:r>
+      <w:pPr>
+        <w:pStyle w:val="Heading3"/>
+      </w:pPr>
+      <w:r>
+        <w:t>Workbook question · W2</w:t>
+      </w:r>
+    </w:p>
+    <w:p>
+      <w:pPr>
+        <w:spacing w:line="336" w:lineRule="auto" w:after="180"/>
+        <w:shd w:fill="F5F1FB"/>
+      </w:pPr>
+      <w:r>
+        <w:rPr>
+          <w:b w:val="0"/>
+        </w:rPr>
         <w:t>Invent two cards with the same width but different correct labels under the card guide. Give both lengths and widths and justify the labels. Explain why a system receiving only width cannot always label both correctly.</w:t>
       </w:r>
     </w:p>
     <w:p>
-      <w:r>
-        <w:t>One valid pair is length 11 width 6, which fits, and length 13 width 6, which is too large. Both give the width-only input 6 but require different labels. Without length or other permitted distinguishing information, the system cannot guarantee correct labels for both. Accept any valid pair with positive measurements, equal widths at most 8, and lengths on opposite sides of 12.</w:t>
-      </w:r>
-    </w:p>
-    <w:p>
       <w:pPr>
         <w:pStyle w:val="Heading3"/>
       </w:pPr>
       <w:r>
+        <w:t>Teacher reasoning · W2</w:t>
+      </w:r>
+    </w:p>
+    <w:p>
+      <w:pPr>
+        <w:spacing w:line="336" w:lineRule="auto" w:after="180"/>
+        <w:shd w:fill="F1F6FC"/>
+      </w:pPr>
+      <w:r>
+        <w:rPr>
+          <w:b w:val="0"/>
+        </w:rPr>
+        <w:t xml:space="preserve">One valid pair is length 11 width 6, which fits, and length 13 width 6, which is too large. Both give the width-only </w:t>
+      </w:r>
+      <w:r>
+        <w:rPr>
+          <w:b/>
+        </w:rPr>
+        <w:t>input</w:t>
+      </w:r>
+      <w:r>
+        <w:rPr>
+          <w:b w:val="0"/>
+        </w:rPr>
+        <w:t xml:space="preserve"> 6 but require different labels.</w:t>
+      </w:r>
+    </w:p>
+    <w:p>
+      <w:pPr>
+        <w:spacing w:line="336" w:lineRule="auto" w:after="180"/>
+        <w:shd w:fill="F1F6FC"/>
+      </w:pPr>
+      <w:r>
+        <w:rPr>
+          <w:b w:val="0"/>
+        </w:rPr>
+        <w:t>Without length or other permitted distinguishing information, the system cannot guarantee correct labels for both. Accept any valid pair with positive measurements, equal widths at most 8, and lengths on opposite sides of 12.</w:t>
+      </w:r>
+    </w:p>
+    <w:p>
+      <w:pPr>
+        <w:pStyle w:val="Heading3"/>
+      </w:pPr>
+      <w:r>
         <w:t>W3 Challenge an apparent colour shortcut</w:t>
       </w:r>
     </w:p>
     <w:p>
-      <w:r>
-        <w:t>A practice set contains three blue cards that fit and three red cards that are too large. A helper uses blue means fits and red means too large. Create a new card that this helper mislabels. Explain why the perfect practice score did not establish that colour was a reliable feature for this task.</w:t>
-      </w:r>
-    </w:p>
-    <w:p>
-      <w:r>
-        <w:t>A red 10 by 7 cm card fits but the helper says too large; alternatively a blue 13 by 7 cm card is too large but the helper says fits. The practice set paired colour with size and did not test cases that separate them. The stated guide depends on measurements, so compare predictions with that guide on cases where colour and size no longer follow the shortcut.</w:t>
-      </w:r>
-    </w:p>
-    <w:p>
       <w:pPr>
         <w:pStyle w:val="Heading3"/>
       </w:pPr>
       <w:r>
+        <w:t>Workbook question · W3</w:t>
+      </w:r>
+    </w:p>
+    <w:p>
+      <w:pPr>
+        <w:spacing w:line="336" w:lineRule="auto" w:after="180"/>
+        <w:shd w:fill="F5F1FB"/>
+      </w:pPr>
+      <w:r>
+        <w:rPr>
+          <w:b w:val="0"/>
+        </w:rPr>
+        <w:t>A practice set contains three blue cards that fit and three red cards that are too large. A helper uses blue means fits and red means too large. Create a new card that this helper mislabels.</w:t>
+      </w:r>
+    </w:p>
+    <w:p>
+      <w:pPr>
+        <w:spacing w:line="336" w:lineRule="auto" w:after="180"/>
+        <w:shd w:fill="F5F1FB"/>
+      </w:pPr>
+      <w:r>
+        <w:rPr>
+          <w:b w:val="0"/>
+        </w:rPr>
+        <w:t xml:space="preserve">Explain why the perfect practice score did not establish that colour was a reliable </w:t>
+      </w:r>
+      <w:r>
+        <w:rPr>
+          <w:b/>
+        </w:rPr>
+        <w:t>feature</w:t>
+      </w:r>
+      <w:r>
+        <w:rPr>
+          <w:b w:val="0"/>
+        </w:rPr>
+        <w:t xml:space="preserve"> for this task.</w:t>
+      </w:r>
+    </w:p>
+    <w:p>
+      <w:pPr>
+        <w:pStyle w:val="Heading3"/>
+      </w:pPr>
+      <w:r>
+        <w:t>Teacher reasoning · W3</w:t>
+      </w:r>
+    </w:p>
+    <w:p>
+      <w:pPr>
+        <w:spacing w:line="336" w:lineRule="auto" w:after="180"/>
+        <w:shd w:fill="F1F6FC"/>
+      </w:pPr>
+      <w:r>
+        <w:rPr>
+          <w:b w:val="0"/>
+        </w:rPr>
+        <w:t>A red 10 by 7 cm card fits but the helper says too large; alternatively a blue 13 by 7 cm card is too large but the helper says fits. The practice set paired colour with size and did not test cases that separate them.</w:t>
+      </w:r>
+    </w:p>
+    <w:p>
+      <w:pPr>
+        <w:spacing w:line="336" w:lineRule="auto" w:after="180"/>
+        <w:shd w:fill="F1F6FC"/>
+      </w:pPr>
+      <w:r>
+        <w:rPr>
+          <w:b w:val="0"/>
+        </w:rPr>
+        <w:t xml:space="preserve">The stated guide depends on measurements, so compare </w:t>
+      </w:r>
+      <w:r>
+        <w:rPr>
+          <w:b/>
+        </w:rPr>
+        <w:t>prediction</w:t>
+      </w:r>
+      <w:r>
+        <w:rPr>
+          <w:b w:val="0"/>
+        </w:rPr>
+        <w:t>s with that guide on cases where colour and size no longer follow the shortcut.</w:t>
+      </w:r>
+    </w:p>
+    <w:p>
+      <w:pPr>
+        <w:pStyle w:val="Heading3"/>
+      </w:pPr>
+      <w:r>
         <w:t>W4 Design a record for a new task</w:t>
       </w:r>
     </w:p>
     <w:p>
-      <w:r>
-        <w:t>A fictional display tray accepts a tile if its height is at most 9 cm and its thickness is at most 2 cm, including equality. Other dimensions are fixed. Before checking, you can record height, thickness and pattern name. A pass sticker is added afterward. Choose inputs with units. Construct two tiles with the same height but different labels. Then label a 9 cm high, 2 cm thick striped tile and explain why the sticker is unsuitable as an input before checking.</w:t>
-      </w:r>
-    </w:p>
-    <w:p>
-      <w:r>
-        <w:t>Record height in cm and thickness in cm. A valid pair is height 8 thickness 1, which passes, and height 8 thickness 3, which fails: equal height hides the required thickness distinction. The 9 cm high, 2 cm thick tile passes both inclusive boundaries. Pattern name does not affect the stated rule. The pass sticker is created after checking and copies the target; using it to predict before checking is leakage.</w:t>
-      </w:r>
-    </w:p>
-    <w:p>
       <w:pPr>
         <w:pStyle w:val="Heading3"/>
       </w:pPr>
       <w:r>
+        <w:t>Workbook question · W4</w:t>
+      </w:r>
+    </w:p>
+    <w:p>
+      <w:pPr>
+        <w:spacing w:line="336" w:lineRule="auto" w:after="180"/>
+        <w:shd w:fill="F5F1FB"/>
+      </w:pPr>
+      <w:r>
+        <w:rPr>
+          <w:b w:val="0"/>
+        </w:rPr>
+        <w:t>A fictional display tray accepts a tile if its height is at most 9 cm and its thickness is at most 2 cm, including equality. Other dimensions are fixed. Before checking, you can record height, thickness and pattern name.</w:t>
+      </w:r>
+    </w:p>
+    <w:p>
+      <w:pPr>
+        <w:spacing w:line="336" w:lineRule="auto" w:after="180"/>
+        <w:shd w:fill="F5F1FB"/>
+      </w:pPr>
+      <w:r>
+        <w:rPr>
+          <w:b w:val="0"/>
+        </w:rPr>
+        <w:t xml:space="preserve">A pass sticker is added afterward. Choose </w:t>
+      </w:r>
+      <w:r>
+        <w:rPr>
+          <w:b/>
+        </w:rPr>
+        <w:t>input</w:t>
+      </w:r>
+      <w:r>
+        <w:rPr>
+          <w:b w:val="0"/>
+        </w:rPr>
+        <w:t>s with units. Construct two tiles with the same height but different labels.</w:t>
+      </w:r>
+    </w:p>
+    <w:p>
+      <w:pPr>
+        <w:spacing w:line="336" w:lineRule="auto" w:after="180"/>
+        <w:shd w:fill="F5F1FB"/>
+      </w:pPr>
+      <w:r>
+        <w:rPr>
+          <w:b w:val="0"/>
+        </w:rPr>
+        <w:t xml:space="preserve">Then label a 9 cm high, 2 cm thick striped tile and explain why the sticker is unsuitable as an </w:t>
+      </w:r>
+      <w:r>
+        <w:rPr>
+          <w:b/>
+        </w:rPr>
+        <w:t>input</w:t>
+      </w:r>
+      <w:r>
+        <w:rPr>
+          <w:b w:val="0"/>
+        </w:rPr>
+        <w:t xml:space="preserve"> before checking.</w:t>
+      </w:r>
+    </w:p>
+    <w:p>
+      <w:pPr>
+        <w:pStyle w:val="Heading3"/>
+      </w:pPr>
+      <w:r>
+        <w:t>Teacher reasoning · W4</w:t>
+      </w:r>
+    </w:p>
+    <w:p>
+      <w:pPr>
+        <w:spacing w:line="336" w:lineRule="auto" w:after="180"/>
+        <w:shd w:fill="F1F6FC"/>
+      </w:pPr>
+      <w:r>
+        <w:rPr>
+          <w:b w:val="0"/>
+        </w:rPr>
+        <w:t>Record height in cm and thickness in cm. A valid pair is height 8 thickness 1, which passes, and height 8 thickness 3, which fails: equal height hides the required thickness distinction.</w:t>
+      </w:r>
+    </w:p>
+    <w:p>
+      <w:pPr>
+        <w:spacing w:line="336" w:lineRule="auto" w:after="180"/>
+        <w:shd w:fill="F1F6FC"/>
+      </w:pPr>
+      <w:r>
+        <w:rPr>
+          <w:b w:val="0"/>
+        </w:rPr>
+        <w:t xml:space="preserve">The 9 cm high, 2 cm thick tile passes both inclusive boundaries. Pattern name does not affect the stated rule. The pass sticker is created after checking and copies the target; using it to predict before checking is </w:t>
+      </w:r>
+      <w:r>
+        <w:rPr>
+          <w:b/>
+        </w:rPr>
+        <w:t>leakage</w:t>
+      </w:r>
+      <w:r>
+        <w:rPr>
+          <w:b w:val="0"/>
+        </w:rPr>
+        <w:t>.</w:t>
+      </w:r>
+    </w:p>
+    <w:p>
+      <w:pPr>
+        <w:pStyle w:val="Heading3"/>
+      </w:pPr>
+      <w:r>
         <w:t>W5 Notice when the task changes</w:t>
       </w:r>
     </w:p>
     <w:p>
-      <w:r>
-        <w:t>The delivery station now sorts cards into red and blue bins instead of checking dimensions. Which previously unneeded feature becomes useful? Explain why length and width alone may now be insufficient. Give two cards that support your explanation.</w:t>
-      </w:r>
-    </w:p>
-    <w:p>
-      <w:r>
-        <w:t>Colour becomes useful because the new target is red or blue. A red 10 by 7 card and a blue 10 by 7 card have identical length-width records but require different bins. Feature relevance depends on the task; reusing the previous feature set without reviewing the target can discard the needed distinction.</w:t>
-      </w:r>
-    </w:p>
-    <w:p>
       <w:pPr>
         <w:pStyle w:val="Heading3"/>
       </w:pPr>
       <w:r>
+        <w:t>Workbook question · W5</w:t>
+      </w:r>
+    </w:p>
+    <w:p>
+      <w:pPr>
+        <w:spacing w:line="336" w:lineRule="auto" w:after="180"/>
+        <w:shd w:fill="F5F1FB"/>
+      </w:pPr>
+      <w:r>
+        <w:rPr>
+          <w:b w:val="0"/>
+        </w:rPr>
+        <w:t xml:space="preserve">The delivery station now sorts cards into red and blue bins instead of checking dimensions. Which previously unneeded </w:t>
+      </w:r>
+      <w:r>
+        <w:rPr>
+          <w:b/>
+        </w:rPr>
+        <w:t>feature</w:t>
+      </w:r>
+      <w:r>
+        <w:rPr>
+          <w:b w:val="0"/>
+        </w:rPr>
+        <w:t xml:space="preserve"> becomes useful? Explain why length and width alone may now be insufficient.</w:t>
+      </w:r>
+    </w:p>
+    <w:p>
+      <w:pPr>
+        <w:spacing w:line="336" w:lineRule="auto" w:after="180"/>
+        <w:shd w:fill="F5F1FB"/>
+      </w:pPr>
+      <w:r>
+        <w:rPr>
+          <w:b w:val="0"/>
+        </w:rPr>
+        <w:t>Give two cards that support your explanation.</w:t>
+      </w:r>
+    </w:p>
+    <w:p>
+      <w:pPr>
+        <w:pStyle w:val="Heading3"/>
+      </w:pPr>
+      <w:r>
+        <w:t>Teacher reasoning · W5</w:t>
+      </w:r>
+    </w:p>
+    <w:p>
+      <w:pPr>
+        <w:spacing w:line="336" w:lineRule="auto" w:after="180"/>
+        <w:shd w:fill="F1F6FC"/>
+      </w:pPr>
+      <w:r>
+        <w:rPr>
+          <w:b w:val="0"/>
+        </w:rPr>
+        <w:t>Colour becomes useful because the new target is red or blue. A red 10 by 7 card and a blue 10 by 7 card have identical length-width records but require different bins.</w:t>
+      </w:r>
+    </w:p>
+    <w:p>
+      <w:pPr>
+        <w:spacing w:line="336" w:lineRule="auto" w:after="180"/>
+        <w:shd w:fill="F1F6FC"/>
+      </w:pPr>
+      <w:r>
+        <w:rPr>
+          <w:b/>
+        </w:rPr>
+        <w:t>Feature</w:t>
+      </w:r>
+      <w:r>
+        <w:rPr>
+          <w:b w:val="0"/>
+        </w:rPr>
+        <w:t xml:space="preserve"> relevance depends on the task; reusing the previous </w:t>
+      </w:r>
+      <w:r>
+        <w:rPr>
+          <w:b/>
+        </w:rPr>
+        <w:t>feature</w:t>
+      </w:r>
+      <w:r>
+        <w:rPr>
+          <w:b w:val="0"/>
+        </w:rPr>
+        <w:t xml:space="preserve"> set without reviewing the target can discard the needed distinction.</w:t>
+      </w:r>
+    </w:p>
+    <w:p>
+      <w:pPr>
+        <w:pStyle w:val="Heading3"/>
+      </w:pPr>
+      <w:r>
         <w:t>Assess independent transfer</w:t>
       </w:r>
     </w:p>
     <w:p>
-      <w:r>
-        <w:t>Selected case: A fictional display tray accepts a tile if its height is at most 9 cm and its thickness is at most 2 cm, including equality. Other dimensions are fixed. Before checking, you can record height, thickness and pattern name. A pass sticker is added afterward. Choose inputs with units. Construct two tiles with the same height but different labels. Then label a 9 cm high, 2 cm thick striped tile and explain why the sticker is unsuitable as an input before checking.</w:t>
-      </w:r>
-    </w:p>
-    <w:p>
       <w:pPr>
         <w:pStyle w:val="Heading3"/>
       </w:pPr>
       <w:r>
+        <w:t>Independent question · withhold the key</w:t>
+      </w:r>
+    </w:p>
+    <w:p>
+      <w:pPr>
+        <w:spacing w:line="336" w:lineRule="auto" w:after="180"/>
+        <w:shd w:fill="F5F1FB"/>
+      </w:pPr>
+      <w:r>
+        <w:rPr>
+          <w:b w:val="0"/>
+        </w:rPr>
+        <w:t>Selected case: A fictional display tray accepts a tile if its height is at most 9 cm and its thickness is at most 2 cm, including equality. Other dimensions are fixed.</w:t>
+      </w:r>
+    </w:p>
+    <w:p>
+      <w:pPr>
+        <w:spacing w:line="336" w:lineRule="auto" w:after="180"/>
+        <w:shd w:fill="F5F1FB"/>
+      </w:pPr>
+      <w:r>
+        <w:rPr>
+          <w:b w:val="0"/>
+        </w:rPr>
+        <w:t xml:space="preserve">Before checking, you can record height, thickness and pattern name. A pass sticker is added afterward. Choose </w:t>
+      </w:r>
+      <w:r>
+        <w:rPr>
+          <w:b/>
+        </w:rPr>
+        <w:t>input</w:t>
+      </w:r>
+      <w:r>
+        <w:rPr>
+          <w:b w:val="0"/>
+        </w:rPr>
+        <w:t>s with units. Construct two tiles with the same height but different labels.</w:t>
+      </w:r>
+    </w:p>
+    <w:p>
+      <w:pPr>
+        <w:spacing w:line="336" w:lineRule="auto" w:after="180"/>
+        <w:shd w:fill="F5F1FB"/>
+      </w:pPr>
+      <w:r>
+        <w:rPr>
+          <w:b w:val="0"/>
+        </w:rPr>
+        <w:t xml:space="preserve">Then label a 9 cm high, 2 cm thick striped tile and explain why the sticker is unsuitable as an </w:t>
+      </w:r>
+      <w:r>
+        <w:rPr>
+          <w:b/>
+        </w:rPr>
+        <w:t>input</w:t>
+      </w:r>
+      <w:r>
+        <w:rPr>
+          <w:b w:val="0"/>
+        </w:rPr>
+        <w:t xml:space="preserve"> before checking.</w:t>
+      </w:r>
+    </w:p>
+    <w:p>
+      <w:pPr>
+        <w:pStyle w:val="Heading3"/>
+      </w:pPr>
+      <w:r>
         <w:t>Selected case answer</w:t>
       </w:r>
     </w:p>
     <w:p>
-      <w:r>
-        <w:t>Record height in cm and thickness in cm. A valid pair is height 8 thickness 1, which passes, and height 8 thickness 3, which fails: equal height hides the required thickness distinction. The 9 cm high, 2 cm thick tile passes both inclusive boundaries. Pattern name does not affect the stated rule. The pass sticker is created after checking and copies the target; using it to predict before checking is leakage.</w:t>
+      <w:pPr>
+        <w:pStyle w:val="Heading3"/>
+      </w:pPr>
+      <w:r>
+        <w:t>Teacher key · Selected case answer</w:t>
+      </w:r>
+    </w:p>
+    <w:p>
+      <w:pPr>
+        <w:spacing w:line="336" w:lineRule="auto" w:after="180"/>
+        <w:shd w:fill="F1F6FC"/>
+      </w:pPr>
+      <w:r>
+        <w:rPr>
+          <w:b w:val="0"/>
+        </w:rPr>
+        <w:t>Record height in cm and thickness in cm. A valid pair is height 8 thickness 1, which passes, and height 8 thickness 3, which fails: equal height hides the required thickness distinction.</w:t>
+      </w:r>
+    </w:p>
+    <w:p>
+      <w:pPr>
+        <w:spacing w:line="336" w:lineRule="auto" w:after="180"/>
+        <w:shd w:fill="F1F6FC"/>
+      </w:pPr>
+      <w:r>
+        <w:rPr>
+          <w:b w:val="0"/>
+        </w:rPr>
+        <w:t xml:space="preserve">The 9 cm high, 2 cm thick tile passes both inclusive boundaries. Pattern name does not affect the stated rule. The pass sticker is created after checking and copies the target; using it to predict before checking is </w:t>
+      </w:r>
+      <w:r>
+        <w:rPr>
+          <w:b/>
+        </w:rPr>
+        <w:t>leakage</w:t>
+      </w:r>
+      <w:r>
+        <w:rPr>
+          <w:b w:val="0"/>
+        </w:rPr>
+        <w:t>.</w:t>
       </w:r>
     </w:p>
     <w:tbl>
@@ -2741,21 +5598,89 @@
       </w:tr>
     </w:tbl>
     <w:p>
-      <w:r>
-        <w:t>Record each dimension as not yet, with support, or independent. Accept a valid alternative procedure with a defensible trace. Do not penalise an honestly recorded model failure if the learner correctly explains its evidence and limits.</w:t>
-      </w:r>
-    </w:p>
-    <w:p>
       <w:pPr>
         <w:pStyle w:val="Heading3"/>
       </w:pPr>
       <w:r>
+        <w:t>Teacher key · Selected case answer</w:t>
+      </w:r>
+    </w:p>
+    <w:p>
+      <w:pPr>
+        <w:spacing w:line="336" w:lineRule="auto" w:after="180"/>
+        <w:shd w:fill="F1F6FC"/>
+      </w:pPr>
+      <w:r>
+        <w:rPr>
+          <w:b w:val="0"/>
+        </w:rPr>
+        <w:t>Record each dimension as not yet, with support, or independent. Accept a valid alternative procedure with a defensible trace.</w:t>
+      </w:r>
+    </w:p>
+    <w:p>
+      <w:pPr>
+        <w:spacing w:line="336" w:lineRule="auto" w:after="180"/>
+        <w:shd w:fill="F1F6FC"/>
+      </w:pPr>
+      <w:r>
+        <w:rPr>
+          <w:b w:val="0"/>
+        </w:rPr>
+        <w:t xml:space="preserve">Do not penalise an honestly recorded model failure if the learner correctly explains its </w:t>
+      </w:r>
+      <w:r>
+        <w:rPr>
+          <w:b/>
+        </w:rPr>
+        <w:t>evidence</w:t>
+      </w:r>
+      <w:r>
+        <w:rPr>
+          <w:b w:val="0"/>
+        </w:rPr>
+        <w:t xml:space="preserve"> and limits.</w:t>
+      </w:r>
+    </w:p>
+    <w:p>
+      <w:pPr>
+        <w:pStyle w:val="Heading3"/>
+      </w:pPr>
+      <w:r>
         <w:t>Feedback that the learner uses</w:t>
       </w:r>
     </w:p>
     <w:p>
-      <w:r>
-        <w:t>Name the earliest unsupported step and give one action to repair it. Have the learner make that repair now and explain why. Then assess the relevant skill on a fresh, fully specified case. Confirm it was not previously practised with feedback; solve and check the new case before assigning it. A follow-up design prompt is a starting brief, not automatically an equivalent test.</w:t>
+      <w:pPr>
+        <w:spacing w:line="336" w:lineRule="auto" w:after="180"/>
+      </w:pPr>
+      <w:r>
+        <w:rPr>
+          <w:b w:val="0"/>
+        </w:rPr>
+        <w:t xml:space="preserve">Name the earliest unsupported step and give one action to repair it. Have the learner make that repair now and explain why. Then assess the </w:t>
+      </w:r>
+      <w:r>
+        <w:rPr>
+          <w:b/>
+        </w:rPr>
+        <w:t>relevant</w:t>
+      </w:r>
+      <w:r>
+        <w:rPr>
+          <w:b w:val="0"/>
+        </w:rPr>
+        <w:t xml:space="preserve"> skill on a fresh, fully specified case.</w:t>
+      </w:r>
+    </w:p>
+    <w:p>
+      <w:pPr>
+        <w:spacing w:line="336" w:lineRule="auto" w:after="180"/>
+      </w:pPr>
+      <w:r>
+        <w:rPr>
+          <w:b w:val="0"/>
+        </w:rPr>
+        <w:t>Confirm it was not previously practised with feedback; solve and check the new case before assigning it. A follow-up design prompt is a starting brief, not automatically an equivalent test.</w:t>
       </w:r>
     </w:p>
     <w:p>
@@ -2767,11 +5692,74 @@
       </w:r>
     </w:p>
     <w:p>
+      <w:r>
+        <w:t>Connect Features: Useful Clues to Helpful Classroom Sorter, adapt support and plan a later changed-case check.</w:t>
+      </w:r>
+    </w:p>
+    <w:p>
       <w:pPr>
         <w:pStyle w:val="Heading3"/>
       </w:pPr>
       <w:r>
-        <w:t>Connect and extend learning</w:t>
+        <w:t>Helpful Classroom Sorter</w:t>
+      </w:r>
+    </w:p>
+    <w:p>
+      <w:pPr>
+        <w:spacing w:line="336" w:lineRule="auto" w:after="180"/>
+      </w:pPr>
+      <w:r>
+        <w:rPr>
+          <w:b w:val="0"/>
+        </w:rPr>
+        <w:t xml:space="preserve">Select the smallest useful </w:t>
+      </w:r>
+      <w:r>
+        <w:rPr>
+          <w:b/>
+        </w:rPr>
+        <w:t>feature</w:t>
+      </w:r>
+      <w:r>
+        <w:rPr>
+          <w:b w:val="0"/>
+        </w:rPr>
+        <w:t>s for lost-and-found sorting and reject clues tied to a particular classroom or owner.</w:t>
+      </w:r>
+    </w:p>
+    <w:p>
+      <w:pPr>
+        <w:spacing w:line="336" w:lineRule="auto" w:after="180"/>
+      </w:pPr>
+      <w:r>
+        <w:rPr>
+          <w:b w:val="0"/>
+        </w:rPr>
+        <w:t xml:space="preserve">Keep the decision, </w:t>
+      </w:r>
+      <w:r>
+        <w:rPr>
+          <w:b/>
+        </w:rPr>
+        <w:t>input</w:t>
+      </w:r>
+      <w:r>
+        <w:rPr>
+          <w:b w:val="0"/>
+        </w:rPr>
+        <w:t xml:space="preserve">, result, explanation and remaining limitation in the project </w:t>
+      </w:r>
+      <w:r>
+        <w:rPr>
+          <w:b/>
+        </w:rPr>
+        <w:t>evidence</w:t>
+      </w:r>
+      <w:r>
+        <w:rPr>
+          <w:b w:val="0"/>
+        </w:rPr>
+        <w:t xml:space="preserve"> record. Retrieve this record next week rather than restarting the project.</w:t>
       </w:r>
     </w:p>
     <w:p>
@@ -2779,17 +5767,54 @@
         <w:pStyle w:val="Heading3"/>
       </w:pPr>
       <w:r>
-        <w:t>Helpful Classroom Sorter</w:t>
-      </w:r>
-    </w:p>
-    <w:p>
-      <w:r>
-        <w:t>Select the smallest useful features for lost-and-found sorting and reject clues tied to a particular classroom or owner.</w:t>
-      </w:r>
-    </w:p>
-    <w:p>
-      <w:r>
-        <w:t>Keep the decision, input, result, explanation and remaining limitation in the project evidence record. Retrieve this record next week rather than restarting the project.</w:t>
+        <w:t>Support and stretch</w:t>
+      </w:r>
+    </w:p>
+    <w:p>
+      <w:pPr>
+        <w:spacing w:line="336" w:lineRule="auto" w:after="180"/>
+      </w:pPr>
+      <w:r>
+        <w:rPr>
+          <w:b w:val="0"/>
+        </w:rPr>
+        <w:t xml:space="preserve">Use physical cards, spoken explanations and a three-stage drawing. Read aloud without giving the answer. Stretch: compare two </w:t>
+      </w:r>
+      <w:r>
+        <w:rPr>
+          <w:b/>
+        </w:rPr>
+        <w:t>mechanism</w:t>
+      </w:r>
+      <w:r>
+        <w:rPr>
+          <w:b w:val="0"/>
+        </w:rPr>
+        <w:t xml:space="preserve">s with the same visible </w:t>
+      </w:r>
+      <w:r>
+        <w:rPr>
+          <w:b/>
+        </w:rPr>
+        <w:t>output</w:t>
+      </w:r>
+      <w:r>
+        <w:rPr>
+          <w:b w:val="0"/>
+        </w:rPr>
+        <w:t xml:space="preserve"> and explain what </w:t>
+      </w:r>
+      <w:r>
+        <w:rPr>
+          <w:b/>
+        </w:rPr>
+        <w:t>evidence</w:t>
+      </w:r>
+      <w:r>
+        <w:rPr>
+          <w:b w:val="0"/>
+        </w:rPr>
+        <w:t xml:space="preserve"> distinguishes them.</w:t>
       </w:r>
     </w:p>
     <w:p>
@@ -2797,12 +5822,30 @@
         <w:pStyle w:val="Heading3"/>
       </w:pPr>
       <w:r>
-        <w:t>Support and stretch</w:t>
-      </w:r>
-    </w:p>
-    <w:p>
-      <w:r>
-        <w:t>Use physical cards, spoken explanations and a three-stage drawing. Read aloud without giving the answer. Stretch: compare two mechanisms with the same visible output and explain what evidence distinguishes them.</w:t>
+        <w:t>Exit reflection</w:t>
+      </w:r>
+    </w:p>
+    <w:p>
+      <w:pPr>
+        <w:spacing w:line="336" w:lineRule="auto" w:after="180"/>
+      </w:pPr>
+      <w:r>
+        <w:rPr>
+          <w:b w:val="0"/>
+        </w:rPr>
+        <w:t xml:space="preserve">Ask for one decision the learner can now justify and one situation requiring more </w:t>
+      </w:r>
+      <w:r>
+        <w:rPr>
+          <w:b/>
+        </w:rPr>
+        <w:t>evidence</w:t>
+      </w:r>
+      <w:r>
+        <w:rPr>
+          <w:b w:val="0"/>
+        </w:rPr>
+        <w:t xml:space="preserve"> or human review. Confidence ratings are separate from correct independent performance.</w:t>
       </w:r>
     </w:p>
     <w:p>
@@ -2810,12 +5853,30 @@
         <w:pStyle w:val="Heading3"/>
       </w:pPr>
       <w:r>
-        <w:t>Exit reflection</w:t>
-      </w:r>
-    </w:p>
-    <w:p>
-      <w:r>
-        <w:t>Ask for one decision the learner can now justify and one situation requiring more evidence or human review. Confidence ratings are separate from correct independent performance.</w:t>
+        <w:t>Bridge to the next week</w:t>
+      </w:r>
+    </w:p>
+    <w:p>
+      <w:pPr>
+        <w:spacing w:line="336" w:lineRule="auto" w:after="180"/>
+      </w:pPr>
+      <w:r>
+        <w:rPr>
+          <w:b w:val="0"/>
+        </w:rPr>
+        <w:t xml:space="preserve">Next: Week 9: Algorithms as Recipes. Retrieve today’s </w:t>
+      </w:r>
+      <w:r>
+        <w:rPr>
+          <w:b/>
+        </w:rPr>
+        <w:t>evidence</w:t>
+      </w:r>
+      <w:r>
+        <w:rPr>
+          <w:b w:val="0"/>
+        </w:rPr>
+        <w:t xml:space="preserve"> and identify what carries forward and what is new.</w:t>
       </w:r>
     </w:p>
     <w:p>
@@ -2823,12 +5884,110 @@
         <w:pStyle w:val="Heading3"/>
       </w:pPr>
       <w:r>
-        <w:t>Bridge to the next week</w:t>
-      </w:r>
-    </w:p>
-    <w:p>
-      <w:r>
-        <w:t>Next: Week 9: Algorithms as Recipes. Retrieve today’s evidence and identify what carries forward and what is new.</w:t>
+        <w:t>Support and fresh reassessment</w:t>
+      </w:r>
+    </w:p>
+    <w:p>
+      <w:pPr>
+        <w:spacing w:line="336" w:lineRule="auto" w:after="180"/>
+      </w:pPr>
+      <w:r>
+        <w:rPr>
+          <w:b w:val="0"/>
+        </w:rPr>
+        <w:t xml:space="preserve">Let students physically cover unselected columns and compare two records side by side. Provide the sentence frame Same </w:t>
+      </w:r>
+      <w:r>
+        <w:rPr>
+          <w:b/>
+        </w:rPr>
+        <w:t>input</w:t>
+      </w:r>
+      <w:r>
+        <w:rPr>
+          <w:b w:val="0"/>
+        </w:rPr>
+        <w:t xml:space="preserve"> ___ but labels ___ and ___ because ___. Use written colour names so no task depends on colour vision.</w:t>
+      </w:r>
+    </w:p>
+    <w:p>
+      <w:pPr>
+        <w:spacing w:line="336" w:lineRule="auto" w:after="180"/>
+      </w:pPr>
+      <w:r>
+        <w:rPr>
+          <w:b w:val="0"/>
+        </w:rPr>
+        <w:t xml:space="preserve">Extension: ask learners to prove the width-only </w:t>
+      </w:r>
+      <w:r>
+        <w:rPr>
+          <w:b/>
+        </w:rPr>
+        <w:t>input</w:t>
+      </w:r>
+      <w:r>
+        <w:rPr>
+          <w:b w:val="0"/>
+        </w:rPr>
+        <w:t xml:space="preserve"> fails using a second valid pair, or explain how permitting card rotation would change the decision procedure even when the recorded dimensions stay the same.</w:t>
+      </w:r>
+    </w:p>
+    <w:p>
+      <w:pPr>
+        <w:spacing w:line="336" w:lineRule="auto" w:after="180"/>
+      </w:pPr>
+      <w:r>
+        <w:rPr>
+          <w:b w:val="0"/>
+        </w:rPr>
+        <w:t>W4 shows secure independent understanding when the learner selects height and thickness with units, supplies an equal-height pair on opposite sides of the thickness limit, labels the boundary tile correctly, and explains the sticker timing.</w:t>
+      </w:r>
+    </w:p>
+    <w:p>
+      <w:pPr>
+        <w:spacing w:line="336" w:lineRule="auto" w:after="180"/>
+      </w:pPr>
+      <w:r>
+        <w:rPr>
+          <w:b w:val="0"/>
+        </w:rPr>
+        <w:t xml:space="preserve">Naming </w:t>
+      </w:r>
+      <w:r>
+        <w:rPr>
+          <w:b/>
+        </w:rPr>
+        <w:t>input</w:t>
+      </w:r>
+      <w:r>
+        <w:rPr>
+          <w:b w:val="0"/>
+        </w:rPr>
+        <w:t xml:space="preserve">s without a counterexample is partial </w:t>
+      </w:r>
+      <w:r>
+        <w:rPr>
+          <w:b/>
+        </w:rPr>
+        <w:t>evidence</w:t>
+      </w:r>
+      <w:r>
+        <w:rPr>
+          <w:b w:val="0"/>
+        </w:rPr>
+        <w:t>. After support, retry with a new tray limit of height 7 cm and thickness 3 cm; ask for a fresh equal-height pair before confirming mastery.</w:t>
+      </w:r>
+    </w:p>
+    <w:p>
+      <w:pPr>
+        <w:spacing w:line="336" w:lineRule="auto" w:after="180"/>
+      </w:pPr>
+      <w:r>
+        <w:rPr>
+          <w:b w:val="0"/>
+        </w:rPr>
+        <w:t>Week 9 introduces algorithms and changing state. Students will trace ordered instructions and record how values change, keeping the initial conditions and the sequence visible.</w:t>
       </w:r>
     </w:p>
     <w:p>
@@ -2836,40 +5995,40 @@
         <w:pStyle w:val="Heading3"/>
       </w:pPr>
       <w:r>
-        <w:t>Support and fresh reassessment</w:t>
-      </w:r>
-    </w:p>
-    <w:p>
-      <w:r>
-        <w:t>Let students physically cover unselected columns and compare two records side by side. Provide the sentence frame Same input ___ but labels ___ and ___ because ___. Use written colour names so no task depends on colour vision. Extension: ask learners to prove the width-only input fails using a second valid pair, or explain how permitting card rotation would change the decision procedure even when the recorded dimensions stay the same.</w:t>
-      </w:r>
-    </w:p>
-    <w:p>
-      <w:r>
-        <w:t>W4 shows secure independent understanding when the learner selects height and thickness with units, supplies an equal-height pair on opposite sides of the thickness limit, labels the boundary tile correctly, and explains the sticker timing. Naming inputs without a counterexample is partial evidence. After support, retry with a new tray limit of height 7 cm and thickness 3 cm; ask for a fresh equal-height pair before confirming mastery.</w:t>
-      </w:r>
-    </w:p>
-    <w:p>
-      <w:r>
-        <w:t>Week 9 introduces algorithms and changing state. Students will trace ordered instructions and record how values change, keeping the initial conditions and the sequence visible.</w:t>
-      </w:r>
-    </w:p>
-    <w:p>
-      <w:pPr>
-        <w:pStyle w:val="Heading3"/>
-      </w:pPr>
-      <w:r>
         <w:t>Plan the delayed return</w:t>
       </w:r>
     </w:p>
     <w:p>
-      <w:r>
+      <w:pPr>
+        <w:spacing w:line="336" w:lineRule="auto" w:after="180"/>
+      </w:pPr>
+      <w:r>
+        <w:rPr>
+          <w:b w:val="0"/>
+        </w:rPr>
         <w:t>Suggested return points in this level: ai-1/9, ai-1/11, ai-1/14. Use actual classroom dates, adjusting for holidays and gaps. One, three and six teaching weeks are scheduling choices, not a claimed optimal spacing.</w:t>
       </w:r>
     </w:p>
     <w:p>
-      <w:r>
-        <w:t>At a delayed check, ask for the idea from memory and a changed application. Compare with the earlier independent response and record support used. For a new level, revisit the previous capstone before checking the new prerequisites.</w:t>
+      <w:pPr>
+        <w:spacing w:line="336" w:lineRule="auto" w:after="180"/>
+      </w:pPr>
+      <w:r>
+        <w:rPr>
+          <w:b w:val="0"/>
+        </w:rPr>
+        <w:t>At a delayed check, ask for the idea from memory and a changed application. Compare with the earlier independent response and record support used.</w:t>
+      </w:r>
+    </w:p>
+    <w:p>
+      <w:pPr>
+        <w:spacing w:line="336" w:lineRule="auto" w:after="180"/>
+      </w:pPr>
+      <w:r>
+        <w:rPr>
+          <w:b w:val="0"/>
+        </w:rPr>
+        <w:t>For a new level, revisit the previous capstone before checking the new prerequisites.</w:t>
       </w:r>
     </w:p>
     <w:tbl>
@@ -3029,8 +6188,26 @@
       </w:tr>
     </w:tbl>
     <w:p>
-      <w:r>
-        <w:t>Use the evidence to choose reteaching or the next step. A completed page, confidence rating or attractive project does not by itself demonstrate understanding.</w:t>
+      <w:pPr>
+        <w:spacing w:line="336" w:lineRule="auto" w:after="180"/>
+      </w:pPr>
+      <w:r>
+        <w:rPr>
+          <w:b w:val="0"/>
+        </w:rPr>
+        <w:t xml:space="preserve">Use the </w:t>
+      </w:r>
+      <w:r>
+        <w:rPr>
+          <w:b/>
+        </w:rPr>
+        <w:t>evidence</w:t>
+      </w:r>
+      <w:r>
+        <w:rPr>
+          <w:b w:val="0"/>
+        </w:rPr>
+        <w:t xml:space="preserve"> to choose reteaching or the next step. A completed page, confidence rating or attractive project does not by itself demonstrate understanding.</w:t>
       </w:r>
     </w:p>
     <w:p>
@@ -3042,8 +6219,26 @@
       </w:r>
     </w:p>
     <w:p>
-      <w:r>
-        <w:t>Choose sorter features that exist at decision time and actually connect to the stated classroom requirement.</w:t>
+      <w:pPr>
+        <w:spacing w:line="336" w:lineRule="auto" w:after="180"/>
+      </w:pPr>
+      <w:r>
+        <w:rPr>
+          <w:b w:val="0"/>
+        </w:rPr>
+        <w:t xml:space="preserve">Choose sorter </w:t>
+      </w:r>
+      <w:r>
+        <w:rPr>
+          <w:b/>
+        </w:rPr>
+        <w:t>feature</w:t>
+      </w:r>
+      <w:r>
+        <w:rPr>
+          <w:b w:val="0"/>
+        </w:rPr>
+        <w:t>s that exist at decision time and actually connect to the stated classroom requirement.</w:t>
       </w:r>
     </w:p>
     <w:p>
@@ -3056,12 +6251,50 @@
     </w:p>
     <w:p>
       <w:r>
+        <w:t>Use this preparation summary alongside the detailed Features: Useful Clues lesson; it is a checklist rather than a replacement for the full sequence.</w:t>
+      </w:r>
+    </w:p>
+    <w:p>
+      <w:pPr>
+        <w:pStyle w:val="Heading3"/>
+      </w:pPr>
+      <w:r>
+        <w:t>Teaching target</w:t>
+      </w:r>
+    </w:p>
+    <w:p>
+      <w:pPr>
+        <w:spacing w:line="336" w:lineRule="auto" w:after="180"/>
+        <w:shd w:fill="EDF7F3"/>
+      </w:pPr>
+      <w:r>
+        <w:rPr>
+          <w:b w:val="0"/>
+        </w:rPr>
         <w:t>Teaching target: Choose recorded properties that preserve distinctions needed for a stated task</w:t>
       </w:r>
     </w:p>
     <w:p>
-      <w:r>
-        <w:t>Prepare the labelled worked-case picture, the matching workbook, fictional input cards and a place for individual responses. No paid AI account is required for the paper reasoning activities.</w:t>
+      <w:pPr>
+        <w:spacing w:line="336" w:lineRule="auto" w:after="180"/>
+      </w:pPr>
+      <w:r>
+        <w:rPr>
+          <w:b w:val="0"/>
+        </w:rPr>
+        <w:t xml:space="preserve">Prepare the labelled worked-case picture, the matching workbook, fictional </w:t>
+      </w:r>
+      <w:r>
+        <w:rPr>
+          <w:b/>
+        </w:rPr>
+        <w:t>input</w:t>
+      </w:r>
+      <w:r>
+        <w:rPr>
+          <w:b w:val="0"/>
+        </w:rPr>
+        <w:t xml:space="preserve"> cards and a place for individual responses. No paid AI account is required for the paper reasoning activities.</w:t>
       </w:r>
     </w:p>
     <w:tbl>
@@ -3208,37 +6441,218 @@
       </w:tr>
     </w:tbl>
     <w:p>
-      <w:r>
-        <w:t>Before class, solve the supported practice: Invent two cards with the same width but different correct labels under the card guide. Give both lengths and widths and justify the labels. Explain why a system receiving only width cannot always label both correctly.</w:t>
-      </w:r>
-    </w:p>
-    <w:p>
-      <w:r>
-        <w:t>Reasoned practice answer: One valid pair is length 11 width 6, which fits, and length 13 width 6, which is too large. Both give the width-only input 6 but require different labels. Without length or other permitted distinguishing information, the system cannot guarantee correct labels for both. Accept any valid pair with positive measurements, equal widths at most 8, and lengths on opposite sides of 12.</w:t>
-      </w:r>
-    </w:p>
-    <w:p>
-      <w:r>
-        <w:t>Check every learner before discussion: Use the worked case for Features and useful distinctions. Proposed explanation: “A stronger model can always recover an omitted measurement”. Decide whether this explanation is supported. Point to the step or supplied fact that decides; explain your repair if needed.</w:t>
-      </w:r>
-    </w:p>
-    <w:p>
-      <w:r>
+      <w:pPr>
+        <w:spacing w:line="336" w:lineRule="auto" w:after="180"/>
+      </w:pPr>
+      <w:r>
+        <w:rPr>
+          <w:b w:val="0"/>
+        </w:rPr>
+        <w:t>Before class, solve the supported practice: Invent two cards with the same width but different correct labels under the card guide. Give both lengths and widths and justify the labels.</w:t>
+      </w:r>
+    </w:p>
+    <w:p>
+      <w:pPr>
+        <w:spacing w:line="336" w:lineRule="auto" w:after="180"/>
+      </w:pPr>
+      <w:r>
+        <w:rPr>
+          <w:b w:val="0"/>
+        </w:rPr>
+        <w:t>Explain why a system receiving only width cannot always label both correctly.</w:t>
+      </w:r>
+    </w:p>
+    <w:p>
+      <w:pPr>
+        <w:pStyle w:val="Heading3"/>
+      </w:pPr>
+      <w:r>
+        <w:t>Supported practice answer</w:t>
+      </w:r>
+    </w:p>
+    <w:p>
+      <w:pPr>
+        <w:spacing w:line="336" w:lineRule="auto" w:after="180"/>
+        <w:shd w:fill="F1F6FC"/>
+      </w:pPr>
+      <w:r>
+        <w:rPr>
+          <w:b w:val="0"/>
+        </w:rPr>
+        <w:t xml:space="preserve">Reasoned practice answer: One valid pair is length 11 width 6, which fits, and length 13 width 6, which is too large. Both give the width-only </w:t>
+      </w:r>
+      <w:r>
+        <w:rPr>
+          <w:b/>
+        </w:rPr>
+        <w:t>input</w:t>
+      </w:r>
+      <w:r>
+        <w:rPr>
+          <w:b w:val="0"/>
+        </w:rPr>
+        <w:t xml:space="preserve"> 6 but require different labels.</w:t>
+      </w:r>
+    </w:p>
+    <w:p>
+      <w:pPr>
+        <w:spacing w:line="336" w:lineRule="auto" w:after="180"/>
+        <w:shd w:fill="F1F6FC"/>
+      </w:pPr>
+      <w:r>
+        <w:rPr>
+          <w:b w:val="0"/>
+        </w:rPr>
+        <w:t>Without length or other permitted distinguishing information, the system cannot guarantee correct labels for both. Accept any valid pair with positive measurements, equal widths at most 8, and lengths on opposite sides of 12.</w:t>
+      </w:r>
+    </w:p>
+    <w:p>
+      <w:pPr>
+        <w:spacing w:line="336" w:lineRule="auto" w:after="180"/>
+      </w:pPr>
+      <w:r>
+        <w:rPr>
+          <w:b w:val="0"/>
+        </w:rPr>
+        <w:t xml:space="preserve">Check every learner before discussion: Use the worked case for </w:t>
+      </w:r>
+      <w:r>
+        <w:rPr>
+          <w:b/>
+        </w:rPr>
+        <w:t>Feature</w:t>
+      </w:r>
+      <w:r>
+        <w:rPr>
+          <w:b w:val="0"/>
+        </w:rPr>
+        <w:t>s and useful distinctions. Proposed explanation: “A stronger model can always recover an omitted measurement”. Decide whether this explanation is supported.</w:t>
+      </w:r>
+    </w:p>
+    <w:p>
+      <w:pPr>
+        <w:spacing w:line="336" w:lineRule="auto" w:after="180"/>
+      </w:pPr>
+      <w:r>
+        <w:rPr>
+          <w:b w:val="0"/>
+        </w:rPr>
+        <w:t>Point to the step or supplied fact that decides; explain your repair if needed.</w:t>
+      </w:r>
+    </w:p>
+    <w:p>
+      <w:pPr>
+        <w:pStyle w:val="Heading3"/>
+      </w:pPr>
+      <w:r>
+        <w:t>Repair the misconception</w:t>
+      </w:r>
+    </w:p>
+    <w:p>
+      <w:pPr>
+        <w:spacing w:line="336" w:lineRule="auto" w:after="180"/>
+        <w:shd w:fill="FFF5E6"/>
+      </w:pPr>
+      <w:r>
+        <w:rPr>
+          <w:b w:val="0"/>
+        </w:rPr>
         <w:t>Misconception repair: Cover width and all identifiers for two same-length cards with different labels. Ask which supplied value tells them apart. Guessing or using typical values cannot guarantee correctness for both.</w:t>
       </w:r>
     </w:p>
     <w:p>
-      <w:r>
-        <w:t>Support: read the exact case aloud, enlarge the labelled picture, supply input cards and model only the first deciding step. Accept a spoken explanation or drawing; retain the reasoning goal.</w:t>
-      </w:r>
-    </w:p>
-    <w:p>
-      <w:r>
-        <w:t>Extension: Change Q’s width to 6 without changing its height. Require a prediction and a reason before comparing. Expected result: Q fits the shelf. Reason: Both dimensions now meet their including equality limits; stripe pattern does not change the rule.</w:t>
-      </w:r>
-    </w:p>
-    <w:p>
-      <w:r>
+      <w:pPr>
+        <w:pStyle w:val="Heading3"/>
+      </w:pPr>
+      <w:r>
+        <w:t>Support without giving away the answer</w:t>
+      </w:r>
+    </w:p>
+    <w:p>
+      <w:pPr>
+        <w:spacing w:line="336" w:lineRule="auto" w:after="180"/>
+        <w:shd w:fill="F1F6F8"/>
+      </w:pPr>
+      <w:r>
+        <w:rPr>
+          <w:b w:val="0"/>
+        </w:rPr>
+        <w:t xml:space="preserve">Support: read the exact case aloud, enlarge the labelled picture, supply </w:t>
+      </w:r>
+      <w:r>
+        <w:rPr>
+          <w:b/>
+        </w:rPr>
+        <w:t>input</w:t>
+      </w:r>
+      <w:r>
+        <w:rPr>
+          <w:b w:val="0"/>
+        </w:rPr>
+        <w:t xml:space="preserve"> cards and model only the first deciding step. Accept a spoken explanation or drawing; retain the reasoning goal.</w:t>
+      </w:r>
+    </w:p>
+    <w:p>
+      <w:pPr>
+        <w:pStyle w:val="Heading3"/>
+      </w:pPr>
+      <w:r>
+        <w:t>Extend the reasoning</w:t>
+      </w:r>
+    </w:p>
+    <w:p>
+      <w:pPr>
+        <w:spacing w:line="336" w:lineRule="auto" w:after="180"/>
+        <w:shd w:fill="F5F1FB"/>
+      </w:pPr>
+      <w:r>
+        <w:rPr>
+          <w:b w:val="0"/>
+        </w:rPr>
+        <w:t xml:space="preserve">Extension: Change Q’s width to 6 without changing its height. Require a </w:t>
+      </w:r>
+      <w:r>
+        <w:rPr>
+          <w:b/>
+        </w:rPr>
+        <w:t>prediction</w:t>
+      </w:r>
+      <w:r>
+        <w:rPr>
+          <w:b w:val="0"/>
+        </w:rPr>
+        <w:t xml:space="preserve"> and a reason before comparing. Expected result: Q fits the shelf.</w:t>
+      </w:r>
+    </w:p>
+    <w:p>
+      <w:pPr>
+        <w:spacing w:line="336" w:lineRule="auto" w:after="180"/>
+        <w:shd w:fill="F5F1FB"/>
+      </w:pPr>
+      <w:r>
+        <w:rPr>
+          <w:b w:val="0"/>
+        </w:rPr>
+        <w:t>Reason: Both dimensions now meet their including equality limits; stripe pattern does not change the rule.</w:t>
+      </w:r>
+    </w:p>
+    <w:p>
+      <w:pPr>
+        <w:pStyle w:val="Heading3"/>
+      </w:pPr>
+      <w:r>
+        <w:t>Protect the independent attempt</w:t>
+      </w:r>
+    </w:p>
+    <w:p>
+      <w:pPr>
+        <w:spacing w:line="336" w:lineRule="auto" w:after="180"/>
+        <w:shd w:fill="FFF5E6"/>
+      </w:pPr>
+      <w:r>
+        <w:rPr>
+          <w:b w:val="0"/>
+        </w:rPr>
         <w:t>Independent assessment: withhold the reserved answer until the learner has attempted the new case. Record support separately from correctness.</w:t>
       </w:r>
     </w:p>
@@ -3427,13 +6841,70 @@
       </w:tr>
     </w:tbl>
     <w:p>
-      <w:r>
-        <w:t>Project checkpoint: Make a transparent first version. Keep a trace of how one input becomes an output; explain the rule or learned component.</w:t>
-      </w:r>
-    </w:p>
-    <w:p>
-      <w:r>
-        <w:t>Use the weekly teacher answer for topic-specific reasoning. A saved progress tick is an activity record; judge mastery from the learner’s explanation and evidence.</w:t>
+      <w:pPr>
+        <w:pStyle w:val="Heading3"/>
+      </w:pPr>
+      <w:r>
+        <w:t>Project checkpoint</w:t>
+      </w:r>
+    </w:p>
+    <w:p>
+      <w:pPr>
+        <w:spacing w:line="336" w:lineRule="auto" w:after="180"/>
+        <w:shd w:fill="EDF7F3"/>
+      </w:pPr>
+      <w:r>
+        <w:rPr>
+          <w:b w:val="0"/>
+        </w:rPr>
+        <w:t xml:space="preserve">Project checkpoint: Make a transparent first version. Keep a trace of how one </w:t>
+      </w:r>
+      <w:r>
+        <w:rPr>
+          <w:b/>
+        </w:rPr>
+        <w:t>input</w:t>
+      </w:r>
+      <w:r>
+        <w:rPr>
+          <w:b w:val="0"/>
+        </w:rPr>
+        <w:t xml:space="preserve"> becomes an </w:t>
+      </w:r>
+      <w:r>
+        <w:rPr>
+          <w:b/>
+        </w:rPr>
+        <w:t>output</w:t>
+      </w:r>
+      <w:r>
+        <w:rPr>
+          <w:b w:val="0"/>
+        </w:rPr>
+        <w:t>; explain the rule or learned component.</w:t>
+      </w:r>
+    </w:p>
+    <w:p>
+      <w:pPr>
+        <w:spacing w:line="336" w:lineRule="auto" w:after="180"/>
+      </w:pPr>
+      <w:r>
+        <w:rPr>
+          <w:b w:val="0"/>
+        </w:rPr>
+        <w:t xml:space="preserve">Use the weekly teacher answer for topic-specific reasoning. A saved progress tick is an activity record; judge mastery from the learner’s explanation and </w:t>
+      </w:r>
+      <w:r>
+        <w:rPr>
+          <w:b/>
+        </w:rPr>
+        <w:t>evidence</w:t>
+      </w:r>
+      <w:r>
+        <w:rPr>
+          <w:b w:val="0"/>
+        </w:rPr>
+        <w:t>.</w:t>
       </w:r>
     </w:p>
     <w:p>
@@ -3446,27 +6917,893 @@
     </w:p>
     <w:p>
       <w:r>
-        <w:t>Use the two formative questions as supported practice, not as independent mastery scores. Discuss the deciding evidence rather than accepting a guessed selection.</w:t>
-      </w:r>
-    </w:p>
-    <w:p>
-      <w:r>
+        <w:t>Use feedback, earlier review and portfolios purposefully. Apply the coding routine only when this lesson has an executable lab.</w:t>
+      </w:r>
+    </w:p>
+    <w:p>
+      <w:pPr>
+        <w:spacing w:line="336" w:lineRule="auto" w:after="180"/>
+      </w:pPr>
+      <w:r>
+        <w:rPr>
+          <w:b w:val="0"/>
+        </w:rPr>
+        <w:t xml:space="preserve">Use the two formative questions as supported practice, not as independent mastery scores. Discuss the deciding </w:t>
+      </w:r>
+      <w:r>
+        <w:rPr>
+          <w:b/>
+        </w:rPr>
+        <w:t>evidence</w:t>
+      </w:r>
+      <w:r>
+        <w:rPr>
+          <w:b w:val="0"/>
+        </w:rPr>
+        <w:t xml:space="preserve"> rather than accepting a guessed selection.</w:t>
+      </w:r>
+    </w:p>
+    <w:p>
+      <w:pPr>
+        <w:spacing w:line="336" w:lineRule="auto" w:after="180"/>
+      </w:pPr>
+      <w:r>
+        <w:rPr>
+          <w:b w:val="0"/>
+        </w:rPr>
         <w:t>The feedback comes from the reviewed public worked case. Do not reveal the separately reserved independent teacher answer until the learner has attempted that case.</w:t>
       </w:r>
     </w:p>
     <w:p>
-      <w:r>
-        <w:t>Ask students to predict before running code. Preserve errors and actual outputs; collect a changed test and an explanation. The branch-boundary and indexing lessons deliberately include failure cases.</w:t>
-      </w:r>
-    </w:p>
-    <w:p>
-      <w:r>
+      <w:pPr>
+        <w:pStyle w:val="Heading3"/>
+      </w:pPr>
+      <w:r>
+        <w:t>For later coding lessons</w:t>
+      </w:r>
+    </w:p>
+    <w:p>
+      <w:r>
+        <w:t>This week has no code block. Use this routine when a later lesson includes an executable lab.</w:t>
+      </w:r>
+    </w:p>
+    <w:p>
+      <w:pPr>
+        <w:spacing w:line="336" w:lineRule="auto" w:after="180"/>
+        <w:shd w:fill="F1F6F8"/>
+      </w:pPr>
+      <w:r>
+        <w:rPr>
+          <w:b w:val="0"/>
+        </w:rPr>
+        <w:t xml:space="preserve">Ask students to predict before running code. Preserve errors and actual </w:t>
+      </w:r>
+      <w:r>
+        <w:rPr>
+          <w:b/>
+        </w:rPr>
+        <w:t>output</w:t>
+      </w:r>
+      <w:r>
+        <w:rPr>
+          <w:b w:val="0"/>
+        </w:rPr>
+        <w:t>s; collect a changed test and an explanation. The branch-boundary and indexing lessons deliberately include failure cases.</w:t>
+      </w:r>
+    </w:p>
+    <w:p>
+      <w:pPr>
+        <w:spacing w:line="336" w:lineRule="auto" w:after="180"/>
+      </w:pPr>
+      <w:r>
+        <w:rPr>
+          <w:b w:val="0"/>
+        </w:rPr>
         <w:t>Use the earlier worked-explanation links to address a specific missing building block, then return to the current question. Adapt this suggestion after observing the learner; it is not an automatic diagnosis.</w:t>
       </w:r>
     </w:p>
     <w:p>
-      <w:r>
-        <w:t>Collect the completed-work portfolio as evidence. Record support separately from correctness, and assess explanation, trace/test and limitations. Progress ticks and quiz selections alone do not establish mastery.</w:t>
+      <w:pPr>
+        <w:spacing w:line="336" w:lineRule="auto" w:after="180"/>
+      </w:pPr>
+      <w:r>
+        <w:rPr>
+          <w:b w:val="0"/>
+        </w:rPr>
+        <w:t xml:space="preserve">Collect the completed-work portfolio as </w:t>
+      </w:r>
+      <w:r>
+        <w:rPr>
+          <w:b/>
+        </w:rPr>
+        <w:t>evidence</w:t>
+      </w:r>
+      <w:r>
+        <w:rPr>
+          <w:b w:val="0"/>
+        </w:rPr>
+        <w:t>. Record support separately from correctness, and assess explanation, trace/test and limitations. Progress ticks and quiz selections alone do not establish mastery.</w:t>
+      </w:r>
+    </w:p>
+    <w:p>
+      <w:pPr>
+        <w:pStyle w:val="Heading1"/>
+      </w:pPr>
+      <w:r>
+        <w:t>09. Visual concept journey</w:t>
+      </w:r>
+    </w:p>
+    <w:p>
+      <w:r>
+        <w:t>Show one Features: Useful Clues graphic at a time, request a prediction and discuss its trace before the independent assessment.</w:t>
+      </w:r>
+    </w:p>
+    <w:p>
+      <w:pPr>
+        <w:spacing w:line="336" w:lineRule="auto" w:after="180"/>
+      </w:pPr>
+      <w:r>
+        <w:rPr>
+          <w:b w:val="0"/>
+        </w:rPr>
+        <w:t xml:space="preserve">Use one picture at a time. Hide a worked result before asking for a </w:t>
+      </w:r>
+      <w:r>
+        <w:rPr>
+          <w:b/>
+        </w:rPr>
+        <w:t>prediction</w:t>
+      </w:r>
+      <w:r>
+        <w:rPr>
+          <w:b w:val="0"/>
+        </w:rPr>
+        <w:t>, then reveal it for feedback. These are supported teaching cases; retain the separate independent assessment for a fresh first attempt.</w:t>
+      </w:r>
+    </w:p>
+    <w:p>
+      <w:pPr>
+        <w:pStyle w:val="Heading3"/>
+      </w:pPr>
+      <w:r>
+        <w:t>01. Features: Useful Clues: the case</w:t>
+      </w:r>
+    </w:p>
+    <w:p>
+      <w:r>
+        <w:drawing>
+          <wp:inline xmlns:a="http://schemas.openxmlformats.org/drawingml/2006/main" xmlns:pic="http://schemas.openxmlformats.org/drawingml/2006/picture">
+            <wp:extent cx="5486400" cy="2834640"/>
+            <wp:docPr id="3" name="Picture 3" descr="A fictional shelf accepts a craft box only if width is at most 6 cm and height at most 4 cm. Supplied facts: Boxes P=(6,4,stripes), Q=(7,4,stripes), R=(6,5,dots), S=(6,4,dots). A green acceptance sticker is attached only after the shelf check."/>
+            <wp:cNvGraphicFramePr>
+              <a:graphicFrameLocks noChangeAspect="1"/>
+            </wp:cNvGraphicFramePr>
+            <a:graphic>
+              <a:graphicData uri="http://schemas.openxmlformats.org/drawingml/2006/picture">
+                <pic:pic>
+                  <pic:nvPicPr>
+                    <pic:cNvPr id="0" name="academy-story-ai-1-8-01.png"/>
+                    <pic:cNvPicPr/>
+                  </pic:nvPicPr>
+                  <pic:blipFill>
+                    <a:blip r:embed="rId11"/>
+                    <a:stretch>
+                      <a:fillRect/>
+                    </a:stretch>
+                  </pic:blipFill>
+                  <pic:spPr>
+                    <a:xfrm>
+                      <a:off x="0" y="0"/>
+                      <a:ext cx="5486400" cy="2834640"/>
+                    </a:xfrm>
+                    <a:prstGeom prst="rect"/>
+                  </pic:spPr>
+                </pic:pic>
+              </a:graphicData>
+            </a:graphic>
+          </wp:inline>
+        </w:drawing>
+      </w:r>
+    </w:p>
+    <w:p>
+      <w:pPr>
+        <w:spacing w:line="336" w:lineRule="auto" w:after="180"/>
+      </w:pPr>
+      <w:r>
+        <w:rPr>
+          <w:b w:val="0"/>
+        </w:rPr>
+        <w:t>A fictional shelf accepts a craft box only if width is at most 6 cm and height at most 4 cm. Supplied facts: Boxes P=(6,4,stripes), Q=(7,4,stripes), R=(6,5,dots), S=(6,4,dots).</w:t>
+      </w:r>
+    </w:p>
+    <w:p>
+      <w:pPr>
+        <w:spacing w:line="336" w:lineRule="auto" w:after="180"/>
+      </w:pPr>
+      <w:r>
+        <w:rPr>
+          <w:b w:val="0"/>
+        </w:rPr>
+        <w:t>A green acceptance sticker is attached only after the shelf check.</w:t>
+      </w:r>
+    </w:p>
+    <w:p>
+      <w:pPr>
+        <w:spacing w:line="336" w:lineRule="auto" w:after="180"/>
+        <w:shd w:fill="F5F1FB"/>
+      </w:pPr>
+      <w:r>
+        <w:rPr>
+          <w:b w:val="0"/>
+        </w:rPr>
+        <w:t>Point to the given fact that matters most. Explain why it matters.</w:t>
+      </w:r>
+    </w:p>
+    <w:p>
+      <w:pPr>
+        <w:pStyle w:val="Heading3"/>
+      </w:pPr>
+      <w:r>
+        <w:t>Discuss while showing the picture</w:t>
+      </w:r>
+    </w:p>
+    <w:p>
+      <w:pPr>
+        <w:spacing w:line="336" w:lineRule="auto" w:after="180"/>
+        <w:shd w:fill="F1F6F8"/>
+      </w:pPr>
+      <w:r>
+        <w:rPr>
+          <w:b w:val="0"/>
+        </w:rPr>
+        <w:t>Teacher prompt: Point to the given fact that matters most. Explain why it matters. Ask learners to describe one label or arrow in ordinary words. Use the adjacent transcript if the image is difficult to see.</w:t>
+      </w:r>
+    </w:p>
+    <w:p>
+      <w:pPr>
+        <w:pStyle w:val="Heading3"/>
+      </w:pPr>
+      <w:r>
+        <w:t>02. Follow the deciding steps</w:t>
+      </w:r>
+    </w:p>
+    <w:p>
+      <w:r>
+        <w:drawing>
+          <wp:inline xmlns:a="http://schemas.openxmlformats.org/drawingml/2006/main" xmlns:pic="http://schemas.openxmlformats.org/drawingml/2006/picture">
+            <wp:extent cx="5486400" cy="4005072"/>
+            <wp:docPr id="4" name="Picture 4" descr="Width check: P,Q,R,S have widths 6,7,6,6. → Height check: Their heights are 4,4,5,4. → Apply both limits: P and S fit; Q fails width; R fails height. → Reject a shortcut: The later sticker cannot be an input available before checking."/>
+            <wp:cNvGraphicFramePr>
+              <a:graphicFrameLocks noChangeAspect="1"/>
+            </wp:cNvGraphicFramePr>
+            <a:graphic>
+              <a:graphicData uri="http://schemas.openxmlformats.org/drawingml/2006/picture">
+                <pic:pic>
+                  <pic:nvPicPr>
+                    <pic:cNvPr id="0" name="academy-story-ai-1-8-02.png"/>
+                    <pic:cNvPicPr/>
+                  </pic:nvPicPr>
+                  <pic:blipFill>
+                    <a:blip r:embed="rId12"/>
+                    <a:stretch>
+                      <a:fillRect/>
+                    </a:stretch>
+                  </pic:blipFill>
+                  <pic:spPr>
+                    <a:xfrm>
+                      <a:off x="0" y="0"/>
+                      <a:ext cx="5486400" cy="4005072"/>
+                    </a:xfrm>
+                    <a:prstGeom prst="rect"/>
+                  </pic:spPr>
+                </pic:pic>
+              </a:graphicData>
+            </a:graphic>
+          </wp:inline>
+        </w:drawing>
+      </w:r>
+    </w:p>
+    <w:p>
+      <w:pPr>
+        <w:spacing w:line="336" w:lineRule="auto" w:after="180"/>
+      </w:pPr>
+      <w:r>
+        <w:rPr>
+          <w:b w:val="0"/>
+        </w:rPr>
+        <w:t xml:space="preserve">Width check: P,Q,R,S have widths 6,7,6,6. → Height check: Their heights are 4,4,5,4. → Apply both limits: P and S fit; Q fails width; R fails height. → Reject a shortcut: The later sticker cannot be an </w:t>
+      </w:r>
+      <w:r>
+        <w:rPr>
+          <w:b/>
+        </w:rPr>
+        <w:t>input</w:t>
+      </w:r>
+      <w:r>
+        <w:rPr>
+          <w:b w:val="0"/>
+        </w:rPr>
+        <w:t xml:space="preserve"> available before checking.</w:t>
+      </w:r>
+    </w:p>
+    <w:p>
+      <w:pPr>
+        <w:spacing w:line="336" w:lineRule="auto" w:after="180"/>
+        <w:shd w:fill="F5F1FB"/>
+      </w:pPr>
+      <w:r>
+        <w:rPr>
+          <w:b w:val="0"/>
+        </w:rPr>
+        <w:t xml:space="preserve">Point to each numbered stage and explain which recorded </w:t>
+      </w:r>
+      <w:r>
+        <w:rPr>
+          <w:b/>
+        </w:rPr>
+        <w:t>input</w:t>
+      </w:r>
+      <w:r>
+        <w:rPr>
+          <w:b w:val="0"/>
+        </w:rPr>
+        <w:t xml:space="preserve"> it uses.</w:t>
+      </w:r>
+    </w:p>
+    <w:p>
+      <w:pPr>
+        <w:pStyle w:val="Heading3"/>
+      </w:pPr>
+      <w:r>
+        <w:t>Discuss while showing the picture</w:t>
+      </w:r>
+    </w:p>
+    <w:p>
+      <w:pPr>
+        <w:spacing w:line="336" w:lineRule="auto" w:after="180"/>
+        <w:shd w:fill="F1F6F8"/>
+      </w:pPr>
+      <w:r>
+        <w:rPr>
+          <w:b w:val="0"/>
+        </w:rPr>
+        <w:t xml:space="preserve">Teacher prompt: Point to each numbered stage and explain which recorded </w:t>
+      </w:r>
+      <w:r>
+        <w:rPr>
+          <w:b/>
+        </w:rPr>
+        <w:t>input</w:t>
+      </w:r>
+      <w:r>
+        <w:rPr>
+          <w:b w:val="0"/>
+        </w:rPr>
+        <w:t xml:space="preserve"> it uses. Ask learners to describe one label or arrow in ordinary words. Use the adjacent transcript if the image is difficult to see.</w:t>
+      </w:r>
+    </w:p>
+    <w:p>
+      <w:pPr>
+        <w:pStyle w:val="Heading3"/>
+      </w:pPr>
+      <w:r>
+        <w:t>03. Dimensions determine shelf acceptance</w:t>
+      </w:r>
+    </w:p>
+    <w:p>
+      <w:r>
+        <w:drawing>
+          <wp:inline xmlns:a="http://schemas.openxmlformats.org/drawingml/2006/main" xmlns:pic="http://schemas.openxmlformats.org/drawingml/2006/picture">
+            <wp:extent cx="5486400" cy="3938016"/>
+            <wp:docPr id="5" name="Picture 5" descr="Dimensions determine shelf acceptance. P stripes: Width cm = 6, Height cm = 4, Outcome = fits. Q stripes: Width cm = 7, Height cm = 4, Outcome = width fails. R dots: Width cm = 6, Height cm = 5, Outcome = height fails. S dots: Width cm = 6, Height cm = 4, Outcome = fits."/>
+            <wp:cNvGraphicFramePr>
+              <a:graphicFrameLocks noChangeAspect="1"/>
+            </wp:cNvGraphicFramePr>
+            <a:graphic>
+              <a:graphicData uri="http://schemas.openxmlformats.org/drawingml/2006/picture">
+                <pic:pic>
+                  <pic:nvPicPr>
+                    <pic:cNvPr id="0" name="academy-story-ai-1-8-03.png"/>
+                    <pic:cNvPicPr/>
+                  </pic:nvPicPr>
+                  <pic:blipFill>
+                    <a:blip r:embed="rId13"/>
+                    <a:stretch>
+                      <a:fillRect/>
+                    </a:stretch>
+                  </pic:blipFill>
+                  <pic:spPr>
+                    <a:xfrm>
+                      <a:off x="0" y="0"/>
+                      <a:ext cx="5486400" cy="3938016"/>
+                    </a:xfrm>
+                    <a:prstGeom prst="rect"/>
+                  </pic:spPr>
+                </pic:pic>
+              </a:graphicData>
+            </a:graphic>
+          </wp:inline>
+        </w:drawing>
+      </w:r>
+    </w:p>
+    <w:p>
+      <w:pPr>
+        <w:spacing w:line="336" w:lineRule="auto" w:after="180"/>
+      </w:pPr>
+      <w:r>
+        <w:rPr>
+          <w:b w:val="0"/>
+        </w:rPr>
+        <w:t>Dimensions determine shelf acceptance. P stripes: Width cm = 6, Height cm = 4, Outcome = fits. Q stripes: Width cm = 7, Height cm = 4, Outcome = width fails. R dots: Width cm = 6, Height cm = 5, Outcome = height fails.</w:t>
+      </w:r>
+    </w:p>
+    <w:p>
+      <w:pPr>
+        <w:spacing w:line="336" w:lineRule="auto" w:after="180"/>
+      </w:pPr>
+      <w:r>
+        <w:rPr>
+          <w:b w:val="0"/>
+        </w:rPr>
+        <w:t>S dots: Width cm = 6, Height cm = 4, Outcome = fits.</w:t>
+      </w:r>
+    </w:p>
+    <w:p>
+      <w:pPr>
+        <w:spacing w:line="336" w:lineRule="auto" w:after="180"/>
+        <w:shd w:fill="F5F1FB"/>
+      </w:pPr>
+      <w:r>
+        <w:rPr>
+          <w:b w:val="0"/>
+        </w:rPr>
+        <w:t>Read the labels and values. Explain the relationship the model shows.</w:t>
+      </w:r>
+    </w:p>
+    <w:p>
+      <w:pPr>
+        <w:pStyle w:val="Heading3"/>
+      </w:pPr>
+      <w:r>
+        <w:t>Discuss while showing the picture</w:t>
+      </w:r>
+    </w:p>
+    <w:p>
+      <w:pPr>
+        <w:spacing w:line="336" w:lineRule="auto" w:after="180"/>
+        <w:shd w:fill="F1F6F8"/>
+      </w:pPr>
+      <w:r>
+        <w:rPr>
+          <w:b w:val="0"/>
+        </w:rPr>
+        <w:t>Teacher prompt: Read the labels and values. Explain the relationship the model shows. Ask learners to describe one label or arrow in ordinary words. Use the adjacent transcript if the image is difficult to see.</w:t>
+      </w:r>
+    </w:p>
+    <w:p>
+      <w:pPr>
+        <w:spacing w:line="336" w:lineRule="auto" w:after="180"/>
+        <w:shd w:fill="F1F6F8"/>
+      </w:pPr>
+      <w:r>
+        <w:rPr>
+          <w:b w:val="0"/>
+        </w:rPr>
+        <w:t>Check row/column meanings, units and denominators before discussing a difference. Supplied toy values are not real class or model results.</w:t>
+      </w:r>
+    </w:p>
+    <w:p>
+      <w:pPr>
+        <w:pStyle w:val="Heading3"/>
+      </w:pPr>
+      <w:r>
+        <w:t>04. Change one thing. Trace what follows.</w:t>
+      </w:r>
+    </w:p>
+    <w:p>
+      <w:r>
+        <w:drawing>
+          <wp:inline xmlns:a="http://schemas.openxmlformats.org/drawingml/2006/main" xmlns:pic="http://schemas.openxmlformats.org/drawingml/2006/picture">
+            <wp:extent cx="5486400" cy="3179064"/>
+            <wp:docPr id="6" name="Picture 6" descr="Original case: The later sticker cannot be an input available before checking. Changed condition: Change Q’s width to 6 without changing its height. Expected result: Q fits the shelf. Reason: Both dimensions now meet their including equality limits; stripe pattern does not change the rule."/>
+            <wp:cNvGraphicFramePr>
+              <a:graphicFrameLocks noChangeAspect="1"/>
+            </wp:cNvGraphicFramePr>
+            <a:graphic>
+              <a:graphicData uri="http://schemas.openxmlformats.org/drawingml/2006/picture">
+                <pic:pic>
+                  <pic:nvPicPr>
+                    <pic:cNvPr id="0" name="academy-story-ai-1-8-04.png"/>
+                    <pic:cNvPicPr/>
+                  </pic:nvPicPr>
+                  <pic:blipFill>
+                    <a:blip r:embed="rId14"/>
+                    <a:stretch>
+                      <a:fillRect/>
+                    </a:stretch>
+                  </pic:blipFill>
+                  <pic:spPr>
+                    <a:xfrm>
+                      <a:off x="0" y="0"/>
+                      <a:ext cx="5486400" cy="3179064"/>
+                    </a:xfrm>
+                    <a:prstGeom prst="rect"/>
+                  </pic:spPr>
+                </pic:pic>
+              </a:graphicData>
+            </a:graphic>
+          </wp:inline>
+        </w:drawing>
+      </w:r>
+    </w:p>
+    <w:p>
+      <w:pPr>
+        <w:spacing w:line="336" w:lineRule="auto" w:after="180"/>
+      </w:pPr>
+      <w:r>
+        <w:rPr>
+          <w:b w:val="0"/>
+        </w:rPr>
+        <w:t xml:space="preserve">Original case: The later sticker cannot be an </w:t>
+      </w:r>
+      <w:r>
+        <w:rPr>
+          <w:b/>
+        </w:rPr>
+        <w:t>input</w:t>
+      </w:r>
+      <w:r>
+        <w:rPr>
+          <w:b w:val="0"/>
+        </w:rPr>
+        <w:t xml:space="preserve"> available before checking. Changed condition: Change Q’s width to 6 without changing its height. Expected result: Q fits the shelf.</w:t>
+      </w:r>
+    </w:p>
+    <w:p>
+      <w:pPr>
+        <w:spacing w:line="336" w:lineRule="auto" w:after="180"/>
+      </w:pPr>
+      <w:r>
+        <w:rPr>
+          <w:b w:val="0"/>
+        </w:rPr>
+        <w:t>Reason: Both dimensions now meet their including equality limits; stripe pattern does not change the rule.</w:t>
+      </w:r>
+    </w:p>
+    <w:p>
+      <w:pPr>
+        <w:spacing w:line="336" w:lineRule="auto" w:after="180"/>
+        <w:shd w:fill="F5F1FB"/>
+      </w:pPr>
+      <w:r>
+        <w:rPr>
+          <w:b w:val="0"/>
+        </w:rPr>
+        <w:t>Predict before checking the worked changed-case result. Name what changed and what the supplied facts allow you to conclude.</w:t>
+      </w:r>
+    </w:p>
+    <w:p>
+      <w:pPr>
+        <w:pStyle w:val="Heading3"/>
+      </w:pPr>
+      <w:r>
+        <w:t>Discuss while showing the picture</w:t>
+      </w:r>
+    </w:p>
+    <w:p>
+      <w:pPr>
+        <w:spacing w:line="336" w:lineRule="auto" w:after="180"/>
+        <w:shd w:fill="F1F6F8"/>
+      </w:pPr>
+      <w:r>
+        <w:rPr>
+          <w:b w:val="0"/>
+        </w:rPr>
+        <w:t>Teacher prompt: Predict before checking the worked changed-case result. Name what changed and what the supplied facts allow you to conclude. Ask learners to describe one label or arrow in ordinary words.</w:t>
+      </w:r>
+    </w:p>
+    <w:p>
+      <w:pPr>
+        <w:spacing w:line="336" w:lineRule="auto" w:after="180"/>
+        <w:shd w:fill="F1F6F8"/>
+      </w:pPr>
+      <w:r>
+        <w:rPr>
+          <w:b w:val="0"/>
+        </w:rPr>
+        <w:t>Use the adjacent transcript if the image is difficult to see. Changed-case reasoning: Both dimensions now meet their including equality limits; stripe pattern does not change the rule.</w:t>
+      </w:r>
+    </w:p>
+    <w:p>
+      <w:pPr>
+        <w:pStyle w:val="Heading3"/>
+      </w:pPr>
+      <w:r>
+        <w:t>05. Connect the explanation to its limit</w:t>
+      </w:r>
+    </w:p>
+    <w:p>
+      <w:r>
+        <w:drawing>
+          <wp:inline xmlns:a="http://schemas.openxmlformats.org/drawingml/2006/main" xmlns:pic="http://schemas.openxmlformats.org/drawingml/2006/picture">
+            <wp:extent cx="5486400" cy="2834640"/>
+            <wp:docPr id="7" name="Picture 7" descr="Comparing P with Q isolates width; comparing P with R isolates height. Comparing P with S changes pattern while both remain accepted. Under this declared policy, pattern is not a deciding feature. A later acceptance sticker leaks the very answer the system should produce. Limit: These comparisons establish the written shelf rule, not the importance of pattern for unrelated tasks."/>
+            <wp:cNvGraphicFramePr>
+              <a:graphicFrameLocks noChangeAspect="1"/>
+            </wp:cNvGraphicFramePr>
+            <a:graphic>
+              <a:graphicData uri="http://schemas.openxmlformats.org/drawingml/2006/picture">
+                <pic:pic>
+                  <pic:nvPicPr>
+                    <pic:cNvPr id="0" name="academy-story-ai-1-8-05.png"/>
+                    <pic:cNvPicPr/>
+                  </pic:nvPicPr>
+                  <pic:blipFill>
+                    <a:blip r:embed="rId15"/>
+                    <a:stretch>
+                      <a:fillRect/>
+                    </a:stretch>
+                  </pic:blipFill>
+                  <pic:spPr>
+                    <a:xfrm>
+                      <a:off x="0" y="0"/>
+                      <a:ext cx="5486400" cy="2834640"/>
+                    </a:xfrm>
+                    <a:prstGeom prst="rect"/>
+                  </pic:spPr>
+                </pic:pic>
+              </a:graphicData>
+            </a:graphic>
+          </wp:inline>
+        </w:drawing>
+      </w:r>
+    </w:p>
+    <w:p>
+      <w:pPr>
+        <w:spacing w:line="336" w:lineRule="auto" w:after="180"/>
+      </w:pPr>
+      <w:r>
+        <w:rPr>
+          <w:b w:val="0"/>
+        </w:rPr>
+        <w:t xml:space="preserve">Comparing P with Q isolates width; comparing P with R isolates height. Comparing P with S changes pattern while both remain accepted. Under this declared policy, pattern is not a deciding </w:t>
+      </w:r>
+      <w:r>
+        <w:rPr>
+          <w:b/>
+        </w:rPr>
+        <w:t>feature</w:t>
+      </w:r>
+      <w:r>
+        <w:rPr>
+          <w:b w:val="0"/>
+        </w:rPr>
+        <w:t>.</w:t>
+      </w:r>
+    </w:p>
+    <w:p>
+      <w:pPr>
+        <w:spacing w:line="336" w:lineRule="auto" w:after="180"/>
+      </w:pPr>
+      <w:r>
+        <w:rPr>
+          <w:b w:val="0"/>
+        </w:rPr>
+        <w:t>A later acceptance sticker leaks the very answer the system should produce. Limit: These comparisons establish the written shelf rule, not the importance of pattern for unrelated tasks.</w:t>
+      </w:r>
+    </w:p>
+    <w:p>
+      <w:pPr>
+        <w:spacing w:line="336" w:lineRule="auto" w:after="180"/>
+        <w:shd w:fill="F5F1FB"/>
+      </w:pPr>
+      <w:r>
+        <w:rPr>
+          <w:b w:val="0"/>
+        </w:rPr>
+        <w:t>Explain the case, then point to a limit on the claim.</w:t>
+      </w:r>
+    </w:p>
+    <w:p>
+      <w:pPr>
+        <w:pStyle w:val="Heading3"/>
+      </w:pPr>
+      <w:r>
+        <w:t>Discuss while showing the picture</w:t>
+      </w:r>
+    </w:p>
+    <w:p>
+      <w:pPr>
+        <w:spacing w:line="336" w:lineRule="auto" w:after="180"/>
+        <w:shd w:fill="F1F6F8"/>
+      </w:pPr>
+      <w:r>
+        <w:rPr>
+          <w:b w:val="0"/>
+        </w:rPr>
+        <w:t>Teacher prompt: Explain the case, then point to a limit on the claim. Ask learners to describe one label or arrow in ordinary words. Use the adjacent transcript if the image is difficult to see.</w:t>
+      </w:r>
+    </w:p>
+    <w:p>
+      <w:pPr>
+        <w:spacing w:line="336" w:lineRule="auto" w:after="180"/>
+        <w:shd w:fill="F1F6F8"/>
+      </w:pPr>
+      <w:r>
+        <w:rPr>
+          <w:b w:val="0"/>
+        </w:rPr>
+        <w:t>Keep the stated scope: These comparisons establish the written shelf rule, not the importance of pattern for unrelated tasks.</w:t>
+      </w:r>
+    </w:p>
+    <w:p>
+      <w:pPr>
+        <w:pStyle w:val="Heading3"/>
+      </w:pPr>
+      <w:r>
+        <w:t>06. Make the idea visible in your project</w:t>
+      </w:r>
+    </w:p>
+    <w:p>
+      <w:r>
+        <w:drawing>
+          <wp:inline xmlns:a="http://schemas.openxmlformats.org/drawingml/2006/main" xmlns:pic="http://schemas.openxmlformats.org/drawingml/2006/picture">
+            <wp:extent cx="5486400" cy="3380232"/>
+            <wp:docPr id="8" name="Picture 8" descr="Choose sorter features that exist at decision time and actually connect to the stated classroom requirement. Draw your input, deciding step, result and limit. Supported question: Point to the pair that tests pattern, then explain why the sticker is a bad early input."/>
+            <wp:cNvGraphicFramePr>
+              <a:graphicFrameLocks noChangeAspect="1"/>
+            </wp:cNvGraphicFramePr>
+            <a:graphic>
+              <a:graphicData uri="http://schemas.openxmlformats.org/drawingml/2006/picture">
+                <pic:pic>
+                  <pic:nvPicPr>
+                    <pic:cNvPr id="0" name="academy-story-ai-1-8-06.png"/>
+                    <pic:cNvPicPr/>
+                  </pic:nvPicPr>
+                  <pic:blipFill>
+                    <a:blip r:embed="rId16"/>
+                    <a:stretch>
+                      <a:fillRect/>
+                    </a:stretch>
+                  </pic:blipFill>
+                  <pic:spPr>
+                    <a:xfrm>
+                      <a:off x="0" y="0"/>
+                      <a:ext cx="5486400" cy="3380232"/>
+                    </a:xfrm>
+                    <a:prstGeom prst="rect"/>
+                  </pic:spPr>
+                </pic:pic>
+              </a:graphicData>
+            </a:graphic>
+          </wp:inline>
+        </w:drawing>
+      </w:r>
+    </w:p>
+    <w:p>
+      <w:pPr>
+        <w:spacing w:line="336" w:lineRule="auto" w:after="180"/>
+      </w:pPr>
+      <w:r>
+        <w:rPr>
+          <w:b w:val="0"/>
+        </w:rPr>
+        <w:t xml:space="preserve">Choose sorter </w:t>
+      </w:r>
+      <w:r>
+        <w:rPr>
+          <w:b/>
+        </w:rPr>
+        <w:t>feature</w:t>
+      </w:r>
+      <w:r>
+        <w:rPr>
+          <w:b w:val="0"/>
+        </w:rPr>
+        <w:t xml:space="preserve">s that exist at decision time and actually connect to the stated classroom requirement. Draw your </w:t>
+      </w:r>
+      <w:r>
+        <w:rPr>
+          <w:b/>
+        </w:rPr>
+        <w:t>input</w:t>
+      </w:r>
+      <w:r>
+        <w:rPr>
+          <w:b w:val="0"/>
+        </w:rPr>
+        <w:t>, deciding step, result and limit.</w:t>
+      </w:r>
+    </w:p>
+    <w:p>
+      <w:pPr>
+        <w:spacing w:line="336" w:lineRule="auto" w:after="180"/>
+      </w:pPr>
+      <w:r>
+        <w:rPr>
+          <w:b w:val="0"/>
+        </w:rPr>
+        <w:t xml:space="preserve">Supported question: Point to the pair that tests pattern, then explain why the sticker is a bad early </w:t>
+      </w:r>
+      <w:r>
+        <w:rPr>
+          <w:b/>
+        </w:rPr>
+        <w:t>input</w:t>
+      </w:r>
+      <w:r>
+        <w:rPr>
+          <w:b w:val="0"/>
+        </w:rPr>
+        <w:t>.</w:t>
+      </w:r>
+    </w:p>
+    <w:p>
+      <w:pPr>
+        <w:spacing w:line="336" w:lineRule="auto" w:after="180"/>
+        <w:shd w:fill="F5F1FB"/>
+      </w:pPr>
+      <w:r>
+        <w:rPr>
+          <w:b w:val="0"/>
+        </w:rPr>
+        <w:t xml:space="preserve">Draw your project trace and justify the deciding step using </w:t>
+      </w:r>
+      <w:r>
+        <w:rPr>
+          <w:b/>
+        </w:rPr>
+        <w:t>evidence</w:t>
+      </w:r>
+      <w:r>
+        <w:rPr>
+          <w:b w:val="0"/>
+        </w:rPr>
+        <w:t>.</w:t>
+      </w:r>
+    </w:p>
+    <w:p>
+      <w:pPr>
+        <w:pStyle w:val="Heading3"/>
+      </w:pPr>
+      <w:r>
+        <w:t>Discuss while showing the picture</w:t>
+      </w:r>
+    </w:p>
+    <w:p>
+      <w:pPr>
+        <w:spacing w:line="336" w:lineRule="auto" w:after="180"/>
+        <w:shd w:fill="F1F6F8"/>
+      </w:pPr>
+      <w:r>
+        <w:rPr>
+          <w:b w:val="0"/>
+        </w:rPr>
+        <w:t xml:space="preserve">Teacher prompt: Draw your project trace and justify the deciding step using </w:t>
+      </w:r>
+      <w:r>
+        <w:rPr>
+          <w:b/>
+        </w:rPr>
+        <w:t>evidence</w:t>
+      </w:r>
+      <w:r>
+        <w:rPr>
+          <w:b w:val="0"/>
+        </w:rPr>
+        <w:t>. Ask learners to describe one label or arrow in ordinary words. Use the adjacent transcript if the image is difficult to see.</w:t>
+      </w:r>
+    </w:p>
+    <w:p>
+      <w:pPr>
+        <w:spacing w:line="336" w:lineRule="auto" w:after="180"/>
+        <w:shd w:fill="F1F6F8"/>
+      </w:pPr>
+      <w:r>
+        <w:rPr>
+          <w:b w:val="0"/>
+        </w:rPr>
+        <w:t>Supported practice key: P and S test pattern. The sticker is attached after the decision, so it is unavailable when a new box must be checked.</w:t>
       </w:r>
     </w:p>
     <w:sectPr>

--- a/downloads/teacher/ai-1-week-08.docx
+++ b/downloads/teacher/ai-1-week-08.docx
@@ -125,7 +125,7 @@
           </w:tcPr>
           <w:p>
             <w:r>
-              <w:t>Sections 1–6; record the brief recall in the workbook.</w:t>
+              <w:t>Use Your mission, Notice the evidence, See how it works, Compare the cases, Words that unlock the idea and Follow a worked example; record the brief recall in the workbook.</w:t>
             </w:r>
           </w:p>
         </w:tc>
@@ -157,7 +157,7 @@
           </w:tcPr>
           <w:p>
             <w:r>
-              <w:t>Sections 7–10; use the matching workbook W2 and misconception check.</w:t>
+              <w:t>Use Find and repair a mistake, Practise together, Run the investigation and Build your understanding; use the matching workbook W2 and misconception check.</w:t>
             </w:r>
           </w:p>
         </w:tc>
@@ -189,7 +189,7 @@
           </w:tcPr>
           <w:p>
             <w:r>
-              <w:t>Sections 9 and 11–14. Give extra time to finish the full task set; use Section 15 when the week includes a coding lab.</w:t>
+              <w:t>Use Run the investigation, Connect your project, Show what you know, Study a complete case and Try a new case independently. Allow extra time for the full task set. Use a coding lab only when this week actually provides one; Your lesson route is the planning section.</w:t>
             </w:r>
           </w:p>
         </w:tc>
@@ -2697,7 +2697,7 @@
         <w:rPr>
           <w:b w:val="0"/>
         </w:rPr>
-        <w:t>Reason: Both dimensions now meet their including equality limits; stripe pattern does not change the rule.</w:t>
+        <w:t>Reason: Both dimensions now meet their limits, with equality allowed; stripe pattern does not change the rule.</w:t>
       </w:r>
     </w:p>
     <w:p>
@@ -3562,7 +3562,7 @@
         <w:rPr>
           <w:b w:val="0"/>
         </w:rPr>
-        <w:t>Changed-case reasoning: Q fits the shelf. Both dimensions now meet their including equality limits; stripe pattern does not change the rule.</w:t>
+        <w:t>Changed-case reasoning: Q fits the shelf. Both dimensions now meet their limits, with equality allowed; stripe pattern does not change the rule.</w:t>
       </w:r>
     </w:p>
     <w:p>
@@ -6370,7 +6370,7 @@
           </w:tcPr>
           <w:p>
             <w:r>
-              <w:t>Sections 1–6; record the brief recall in the workbook.</w:t>
+              <w:t>Use Your mission, Notice the evidence, See how it works, Compare the cases, Words that unlock the idea and Follow a worked example; record the brief recall in the workbook.</w:t>
             </w:r>
           </w:p>
         </w:tc>
@@ -6402,7 +6402,7 @@
           </w:tcPr>
           <w:p>
             <w:r>
-              <w:t>Sections 7–10; use the matching workbook W2 and misconception check.</w:t>
+              <w:t>Use Find and repair a mistake, Practise together, Run the investigation and Build your understanding; use the matching workbook W2 and misconception check.</w:t>
             </w:r>
           </w:p>
         </w:tc>
@@ -6434,7 +6434,7 @@
           </w:tcPr>
           <w:p>
             <w:r>
-              <w:t>Sections 9 and 11–14. Give extra time to finish the full task set; use Section 15 when the week includes a coding lab.</w:t>
+              <w:t>Use Run the investigation, Connect your project, Show what you know, Study a complete case and Try a new case independently. Allow extra time for the full task set. Use a coding lab only when this week actually provides one; Your lesson route is the planning section.</w:t>
             </w:r>
           </w:p>
         </w:tc>
@@ -6633,7 +6633,7 @@
         <w:rPr>
           <w:b w:val="0"/>
         </w:rPr>
-        <w:t>Reason: Both dimensions now meet their including equality limits; stripe pattern does not change the rule.</w:t>
+        <w:t>Reason: Both dimensions now meet their limits, with equality allowed; stripe pattern does not change the rule.</w:t>
       </w:r>
     </w:p>
     <w:p>
@@ -7405,7 +7405,7 @@
         <w:drawing>
           <wp:inline xmlns:a="http://schemas.openxmlformats.org/drawingml/2006/main" xmlns:pic="http://schemas.openxmlformats.org/drawingml/2006/picture">
             <wp:extent cx="5486400" cy="3179064"/>
-            <wp:docPr id="6" name="Picture 6" descr="Original case: The later sticker cannot be an input available before checking. Changed condition: Change Q’s width to 6 without changing its height. Expected result: Q fits the shelf. Reason: Both dimensions now meet their including equality limits; stripe pattern does not change the rule."/>
+            <wp:docPr id="6" name="Picture 6" descr="Original case: The later sticker cannot be an input available before checking. Changed condition: Change Q’s width to 6 without changing its height. Expected result: Q fits the shelf. Reason: Both dimensions now meet their limits, with equality allowed; stripe pattern does not change the rule."/>
             <wp:cNvGraphicFramePr>
               <a:graphicFrameLocks noChangeAspect="1"/>
             </wp:cNvGraphicFramePr>
@@ -7467,7 +7467,7 @@
         <w:rPr>
           <w:b w:val="0"/>
         </w:rPr>
-        <w:t>Reason: Both dimensions now meet their including equality limits; stripe pattern does not change the rule.</w:t>
+        <w:t>Reason: Both dimensions now meet their limits, with equality allowed; stripe pattern does not change the rule.</w:t>
       </w:r>
     </w:p>
     <w:p>
@@ -7511,7 +7511,7 @@
         <w:rPr>
           <w:b w:val="0"/>
         </w:rPr>
-        <w:t>Use the adjacent transcript if the image is difficult to see. Changed-case reasoning: Both dimensions now meet their including equality limits; stripe pattern does not change the rule.</w:t>
+        <w:t>Use the adjacent transcript if the image is difficult to see. Changed-case reasoning: Both dimensions now meet their limits, with equality allowed; stripe pattern does not change the rule.</w:t>
       </w:r>
     </w:p>
     <w:p>

--- a/downloads/teacher/ai-1-week-08.docx
+++ b/downloads/teacher/ai-1-week-08.docx
@@ -25,20 +25,38 @@
         <w:pStyle w:val="Heading1"/>
       </w:pPr>
       <w:r>
-        <w:t>01. Features: Useful Clues</w:t>
-      </w:r>
-    </w:p>
-    <w:p>
-      <w:r>
-        <w:t>Prepare Features: Useful Clues: check the target, prerequisites, resources and adaptable teaching schedule.</w:t>
-      </w:r>
-    </w:p>
-    <w:p>
-      <w:pPr>
-        <w:pStyle w:val="Heading3"/>
-      </w:pPr>
-      <w:r>
-        <w:t>Teach the learning cycle</w:t>
+        <w:t>Teach feature choice through controlled comparisons.</w:t>
+      </w:r>
+    </w:p>
+    <w:p>
+      <w:r>
+        <w:t>Model the two-dimensional rule, isolate each change and reserve the new tray task for independent evidence.</w:t>
+      </w:r>
+    </w:p>
+    <w:p>
+      <w:r>
+        <w:t>Look for units, a counterexample and a justified decision-time boundary.</w:t>
+      </w:r>
+    </w:p>
+    <w:p>
+      <w:pPr>
+        <w:pStyle w:val="Heading1"/>
+      </w:pPr>
+      <w:r>
+        <w:t>01. Prepare this connected week</w:t>
+      </w:r>
+    </w:p>
+    <w:p>
+      <w:r>
+        <w:t>Use one main plan and keep practice separate from the independent first attempt.</w:t>
+      </w:r>
+    </w:p>
+    <w:p>
+      <w:pPr>
+        <w:pStyle w:val="Heading2"/>
+      </w:pPr>
+      <w:r>
+        <w:t>Learning goal and precision</w:t>
       </w:r>
     </w:p>
     <w:p>
@@ -50,6 +68,170 @@
           <w:b w:val="0"/>
         </w:rPr>
         <w:t>Primary target: Choose recorded properties that preserve distinctions needed for a stated task</w:t>
+      </w:r>
+    </w:p>
+    <w:p>
+      <w:pPr>
+        <w:spacing w:line="336" w:lineRule="auto" w:after="180"/>
+      </w:pPr>
+      <w:r>
+        <w:rPr>
+          <w:b w:val="0"/>
+        </w:rPr>
+        <w:t xml:space="preserve">Students investigate representation before </w:t>
+      </w:r>
+      <w:r>
+        <w:rPr>
+          <w:b/>
+        </w:rPr>
+        <w:t>fitting</w:t>
+      </w:r>
+      <w:r>
+        <w:rPr>
+          <w:b w:val="0"/>
+        </w:rPr>
+        <w:t xml:space="preserve"> a model. Keep the paper rule explicit: positive known measurements, fixed orientation, no thickness in the card task, and both boundaries inclusive.</w:t>
+      </w:r>
+    </w:p>
+    <w:p>
+      <w:pPr>
+        <w:spacing w:line="336" w:lineRule="auto" w:after="180"/>
+      </w:pPr>
+      <w:r>
+        <w:rPr>
+          <w:b w:val="0"/>
+        </w:rPr>
+        <w:t xml:space="preserve">Length and width suffice for that limited rule. A collision between </w:t>
+      </w:r>
+      <w:r>
+        <w:rPr>
+          <w:b/>
+        </w:rPr>
+        <w:t>feature record</w:t>
+      </w:r>
+      <w:r>
+        <w:rPr>
+          <w:b w:val="0"/>
+        </w:rPr>
+        <w:t xml:space="preserve">s with different correct labels demonstrates lost information; it does not prove that every task needs these same </w:t>
+      </w:r>
+      <w:r>
+        <w:rPr>
+          <w:b/>
+        </w:rPr>
+        <w:t>input</w:t>
+      </w:r>
+      <w:r>
+        <w:rPr>
+          <w:b w:val="0"/>
+        </w:rPr>
+        <w:t>s.</w:t>
+      </w:r>
+    </w:p>
+    <w:p>
+      <w:pPr>
+        <w:spacing w:line="336" w:lineRule="auto" w:after="180"/>
+      </w:pPr>
+      <w:r>
+        <w:rPr>
+          <w:b w:val="0"/>
+        </w:rPr>
+        <w:t xml:space="preserve">Explain </w:t>
+      </w:r>
+      <w:r>
+        <w:rPr>
+          <w:b/>
+        </w:rPr>
+        <w:t>leakage</w:t>
+      </w:r>
+      <w:r>
+        <w:rPr>
+          <w:b w:val="0"/>
+        </w:rPr>
+        <w:t xml:space="preserve"> through timing and the copied sticker, without requiring model </w:t>
+      </w:r>
+      <w:r>
+        <w:rPr>
+          <w:b/>
+        </w:rPr>
+        <w:t>training</w:t>
+      </w:r>
+      <w:r>
+        <w:rPr>
+          <w:b w:val="0"/>
+        </w:rPr>
+        <w:t xml:space="preserve"> or statistics.</w:t>
+      </w:r>
+    </w:p>
+    <w:p>
+      <w:pPr>
+        <w:spacing w:line="336" w:lineRule="auto" w:after="180"/>
+      </w:pPr>
+      <w:r>
+        <w:rPr>
+          <w:b w:val="0"/>
+        </w:rPr>
+        <w:t>By the end, I can choose task-</w:t>
+      </w:r>
+      <w:r>
+        <w:rPr>
+          <w:b/>
+        </w:rPr>
+        <w:t>relevant feature</w:t>
+      </w:r>
+      <w:r>
+        <w:rPr>
+          <w:b w:val="0"/>
+        </w:rPr>
+        <w:t>s and avoid a clue created after the decision.</w:t>
+      </w:r>
+    </w:p>
+    <w:p>
+      <w:pPr>
+        <w:pStyle w:val="Heading2"/>
+      </w:pPr>
+      <w:r>
+        <w:t>What to prepare</w:t>
+      </w:r>
+    </w:p>
+    <w:p>
+      <w:pPr>
+        <w:pStyle w:val="ListBullet"/>
+      </w:pPr>
+      <w:r>
+        <w:t>Use the supplied scenario, student illustrations and blank paper. For numeric work, offer counters or a calculator after learners show the setup. Fictional records are supplied; personal data and paid accounts are unnecessary.</w:t>
+      </w:r>
+    </w:p>
+    <w:p>
+      <w:pPr>
+        <w:pStyle w:val="ListBullet"/>
+      </w:pPr>
+      <w:r>
+        <w:t>Four cards matching the worked table, with dimensions, colour and identifying letters written as text</w:t>
+      </w:r>
+    </w:p>
+    <w:p>
+      <w:pPr>
+        <w:pStyle w:val="ListBullet"/>
+      </w:pPr>
+      <w:r>
+        <w:t>Two paper columns headed Before the decision and After inspection, plus removable label stickers</w:t>
+      </w:r>
+    </w:p>
+    <w:p>
+      <w:pPr>
+        <w:pStyle w:val="ListBullet"/>
+      </w:pPr>
+      <w:r>
+        <w:t>Blank records headed Length in cm and Width in cm, and the independent display-tray task from W4</w:t>
+      </w:r>
+    </w:p>
+    <w:p>
+      <w:pPr>
+        <w:pStyle w:val="Heading2"/>
+      </w:pPr>
+      <w:r>
+        <w:t>Main teaching plan</w:t>
       </w:r>
     </w:p>
     <w:tbl>
@@ -231,12 +413,257 @@
     </w:p>
     <w:p>
       <w:pPr>
+        <w:pStyle w:val="Heading2"/>
+      </w:pPr>
+      <w:r>
+        <w:t>Opening retrieval and readiness</w:t>
+      </w:r>
+    </w:p>
+    <w:p>
+      <w:pPr>
         <w:spacing w:line="336" w:lineRule="auto" w:after="180"/>
       </w:pPr>
       <w:r>
         <w:rPr>
           <w:b w:val="0"/>
         </w:rPr>
+        <w:t>Without opening the old lesson, explain one key idea from Categories and Labels. Give an example and a mistake that the idea helps you avoid.</w:t>
+      </w:r>
+    </w:p>
+    <w:p>
+      <w:pPr>
+        <w:spacing w:line="336" w:lineRule="auto" w:after="180"/>
+      </w:pPr>
+      <w:r>
+        <w:rPr>
+          <w:b w:val="0"/>
+        </w:rPr>
+        <w:t xml:space="preserve">Look for: Apply a category definition using explicit </w:t>
+      </w:r>
+      <w:r>
+        <w:rPr>
+          <w:b/>
+        </w:rPr>
+        <w:t>evidence</w:t>
+      </w:r>
+      <w:r>
+        <w:rPr>
+          <w:b w:val="0"/>
+        </w:rPr>
+        <w:t xml:space="preserve"> and boundary rules</w:t>
+      </w:r>
+    </w:p>
+    <w:p>
+      <w:pPr>
+        <w:spacing w:line="336" w:lineRule="auto" w:after="180"/>
+      </w:pPr>
+      <w:r>
+        <w:rPr>
+          <w:b w:val="0"/>
+        </w:rPr>
+        <w:t>Reference example, not the only acceptable wording: In order: ready because both known fields pass; revise because 31 exceeds 30; review because the known day passes but the room is unknown; revise because the known day failure has priority over the unknown room.</w:t>
+      </w:r>
+    </w:p>
+    <w:p>
+      <w:pPr>
+        <w:spacing w:line="336" w:lineRule="auto" w:after="180"/>
+      </w:pPr>
+      <w:r>
+        <w:rPr>
+          <w:b w:val="0"/>
+        </w:rPr>
+        <w:t>Equality at 30 is accepted.</w:t>
+      </w:r>
+    </w:p>
+    <w:p>
+      <w:pPr>
+        <w:spacing w:line="336" w:lineRule="auto" w:after="180"/>
+      </w:pPr>
+      <w:r>
+        <w:rPr>
+          <w:b w:val="0"/>
+        </w:rPr>
+        <w:t>Without opening the old lesson, explain one key idea from Pictures Become Numbers. Give an example and a mistake that the idea helps you avoid.</w:t>
+      </w:r>
+    </w:p>
+    <w:p>
+      <w:pPr>
+        <w:spacing w:line="336" w:lineRule="auto" w:after="180"/>
+      </w:pPr>
+      <w:r>
+        <w:rPr>
+          <w:b w:val="0"/>
+        </w:rPr>
+        <w:t>Look for: Encode and reconstruct a small image using an explicit grid convention</w:t>
+      </w:r>
+    </w:p>
+    <w:p>
+      <w:pPr>
+        <w:spacing w:line="336" w:lineRule="auto" w:after="180"/>
+      </w:pPr>
+      <w:r>
+        <w:rPr>
+          <w:b w:val="0"/>
+        </w:rPr>
+        <w:t>Reference example, not the only acceptable wording: The upper row has black, white, black; the lower row has white, black, white. Reading back gives the supplied two rows.</w:t>
+      </w:r>
+    </w:p>
+    <w:p>
+      <w:pPr>
+        <w:spacing w:line="336" w:lineRule="auto" w:after="180"/>
+      </w:pPr>
+      <w:r>
+        <w:rPr>
+          <w:b w:val="0"/>
+        </w:rPr>
+        <w:t>There are three black pixels among six total positions.</w:t>
+      </w:r>
+    </w:p>
+    <w:p>
+      <w:pPr>
+        <w:spacing w:line="336" w:lineRule="auto" w:after="180"/>
+      </w:pPr>
+      <w:r>
+        <w:rPr>
+          <w:b w:val="0"/>
+        </w:rPr>
+        <w:t xml:space="preserve">Without opening the old lesson, explain one key idea from </w:t>
+      </w:r>
+      <w:r>
+        <w:rPr>
+          <w:b/>
+        </w:rPr>
+        <w:t>Input</w:t>
+      </w:r>
+      <w:r>
+        <w:rPr>
+          <w:b w:val="0"/>
+        </w:rPr>
+        <w:t xml:space="preserve">, </w:t>
+      </w:r>
+      <w:r>
+        <w:rPr>
+          <w:b/>
+        </w:rPr>
+        <w:t>Process</w:t>
+      </w:r>
+      <w:r>
+        <w:rPr>
+          <w:b w:val="0"/>
+        </w:rPr>
+        <w:t xml:space="preserve">, </w:t>
+      </w:r>
+      <w:r>
+        <w:rPr>
+          <w:b/>
+        </w:rPr>
+        <w:t>Output</w:t>
+      </w:r>
+      <w:r>
+        <w:rPr>
+          <w:b w:val="0"/>
+        </w:rPr>
+        <w:t>. Give an example and a mistake that the idea helps you avoid.</w:t>
+      </w:r>
+    </w:p>
+    <w:p>
+      <w:pPr>
+        <w:spacing w:line="336" w:lineRule="auto" w:after="180"/>
+      </w:pPr>
+      <w:r>
+        <w:rPr>
+          <w:b w:val="0"/>
+        </w:rPr>
+        <w:t>Look for: Trace information through a system without confusing information with a physical action</w:t>
+      </w:r>
+    </w:p>
+    <w:p>
+      <w:pPr>
+        <w:spacing w:line="336" w:lineRule="auto" w:after="180"/>
+      </w:pPr>
+      <w:r>
+        <w:rPr>
+          <w:b w:val="0"/>
+        </w:rPr>
+        <w:t xml:space="preserve">Reference example, not the only acceptable wording: </w:t>
+      </w:r>
+      <w:r>
+        <w:rPr>
+          <w:b/>
+        </w:rPr>
+        <w:t>Input</w:t>
+      </w:r>
+      <w:r>
+        <w:rPr>
+          <w:b w:val="0"/>
+        </w:rPr>
+        <w:t xml:space="preserve"> includes both request fields and all three catalogue records. The </w:t>
+      </w:r>
+      <w:r>
+        <w:rPr>
+          <w:b/>
+        </w:rPr>
+        <w:t>process</w:t>
+      </w:r>
+      <w:r>
+        <w:rPr>
+          <w:b w:val="0"/>
+        </w:rPr>
+        <w:t xml:space="preserve"> checks science AND pages&lt;=120.</w:t>
+      </w:r>
+    </w:p>
+    <w:p>
+      <w:pPr>
+        <w:spacing w:line="336" w:lineRule="auto" w:after="180"/>
+      </w:pPr>
+      <w:r>
+        <w:rPr>
+          <w:b/>
+        </w:rPr>
+        <w:t>Output</w:t>
+      </w:r>
+      <w:r>
+        <w:rPr>
+          <w:b w:val="0"/>
+        </w:rPr>
+        <w:t xml:space="preserve"> contains A only; B fails the length condition and C fails the genre condition. Listing A does not establish that a copy was reserved.</w:t>
+      </w:r>
+    </w:p>
+    <w:p>
+      <w:pPr>
+        <w:spacing w:line="336" w:lineRule="auto" w:after="180"/>
+      </w:pPr>
+      <w:r>
+        <w:rPr>
+          <w:b w:val="0"/>
+        </w:rPr>
+        <w:t>Check the card fields against the same explicit policy and version. Agreement alone can preserve a shared mistake; it does not prove that an event exists or has permission.</w:t>
+      </w:r>
+    </w:p>
+    <w:p>
+      <w:pPr>
+        <w:pStyle w:val="Heading2"/>
+      </w:pPr>
+      <w:r>
+        <w:t>Earlier wording, alternatives and picture transcripts · reference / check after trying</w:t>
+      </w:r>
+    </w:p>
+    <w:p>
+      <w:pPr>
+        <w:pStyle w:val="Heading3"/>
+      </w:pPr>
+      <w:r>
+        <w:t>Teach the learning cycle</w:t>
+      </w:r>
+    </w:p>
+    <w:p>
+      <w:pPr>
+        <w:spacing w:line="336" w:lineRule="auto" w:after="180"/>
+      </w:pPr>
+      <w:r>
+        <w:rPr>
+          <w:b w:val="0"/>
+        </w:rPr>
         <w:t>Case exposure check: this source example appears in ai-1/8, ai-2/9. Reuse a familiar case for recall or modelling; verify that the case used to assess transfer has not already received feedback.</w:t>
       </w:r>
     </w:p>
@@ -258,62 +685,6 @@
     </w:p>
     <w:p>
       <w:pPr>
-        <w:spacing w:line="336" w:lineRule="auto" w:after="180"/>
-      </w:pPr>
-      <w:r>
-        <w:rPr>
-          <w:b w:val="0"/>
-        </w:rPr>
-        <w:t>Without opening the old lesson, explain one key idea from Categories and Labels. Give an example and a mistake that the idea helps you avoid.</w:t>
-      </w:r>
-    </w:p>
-    <w:p>
-      <w:pPr>
-        <w:spacing w:line="336" w:lineRule="auto" w:after="180"/>
-      </w:pPr>
-      <w:r>
-        <w:rPr>
-          <w:b w:val="0"/>
-        </w:rPr>
-        <w:t xml:space="preserve">Look for: Apply a category definition using explicit </w:t>
-      </w:r>
-      <w:r>
-        <w:rPr>
-          <w:b/>
-        </w:rPr>
-        <w:t>evidence</w:t>
-      </w:r>
-      <w:r>
-        <w:rPr>
-          <w:b w:val="0"/>
-        </w:rPr>
-        <w:t xml:space="preserve"> and boundary rules</w:t>
-      </w:r>
-    </w:p>
-    <w:p>
-      <w:pPr>
-        <w:spacing w:line="336" w:lineRule="auto" w:after="180"/>
-      </w:pPr>
-      <w:r>
-        <w:rPr>
-          <w:b w:val="0"/>
-        </w:rPr>
-        <w:t>Reference example, not the only acceptable wording: In order: ready because both known fields pass; revise because 31 exceeds 30; review because the known day passes but the room is unknown; revise because the known day failure has priority over the unknown room.</w:t>
-      </w:r>
-    </w:p>
-    <w:p>
-      <w:pPr>
-        <w:spacing w:line="336" w:lineRule="auto" w:after="180"/>
-      </w:pPr>
-      <w:r>
-        <w:rPr>
-          <w:b w:val="0"/>
-        </w:rPr>
-        <w:t>Equality at 30 is accepted.</w:t>
-      </w:r>
-    </w:p>
-    <w:p>
-      <w:pPr>
         <w:pStyle w:val="Heading3"/>
       </w:pPr>
       <w:r>
@@ -322,164 +693,10 @@
     </w:p>
     <w:p>
       <w:pPr>
-        <w:spacing w:line="336" w:lineRule="auto" w:after="180"/>
-      </w:pPr>
-      <w:r>
-        <w:rPr>
-          <w:b w:val="0"/>
-        </w:rPr>
-        <w:t>Without opening the old lesson, explain one key idea from Pictures Become Numbers. Give an example and a mistake that the idea helps you avoid.</w:t>
-      </w:r>
-    </w:p>
-    <w:p>
-      <w:pPr>
-        <w:spacing w:line="336" w:lineRule="auto" w:after="180"/>
-      </w:pPr>
-      <w:r>
-        <w:rPr>
-          <w:b w:val="0"/>
-        </w:rPr>
-        <w:t>Look for: Encode and reconstruct a small image using an explicit grid convention</w:t>
-      </w:r>
-    </w:p>
-    <w:p>
-      <w:pPr>
-        <w:spacing w:line="336" w:lineRule="auto" w:after="180"/>
-      </w:pPr>
-      <w:r>
-        <w:rPr>
-          <w:b w:val="0"/>
-        </w:rPr>
-        <w:t>Reference example, not the only acceptable wording: The upper row has black, white, black; the lower row has white, black, white. Reading back gives the supplied two rows.</w:t>
-      </w:r>
-    </w:p>
-    <w:p>
-      <w:pPr>
-        <w:spacing w:line="336" w:lineRule="auto" w:after="180"/>
-      </w:pPr>
-      <w:r>
-        <w:rPr>
-          <w:b w:val="0"/>
-        </w:rPr>
-        <w:t>There are three black pixels among six total positions.</w:t>
-      </w:r>
-    </w:p>
-    <w:p>
-      <w:pPr>
         <w:pStyle w:val="Heading3"/>
       </w:pPr>
       <w:r>
         <w:t>Input, Process, Output</w:t>
-      </w:r>
-    </w:p>
-    <w:p>
-      <w:pPr>
-        <w:spacing w:line="336" w:lineRule="auto" w:after="180"/>
-      </w:pPr>
-      <w:r>
-        <w:rPr>
-          <w:b w:val="0"/>
-        </w:rPr>
-        <w:t xml:space="preserve">Without opening the old lesson, explain one key idea from </w:t>
-      </w:r>
-      <w:r>
-        <w:rPr>
-          <w:b/>
-        </w:rPr>
-        <w:t>Input</w:t>
-      </w:r>
-      <w:r>
-        <w:rPr>
-          <w:b w:val="0"/>
-        </w:rPr>
-        <w:t xml:space="preserve">, </w:t>
-      </w:r>
-      <w:r>
-        <w:rPr>
-          <w:b/>
-        </w:rPr>
-        <w:t>Process</w:t>
-      </w:r>
-      <w:r>
-        <w:rPr>
-          <w:b w:val="0"/>
-        </w:rPr>
-        <w:t xml:space="preserve">, </w:t>
-      </w:r>
-      <w:r>
-        <w:rPr>
-          <w:b/>
-        </w:rPr>
-        <w:t>Output</w:t>
-      </w:r>
-      <w:r>
-        <w:rPr>
-          <w:b w:val="0"/>
-        </w:rPr>
-        <w:t>. Give an example and a mistake that the idea helps you avoid.</w:t>
-      </w:r>
-    </w:p>
-    <w:p>
-      <w:pPr>
-        <w:spacing w:line="336" w:lineRule="auto" w:after="180"/>
-      </w:pPr>
-      <w:r>
-        <w:rPr>
-          <w:b w:val="0"/>
-        </w:rPr>
-        <w:t>Look for: Trace information through a system without confusing information with a physical action</w:t>
-      </w:r>
-    </w:p>
-    <w:p>
-      <w:pPr>
-        <w:spacing w:line="336" w:lineRule="auto" w:after="180"/>
-      </w:pPr>
-      <w:r>
-        <w:rPr>
-          <w:b w:val="0"/>
-        </w:rPr>
-        <w:t xml:space="preserve">Reference example, not the only acceptable wording: </w:t>
-      </w:r>
-      <w:r>
-        <w:rPr>
-          <w:b/>
-        </w:rPr>
-        <w:t>Input</w:t>
-      </w:r>
-      <w:r>
-        <w:rPr>
-          <w:b w:val="0"/>
-        </w:rPr>
-        <w:t xml:space="preserve"> includes both request fields and all three catalogue records. The </w:t>
-      </w:r>
-      <w:r>
-        <w:rPr>
-          <w:b/>
-        </w:rPr>
-        <w:t>process</w:t>
-      </w:r>
-      <w:r>
-        <w:rPr>
-          <w:b w:val="0"/>
-        </w:rPr>
-        <w:t xml:space="preserve"> checks science AND pages&lt;=120.</w:t>
-      </w:r>
-    </w:p>
-    <w:p>
-      <w:pPr>
-        <w:spacing w:line="336" w:lineRule="auto" w:after="180"/>
-      </w:pPr>
-      <w:r>
-        <w:rPr>
-          <w:b/>
-        </w:rPr>
-        <w:t>Output</w:t>
-      </w:r>
-      <w:r>
-        <w:rPr>
-          <w:b w:val="0"/>
-        </w:rPr>
-        <w:t xml:space="preserve"> contains A only; B fails the length condition and C fails the genre condition. Listing A does not establish that a copy was reserved.</w:t>
       </w:r>
     </w:p>
     <w:p>
@@ -664,6 +881,11 @@
       </w:r>
     </w:p>
     <w:p>
+      <w:r>
+        <w:t>This compact option is not the full-week schedule. Use the main teaching cycle and allow extra sessions for the investigation, independent work and project.</w:t>
+      </w:r>
+    </w:p>
+    <w:p>
       <w:pPr>
         <w:spacing w:line="336" w:lineRule="auto" w:after="180"/>
       </w:pPr>
@@ -671,7 +893,7 @@
         <w:rPr>
           <w:b w:val="0"/>
         </w:rPr>
-        <w:t>Use the supplied scenario, student illustrations and blank paper. For numeric work, offer counters or a calculator after learners show the setup. Fictional records are supplied; personal data and paid accounts are unnecessary.</w:t>
+        <w:t>Allow 80 minutes: recall 8; explanation 12; worked demonstration 15; guided practice 20; independent assessment 15; project and reflection 10. Extend the lab into a second session when needed.</w:t>
       </w:r>
     </w:p>
     <w:p>
@@ -679,32 +901,55 @@
         <w:pStyle w:val="Heading3"/>
       </w:pPr>
       <w:r>
-        <w:t>Alternative compact allocation</w:t>
-      </w:r>
-    </w:p>
-    <w:p>
-      <w:r>
-        <w:t>This compact option is not the full-week schedule. Use the main teaching cycle and allow extra sessions for the investigation, independent work and project.</w:t>
+        <w:t>Preparation for the connected explanation</w:t>
+      </w:r>
+    </w:p>
+    <w:p>
+      <w:pPr>
+        <w:pStyle w:val="Heading3"/>
+      </w:pPr>
+      <w:r>
+        <w:t>Readiness answer</w:t>
+      </w:r>
+    </w:p>
+    <w:p>
+      <w:pPr>
+        <w:pStyle w:val="Heading3"/>
+      </w:pPr>
+      <w:r>
+        <w:t>End goal for the pictorial case</w:t>
       </w:r>
     </w:p>
     <w:p>
       <w:pPr>
         <w:spacing w:line="336" w:lineRule="auto" w:after="180"/>
-        <w:shd w:fill="F1F6F8"/>
-      </w:pPr>
-      <w:r>
-        <w:rPr>
-          <w:b w:val="0"/>
-        </w:rPr>
-        <w:t>Allow 80 minutes: recall 8; explanation 12; worked demonstration 15; guided practice 20; independent assessment 15; project and reflection 10. Extend the lab into a second session when needed.</w:t>
-      </w:r>
-    </w:p>
-    <w:p>
-      <w:pPr>
-        <w:pStyle w:val="Heading3"/>
-      </w:pPr>
-      <w:r>
-        <w:t>Preparation for the connected explanation</w:t>
+      </w:pPr>
+      <w:r>
+        <w:rPr>
+          <w:b w:val="0"/>
+        </w:rPr>
+        <w:t>This added worked case illustrates the week’s main idea. Retain all original and connected topics; schedule its practice within the teaching cycle.</w:t>
+      </w:r>
+    </w:p>
+    <w:p>
+      <w:pPr>
+        <w:pStyle w:val="Heading1"/>
+      </w:pPr>
+      <w:r>
+        <w:t>02. Teach features relative to a task and decision time</w:t>
+      </w:r>
+    </w:p>
+    <w:p>
+      <w:r>
+        <w:t>Use controlled pairs, explicit measurement conventions and a visible boundary before the answer sticker exists.</w:t>
+      </w:r>
+    </w:p>
+    <w:p>
+      <w:pPr>
+        <w:pStyle w:val="Heading2"/>
+      </w:pPr>
+      <w:r>
+        <w:t>Begin with the delivery-station rule</w:t>
       </w:r>
     </w:p>
     <w:p>
@@ -715,19 +960,88 @@
         <w:rPr>
           <w:b w:val="0"/>
         </w:rPr>
-        <w:t xml:space="preserve">Students investigate representation before </w:t>
+        <w:t>Imagine a paper sorting task for a model delivery station. Each rectangular card has a length, width, colour and card number.</w:t>
+      </w:r>
+    </w:p>
+    <w:p>
+      <w:pPr>
+        <w:spacing w:line="336" w:lineRule="auto" w:after="180"/>
+      </w:pPr>
+      <w:r>
+        <w:rPr>
+          <w:b w:val="0"/>
+        </w:rPr>
+        <w:t>The station labels a card fits if its length is at most 12 centimetres and its width is at most 8 centimetres. Both limits include equality.</w:t>
+      </w:r>
+    </w:p>
+    <w:p>
+      <w:pPr>
+        <w:spacing w:line="336" w:lineRule="auto" w:after="180"/>
+      </w:pPr>
+      <w:r>
+        <w:rPr>
+          <w:b w:val="0"/>
+        </w:rPr>
+        <w:t>Cards stay flat in the marked orientation; turning, bending and thickness are outside this paper task. All measurements in the first examples are known positive whole numbers.</w:t>
+      </w:r>
+    </w:p>
+    <w:p>
+      <w:pPr>
+        <w:spacing w:line="336" w:lineRule="auto" w:after="180"/>
+      </w:pPr>
+      <w:r>
+        <w:rPr>
+          <w:b w:val="0"/>
+        </w:rPr>
+        <w:t xml:space="preserve">A </w:t>
       </w:r>
       <w:r>
         <w:rPr>
           <w:b/>
         </w:rPr>
-        <w:t>fitting</w:t>
-      </w:r>
-      <w:r>
-        <w:rPr>
-          <w:b w:val="0"/>
-        </w:rPr>
-        <w:t xml:space="preserve"> a model. Keep the paper rule explicit: positive known measurements, fixed orientation, no thickness in the card task, and both boundaries inclusive.</w:t>
+        <w:t>feature</w:t>
+      </w:r>
+      <w:r>
+        <w:rPr>
+          <w:b w:val="0"/>
+        </w:rPr>
+        <w:t xml:space="preserve"> is a recorded </w:t>
+      </w:r>
+      <w:r>
+        <w:rPr>
+          <w:b/>
+        </w:rPr>
+        <w:t>input</w:t>
+      </w:r>
+      <w:r>
+        <w:rPr>
+          <w:b w:val="0"/>
+        </w:rPr>
+        <w:t xml:space="preserve"> property, such as width in centimetres. The </w:t>
+      </w:r>
+      <w:r>
+        <w:rPr>
+          <w:b/>
+        </w:rPr>
+        <w:t>target label</w:t>
+      </w:r>
+      <w:r>
+        <w:rPr>
+          <w:b w:val="0"/>
+        </w:rPr>
+        <w:t xml:space="preserve"> is the answer we want to produce: fits or too large under this guide. Decide what the answer means before choosing the </w:t>
+      </w:r>
+      <w:r>
+        <w:rPr>
+          <w:b/>
+        </w:rPr>
+        <w:t>input</w:t>
+      </w:r>
+      <w:r>
+        <w:rPr>
+          <w:b w:val="0"/>
+        </w:rPr>
+        <w:t>s.</w:t>
       </w:r>
     </w:p>
     <w:p>
@@ -738,31 +1052,276 @@
         <w:rPr>
           <w:b w:val="0"/>
         </w:rPr>
-        <w:t xml:space="preserve">Length and width suffice for that limited rule. A collision between </w:t>
+        <w:t>A card number can help us find a record, but knowing its number does not tell us its dimensions.</w:t>
+      </w:r>
+    </w:p>
+    <w:p>
+      <w:pPr>
+        <w:spacing w:line="336" w:lineRule="auto" w:after="180"/>
+      </w:pPr>
+      <w:r>
+        <w:rPr>
+          <w:b w:val="0"/>
+        </w:rPr>
+        <w:t xml:space="preserve">This guide already gives us a direct rule, so we do not need to train a model to solve it. We use the task to investigate the information that either a rule or a </w:t>
       </w:r>
       <w:r>
         <w:rPr>
           <w:b/>
         </w:rPr>
+        <w:t>learned model</w:t>
+      </w:r>
+      <w:r>
+        <w:rPr>
+          <w:b w:val="0"/>
+        </w:rPr>
+        <w:t xml:space="preserve"> would need.</w:t>
+      </w:r>
+    </w:p>
+    <w:p>
+      <w:pPr>
+        <w:spacing w:line="336" w:lineRule="auto" w:after="180"/>
+      </w:pPr>
+      <w:r>
+        <w:rPr>
+          <w:b w:val="0"/>
+        </w:rPr>
+        <w:t>Later, when relationships are learned from examples, the same question remains: did we supply the distinctions the task requires?</w:t>
+      </w:r>
+    </w:p>
+    <w:p>
+      <w:pPr>
+        <w:pStyle w:val="Heading2"/>
+      </w:pPr>
+      <w:r>
+        <w:t>Show the collision in length-only records</w:t>
+      </w:r>
+    </w:p>
+    <w:p>
+      <w:pPr>
+        <w:spacing w:line="336" w:lineRule="auto" w:after="180"/>
+      </w:pPr>
+      <w:r>
+        <w:rPr>
+          <w:b w:val="0"/>
+        </w:rPr>
+        <w:t>Card A is 10 centimetres long and 7 centimetres wide. Card B is 10 centimetres long and 9 centimetres wide. A fits; B is too large because its width exceeds 8. Compare two ways of recording these cards.</w:t>
+      </w:r>
+    </w:p>
+    <w:p>
+      <w:pPr>
+        <w:spacing w:line="336" w:lineRule="auto" w:after="180"/>
+      </w:pPr>
+      <w:r>
+        <w:rPr>
+          <w:b w:val="0"/>
+        </w:rPr>
+        <w:t xml:space="preserve">A system receiving only the length cannot use the hidden width to tell these two cards apart. The same </w:t>
+      </w:r>
+      <w:r>
+        <w:rPr>
+          <w:b/>
+        </w:rPr>
+        <w:t>input</w:t>
+      </w:r>
+      <w:r>
+        <w:rPr>
+          <w:b w:val="0"/>
+        </w:rPr>
+        <w:t>, 10, is paired with two different correct answers.</w:t>
+      </w:r>
+    </w:p>
+    <w:p>
+      <w:pPr>
+        <w:spacing w:line="336" w:lineRule="auto" w:after="180"/>
+      </w:pPr>
+      <w:r>
+        <w:rPr>
+          <w:b w:val="0"/>
+        </w:rPr>
+        <w:t xml:space="preserve">It may guess, return an uncertainty, or use a usual answer, but length alone cannot guarantee the right label for both. A more complicated model cannot reconstruct this missing distinction with certainty from that </w:t>
+      </w:r>
+      <w:r>
+        <w:rPr>
+          <w:b/>
+        </w:rPr>
+        <w:t>input</w:t>
+      </w:r>
+      <w:r>
+        <w:rPr>
+          <w:b w:val="0"/>
+        </w:rPr>
+        <w:t xml:space="preserve"> alone.</w:t>
+      </w:r>
+    </w:p>
+    <w:p>
+      <w:pPr>
+        <w:spacing w:line="336" w:lineRule="auto" w:after="180"/>
+      </w:pPr>
+      <w:r>
+        <w:rPr>
+          <w:b w:val="0"/>
+        </w:rPr>
+        <w:t xml:space="preserve">A </w:t>
+      </w:r>
+      <w:r>
+        <w:rPr>
+          <w:b/>
+        </w:rPr>
         <w:t>feature record</w:t>
       </w:r>
       <w:r>
         <w:rPr>
           <w:b w:val="0"/>
         </w:rPr>
-        <w:t xml:space="preserve">s with different correct labels demonstrates lost information; it does not prove that every task needs these same </w:t>
+        <w:t xml:space="preserve"> needs a consistent order and units. Here we write length in centimetres first, then width in centimetres.</w:t>
+      </w:r>
+    </w:p>
+    <w:p>
+      <w:pPr>
+        <w:spacing w:line="336" w:lineRule="auto" w:after="180"/>
+      </w:pPr>
+      <w:r>
+        <w:rPr>
+          <w:b w:val="0"/>
+        </w:rPr>
+        <w:t>The record 10, 7 means something different if someone silently switches the order or records millimetres. Write the definitions alongside the data.</w:t>
+      </w:r>
+    </w:p>
+    <w:p>
+      <w:pPr>
+        <w:pStyle w:val="Heading2"/>
+      </w:pPr>
+      <w:r>
+        <w:t>Model the shelf comparison</w:t>
+      </w:r>
+    </w:p>
+    <w:p>
+      <w:pPr>
+        <w:spacing w:line="336" w:lineRule="auto" w:after="180"/>
+      </w:pPr>
+      <w:r>
+        <w:rPr>
+          <w:b w:val="0"/>
+        </w:rPr>
+        <w:t>A fictional shelf accepts a craft box only if width is at most 6 cm and height at most 4 cm.</w:t>
+      </w:r>
+    </w:p>
+    <w:p>
+      <w:pPr>
+        <w:spacing w:line="336" w:lineRule="auto" w:after="180"/>
+      </w:pPr>
+      <w:r>
+        <w:rPr>
+          <w:b w:val="0"/>
+        </w:rPr>
+        <w:t>Boxes P=(6,4,stripes), Q=(7,4,stripes), R=(6,5,dots), S=(6,4,dots).</w:t>
+      </w:r>
+    </w:p>
+    <w:p>
+      <w:pPr>
+        <w:spacing w:line="336" w:lineRule="auto" w:after="180"/>
+      </w:pPr>
+      <w:r>
+        <w:rPr>
+          <w:b w:val="0"/>
+        </w:rPr>
+        <w:t>A green acceptance sticker is attached only after the shelf check.</w:t>
+      </w:r>
+    </w:p>
+    <w:p>
+      <w:r>
+        <w:drawing>
+          <wp:inline xmlns:a="http://schemas.openxmlformats.org/drawingml/2006/main" xmlns:pic="http://schemas.openxmlformats.org/drawingml/2006/picture">
+            <wp:extent cx="5486400" cy="3938016"/>
+            <wp:docPr id="1" name="Picture 1" descr="Dimensions determine shelf acceptance. P stripes: Width cm = 6, Height cm = 4, Outcome = fits. Q stripes: Width cm = 7, Height cm = 4, Outcome = width fails. R dots: Width cm = 6, Height cm = 5, Outcome = height fails. S dots: Width cm = 6, Height cm = 4, Outcome = fits."/>
+            <wp:cNvGraphicFramePr>
+              <a:graphicFrameLocks noChangeAspect="1"/>
+            </wp:cNvGraphicFramePr>
+            <a:graphic>
+              <a:graphicData uri="http://schemas.openxmlformats.org/drawingml/2006/picture">
+                <pic:pic>
+                  <pic:nvPicPr>
+                    <pic:cNvPr id="0" name="academy-story-ai-1-8-03.png"/>
+                    <pic:cNvPicPr/>
+                  </pic:nvPicPr>
+                  <pic:blipFill>
+                    <a:blip r:embed="rId9"/>
+                    <a:stretch>
+                      <a:fillRect/>
+                    </a:stretch>
+                  </pic:blipFill>
+                  <pic:spPr>
+                    <a:xfrm>
+                      <a:off x="0" y="0"/>
+                      <a:ext cx="5486400" cy="3938016"/>
+                    </a:xfrm>
+                    <a:prstGeom prst="rect"/>
+                  </pic:spPr>
+                </pic:pic>
+              </a:graphicData>
+            </a:graphic>
+          </wp:inline>
+        </w:drawing>
+      </w:r>
+    </w:p>
+    <w:p>
+      <w:r>
+        <w:drawing>
+          <wp:inline xmlns:a="http://schemas.openxmlformats.org/drawingml/2006/main" xmlns:pic="http://schemas.openxmlformats.org/drawingml/2006/picture">
+            <wp:extent cx="5486400" cy="4005072"/>
+            <wp:docPr id="2" name="Picture 2" descr="Width check: P,Q,R,S have widths 6,7,6,6. → Height check: Their heights are 4,4,5,4. → Apply both limits: P and S fit; Q fails width; R fails height. → Reject a shortcut: The later sticker cannot be an input available before checking."/>
+            <wp:cNvGraphicFramePr>
+              <a:graphicFrameLocks noChangeAspect="1"/>
+            </wp:cNvGraphicFramePr>
+            <a:graphic>
+              <a:graphicData uri="http://schemas.openxmlformats.org/drawingml/2006/picture">
+                <pic:pic>
+                  <pic:nvPicPr>
+                    <pic:cNvPr id="0" name="academy-story-ai-1-8-02.png"/>
+                    <pic:cNvPicPr/>
+                  </pic:nvPicPr>
+                  <pic:blipFill>
+                    <a:blip r:embed="rId10"/>
+                    <a:stretch>
+                      <a:fillRect/>
+                    </a:stretch>
+                  </pic:blipFill>
+                  <pic:spPr>
+                    <a:xfrm>
+                      <a:off x="0" y="0"/>
+                      <a:ext cx="5486400" cy="4005072"/>
+                    </a:xfrm>
+                    <a:prstGeom prst="rect"/>
+                  </pic:spPr>
+                </pic:pic>
+              </a:graphicData>
+            </a:graphic>
+          </wp:inline>
+        </w:drawing>
+      </w:r>
+    </w:p>
+    <w:p>
+      <w:pPr>
+        <w:spacing w:line="336" w:lineRule="auto" w:after="180"/>
+      </w:pPr>
+      <w:r>
+        <w:rPr>
+          <w:b w:val="0"/>
+        </w:rPr>
+        <w:t xml:space="preserve">Comparing P with Q isolates width; comparing S with R isolates height. Comparing P with S changes pattern while both remain accepted. Under this declared policy, pattern is not a deciding </w:t>
       </w:r>
       <w:r>
         <w:rPr>
           <w:b/>
         </w:rPr>
-        <w:t>input</w:t>
-      </w:r>
-      <w:r>
-        <w:rPr>
-          <w:b w:val="0"/>
-        </w:rPr>
-        <w:t>s.</w:t>
+        <w:t>feature</w:t>
+      </w:r>
+      <w:r>
+        <w:rPr>
+          <w:b w:val="0"/>
+        </w:rPr>
+        <w:t>.</w:t>
       </w:r>
     </w:p>
     <w:p>
@@ -773,39 +1332,47 @@
         <w:rPr>
           <w:b w:val="0"/>
         </w:rPr>
-        <w:t xml:space="preserve">Explain </w:t>
-      </w:r>
-      <w:r>
-        <w:rPr>
-          <w:b/>
-        </w:rPr>
-        <w:t>leakage</w:t>
-      </w:r>
-      <w:r>
-        <w:rPr>
-          <w:b w:val="0"/>
-        </w:rPr>
-        <w:t xml:space="preserve"> through timing and the copied sticker, without requiring model </w:t>
-      </w:r>
-      <w:r>
-        <w:rPr>
-          <w:b/>
-        </w:rPr>
-        <w:t>training</w:t>
-      </w:r>
-      <w:r>
-        <w:rPr>
-          <w:b w:val="0"/>
-        </w:rPr>
-        <w:t xml:space="preserve"> or statistics.</w:t>
-      </w:r>
-    </w:p>
-    <w:p>
-      <w:pPr>
-        <w:pStyle w:val="Heading3"/>
-      </w:pPr>
-      <w:r>
-        <w:t>Readiness answer</w:t>
+        <w:t>A later acceptance sticker leaks the very answer the system should produce.</w:t>
+      </w:r>
+    </w:p>
+    <w:p>
+      <w:pPr>
+        <w:pStyle w:val="Heading2"/>
+      </w:pPr>
+      <w:r>
+        <w:t>Change only Q’s width</w:t>
+      </w:r>
+    </w:p>
+    <w:p>
+      <w:pPr>
+        <w:pStyle w:val="ListNumber"/>
+      </w:pPr>
+      <w:r>
+        <w:t>Change: Change Q’s width to 6 without changing its height.</w:t>
+      </w:r>
+    </w:p>
+    <w:p>
+      <w:pPr>
+        <w:pStyle w:val="ListNumber"/>
+      </w:pPr>
+      <w:r>
+        <w:t>Prediction: Q fits the shelf.</w:t>
+      </w:r>
+    </w:p>
+    <w:p>
+      <w:pPr>
+        <w:pStyle w:val="ListNumber"/>
+      </w:pPr>
+      <w:r>
+        <w:t>Reason: Both dimensions now meet their limits, with equality allowed; stripe pattern does not change the rule.</w:t>
+      </w:r>
+    </w:p>
+    <w:p>
+      <w:pPr>
+        <w:pStyle w:val="Heading2"/>
+      </w:pPr>
+      <w:r>
+        <w:t>Limit task-specific conclusions</w:t>
       </w:r>
     </w:p>
     <w:p>
@@ -816,1086 +1383,15 @@
         <w:rPr>
           <w:b w:val="0"/>
         </w:rPr>
-        <w:t>Check the card fields against the same explicit policy and version. Agreement alone can preserve a shared mistake; it does not prove that an event exists or has permission.</w:t>
-      </w:r>
-    </w:p>
-    <w:p>
-      <w:pPr>
-        <w:spacing w:line="336" w:lineRule="auto" w:after="180"/>
-      </w:pPr>
-      <w:r>
-        <w:rPr>
-          <w:b w:val="0"/>
-        </w:rPr>
-        <w:t>Four cards matching the worked table, with dimensions, colour and identifying letters written as text</w:t>
-      </w:r>
-    </w:p>
-    <w:p>
-      <w:pPr>
-        <w:spacing w:line="336" w:lineRule="auto" w:after="180"/>
-      </w:pPr>
-      <w:r>
-        <w:rPr>
-          <w:b w:val="0"/>
-        </w:rPr>
-        <w:t>Two paper columns headed Before the decision and After inspection, plus removable label stickers</w:t>
-      </w:r>
-    </w:p>
-    <w:p>
-      <w:pPr>
-        <w:spacing w:line="336" w:lineRule="auto" w:after="180"/>
-      </w:pPr>
-      <w:r>
-        <w:rPr>
-          <w:b w:val="0"/>
-        </w:rPr>
-        <w:t>Blank records headed Length in cm and Width in cm, and the independent display-tray task from W4</w:t>
-      </w:r>
-    </w:p>
-    <w:p>
-      <w:pPr>
-        <w:pStyle w:val="Heading3"/>
-      </w:pPr>
-      <w:r>
-        <w:t>End goal for the pictorial case</w:t>
-      </w:r>
-    </w:p>
-    <w:p>
-      <w:pPr>
-        <w:spacing w:line="336" w:lineRule="auto" w:after="180"/>
-      </w:pPr>
-      <w:r>
-        <w:rPr>
-          <w:b w:val="0"/>
-        </w:rPr>
-        <w:t>By the end, I can choose task-</w:t>
-      </w:r>
-      <w:r>
-        <w:rPr>
-          <w:b/>
-        </w:rPr>
-        <w:t>relevant feature</w:t>
-      </w:r>
-      <w:r>
-        <w:rPr>
-          <w:b w:val="0"/>
-        </w:rPr>
-        <w:t>s and avoid a clue created after the decision.</w:t>
-      </w:r>
-    </w:p>
-    <w:p>
-      <w:pPr>
-        <w:spacing w:line="336" w:lineRule="auto" w:after="180"/>
-      </w:pPr>
-      <w:r>
-        <w:rPr>
-          <w:b w:val="0"/>
-        </w:rPr>
-        <w:t>This added worked case illustrates the week’s main idea. Retain all original and connected topics; schedule its practice within the teaching cycle.</w:t>
-      </w:r>
-    </w:p>
-    <w:p>
-      <w:pPr>
-        <w:pStyle w:val="Heading1"/>
-      </w:pPr>
-      <w:r>
-        <w:t>02. Explain the mechanism</w:t>
-      </w:r>
-    </w:p>
-    <w:p>
-      <w:r>
-        <w:t>Model Features: Useful Clues using the supplied case, labelled mechanism and reasoning. Make the scope of each conclusion explicit.</w:t>
-      </w:r>
-    </w:p>
-    <w:p>
-      <w:pPr>
-        <w:spacing w:line="336" w:lineRule="auto" w:after="180"/>
-      </w:pPr>
-      <w:r>
-        <w:rPr>
-          <w:b w:val="0"/>
-        </w:rPr>
-        <w:t>Follow the information instead of imagining magic inside the machine.</w:t>
-      </w:r>
-    </w:p>
-    <w:p>
-      <w:pPr>
-        <w:pStyle w:val="Heading3"/>
-      </w:pPr>
-      <w:r>
-        <w:t>1. Input — information entering</w:t>
-      </w:r>
-    </w:p>
-    <w:p>
-      <w:pPr>
-        <w:spacing w:line="336" w:lineRule="auto" w:after="180"/>
-        <w:shd w:fill="F4F9FC"/>
-      </w:pPr>
-      <w:r>
-        <w:rPr>
-          <w:b/>
-        </w:rPr>
-        <w:t>INPUT</w:t>
-      </w:r>
-      <w:r>
-        <w:rPr>
-          <w:b w:val="0"/>
-        </w:rPr>
-        <w:t xml:space="preserve"> measured candidate clues</w:t>
-      </w:r>
-    </w:p>
-    <w:p>
-      <w:pPr>
-        <w:pStyle w:val="Heading3"/>
-      </w:pPr>
-      <w:r>
-        <w:t>2. Process — the deciding step</w:t>
-      </w:r>
-    </w:p>
-    <w:p>
-      <w:pPr>
-        <w:spacing w:line="336" w:lineRule="auto" w:after="180"/>
-        <w:shd w:fill="F4F9FC"/>
-      </w:pPr>
-      <w:r>
-        <w:rPr>
-          <w:b/>
-        </w:rPr>
-        <w:t>PROCESS</w:t>
-      </w:r>
-      <w:r>
-        <w:rPr>
-          <w:b w:val="0"/>
-        </w:rPr>
-        <w:t xml:space="preserve"> compare useful patterns and ignore </w:t>
-      </w:r>
-      <w:r>
-        <w:rPr>
-          <w:b/>
-        </w:rPr>
-        <w:t>distraction</w:t>
-      </w:r>
-      <w:r>
-        <w:rPr>
-          <w:b w:val="0"/>
-        </w:rPr>
-        <w:t>s</w:t>
-      </w:r>
-    </w:p>
-    <w:p>
-      <w:pPr>
-        <w:pStyle w:val="Heading3"/>
-      </w:pPr>
-      <w:r>
-        <w:t>3. Output — the result</w:t>
-      </w:r>
-    </w:p>
-    <w:p>
-      <w:pPr>
-        <w:spacing w:line="336" w:lineRule="auto" w:after="180"/>
-        <w:shd w:fill="F4F9FC"/>
-      </w:pPr>
-      <w:r>
-        <w:rPr>
-          <w:b/>
-        </w:rPr>
-        <w:t>OUTPUT</w:t>
-      </w:r>
-      <w:r>
-        <w:rPr>
-          <w:b w:val="0"/>
-        </w:rPr>
-        <w:t xml:space="preserve"> predicted cat/dog label with </w:t>
-      </w:r>
-      <w:r>
-        <w:rPr>
-          <w:b/>
-        </w:rPr>
-        <w:t>evidence</w:t>
-      </w:r>
-    </w:p>
-    <w:p>
-      <w:pPr>
-        <w:pStyle w:val="Heading3"/>
-      </w:pPr>
-      <w:r>
-        <w:t>Key idea</w:t>
-      </w:r>
-    </w:p>
-    <w:p>
-      <w:pPr>
-        <w:spacing w:line="336" w:lineRule="auto" w:after="180"/>
-        <w:shd w:fill="EDF7F3"/>
-      </w:pPr>
-      <w:r>
-        <w:rPr>
-          <w:b w:val="0"/>
-        </w:rPr>
-        <w:t>CORE IDEA Some observable clues help a decision more than others.</w:t>
-      </w:r>
-    </w:p>
-    <w:p>
-      <w:pPr>
-        <w:pStyle w:val="Heading3"/>
-      </w:pPr>
-      <w:r>
-        <w:t>How the mechanism works</w:t>
-      </w:r>
-    </w:p>
-    <w:p>
-      <w:pPr>
-        <w:spacing w:line="336" w:lineRule="auto" w:after="180"/>
-        <w:shd w:fill="F1F6F8"/>
-      </w:pPr>
-      <w:r>
-        <w:rPr>
-          <w:b w:val="0"/>
-        </w:rPr>
-        <w:t xml:space="preserve">UNDER THE HOOD A </w:t>
-      </w:r>
-      <w:r>
-        <w:rPr>
-          <w:b/>
-        </w:rPr>
-        <w:t>feature</w:t>
-      </w:r>
-      <w:r>
-        <w:rPr>
-          <w:b w:val="0"/>
-        </w:rPr>
-        <w:t xml:space="preserve"> is a represented property used by a decision </w:t>
-      </w:r>
-      <w:r>
-        <w:rPr>
-          <w:b/>
-        </w:rPr>
-        <w:t>process</w:t>
-      </w:r>
-      <w:r>
-        <w:rPr>
-          <w:b w:val="0"/>
-        </w:rPr>
-        <w:t>. Predictive usefulness depends on the task and data.</w:t>
-      </w:r>
-    </w:p>
-    <w:p>
-      <w:pPr>
-        <w:spacing w:line="336" w:lineRule="auto" w:after="180"/>
-        <w:shd w:fill="F1F6F8"/>
-      </w:pPr>
-      <w:r>
-        <w:rPr>
-          <w:b w:val="0"/>
-        </w:rPr>
-        <w:t xml:space="preserve">Spurious </w:t>
-      </w:r>
-      <w:r>
-        <w:rPr>
-          <w:b/>
-        </w:rPr>
-        <w:t>feature</w:t>
-      </w:r>
-      <w:r>
-        <w:rPr>
-          <w:b w:val="0"/>
-        </w:rPr>
-        <w:t>s correlate in a sample without reflecting the intended concept and often fail when conditions change.</w:t>
-      </w:r>
-    </w:p>
-    <w:p>
-      <w:pPr>
-        <w:spacing w:line="336" w:lineRule="auto" w:after="180"/>
-      </w:pPr>
-      <w:r>
-        <w:rPr>
-          <w:b w:val="0"/>
-        </w:rPr>
-        <w:t>Draw a fresh example with all three stages:</w:t>
-      </w:r>
-    </w:p>
-    <w:p>
-      <w:pPr>
-        <w:spacing w:line="336" w:lineRule="auto" w:after="180"/>
-      </w:pPr>
-      <w:r>
-        <w:rPr>
-          <w:b w:val="0"/>
-        </w:rPr>
-        <w:t xml:space="preserve">Every step connects a claim to observable </w:t>
-      </w:r>
-      <w:r>
-        <w:rPr>
-          <w:b/>
-        </w:rPr>
-        <w:t>evidence</w:t>
-      </w:r>
-      <w:r>
-        <w:rPr>
-          <w:b w:val="0"/>
-        </w:rPr>
-        <w:t>.</w:t>
-      </w:r>
-    </w:p>
-    <w:p>
-      <w:pPr>
-        <w:pStyle w:val="Heading3"/>
-      </w:pPr>
-      <w:r>
-        <w:t>The case to investigate</w:t>
-      </w:r>
-    </w:p>
-    <w:p>
-      <w:pPr>
-        <w:spacing w:line="336" w:lineRule="auto" w:after="180"/>
-        <w:shd w:fill="F1F6FC"/>
-      </w:pPr>
-      <w:r>
-        <w:rPr>
-          <w:b w:val="0"/>
-        </w:rPr>
-        <w:t>CASE Ear shape, muzzle length, and paw shape may help distinguish cats from dogs; background color and photo border usually do not.</w:t>
-      </w:r>
-    </w:p>
-    <w:p>
-      <w:pPr>
-        <w:pStyle w:val="Heading3"/>
-      </w:pPr>
-      <w:r>
-        <w:t>Step 1</w:t>
-      </w:r>
-    </w:p>
-    <w:p>
-      <w:pPr>
-        <w:spacing w:line="336" w:lineRule="auto" w:after="180"/>
-        <w:shd w:fill="F4F9FC"/>
-      </w:pPr>
-      <w:r>
-        <w:rPr>
-          <w:b w:val="0"/>
-        </w:rPr>
-        <w:t>STEP 1 — OBSERVE measured candidate clues</w:t>
-      </w:r>
-    </w:p>
-    <w:p>
-      <w:pPr>
-        <w:pStyle w:val="Heading3"/>
-      </w:pPr>
-      <w:r>
-        <w:t>Step 2</w:t>
-      </w:r>
-    </w:p>
-    <w:p>
-      <w:pPr>
-        <w:spacing w:line="336" w:lineRule="auto" w:after="180"/>
-        <w:shd w:fill="F4F9FC"/>
-      </w:pPr>
-      <w:r>
-        <w:rPr>
-          <w:b w:val="0"/>
-        </w:rPr>
-        <w:t xml:space="preserve">STEP 2 — TRACE compare useful patterns and ignore </w:t>
-      </w:r>
-      <w:r>
-        <w:rPr>
-          <w:b/>
-        </w:rPr>
-        <w:t>distraction</w:t>
-      </w:r>
-      <w:r>
-        <w:rPr>
-          <w:b w:val="0"/>
-        </w:rPr>
-        <w:t>s</w:t>
-      </w:r>
-    </w:p>
-    <w:p>
-      <w:pPr>
-        <w:pStyle w:val="Heading3"/>
-      </w:pPr>
-      <w:r>
-        <w:t>Step 3</w:t>
-      </w:r>
-    </w:p>
-    <w:p>
-      <w:pPr>
-        <w:spacing w:line="336" w:lineRule="auto" w:after="180"/>
-        <w:shd w:fill="F4F9FC"/>
-      </w:pPr>
-      <w:r>
-        <w:rPr>
-          <w:b w:val="0"/>
-        </w:rPr>
-        <w:t xml:space="preserve">STEP 3 — CONCLUDE predicted cat/dog label with </w:t>
-      </w:r>
-      <w:r>
-        <w:rPr>
-          <w:b/>
-        </w:rPr>
-        <w:t>evidence</w:t>
-      </w:r>
-    </w:p>
-    <w:p>
-      <w:pPr>
-        <w:pStyle w:val="Heading3"/>
-      </w:pPr>
-      <w:r>
-        <w:t>Model answer</w:t>
-      </w:r>
-    </w:p>
-    <w:p>
-      <w:pPr>
-        <w:spacing w:line="336" w:lineRule="auto" w:after="180"/>
-        <w:shd w:fill="F1F6FC"/>
-      </w:pPr>
-      <w:r>
-        <w:rPr>
-          <w:b w:val="0"/>
-        </w:rPr>
-        <w:t xml:space="preserve">MODEL REASONING Useful </w:t>
-      </w:r>
-      <w:r>
-        <w:rPr>
-          <w:b/>
-        </w:rPr>
-        <w:t>feature</w:t>
-      </w:r>
-      <w:r>
-        <w:rPr>
-          <w:b w:val="0"/>
-        </w:rPr>
-        <w:t>s describe the animal and remain available across settings. Borders and backgrounds describe the photo setup.</w:t>
-      </w:r>
-    </w:p>
-    <w:p>
-      <w:pPr>
-        <w:spacing w:line="336" w:lineRule="auto" w:after="180"/>
-        <w:shd w:fill="F1F6FC"/>
-      </w:pPr>
-      <w:r>
-        <w:rPr>
-          <w:b w:val="0"/>
-        </w:rPr>
-        <w:t>Even ear shape may fail for unusual breeds or blocked views, so multiple clues and uncertainty are needed.</w:t>
-      </w:r>
-    </w:p>
-    <w:p>
-      <w:pPr>
-        <w:pStyle w:val="Heading3"/>
-      </w:pPr>
-      <w:r>
-        <w:t>A claim to avoid</w:t>
-      </w:r>
-    </w:p>
-    <w:p>
-      <w:pPr>
-        <w:spacing w:line="336" w:lineRule="auto" w:after="180"/>
-        <w:shd w:fill="FFF5E6"/>
-      </w:pPr>
-      <w:r>
-        <w:rPr>
-          <w:b w:val="0"/>
-        </w:rPr>
-        <w:t>DO NOT OVERCLAIM A clue can be observable yet still be ir</w:t>
-      </w:r>
-      <w:r>
-        <w:rPr>
-          <w:b/>
-        </w:rPr>
-        <w:t>relevant</w:t>
-      </w:r>
-      <w:r>
-        <w:rPr>
-          <w:b w:val="0"/>
-        </w:rPr>
-        <w:t>, unfair, or fragile.</w:t>
-      </w:r>
-    </w:p>
-    <w:p>
-      <w:pPr>
-        <w:spacing w:line="336" w:lineRule="auto" w:after="180"/>
-        <w:shd w:fill="F5F1FB"/>
-      </w:pPr>
-      <w:r>
-        <w:rPr>
-          <w:b w:val="0"/>
-        </w:rPr>
-        <w:t xml:space="preserve">What new </w:t>
-      </w:r>
-      <w:r>
-        <w:rPr>
-          <w:b/>
-        </w:rPr>
-        <w:t>evidence</w:t>
-      </w:r>
-      <w:r>
-        <w:rPr>
-          <w:b w:val="0"/>
-        </w:rPr>
-        <w:t xml:space="preserve"> could change this answer?</w:t>
-      </w:r>
-    </w:p>
-    <w:p>
-      <w:pPr>
-        <w:pStyle w:val="Heading3"/>
-      </w:pPr>
-      <w:r>
-        <w:t>Concrete teaching case</w:t>
-      </w:r>
-    </w:p>
-    <w:p>
-      <w:pPr>
-        <w:pStyle w:val="Heading3"/>
-      </w:pPr>
-      <w:r>
-        <w:t>The teaching case</w:t>
-      </w:r>
-    </w:p>
-    <w:p>
-      <w:pPr>
-        <w:spacing w:line="336" w:lineRule="auto" w:after="180"/>
-        <w:shd w:fill="F1F6FC"/>
-      </w:pPr>
-      <w:r>
-        <w:rPr>
-          <w:b w:val="0"/>
-        </w:rPr>
-        <w:t>Two green leaves have smooth and toothed edges. The task is to distinguish edge types.</w:t>
-      </w:r>
-    </w:p>
-    <w:p>
-      <w:pPr>
-        <w:pStyle w:val="Heading3"/>
-      </w:pPr>
-      <w:r>
-        <w:t>The teaching case</w:t>
-      </w:r>
-    </w:p>
-    <w:p>
-      <w:pPr>
-        <w:spacing w:line="336" w:lineRule="auto" w:after="180"/>
-        <w:shd w:fill="F1F6FC"/>
-      </w:pPr>
-      <w:r>
-        <w:rPr>
-          <w:b w:val="0"/>
-        </w:rPr>
-        <w:t xml:space="preserve">Choose the </w:t>
-      </w:r>
-      <w:r>
-        <w:rPr>
-          <w:b/>
-        </w:rPr>
-        <w:t>relevant feature</w:t>
-      </w:r>
-      <w:r>
-        <w:rPr>
-          <w:b w:val="0"/>
-        </w:rPr>
-        <w:t xml:space="preserve"> and explain why size is insufficient.</w:t>
-      </w:r>
-    </w:p>
-    <w:p>
-      <w:pPr>
-        <w:pStyle w:val="Heading3"/>
-      </w:pPr>
-      <w:r>
-        <w:t>Exact explanation to model</w:t>
-      </w:r>
-    </w:p>
-    <w:p>
-      <w:pPr>
-        <w:pStyle w:val="Heading3"/>
-      </w:pPr>
-      <w:r>
-        <w:t>Why the result follows</w:t>
-      </w:r>
-    </w:p>
-    <w:p>
-      <w:pPr>
-        <w:spacing w:line="336" w:lineRule="auto" w:after="180"/>
-        <w:shd w:fill="F1F6FC"/>
-      </w:pPr>
-      <w:r>
-        <w:rPr>
-          <w:b w:val="0"/>
-        </w:rPr>
-        <w:t xml:space="preserve">Edge shape directly addresses the target. Size can vary within both categories. </w:t>
-      </w:r>
-      <w:r>
-        <w:rPr>
-          <w:b/>
-        </w:rPr>
-        <w:t>Feature</w:t>
-      </w:r>
-      <w:r>
-        <w:rPr>
-          <w:b w:val="0"/>
-        </w:rPr>
-        <w:t xml:space="preserve"> usefulness depends on the task.</w:t>
-      </w:r>
-    </w:p>
-    <w:p>
-      <w:pPr>
-        <w:pStyle w:val="Heading3"/>
-      </w:pPr>
-      <w:r>
-        <w:t>Explain the added worked example</w:t>
-      </w:r>
-    </w:p>
-    <w:p>
-      <w:pPr>
-        <w:pStyle w:val="Heading3"/>
-      </w:pPr>
-      <w:r>
-        <w:t>Explain the added worked example · 1</w:t>
-      </w:r>
-    </w:p>
-    <w:p>
-      <w:pPr>
-        <w:spacing w:line="336" w:lineRule="auto" w:after="180"/>
-      </w:pPr>
-      <w:r>
-        <w:rPr>
-          <w:b w:val="0"/>
-        </w:rPr>
-        <w:t>Imagine a paper sorting task for a model delivery station. Each rectangular card has a length, width, colour and card number.</w:t>
-      </w:r>
-    </w:p>
-    <w:p>
-      <w:pPr>
-        <w:spacing w:line="336" w:lineRule="auto" w:after="180"/>
-      </w:pPr>
-      <w:r>
-        <w:rPr>
-          <w:b w:val="0"/>
-        </w:rPr>
-        <w:t>The station labels a card fits if its length is at most 12 centimetres and its width is at most 8 centimetres. Both limits include equality.</w:t>
-      </w:r>
-    </w:p>
-    <w:p>
-      <w:pPr>
-        <w:spacing w:line="336" w:lineRule="auto" w:after="180"/>
-      </w:pPr>
-      <w:r>
-        <w:rPr>
-          <w:b w:val="0"/>
-        </w:rPr>
-        <w:t>Cards stay flat in the marked orientation; turning, bending and thickness are outside this paper task. All measurements in the first examples are known positive whole numbers.</w:t>
-      </w:r>
-    </w:p>
-    <w:p>
-      <w:pPr>
-        <w:pStyle w:val="Heading3"/>
-      </w:pPr>
-      <w:r>
-        <w:t>Explain the added worked example · 2</w:t>
-      </w:r>
-    </w:p>
-    <w:p>
-      <w:pPr>
-        <w:spacing w:line="336" w:lineRule="auto" w:after="180"/>
-      </w:pPr>
-      <w:r>
-        <w:rPr>
-          <w:b w:val="0"/>
-        </w:rPr>
-        <w:t xml:space="preserve">A </w:t>
-      </w:r>
-      <w:r>
-        <w:rPr>
-          <w:b/>
-        </w:rPr>
-        <w:t>feature</w:t>
-      </w:r>
-      <w:r>
-        <w:rPr>
-          <w:b w:val="0"/>
-        </w:rPr>
-        <w:t xml:space="preserve"> is a recorded </w:t>
-      </w:r>
-      <w:r>
-        <w:rPr>
-          <w:b/>
-        </w:rPr>
-        <w:t>input</w:t>
-      </w:r>
-      <w:r>
-        <w:rPr>
-          <w:b w:val="0"/>
-        </w:rPr>
-        <w:t xml:space="preserve"> property, such as width in centimetres. The </w:t>
-      </w:r>
-      <w:r>
-        <w:rPr>
-          <w:b/>
-        </w:rPr>
-        <w:t>target label</w:t>
-      </w:r>
-      <w:r>
-        <w:rPr>
-          <w:b w:val="0"/>
-        </w:rPr>
-        <w:t xml:space="preserve"> is the answer we want to produce: fits or too large under this guide. Decide what the answer means before choosing the </w:t>
-      </w:r>
-      <w:r>
-        <w:rPr>
-          <w:b/>
-        </w:rPr>
-        <w:t>input</w:t>
-      </w:r>
-      <w:r>
-        <w:rPr>
-          <w:b w:val="0"/>
-        </w:rPr>
-        <w:t>s.</w:t>
-      </w:r>
-    </w:p>
-    <w:p>
-      <w:pPr>
-        <w:spacing w:line="336" w:lineRule="auto" w:after="180"/>
-      </w:pPr>
-      <w:r>
-        <w:rPr>
-          <w:b w:val="0"/>
-        </w:rPr>
-        <w:t>A card number can help us find a record, but knowing its number does not tell us its dimensions.</w:t>
-      </w:r>
-    </w:p>
-    <w:p>
-      <w:pPr>
-        <w:pStyle w:val="Heading3"/>
-      </w:pPr>
-      <w:r>
-        <w:t>Explain the added worked example · 3</w:t>
-      </w:r>
-    </w:p>
-    <w:p>
-      <w:pPr>
-        <w:spacing w:line="336" w:lineRule="auto" w:after="180"/>
-      </w:pPr>
-      <w:r>
-        <w:rPr>
-          <w:b w:val="0"/>
-        </w:rPr>
-        <w:t xml:space="preserve">This guide already gives us a direct rule, so we do not need to train a model to solve it. We use the task to investigate the information that either a rule or a </w:t>
-      </w:r>
-      <w:r>
-        <w:rPr>
-          <w:b/>
-        </w:rPr>
-        <w:t>learned model</w:t>
-      </w:r>
-      <w:r>
-        <w:rPr>
-          <w:b w:val="0"/>
-        </w:rPr>
-        <w:t xml:space="preserve"> would need.</w:t>
-      </w:r>
-    </w:p>
-    <w:p>
-      <w:pPr>
-        <w:spacing w:line="336" w:lineRule="auto" w:after="180"/>
-      </w:pPr>
-      <w:r>
-        <w:rPr>
-          <w:b w:val="0"/>
-        </w:rPr>
-        <w:t>Later, when relationships are learned from examples, the same question remains: did we supply the distinctions the task requires?</w:t>
-      </w:r>
-    </w:p>
-    <w:p>
-      <w:pPr>
-        <w:spacing w:line="336" w:lineRule="auto" w:after="180"/>
-      </w:pPr>
-      <w:r>
-        <w:rPr>
-          <w:b w:val="0"/>
-        </w:rPr>
-        <w:t>Card A is 10 centimetres long and 7 centimetres wide. Card B is 10 centimetres long and 9 centimetres wide. A fits; B is too large because its width exceeds 8. Compare two ways of recording these cards.</w:t>
-      </w:r>
-    </w:p>
-    <w:p>
-      <w:pPr>
-        <w:pStyle w:val="Heading3"/>
-      </w:pPr>
-      <w:r>
-        <w:t>Explain the added worked example · 4</w:t>
-      </w:r>
-    </w:p>
-    <w:p>
-      <w:pPr>
-        <w:spacing w:line="336" w:lineRule="auto" w:after="180"/>
-      </w:pPr>
-      <w:r>
-        <w:rPr>
-          <w:b w:val="0"/>
-        </w:rPr>
-        <w:t xml:space="preserve">A system receiving only the length cannot use the hidden width to tell these two cards apart. The same </w:t>
-      </w:r>
-      <w:r>
-        <w:rPr>
-          <w:b/>
-        </w:rPr>
-        <w:t>input</w:t>
-      </w:r>
-      <w:r>
-        <w:rPr>
-          <w:b w:val="0"/>
-        </w:rPr>
-        <w:t>, 10, is paired with two different correct answers.</w:t>
-      </w:r>
-    </w:p>
-    <w:p>
-      <w:pPr>
-        <w:spacing w:line="336" w:lineRule="auto" w:after="180"/>
-      </w:pPr>
-      <w:r>
-        <w:rPr>
-          <w:b w:val="0"/>
-        </w:rPr>
-        <w:t xml:space="preserve">It may guess, return an uncertainty, or use a usual answer, but length alone cannot guarantee the right label for both. A more complicated model cannot reconstruct this missing distinction with certainty from that </w:t>
-      </w:r>
-      <w:r>
-        <w:rPr>
-          <w:b/>
-        </w:rPr>
-        <w:t>input</w:t>
-      </w:r>
-      <w:r>
-        <w:rPr>
-          <w:b w:val="0"/>
-        </w:rPr>
-        <w:t xml:space="preserve"> alone.</w:t>
-      </w:r>
-    </w:p>
-    <w:p>
-      <w:pPr>
-        <w:spacing w:line="336" w:lineRule="auto" w:after="180"/>
-      </w:pPr>
-      <w:r>
-        <w:rPr>
-          <w:b w:val="0"/>
-        </w:rPr>
-        <w:t xml:space="preserve">A </w:t>
-      </w:r>
-      <w:r>
-        <w:rPr>
-          <w:b/>
-        </w:rPr>
-        <w:t>feature record</w:t>
-      </w:r>
-      <w:r>
-        <w:rPr>
-          <w:b w:val="0"/>
-        </w:rPr>
-        <w:t xml:space="preserve"> needs a consistent order and units. Here we write length in centimetres first, then width in centimetres.</w:t>
-      </w:r>
-    </w:p>
-    <w:p>
-      <w:pPr>
-        <w:spacing w:line="336" w:lineRule="auto" w:after="180"/>
-      </w:pPr>
-      <w:r>
-        <w:rPr>
-          <w:b w:val="0"/>
-        </w:rPr>
-        <w:t>The record 10, 7 means something different if someone silently switches the order or records millimetres. Write the definitions alongside the data.</w:t>
-      </w:r>
-    </w:p>
-    <w:p>
-      <w:pPr>
-        <w:pStyle w:val="Heading3"/>
-      </w:pPr>
-      <w:r>
-        <w:t>Key terms</w:t>
-      </w:r>
-    </w:p>
-    <w:tbl>
-      <w:tblPr>
-        <w:tblStyle w:val="LightShading-Accent1"/>
-        <w:tblW w:type="auto" w:w="0"/>
-        <w:tblLook w:firstColumn="1" w:firstRow="1" w:lastColumn="0" w:lastRow="0" w:noHBand="0" w:noVBand="1" w:val="04A0"/>
-      </w:tblPr>
-      <w:tblGrid>
-        <w:gridCol w:w="5112"/>
-        <w:gridCol w:w="5112"/>
-      </w:tblGrid>
-      <w:tr>
-        <w:trPr>
-          <w:tblHeader/>
-        </w:trPr>
-        <w:tc>
-          <w:tcPr>
-            <w:tcW w:type="dxa" w:w="5112"/>
-          </w:tcPr>
-          <w:p>
-            <w:r>
-              <w:t>Term</w:t>
-            </w:r>
-          </w:p>
-        </w:tc>
-        <w:tc>
-          <w:tcPr>
-            <w:tcW w:type="dxa" w:w="5112"/>
-          </w:tcPr>
-          <w:p>
-            <w:r>
-              <w:t>Meaning</w:t>
-            </w:r>
-          </w:p>
-        </w:tc>
-      </w:tr>
-      <w:tr>
-        <w:tc>
-          <w:tcPr>
-            <w:tcW w:type="dxa" w:w="5112"/>
-          </w:tcPr>
-          <w:p>
-            <w:r>
-              <w:t>Feature</w:t>
-            </w:r>
-          </w:p>
-        </w:tc>
-        <w:tc>
-          <w:tcPr>
-            <w:tcW w:type="dxa" w:w="5112"/>
-          </w:tcPr>
-          <w:p>
-            <w:r>
-              <w:t>A recorded property supplied as an input to a system</w:t>
-            </w:r>
-          </w:p>
-        </w:tc>
-      </w:tr>
-      <w:tr>
-        <w:tc>
-          <w:tcPr>
-            <w:tcW w:type="dxa" w:w="5112"/>
-          </w:tcPr>
-          <w:p>
-            <w:r>
-              <w:t>Target label</w:t>
-            </w:r>
-          </w:p>
-        </w:tc>
-        <w:tc>
-          <w:tcPr>
-            <w:tcW w:type="dxa" w:w="5112"/>
-          </w:tcPr>
-          <w:p>
-            <w:r>
-              <w:t>The answer a supervised learning task asks a model to predict</w:t>
-            </w:r>
-          </w:p>
-        </w:tc>
-      </w:tr>
-      <w:tr>
-        <w:tc>
-          <w:tcPr>
-            <w:tcW w:type="dxa" w:w="5112"/>
-          </w:tcPr>
-          <w:p>
-            <w:r>
-              <w:t>Feature record</w:t>
-            </w:r>
-          </w:p>
-        </w:tc>
-        <w:tc>
-          <w:tcPr>
-            <w:tcW w:type="dxa" w:w="5112"/>
-          </w:tcPr>
-          <w:p>
-            <w:r>
-              <w:t>The selected input values for one example, in a defined order</w:t>
-            </w:r>
-          </w:p>
-        </w:tc>
-      </w:tr>
-      <w:tr>
-        <w:tc>
-          <w:tcPr>
-            <w:tcW w:type="dxa" w:w="5112"/>
-          </w:tcPr>
-          <w:p>
-            <w:r>
-              <w:t>Relevant feature</w:t>
-            </w:r>
-          </w:p>
-        </w:tc>
-        <w:tc>
-          <w:tcPr>
-            <w:tcW w:type="dxa" w:w="5112"/>
-          </w:tcPr>
-          <w:p>
-            <w:r>
-              <w:t>An input property that helps make distinctions needed for the stated task</w:t>
-            </w:r>
-          </w:p>
-        </w:tc>
-      </w:tr>
-      <w:tr>
-        <w:tc>
-          <w:tcPr>
-            <w:tcW w:type="dxa" w:w="5112"/>
-          </w:tcPr>
-          <w:p>
-            <w:r>
-              <w:t>Leakage</w:t>
-            </w:r>
-          </w:p>
-        </w:tc>
-        <w:tc>
-          <w:tcPr>
-            <w:tcW w:type="dxa" w:w="5112"/>
-          </w:tcPr>
-          <w:p>
-            <w:r>
-              <w:t>Information used during development that would not legitimately be available when making the intended prediction</w:t>
-            </w:r>
-          </w:p>
-        </w:tc>
-      </w:tr>
-    </w:tbl>
-    <w:p>
-      <w:pPr>
-        <w:pStyle w:val="Heading3"/>
-      </w:pPr>
-      <w:r>
-        <w:t>Model the reasoning aloud</w:t>
-      </w:r>
-    </w:p>
-    <w:p>
-      <w:pPr>
-        <w:spacing w:line="336" w:lineRule="auto" w:after="180"/>
-      </w:pPr>
-      <w:r>
-        <w:rPr>
-          <w:b w:val="0"/>
-        </w:rPr>
-        <w:t xml:space="preserve">Use the complete worked example below before asking learners to complete W2. Reveal a small part, invite a </w:t>
-      </w:r>
-      <w:r>
-        <w:rPr>
-          <w:b/>
-        </w:rPr>
-        <w:t>prediction</w:t>
-      </w:r>
-      <w:r>
-        <w:rPr>
-          <w:b w:val="0"/>
-        </w:rPr>
-        <w:t>, then explain the deciding step.</w:t>
-      </w:r>
-    </w:p>
-    <w:p>
-      <w:pPr>
-        <w:spacing w:line="336" w:lineRule="auto" w:after="180"/>
-      </w:pPr>
-      <w:r>
-        <w:rPr>
-          <w:b w:val="0"/>
-        </w:rPr>
-        <w:t>These teacher notes contain solutions; do not reveal the independent case answer during modelling.</w:t>
+        <w:t>These comparisons establish the written shelf rule, not the importance of pattern for unrelated tasks.</w:t>
+      </w:r>
+    </w:p>
+    <w:p>
+      <w:pPr>
+        <w:pStyle w:val="Heading2"/>
+      </w:pPr>
+      <w:r>
+        <w:t>Challenge the colour shortcut</w:t>
       </w:r>
     </w:p>
     <w:tbl>
@@ -2075,32 +1571,229 @@
     </w:tbl>
     <w:p>
       <w:pPr>
+        <w:spacing w:line="336" w:lineRule="auto" w:after="180"/>
+      </w:pPr>
+      <w:r>
+        <w:rPr>
+          <w:b w:val="0"/>
+        </w:rPr>
+        <w:t>The first two cards show why width matters. The first and third show why length matters. The first and fourth show that colour has no part in this particular rule.</w:t>
+      </w:r>
+    </w:p>
+    <w:p>
+      <w:pPr>
+        <w:spacing w:line="336" w:lineRule="auto" w:after="180"/>
+      </w:pPr>
+      <w:r>
+        <w:rPr>
+          <w:b w:val="0"/>
+        </w:rPr>
+        <w:t>That is a statement about our task, not a claim that colour is useless for every task. For sorting red and blue cards, colour would be essential.</w:t>
+      </w:r>
+    </w:p>
+    <w:p>
+      <w:pPr>
+        <w:spacing w:line="336" w:lineRule="auto" w:after="180"/>
+      </w:pPr>
+      <w:r>
+        <w:rPr>
+          <w:b w:val="0"/>
+        </w:rPr>
+        <w:t xml:space="preserve">Suppose every </w:t>
+      </w:r>
+      <w:r>
+        <w:rPr>
+          <w:b/>
+        </w:rPr>
+        <w:t>fitting</w:t>
+      </w:r>
+      <w:r>
+        <w:rPr>
+          <w:b w:val="0"/>
+        </w:rPr>
+        <w:t xml:space="preserve"> card in a small practice set is blue and every oversized card is red. Colour would appear to predict the labels perfectly in that set. A red 10 by 7 card and a blue 13 by 7 card expose the shortcut.</w:t>
+      </w:r>
+    </w:p>
+    <w:p>
+      <w:pPr>
+        <w:spacing w:line="336" w:lineRule="auto" w:after="180"/>
+      </w:pPr>
+      <w:r>
+        <w:rPr>
+          <w:b w:val="0"/>
+        </w:rPr>
+        <w:t xml:space="preserve">Check a proposed </w:t>
+      </w:r>
+      <w:r>
+        <w:rPr>
+          <w:b/>
+        </w:rPr>
+        <w:t>feature</w:t>
+      </w:r>
+      <w:r>
+        <w:rPr>
+          <w:b w:val="0"/>
+        </w:rPr>
+        <w:t xml:space="preserve"> on deliberately different cases before trusting the practice score.</w:t>
+      </w:r>
+    </w:p>
+    <w:p>
+      <w:pPr>
+        <w:pStyle w:val="Heading2"/>
+      </w:pPr>
+      <w:r>
+        <w:t>Use the picture deliberately</w:t>
+      </w:r>
+    </w:p>
+    <w:p>
+      <w:pPr>
+        <w:spacing w:line="336" w:lineRule="auto" w:after="180"/>
+      </w:pPr>
+      <w:r>
+        <w:rPr>
+          <w:b w:val="0"/>
+        </w:rPr>
+        <w:t>Use the diagram and verbal explanation together. Ask learners to match a sentence to a specific visual step; do not assign learners fixed visual or auditory learning styles.</w:t>
+      </w:r>
+    </w:p>
+    <w:p>
+      <w:pPr>
+        <w:spacing w:line="336" w:lineRule="auto" w:after="180"/>
+      </w:pPr>
+      <w:r>
+        <w:rPr>
+          <w:b w:val="0"/>
+        </w:rPr>
+        <w:t xml:space="preserve">Cover the result. Ask learners to name the </w:t>
+      </w:r>
+      <w:r>
+        <w:rPr>
+          <w:b/>
+        </w:rPr>
+        <w:t>input</w:t>
+      </w:r>
+      <w:r>
+        <w:rPr>
+          <w:b w:val="0"/>
+        </w:rPr>
+        <w:t xml:space="preserve">s and predict the next step. Uncover one step, connect the icon to the actual procedure, and explain its </w:t>
+      </w:r>
+      <w:r>
+        <w:rPr>
+          <w:b/>
+        </w:rPr>
+        <w:t>evidence</w:t>
+      </w:r>
+      <w:r>
+        <w:rPr>
+          <w:b w:val="0"/>
+        </w:rPr>
+        <w:t>. Then change the supplied condition and compare.</w:t>
+      </w:r>
+    </w:p>
+    <w:p>
+      <w:pPr>
+        <w:spacing w:line="336" w:lineRule="auto" w:after="180"/>
+      </w:pPr>
+      <w:r>
+        <w:rPr>
+          <w:b w:val="0"/>
+        </w:rPr>
+        <w:t>The picture is a representation; it does not document execution of a real AI model.</w:t>
+      </w:r>
+    </w:p>
+    <w:p>
+      <w:pPr>
+        <w:pStyle w:val="Heading2"/>
+      </w:pPr>
+      <w:r>
+        <w:t>Earlier wording, alternatives and picture transcripts · reference / check after trying</w:t>
+      </w:r>
+    </w:p>
+    <w:p>
+      <w:pPr>
+        <w:spacing w:line="336" w:lineRule="auto" w:after="180"/>
+      </w:pPr>
+      <w:r>
+        <w:rPr>
+          <w:b w:val="0"/>
+        </w:rPr>
+        <w:t>Explain the mechanism</w:t>
+      </w:r>
+    </w:p>
+    <w:p>
+      <w:pPr>
+        <w:spacing w:line="336" w:lineRule="auto" w:after="180"/>
+      </w:pPr>
+      <w:r>
+        <w:rPr>
+          <w:b w:val="0"/>
+        </w:rPr>
+        <w:t>Follow the information instead of imagining magic inside the machine.</w:t>
+      </w:r>
+    </w:p>
+    <w:p>
+      <w:pPr>
         <w:pStyle w:val="Heading3"/>
       </w:pPr>
       <w:r>
-        <w:t>Model the reasoning aloud · 5</w:t>
+        <w:t>1. Input — information entering</w:t>
       </w:r>
     </w:p>
     <w:p>
       <w:pPr>
         <w:spacing w:line="336" w:lineRule="auto" w:after="180"/>
-      </w:pPr>
-      <w:r>
-        <w:rPr>
-          <w:b w:val="0"/>
-        </w:rPr>
-        <w:t>The first two cards show why width matters. The first and third show why length matters. The first and fourth show that colour has no part in this particular rule.</w:t>
+        <w:shd w:fill="F4F9FC"/>
+      </w:pPr>
+      <w:r>
+        <w:rPr>
+          <w:b/>
+        </w:rPr>
+        <w:t>INPUT</w:t>
+      </w:r>
+      <w:r>
+        <w:rPr>
+          <w:b w:val="0"/>
+        </w:rPr>
+        <w:t xml:space="preserve"> measured candidate clues</w:t>
+      </w:r>
+    </w:p>
+    <w:p>
+      <w:pPr>
+        <w:pStyle w:val="Heading3"/>
+      </w:pPr>
+      <w:r>
+        <w:t>2. Process — the deciding step</w:t>
       </w:r>
     </w:p>
     <w:p>
       <w:pPr>
         <w:spacing w:line="336" w:lineRule="auto" w:after="180"/>
-      </w:pPr>
-      <w:r>
-        <w:rPr>
-          <w:b w:val="0"/>
-        </w:rPr>
-        <w:t>That is a statement about our task, not a claim that colour is useless for every task. For sorting red and blue cards, colour would be essential.</w:t>
+        <w:shd w:fill="F4F9FC"/>
+      </w:pPr>
+      <w:r>
+        <w:rPr>
+          <w:b/>
+        </w:rPr>
+        <w:t>PROCESS</w:t>
+      </w:r>
+      <w:r>
+        <w:rPr>
+          <w:b w:val="0"/>
+        </w:rPr>
+        <w:t xml:space="preserve"> compare useful patterns and ignore </w:t>
+      </w:r>
+      <w:r>
+        <w:rPr>
+          <w:b/>
+        </w:rPr>
+        <w:t>distraction</w:t>
+      </w:r>
+      <w:r>
+        <w:rPr>
+          <w:b w:val="0"/>
+        </w:rPr>
+        <w:t>s</w:t>
       </w:r>
     </w:p>
     <w:p>
@@ -2108,30 +1801,31 @@
         <w:pStyle w:val="Heading3"/>
       </w:pPr>
       <w:r>
-        <w:t>Model the reasoning aloud · 6</w:t>
+        <w:t>3. Output — the result</w:t>
       </w:r>
     </w:p>
     <w:p>
       <w:pPr>
         <w:spacing w:line="336" w:lineRule="auto" w:after="180"/>
-      </w:pPr>
-      <w:r>
-        <w:rPr>
-          <w:b w:val="0"/>
-        </w:rPr>
-        <w:t xml:space="preserve">Suppose every </w:t>
-      </w:r>
+        <w:shd w:fill="F4F9FC"/>
+      </w:pPr>
       <w:r>
         <w:rPr>
           <w:b/>
         </w:rPr>
-        <w:t>fitting</w:t>
-      </w:r>
-      <w:r>
-        <w:rPr>
-          <w:b w:val="0"/>
-        </w:rPr>
-        <w:t xml:space="preserve"> card in a small practice set is blue and every oversized card is red. Colour would appear to predict the labels perfectly in that set. A red 10 by 7 card and a blue 13 by 7 card expose the shortcut.</w:t>
+        <w:t>OUTPUT</w:t>
+      </w:r>
+      <w:r>
+        <w:rPr>
+          <w:b w:val="0"/>
+        </w:rPr>
+        <w:t xml:space="preserve"> predicted cat/dog label with </w:t>
+      </w:r>
+      <w:r>
+        <w:rPr>
+          <w:b/>
+        </w:rPr>
+        <w:t>evidence</w:t>
       </w:r>
     </w:p>
     <w:p>
@@ -2142,7 +1836,18 @@
         <w:rPr>
           <w:b w:val="0"/>
         </w:rPr>
-        <w:t xml:space="preserve">Check a proposed </w:t>
+        <w:t>CORE IDEA Some observable clues help a decision more than others.</w:t>
+      </w:r>
+    </w:p>
+    <w:p>
+      <w:pPr>
+        <w:spacing w:line="336" w:lineRule="auto" w:after="180"/>
+      </w:pPr>
+      <w:r>
+        <w:rPr>
+          <w:b w:val="0"/>
+        </w:rPr>
+        <w:t xml:space="preserve">UNDER THE HOOD A </w:t>
       </w:r>
       <w:r>
         <w:rPr>
@@ -2154,7 +1859,495 @@
         <w:rPr>
           <w:b w:val="0"/>
         </w:rPr>
-        <w:t xml:space="preserve"> on deliberately different cases before trusting the practice score.</w:t>
+        <w:t xml:space="preserve"> is a represented property used by a decision </w:t>
+      </w:r>
+      <w:r>
+        <w:rPr>
+          <w:b/>
+        </w:rPr>
+        <w:t>process</w:t>
+      </w:r>
+      <w:r>
+        <w:rPr>
+          <w:b w:val="0"/>
+        </w:rPr>
+        <w:t>. Predictive usefulness depends on the task and data.</w:t>
+      </w:r>
+    </w:p>
+    <w:p>
+      <w:pPr>
+        <w:spacing w:line="336" w:lineRule="auto" w:after="180"/>
+      </w:pPr>
+      <w:r>
+        <w:rPr>
+          <w:b w:val="0"/>
+        </w:rPr>
+        <w:t xml:space="preserve">Spurious </w:t>
+      </w:r>
+      <w:r>
+        <w:rPr>
+          <w:b/>
+        </w:rPr>
+        <w:t>feature</w:t>
+      </w:r>
+      <w:r>
+        <w:rPr>
+          <w:b w:val="0"/>
+        </w:rPr>
+        <w:t>s correlate in a sample without reflecting the intended concept and often fail when conditions change.</w:t>
+      </w:r>
+    </w:p>
+    <w:p>
+      <w:pPr>
+        <w:spacing w:line="336" w:lineRule="auto" w:after="180"/>
+      </w:pPr>
+      <w:r>
+        <w:rPr>
+          <w:b w:val="0"/>
+        </w:rPr>
+        <w:t>Draw a fresh example with all three stages:</w:t>
+      </w:r>
+    </w:p>
+    <w:p>
+      <w:pPr>
+        <w:spacing w:line="336" w:lineRule="auto" w:after="180"/>
+      </w:pPr>
+      <w:r>
+        <w:rPr>
+          <w:b w:val="0"/>
+        </w:rPr>
+        <w:t xml:space="preserve">Every step connects a claim to observable </w:t>
+      </w:r>
+      <w:r>
+        <w:rPr>
+          <w:b/>
+        </w:rPr>
+        <w:t>evidence</w:t>
+      </w:r>
+      <w:r>
+        <w:rPr>
+          <w:b w:val="0"/>
+        </w:rPr>
+        <w:t>.</w:t>
+      </w:r>
+    </w:p>
+    <w:p>
+      <w:pPr>
+        <w:spacing w:line="336" w:lineRule="auto" w:after="180"/>
+      </w:pPr>
+      <w:r>
+        <w:rPr>
+          <w:b w:val="0"/>
+        </w:rPr>
+        <w:t>CASE Ear shape, muzzle length, and paw shape may help distinguish cats from dogs; background color and photo border usually do not.</w:t>
+      </w:r>
+    </w:p>
+    <w:p>
+      <w:pPr>
+        <w:spacing w:line="336" w:lineRule="auto" w:after="180"/>
+      </w:pPr>
+      <w:r>
+        <w:rPr>
+          <w:b w:val="0"/>
+        </w:rPr>
+        <w:t>STEP 1 — OBSERVE measured candidate clues</w:t>
+      </w:r>
+    </w:p>
+    <w:p>
+      <w:pPr>
+        <w:spacing w:line="336" w:lineRule="auto" w:after="180"/>
+      </w:pPr>
+      <w:r>
+        <w:rPr>
+          <w:b w:val="0"/>
+        </w:rPr>
+        <w:t xml:space="preserve">STEP 2 — TRACE compare useful patterns and ignore </w:t>
+      </w:r>
+      <w:r>
+        <w:rPr>
+          <w:b/>
+        </w:rPr>
+        <w:t>distraction</w:t>
+      </w:r>
+      <w:r>
+        <w:rPr>
+          <w:b w:val="0"/>
+        </w:rPr>
+        <w:t>s</w:t>
+      </w:r>
+    </w:p>
+    <w:p>
+      <w:pPr>
+        <w:spacing w:line="336" w:lineRule="auto" w:after="180"/>
+      </w:pPr>
+      <w:r>
+        <w:rPr>
+          <w:b w:val="0"/>
+        </w:rPr>
+        <w:t xml:space="preserve">STEP 3 — CONCLUDE predicted cat/dog label with </w:t>
+      </w:r>
+      <w:r>
+        <w:rPr>
+          <w:b/>
+        </w:rPr>
+        <w:t>evidence</w:t>
+      </w:r>
+    </w:p>
+    <w:p>
+      <w:pPr>
+        <w:spacing w:line="336" w:lineRule="auto" w:after="180"/>
+      </w:pPr>
+      <w:r>
+        <w:rPr>
+          <w:b w:val="0"/>
+        </w:rPr>
+        <w:t xml:space="preserve">MODEL REASONING Useful </w:t>
+      </w:r>
+      <w:r>
+        <w:rPr>
+          <w:b/>
+        </w:rPr>
+        <w:t>feature</w:t>
+      </w:r>
+      <w:r>
+        <w:rPr>
+          <w:b w:val="0"/>
+        </w:rPr>
+        <w:t>s describe the animal and remain available across settings. Borders and backgrounds describe the photo setup.</w:t>
+      </w:r>
+    </w:p>
+    <w:p>
+      <w:pPr>
+        <w:spacing w:line="336" w:lineRule="auto" w:after="180"/>
+      </w:pPr>
+      <w:r>
+        <w:rPr>
+          <w:b w:val="0"/>
+        </w:rPr>
+        <w:t>Even ear shape may fail for unusual breeds or blocked views, so multiple clues and uncertainty are needed.</w:t>
+      </w:r>
+    </w:p>
+    <w:p>
+      <w:pPr>
+        <w:spacing w:line="336" w:lineRule="auto" w:after="180"/>
+      </w:pPr>
+      <w:r>
+        <w:rPr>
+          <w:b w:val="0"/>
+        </w:rPr>
+        <w:t>DO NOT OVERCLAIM A clue can be observable yet still be ir</w:t>
+      </w:r>
+      <w:r>
+        <w:rPr>
+          <w:b/>
+        </w:rPr>
+        <w:t>relevant</w:t>
+      </w:r>
+      <w:r>
+        <w:rPr>
+          <w:b w:val="0"/>
+        </w:rPr>
+        <w:t>, unfair, or fragile.</w:t>
+      </w:r>
+    </w:p>
+    <w:p>
+      <w:pPr>
+        <w:spacing w:line="336" w:lineRule="auto" w:after="180"/>
+      </w:pPr>
+      <w:r>
+        <w:rPr>
+          <w:b w:val="0"/>
+        </w:rPr>
+        <w:t xml:space="preserve">What new </w:t>
+      </w:r>
+      <w:r>
+        <w:rPr>
+          <w:b/>
+        </w:rPr>
+        <w:t>evidence</w:t>
+      </w:r>
+      <w:r>
+        <w:rPr>
+          <w:b w:val="0"/>
+        </w:rPr>
+        <w:t xml:space="preserve"> could change this answer?</w:t>
+      </w:r>
+    </w:p>
+    <w:p>
+      <w:pPr>
+        <w:pStyle w:val="Heading3"/>
+      </w:pPr>
+      <w:r>
+        <w:t>Concrete teaching case</w:t>
+      </w:r>
+    </w:p>
+    <w:p>
+      <w:pPr>
+        <w:spacing w:line="336" w:lineRule="auto" w:after="180"/>
+      </w:pPr>
+      <w:r>
+        <w:rPr>
+          <w:b w:val="0"/>
+        </w:rPr>
+        <w:t>Two green leaves have smooth and toothed edges. The task is to distinguish edge types.</w:t>
+      </w:r>
+    </w:p>
+    <w:p>
+      <w:pPr>
+        <w:spacing w:line="336" w:lineRule="auto" w:after="180"/>
+      </w:pPr>
+      <w:r>
+        <w:rPr>
+          <w:b w:val="0"/>
+        </w:rPr>
+        <w:t xml:space="preserve">Choose the </w:t>
+      </w:r>
+      <w:r>
+        <w:rPr>
+          <w:b/>
+        </w:rPr>
+        <w:t>relevant feature</w:t>
+      </w:r>
+      <w:r>
+        <w:rPr>
+          <w:b w:val="0"/>
+        </w:rPr>
+        <w:t xml:space="preserve"> and explain why size is insufficient.</w:t>
+      </w:r>
+    </w:p>
+    <w:p>
+      <w:pPr>
+        <w:pStyle w:val="Heading3"/>
+      </w:pPr>
+      <w:r>
+        <w:t>Exact explanation to model</w:t>
+      </w:r>
+    </w:p>
+    <w:p>
+      <w:pPr>
+        <w:spacing w:line="336" w:lineRule="auto" w:after="180"/>
+      </w:pPr>
+      <w:r>
+        <w:rPr>
+          <w:b w:val="0"/>
+        </w:rPr>
+        <w:t xml:space="preserve">Edge shape directly addresses the target. Size can vary within both categories. </w:t>
+      </w:r>
+      <w:r>
+        <w:rPr>
+          <w:b/>
+        </w:rPr>
+        <w:t>Feature</w:t>
+      </w:r>
+      <w:r>
+        <w:rPr>
+          <w:b w:val="0"/>
+        </w:rPr>
+        <w:t xml:space="preserve"> usefulness depends on the task.</w:t>
+      </w:r>
+    </w:p>
+    <w:p>
+      <w:pPr>
+        <w:pStyle w:val="Heading3"/>
+      </w:pPr>
+      <w:r>
+        <w:t>Explain the added worked example</w:t>
+      </w:r>
+    </w:p>
+    <w:p>
+      <w:pPr>
+        <w:pStyle w:val="Heading3"/>
+      </w:pPr>
+      <w:r>
+        <w:t>Key terms</w:t>
+      </w:r>
+    </w:p>
+    <w:tbl>
+      <w:tblPr>
+        <w:tblStyle w:val="LightShading-Accent1"/>
+        <w:tblW w:type="auto" w:w="0"/>
+        <w:tblLook w:firstColumn="1" w:firstRow="1" w:lastColumn="0" w:lastRow="0" w:noHBand="0" w:noVBand="1" w:val="04A0"/>
+      </w:tblPr>
+      <w:tblGrid>
+        <w:gridCol w:w="5112"/>
+        <w:gridCol w:w="5112"/>
+      </w:tblGrid>
+      <w:tr>
+        <w:trPr>
+          <w:tblHeader/>
+        </w:trPr>
+        <w:tc>
+          <w:tcPr>
+            <w:tcW w:type="dxa" w:w="5112"/>
+          </w:tcPr>
+          <w:p>
+            <w:r>
+              <w:t>Term</w:t>
+            </w:r>
+          </w:p>
+        </w:tc>
+        <w:tc>
+          <w:tcPr>
+            <w:tcW w:type="dxa" w:w="5112"/>
+          </w:tcPr>
+          <w:p>
+            <w:r>
+              <w:t>Meaning</w:t>
+            </w:r>
+          </w:p>
+        </w:tc>
+      </w:tr>
+      <w:tr>
+        <w:tc>
+          <w:tcPr>
+            <w:tcW w:type="dxa" w:w="5112"/>
+          </w:tcPr>
+          <w:p>
+            <w:r>
+              <w:t>Feature</w:t>
+            </w:r>
+          </w:p>
+        </w:tc>
+        <w:tc>
+          <w:tcPr>
+            <w:tcW w:type="dxa" w:w="5112"/>
+          </w:tcPr>
+          <w:p>
+            <w:r>
+              <w:t>A recorded property supplied as an input to a system</w:t>
+            </w:r>
+          </w:p>
+        </w:tc>
+      </w:tr>
+      <w:tr>
+        <w:tc>
+          <w:tcPr>
+            <w:tcW w:type="dxa" w:w="5112"/>
+          </w:tcPr>
+          <w:p>
+            <w:r>
+              <w:t>Target label</w:t>
+            </w:r>
+          </w:p>
+        </w:tc>
+        <w:tc>
+          <w:tcPr>
+            <w:tcW w:type="dxa" w:w="5112"/>
+          </w:tcPr>
+          <w:p>
+            <w:r>
+              <w:t>The answer a supervised learning task asks a model to predict</w:t>
+            </w:r>
+          </w:p>
+        </w:tc>
+      </w:tr>
+      <w:tr>
+        <w:tc>
+          <w:tcPr>
+            <w:tcW w:type="dxa" w:w="5112"/>
+          </w:tcPr>
+          <w:p>
+            <w:r>
+              <w:t>Feature record</w:t>
+            </w:r>
+          </w:p>
+        </w:tc>
+        <w:tc>
+          <w:tcPr>
+            <w:tcW w:type="dxa" w:w="5112"/>
+          </w:tcPr>
+          <w:p>
+            <w:r>
+              <w:t>The selected input values for one example, in a defined order</w:t>
+            </w:r>
+          </w:p>
+        </w:tc>
+      </w:tr>
+      <w:tr>
+        <w:tc>
+          <w:tcPr>
+            <w:tcW w:type="dxa" w:w="5112"/>
+          </w:tcPr>
+          <w:p>
+            <w:r>
+              <w:t>Relevant feature</w:t>
+            </w:r>
+          </w:p>
+        </w:tc>
+        <w:tc>
+          <w:tcPr>
+            <w:tcW w:type="dxa" w:w="5112"/>
+          </w:tcPr>
+          <w:p>
+            <w:r>
+              <w:t>An input property that helps make distinctions needed for the stated task</w:t>
+            </w:r>
+          </w:p>
+        </w:tc>
+      </w:tr>
+      <w:tr>
+        <w:tc>
+          <w:tcPr>
+            <w:tcW w:type="dxa" w:w="5112"/>
+          </w:tcPr>
+          <w:p>
+            <w:r>
+              <w:t>Leakage</w:t>
+            </w:r>
+          </w:p>
+        </w:tc>
+        <w:tc>
+          <w:tcPr>
+            <w:tcW w:type="dxa" w:w="5112"/>
+          </w:tcPr>
+          <w:p>
+            <w:r>
+              <w:t>Information used during development that would not legitimately be available when making the intended prediction</w:t>
+            </w:r>
+          </w:p>
+        </w:tc>
+      </w:tr>
+    </w:tbl>
+    <w:p>
+      <w:pPr>
+        <w:pStyle w:val="Heading3"/>
+      </w:pPr>
+      <w:r>
+        <w:t>Model the reasoning aloud</w:t>
+      </w:r>
+    </w:p>
+    <w:p>
+      <w:pPr>
+        <w:spacing w:line="336" w:lineRule="auto" w:after="180"/>
+      </w:pPr>
+      <w:r>
+        <w:rPr>
+          <w:b w:val="0"/>
+        </w:rPr>
+        <w:t xml:space="preserve">Use the complete worked example below before asking learners to complete W2. Reveal a small part, invite a </w:t>
+      </w:r>
+      <w:r>
+        <w:rPr>
+          <w:b/>
+        </w:rPr>
+        <w:t>prediction</w:t>
+      </w:r>
+      <w:r>
+        <w:rPr>
+          <w:b w:val="0"/>
+        </w:rPr>
+        <w:t>, then explain the deciding step.</w:t>
+      </w:r>
+    </w:p>
+    <w:p>
+      <w:pPr>
+        <w:spacing w:line="336" w:lineRule="auto" w:after="180"/>
+      </w:pPr>
+      <w:r>
+        <w:rPr>
+          <w:b w:val="0"/>
+        </w:rPr>
+        <w:t>These teacher notes contain solutions; do not reveal the independent case answer during modelling.</w:t>
       </w:r>
     </w:p>
     <w:tbl>
@@ -2261,17 +2454,6 @@
     </w:tbl>
     <w:p>
       <w:pPr>
-        <w:spacing w:line="336" w:lineRule="auto" w:after="180"/>
-      </w:pPr>
-      <w:r>
-        <w:rPr>
-          <w:b w:val="0"/>
-        </w:rPr>
-        <w:t>Use the diagram and verbal explanation together. Ask learners to match a sentence to a specific visual step; do not assign learners fixed visual or auditory learning styles.</w:t>
-      </w:r>
-    </w:p>
-    <w:p>
-      <w:pPr>
         <w:pStyle w:val="Heading3"/>
       </w:pPr>
       <w:r>
@@ -2280,61 +2462,10 @@
     </w:p>
     <w:p>
       <w:pPr>
-        <w:spacing w:line="336" w:lineRule="auto" w:after="180"/>
-      </w:pPr>
-      <w:r>
-        <w:rPr>
-          <w:b w:val="0"/>
-        </w:rPr>
-        <w:t>A fictional shelf accepts a craft box only if width is at most 6 cm and height at most 4 cm.</w:t>
-      </w:r>
-    </w:p>
-    <w:p>
-      <w:pPr>
         <w:pStyle w:val="Heading3"/>
       </w:pPr>
       <w:r>
         <w:t>The facts we will use</w:t>
-      </w:r>
-    </w:p>
-    <w:p>
-      <w:pPr>
-        <w:pStyle w:val="Heading3"/>
-      </w:pPr>
-      <w:r>
-        <w:t>Supplied facts</w:t>
-      </w:r>
-    </w:p>
-    <w:p>
-      <w:pPr>
-        <w:spacing w:line="336" w:lineRule="auto" w:after="180"/>
-        <w:shd w:fill="F1F6FC"/>
-      </w:pPr>
-      <w:r>
-        <w:rPr>
-          <w:b w:val="0"/>
-        </w:rPr>
-        <w:t>Boxes P=(6,4,stripes), Q=(7,4,stripes), R=(6,5,dots), S=(6,4,dots).</w:t>
-      </w:r>
-    </w:p>
-    <w:p>
-      <w:pPr>
-        <w:pStyle w:val="Heading3"/>
-      </w:pPr>
-      <w:r>
-        <w:t>Supplied facts</w:t>
-      </w:r>
-    </w:p>
-    <w:p>
-      <w:pPr>
-        <w:spacing w:line="336" w:lineRule="auto" w:after="180"/>
-        <w:shd w:fill="F1F6FC"/>
-      </w:pPr>
-      <w:r>
-        <w:rPr>
-          <w:b w:val="0"/>
-        </w:rPr>
-        <w:t>A green acceptance sticker is attached only after the shelf check.</w:t>
       </w:r>
     </w:p>
     <w:p>
@@ -2342,7 +2473,7 @@
         <w:drawing>
           <wp:inline xmlns:a="http://schemas.openxmlformats.org/drawingml/2006/main" xmlns:pic="http://schemas.openxmlformats.org/drawingml/2006/picture">
             <wp:extent cx="5486400" cy="4234543"/>
-            <wp:docPr id="1" name="Picture 1" descr="Dimensions determine shelf acceptance"/>
+            <wp:docPr id="3" name="Picture 3" descr="Dimensions determine shelf acceptance"/>
             <wp:cNvGraphicFramePr>
               <a:graphicFrameLocks noChangeAspect="1"/>
             </wp:cNvGraphicFramePr>
@@ -2354,7 +2485,7 @@
                     <pic:cNvPicPr/>
                   </pic:nvPicPr>
                   <pic:blipFill>
-                    <a:blip r:embed="rId9"/>
+                    <a:blip r:embed="rId11"/>
                     <a:stretch>
                       <a:fillRect/>
                     </a:stretch>
@@ -2378,7 +2509,7 @@
         <w:drawing>
           <wp:inline xmlns:a="http://schemas.openxmlformats.org/drawingml/2006/main" xmlns:pic="http://schemas.openxmlformats.org/drawingml/2006/picture">
             <wp:extent cx="5346057" cy="5943599"/>
-            <wp:docPr id="2" name="Picture 2" descr="Features: Useful Clues. Width check: P,Q,R,S have widths 6,7,6,6.. Height check: Their heights are 4,4,5,4.. Apply both limits: P and S fit; Q fails width; R fails height.. Reject a shortcut: The later sticker cannot be an input available before checking."/>
+            <wp:docPr id="4" name="Picture 4" descr="Features: Useful Clues. Width check: P,Q,R,S have widths 6,7,6,6.. Height check: Their heights are 4,4,5,4.. Apply both limits: P and S fit; Q fails width; R fails height.. Reject a shortcut: The later sticker cannot be an input available before checking."/>
             <wp:cNvGraphicFramePr>
               <a:graphicFrameLocks noChangeAspect="1"/>
             </wp:cNvGraphicFramePr>
@@ -2390,7 +2521,7 @@
                     <pic:cNvPicPr/>
                   </pic:nvPicPr>
                   <pic:blipFill>
-                    <a:blip r:embed="rId10"/>
+                    <a:blip r:embed="rId12"/>
                     <a:stretch>
                       <a:fillRect/>
                     </a:stretch>
@@ -2559,25 +2690,254 @@
         <w:pStyle w:val="Heading3"/>
       </w:pPr>
       <w:r>
-        <w:t>Why the result follows</w:t>
+        <w:t>What this example does not establish</w:t>
+      </w:r>
+    </w:p>
+    <w:p>
+      <w:pPr>
+        <w:pStyle w:val="Heading3"/>
+      </w:pPr>
+      <w:r>
+        <w:t>Change one thing in the pictured case</w:t>
+      </w:r>
+    </w:p>
+    <w:p>
+      <w:pPr>
+        <w:pStyle w:val="Heading3"/>
+      </w:pPr>
+      <w:r>
+        <w:t>Ask while showing the picture</w:t>
+      </w:r>
+    </w:p>
+    <w:p>
+      <w:pPr>
+        <w:pStyle w:val="Heading1"/>
+      </w:pPr>
+      <w:r>
+        <w:t>03. Guide the reasoning, then remove help</w:t>
+      </w:r>
+    </w:p>
+    <w:p>
+      <w:r>
+        <w:t>Collect a response from each learner before discussing the worked key.</w:t>
+      </w:r>
+    </w:p>
+    <w:p>
+      <w:pPr>
+        <w:pStyle w:val="Heading2"/>
+      </w:pPr>
+      <w:r>
+        <w:t>Prompt before revealing</w:t>
       </w:r>
     </w:p>
     <w:p>
       <w:pPr>
         <w:spacing w:line="336" w:lineRule="auto" w:after="180"/>
-        <w:shd w:fill="F1F6FC"/>
-      </w:pPr>
-      <w:r>
-        <w:rPr>
-          <w:b w:val="0"/>
-        </w:rPr>
-        <w:t xml:space="preserve">Comparing P with Q isolates width; comparing P with R isolates height. Comparing P with S changes pattern while both remain accepted. Under this declared policy, pattern is not a deciding </w:t>
+      </w:pPr>
+      <w:r>
+        <w:rPr>
+          <w:b w:val="0"/>
+        </w:rPr>
+        <w:t>Completion task: Invent two cards with the same width but different correct labels under the card guide. Give both lengths and widths and justify the labels.</w:t>
+      </w:r>
+    </w:p>
+    <w:p>
+      <w:pPr>
+        <w:spacing w:line="336" w:lineRule="auto" w:after="180"/>
+      </w:pPr>
+      <w:r>
+        <w:rPr>
+          <w:b w:val="0"/>
+        </w:rPr>
+        <w:t>Explain why a system receiving only width cannot always label both correctly.</w:t>
+      </w:r>
+    </w:p>
+    <w:p>
+      <w:pPr>
+        <w:pStyle w:val="Heading2"/>
+      </w:pPr>
+      <w:r>
+        <w:t>Expected reasoning and fading help</w:t>
+      </w:r>
+    </w:p>
+    <w:p>
+      <w:pPr>
+        <w:spacing w:line="336" w:lineRule="auto" w:after="180"/>
+      </w:pPr>
+      <w:r>
+        <w:rPr>
+          <w:b w:val="0"/>
+        </w:rPr>
+        <w:t xml:space="preserve">Teacher check: One valid pair is length 11 width 6, which fits, and length 13 width 6, which is too large. Both give the width-only </w:t>
       </w:r>
       <w:r>
         <w:rPr>
           <w:b/>
         </w:rPr>
-        <w:t>feature</w:t>
+        <w:t>input</w:t>
+      </w:r>
+      <w:r>
+        <w:rPr>
+          <w:b w:val="0"/>
+        </w:rPr>
+        <w:t xml:space="preserve"> 6 but require different labels.</w:t>
+      </w:r>
+    </w:p>
+    <w:p>
+      <w:pPr>
+        <w:spacing w:line="336" w:lineRule="auto" w:after="180"/>
+      </w:pPr>
+      <w:r>
+        <w:rPr>
+          <w:b w:val="0"/>
+        </w:rPr>
+        <w:t>Without length or other permitted distinguishing information, the system cannot guarantee correct labels for both. Accept any valid pair with positive measurements, equal widths at most 8, and lengths on opposite sides of 12.</w:t>
+      </w:r>
+    </w:p>
+    <w:p>
+      <w:pPr>
+        <w:spacing w:line="336" w:lineRule="auto" w:after="180"/>
+      </w:pPr>
+      <w:r>
+        <w:rPr>
+          <w:b w:val="0"/>
+        </w:rPr>
+        <w:t xml:space="preserve">Start by identifying the given </w:t>
+      </w:r>
+      <w:r>
+        <w:rPr>
+          <w:b/>
+        </w:rPr>
+        <w:t>input</w:t>
+      </w:r>
+      <w:r>
+        <w:rPr>
+          <w:b w:val="0"/>
+        </w:rPr>
+        <w:t>s together. Leave the intermediate steps blank. If needed, model one step, then withdraw that help on the next step. Move to a full trace only when the partial trace is understood.</w:t>
+      </w:r>
+    </w:p>
+    <w:p>
+      <w:pPr>
+        <w:spacing w:line="336" w:lineRule="auto" w:after="180"/>
+      </w:pPr>
+      <w:r>
+        <w:rPr>
+          <w:b w:val="0"/>
+        </w:rPr>
+        <w:t>For partners, alternate explainer and checker; collect a response from every learner before discussion.</w:t>
+      </w:r>
+    </w:p>
+    <w:p>
+      <w:pPr>
+        <w:pStyle w:val="Heading2"/>
+      </w:pPr>
+      <w:r>
+        <w:t>Check the misconception before discussion</w:t>
+      </w:r>
+    </w:p>
+    <w:p>
+      <w:pPr>
+        <w:spacing w:line="336" w:lineRule="auto" w:after="180"/>
+      </w:pPr>
+      <w:r>
+        <w:rPr>
+          <w:b w:val="0"/>
+        </w:rPr>
+        <w:t xml:space="preserve">Use the worked case for </w:t>
+      </w:r>
+      <w:r>
+        <w:rPr>
+          <w:b/>
+        </w:rPr>
+        <w:t>Feature</w:t>
+      </w:r>
+      <w:r>
+        <w:rPr>
+          <w:b w:val="0"/>
+        </w:rPr>
+        <w:t>s and useful distinctions. Proposed explanation: “A stronger model can always recover an omitted measurement”. Decide whether this explanation is supported.</w:t>
+      </w:r>
+    </w:p>
+    <w:p>
+      <w:pPr>
+        <w:spacing w:line="336" w:lineRule="auto" w:after="180"/>
+      </w:pPr>
+      <w:r>
+        <w:rPr>
+          <w:b w:val="0"/>
+        </w:rPr>
+        <w:t>Point to the step or supplied fact that decides; explain your repair if needed.</w:t>
+      </w:r>
+    </w:p>
+    <w:p>
+      <w:pPr>
+        <w:spacing w:line="336" w:lineRule="auto" w:after="180"/>
+      </w:pPr>
+      <w:r>
+        <w:rPr>
+          <w:b w:val="0"/>
+        </w:rPr>
+        <w:t>Expected correction: Cover width and all identifiers for two same-length cards with different labels. Ask which supplied value tells them apart. Guessing or using typical values cannot guarantee correctness for both.</w:t>
+      </w:r>
+    </w:p>
+    <w:p>
+      <w:pPr>
+        <w:spacing w:line="336" w:lineRule="auto" w:after="180"/>
+      </w:pPr>
+      <w:r>
+        <w:rPr>
+          <w:b w:val="0"/>
+        </w:rPr>
+        <w:t xml:space="preserve">Collect explanations, not only yes/no votes. If a misunderstanding is common, re-model the </w:t>
+      </w:r>
+      <w:r>
+        <w:rPr>
+          <w:b/>
+        </w:rPr>
+        <w:t>relevant</w:t>
+      </w:r>
+      <w:r>
+        <w:rPr>
+          <w:b w:val="0"/>
+        </w:rPr>
+        <w:t xml:space="preserve"> step for the class.</w:t>
+      </w:r>
+    </w:p>
+    <w:p>
+      <w:pPr>
+        <w:spacing w:line="336" w:lineRule="auto" w:after="180"/>
+      </w:pPr>
+      <w:r>
+        <w:rPr>
+          <w:b w:val="0"/>
+        </w:rPr>
+        <w:t>If it affects a few learners, give a short targeted group explanation while others solve a more demanding variation.</w:t>
+      </w:r>
+    </w:p>
+    <w:p>
+      <w:pPr>
+        <w:pStyle w:val="Heading2"/>
+      </w:pPr>
+      <w:r>
+        <w:t>Use the pictorial check</w:t>
+      </w:r>
+    </w:p>
+    <w:p>
+      <w:pPr>
+        <w:spacing w:line="336" w:lineRule="auto" w:after="180"/>
+      </w:pPr>
+      <w:r>
+        <w:rPr>
+          <w:b w:val="0"/>
+        </w:rPr>
+        <w:t xml:space="preserve">Point to the pair that tests pattern, then explain why the sticker is a bad early </w:t>
+      </w:r>
+      <w:r>
+        <w:rPr>
+          <w:b/>
+        </w:rPr>
+        <w:t>input</w:t>
       </w:r>
       <w:r>
         <w:rPr>
@@ -2589,13 +2949,109 @@
     <w:p>
       <w:pPr>
         <w:spacing w:line="336" w:lineRule="auto" w:after="180"/>
-        <w:shd w:fill="F1F6FC"/>
-      </w:pPr>
-      <w:r>
-        <w:rPr>
-          <w:b w:val="0"/>
-        </w:rPr>
-        <w:t>A later acceptance sticker leaks the very answer the system should produce.</w:t>
+      </w:pPr>
+      <w:r>
+        <w:rPr>
+          <w:b w:val="0"/>
+        </w:rPr>
+        <w:t>P and S test pattern. The sticker is attached after the decision, so it is unavailable when a new box must be checked.</w:t>
+      </w:r>
+    </w:p>
+    <w:p>
+      <w:pPr>
+        <w:spacing w:line="336" w:lineRule="auto" w:after="180"/>
+      </w:pPr>
+      <w:r>
+        <w:rPr>
+          <w:b w:val="0"/>
+        </w:rPr>
+        <w:t>Changed-case reasoning: Q fits the shelf. Both dimensions now meet their limits, with equality allowed; stripe pattern does not change the rule.</w:t>
+      </w:r>
+    </w:p>
+    <w:p>
+      <w:pPr>
+        <w:spacing w:line="336" w:lineRule="auto" w:after="180"/>
+      </w:pPr>
+      <w:r>
+        <w:rPr>
+          <w:b w:val="0"/>
+        </w:rPr>
+        <w:t xml:space="preserve">Collect each learner’s explanation before discussion. Use the first missing connection between </w:t>
+      </w:r>
+      <w:r>
+        <w:rPr>
+          <w:b/>
+        </w:rPr>
+        <w:t>input</w:t>
+      </w:r>
+      <w:r>
+        <w:rPr>
+          <w:b w:val="0"/>
+        </w:rPr>
+        <w:t xml:space="preserve">, deciding step and result to choose support. This question is worked-case practice, not fresh mastery </w:t>
+      </w:r>
+      <w:r>
+        <w:rPr>
+          <w:b/>
+        </w:rPr>
+        <w:t>evidence</w:t>
+      </w:r>
+      <w:r>
+        <w:rPr>
+          <w:b w:val="0"/>
+        </w:rPr>
+        <w:t>.</w:t>
+      </w:r>
+    </w:p>
+    <w:p>
+      <w:pPr>
+        <w:pStyle w:val="Heading2"/>
+      </w:pPr>
+      <w:r>
+        <w:t>Keep each learner explaining</w:t>
+      </w:r>
+    </w:p>
+    <w:p>
+      <w:pPr>
+        <w:pStyle w:val="ListBullet"/>
+      </w:pPr>
+      <w:r>
+        <w:t>Ask: Which facts are given, and which would we have to assume? Learners mark relevant details before discussing answers.</w:t>
+      </w:r>
+    </w:p>
+    <w:p>
+      <w:pPr>
+        <w:pStyle w:val="ListBullet"/>
+      </w:pPr>
+      <w:r>
+        <w:t>Say: Predict first. Show the rule, information path or calculation that would produce the result. A correct guess is not yet an explanation.</w:t>
+      </w:r>
+    </w:p>
+    <w:p>
+      <w:pPr>
+        <w:pStyle w:val="ListBullet"/>
+      </w:pPr>
+      <w:r>
+        <w:t>In pairs, one learner solves while the other checks evidence; exchange roles. Remove the worked answer before independent assessment.</w:t>
+      </w:r>
+    </w:p>
+    <w:p>
+      <w:pPr>
+        <w:pStyle w:val="Heading2"/>
+      </w:pPr>
+      <w:r>
+        <w:t>Earlier wording, alternatives and picture transcripts · reference / check after trying</w:t>
+      </w:r>
+    </w:p>
+    <w:p>
+      <w:pPr>
+        <w:spacing w:line="336" w:lineRule="auto" w:after="180"/>
+      </w:pPr>
+      <w:r>
+        <w:rPr>
+          <w:b w:val="0"/>
+        </w:rPr>
+        <w:t>Demonstrate and guide practice</w:t>
       </w:r>
     </w:p>
     <w:p>
@@ -2603,7 +3059,87 @@
         <w:pStyle w:val="Heading3"/>
       </w:pPr>
       <w:r>
-        <w:t>What this example does not establish</w:t>
+        <w:t>Board sequence</w:t>
+      </w:r>
+    </w:p>
+    <w:p>
+      <w:pPr>
+        <w:spacing w:line="336" w:lineRule="auto" w:after="180"/>
+      </w:pPr>
+      <w:r>
+        <w:rPr>
+          <w:b w:val="0"/>
+        </w:rPr>
+        <w:t>Write the given facts: Two green leaves have smooth and toothed edges. The task is to distinguish edge types.</w:t>
+      </w:r>
+    </w:p>
+    <w:p>
+      <w:pPr>
+        <w:spacing w:line="336" w:lineRule="auto" w:after="180"/>
+      </w:pPr>
+      <w:r>
+        <w:rPr>
+          <w:b w:val="0"/>
+        </w:rPr>
+        <w:t xml:space="preserve">Write the question to explain: Choose the </w:t>
+      </w:r>
+      <w:r>
+        <w:rPr>
+          <w:b/>
+        </w:rPr>
+        <w:t>relevant feature</w:t>
+      </w:r>
+      <w:r>
+        <w:rPr>
+          <w:b w:val="0"/>
+        </w:rPr>
+        <w:t xml:space="preserve"> and explain why size is insufficient.</w:t>
+      </w:r>
+    </w:p>
+    <w:p>
+      <w:pPr>
+        <w:spacing w:line="336" w:lineRule="auto" w:after="180"/>
+      </w:pPr>
+      <w:r>
+        <w:rPr>
+          <w:b w:val="0"/>
+        </w:rPr>
+        <w:t xml:space="preserve">Reveal after </w:t>
+      </w:r>
+      <w:r>
+        <w:rPr>
+          <w:b/>
+        </w:rPr>
+        <w:t>prediction</w:t>
+      </w:r>
+      <w:r>
+        <w:rPr>
+          <w:b w:val="0"/>
+        </w:rPr>
+        <w:t xml:space="preserve">s: Edge shape directly addresses the target. Size can vary within both categories. </w:t>
+      </w:r>
+      <w:r>
+        <w:rPr>
+          <w:b/>
+        </w:rPr>
+        <w:t>Feature</w:t>
+      </w:r>
+      <w:r>
+        <w:rPr>
+          <w:b w:val="0"/>
+        </w:rPr>
+        <w:t xml:space="preserve"> usefulness depends on the task.</w:t>
+      </w:r>
+    </w:p>
+    <w:p>
+      <w:pPr>
+        <w:spacing w:line="336" w:lineRule="auto" w:after="180"/>
+      </w:pPr>
+      <w:r>
+        <w:rPr>
+          <w:b w:val="0"/>
+        </w:rPr>
+        <w:t>Use the earlier changed question as optional later practice. Reserve Design a record for a new task for the first independent attempt before hints or feedback.</w:t>
       </w:r>
     </w:p>
     <w:p>
@@ -2611,410 +3147,18 @@
         <w:pStyle w:val="Heading3"/>
       </w:pPr>
       <w:r>
-        <w:t>Keep the stated limit</w:t>
+        <w:t>Classroom dialogue</w:t>
       </w:r>
     </w:p>
     <w:p>
       <w:pPr>
         <w:spacing w:line="336" w:lineRule="auto" w:after="180"/>
-        <w:shd w:fill="FFF5E6"/>
-      </w:pPr>
-      <w:r>
-        <w:rPr>
-          <w:b w:val="0"/>
-        </w:rPr>
-        <w:t>These comparisons establish the written shelf rule, not the importance of pattern for unrelated tasks.</w:t>
-      </w:r>
-    </w:p>
-    <w:p>
-      <w:pPr>
-        <w:pStyle w:val="Heading3"/>
-      </w:pPr>
-      <w:r>
-        <w:t>Change one thing in the pictured case</w:t>
-      </w:r>
-    </w:p>
-    <w:p>
-      <w:pPr>
-        <w:pStyle w:val="Heading3"/>
-      </w:pPr>
-      <w:r>
-        <w:t>Change one thing</w:t>
-      </w:r>
-    </w:p>
-    <w:p>
-      <w:pPr>
-        <w:spacing w:line="336" w:lineRule="auto" w:after="180"/>
-        <w:shd w:fill="F5F1FB"/>
-      </w:pPr>
-      <w:r>
-        <w:rPr>
-          <w:b w:val="0"/>
-        </w:rPr>
-        <w:t>Change: Change Q’s width to 6 without changing its height.</w:t>
-      </w:r>
-    </w:p>
-    <w:p>
-      <w:pPr>
-        <w:pStyle w:val="Heading3"/>
-      </w:pPr>
-      <w:r>
-        <w:t>Predicted result</w:t>
-      </w:r>
-    </w:p>
-    <w:p>
-      <w:pPr>
-        <w:spacing w:line="336" w:lineRule="auto" w:after="180"/>
-        <w:shd w:fill="F1F6FC"/>
-      </w:pPr>
-      <w:r>
-        <w:rPr>
-          <w:b/>
-        </w:rPr>
-        <w:t>Prediction</w:t>
-      </w:r>
-      <w:r>
-        <w:rPr>
-          <w:b w:val="0"/>
-        </w:rPr>
-        <w:t>: Q fits the shelf.</w:t>
-      </w:r>
-    </w:p>
-    <w:p>
-      <w:pPr>
-        <w:pStyle w:val="Heading3"/>
-      </w:pPr>
-      <w:r>
-        <w:t>Why the result follows</w:t>
-      </w:r>
-    </w:p>
-    <w:p>
-      <w:pPr>
-        <w:spacing w:line="336" w:lineRule="auto" w:after="180"/>
-        <w:shd w:fill="F1F6FC"/>
-      </w:pPr>
-      <w:r>
-        <w:rPr>
-          <w:b w:val="0"/>
-        </w:rPr>
-        <w:t>Reason: Both dimensions now meet their limits, with equality allowed; stripe pattern does not change the rule.</w:t>
-      </w:r>
-    </w:p>
-    <w:p>
-      <w:pPr>
-        <w:pStyle w:val="Heading3"/>
-      </w:pPr>
-      <w:r>
-        <w:t>Ask while showing the picture</w:t>
-      </w:r>
-    </w:p>
-    <w:p>
-      <w:pPr>
-        <w:pStyle w:val="Heading3"/>
-      </w:pPr>
-      <w:r>
-        <w:t>Ask while showing the picture · 7</w:t>
-      </w:r>
-    </w:p>
-    <w:p>
-      <w:pPr>
-        <w:spacing w:line="336" w:lineRule="auto" w:after="180"/>
-      </w:pPr>
-      <w:r>
-        <w:rPr>
-          <w:b w:val="0"/>
-        </w:rPr>
-        <w:t xml:space="preserve">Cover the result. Ask learners to name the </w:t>
-      </w:r>
-      <w:r>
-        <w:rPr>
-          <w:b/>
-        </w:rPr>
-        <w:t>input</w:t>
-      </w:r>
-      <w:r>
-        <w:rPr>
-          <w:b w:val="0"/>
-        </w:rPr>
-        <w:t xml:space="preserve">s and predict the next step. Uncover one step, connect the icon to the actual procedure, and explain its </w:t>
-      </w:r>
-      <w:r>
-        <w:rPr>
-          <w:b/>
-        </w:rPr>
-        <w:t>evidence</w:t>
-      </w:r>
-      <w:r>
-        <w:rPr>
-          <w:b w:val="0"/>
-        </w:rPr>
-        <w:t>. Then change the supplied condition and compare.</w:t>
-      </w:r>
-    </w:p>
-    <w:p>
-      <w:pPr>
-        <w:spacing w:line="336" w:lineRule="auto" w:after="180"/>
-      </w:pPr>
-      <w:r>
-        <w:rPr>
-          <w:b w:val="0"/>
-        </w:rPr>
-        <w:t>The picture is a representation; it does not document execution of a real AI model.</w:t>
-      </w:r>
-    </w:p>
-    <w:p>
-      <w:pPr>
-        <w:pStyle w:val="Heading1"/>
-      </w:pPr>
-      <w:r>
-        <w:t>03. Demonstrate and guide practice</w:t>
-      </w:r>
-    </w:p>
-    <w:p>
-      <w:r>
-        <w:t>Demonstrate Features: Useful Clues, reduce support deliberately and check individual reasoning before discussing answers.</w:t>
-      </w:r>
-    </w:p>
-    <w:p>
-      <w:pPr>
-        <w:pStyle w:val="Heading3"/>
-      </w:pPr>
-      <w:r>
-        <w:t>Board sequence</w:t>
-      </w:r>
-    </w:p>
-    <w:p>
-      <w:pPr>
-        <w:pStyle w:val="Heading3"/>
-      </w:pPr>
-      <w:r>
-        <w:t>1. Put the facts on the board</w:t>
-      </w:r>
-    </w:p>
-    <w:p>
-      <w:pPr>
-        <w:spacing w:line="336" w:lineRule="auto" w:after="180"/>
-        <w:shd w:fill="F4F9FC"/>
-      </w:pPr>
-      <w:r>
-        <w:rPr>
-          <w:b w:val="0"/>
-        </w:rPr>
-        <w:t>Write the given facts: Two green leaves have smooth and toothed edges. The task is to distinguish edge types.</w:t>
-      </w:r>
-    </w:p>
-    <w:p>
-      <w:pPr>
-        <w:pStyle w:val="Heading3"/>
-      </w:pPr>
-      <w:r>
-        <w:t>2. State the decision to explain</w:t>
-      </w:r>
-    </w:p>
-    <w:p>
-      <w:pPr>
-        <w:spacing w:line="336" w:lineRule="auto" w:after="180"/>
-        <w:shd w:fill="F4F9FC"/>
-      </w:pPr>
-      <w:r>
-        <w:rPr>
-          <w:b w:val="0"/>
-        </w:rPr>
-        <w:t xml:space="preserve">Write the question to explain: Choose the </w:t>
-      </w:r>
-      <w:r>
-        <w:rPr>
-          <w:b/>
-        </w:rPr>
-        <w:t>relevant feature</w:t>
-      </w:r>
-      <w:r>
-        <w:rPr>
-          <w:b w:val="0"/>
-        </w:rPr>
-        <w:t xml:space="preserve"> and explain why size is insufficient.</w:t>
-      </w:r>
-    </w:p>
-    <w:p>
-      <w:pPr>
-        <w:pStyle w:val="Heading3"/>
-      </w:pPr>
-      <w:r>
-        <w:t>3. Reveal the worked reasoning</w:t>
-      </w:r>
-    </w:p>
-    <w:p>
-      <w:pPr>
-        <w:spacing w:line="336" w:lineRule="auto" w:after="180"/>
-        <w:shd w:fill="F1F6FC"/>
-      </w:pPr>
-      <w:r>
-        <w:rPr>
-          <w:b w:val="0"/>
-        </w:rPr>
-        <w:t xml:space="preserve">Reveal after </w:t>
-      </w:r>
-      <w:r>
-        <w:rPr>
-          <w:b/>
-        </w:rPr>
-        <w:t>prediction</w:t>
-      </w:r>
-      <w:r>
-        <w:rPr>
-          <w:b w:val="0"/>
-        </w:rPr>
-        <w:t xml:space="preserve">s: Edge shape directly addresses the target. Size can vary within both categories. </w:t>
-      </w:r>
-      <w:r>
-        <w:rPr>
-          <w:b/>
-        </w:rPr>
-        <w:t>Feature</w:t>
-      </w:r>
-      <w:r>
-        <w:rPr>
-          <w:b w:val="0"/>
-        </w:rPr>
-        <w:t xml:space="preserve"> usefulness depends on the task.</w:t>
-      </w:r>
-    </w:p>
-    <w:p>
-      <w:pPr>
-        <w:pStyle w:val="Heading3"/>
-      </w:pPr>
-      <w:r>
-        <w:t>Hold back the independent task</w:t>
-      </w:r>
-    </w:p>
-    <w:p>
-      <w:pPr>
-        <w:spacing w:line="336" w:lineRule="auto" w:after="180"/>
-        <w:shd w:fill="FFF5E6"/>
-      </w:pPr>
-      <w:r>
-        <w:rPr>
-          <w:b w:val="0"/>
-        </w:rPr>
-        <w:t xml:space="preserve">Keep for an independent attempt: A sorter separates round and square tiles. Both shapes come in red and blue. Choose a useful </w:t>
-      </w:r>
-      <w:r>
-        <w:rPr>
-          <w:b/>
-        </w:rPr>
-        <w:t>feature</w:t>
-      </w:r>
-      <w:r>
-        <w:rPr>
-          <w:b w:val="0"/>
-        </w:rPr>
-        <w:t xml:space="preserve"> and a distracting </w:t>
-      </w:r>
-      <w:r>
-        <w:rPr>
-          <w:b/>
-        </w:rPr>
-        <w:t>feature</w:t>
-      </w:r>
-      <w:r>
-        <w:rPr>
-          <w:b w:val="0"/>
-        </w:rPr>
-        <w:t>. Test your choice on a blue circle.</w:t>
-      </w:r>
-    </w:p>
-    <w:p>
-      <w:pPr>
-        <w:pStyle w:val="Heading3"/>
-      </w:pPr>
-      <w:r>
-        <w:t>Classroom dialogue</w:t>
-      </w:r>
-    </w:p>
-    <w:p>
-      <w:pPr>
-        <w:pStyle w:val="Heading3"/>
-      </w:pPr>
-      <w:r>
-        <w:t>Ask the class</w:t>
-      </w:r>
-    </w:p>
-    <w:p>
-      <w:pPr>
-        <w:spacing w:line="336" w:lineRule="auto" w:after="180"/>
-        <w:shd w:fill="F5F1FB"/>
-      </w:pPr>
-      <w:r>
-        <w:rPr>
-          <w:b w:val="0"/>
-        </w:rPr>
-        <w:t xml:space="preserve">Ask: Which facts are given, and which would we have to assume? Learners mark </w:t>
-      </w:r>
-      <w:r>
-        <w:rPr>
-          <w:b/>
-        </w:rPr>
-        <w:t>relevant</w:t>
-      </w:r>
-      <w:r>
-        <w:rPr>
-          <w:b w:val="0"/>
-        </w:rPr>
-        <w:t xml:space="preserve"> details before discussing answers.</w:t>
-      </w:r>
-    </w:p>
-    <w:p>
-      <w:pPr>
-        <w:pStyle w:val="Heading3"/>
-      </w:pPr>
-      <w:r>
-        <w:t>Language to model</w:t>
-      </w:r>
-    </w:p>
-    <w:p>
-      <w:pPr>
-        <w:spacing w:line="336" w:lineRule="auto" w:after="180"/>
-        <w:shd w:fill="F1F6F8"/>
-      </w:pPr>
-      <w:r>
-        <w:rPr>
-          <w:b w:val="0"/>
-        </w:rPr>
-        <w:t>Say: Predict first. Show the rule, information path or calculation that would produce the result. A correct guess is not yet an explanation.</w:t>
-      </w:r>
-    </w:p>
-    <w:p>
-      <w:pPr>
-        <w:spacing w:line="336" w:lineRule="auto" w:after="180"/>
       </w:pPr>
       <w:r>
         <w:rPr>
           <w:b w:val="0"/>
         </w:rPr>
         <w:t>Reveal reasoning one step at a time. Explain why a tempting alternative fails. Write units and denominators for arithmetic, trace conditions for decisions, and identify supporting sources for claims.</w:t>
-      </w:r>
-    </w:p>
-    <w:p>
-      <w:pPr>
-        <w:spacing w:line="336" w:lineRule="auto" w:after="180"/>
-      </w:pPr>
-      <w:r>
-        <w:rPr>
-          <w:b w:val="0"/>
-        </w:rPr>
-        <w:t xml:space="preserve">In pairs, one learner solves while the other checks </w:t>
-      </w:r>
-      <w:r>
-        <w:rPr>
-          <w:b/>
-        </w:rPr>
-        <w:t>evidence</w:t>
-      </w:r>
-      <w:r>
-        <w:rPr>
-          <w:b w:val="0"/>
-        </w:rPr>
-        <w:t>; exchange roles. Remove the worked answer before independent assessment.</w:t>
       </w:r>
     </w:p>
     <w:p>
@@ -3303,523 +3447,103 @@
         <w:pStyle w:val="Heading3"/>
       </w:pPr>
       <w:r>
-        <w:t>Completion practice</w:t>
+        <w:t>Individual reasoning check</w:t>
+      </w:r>
+    </w:p>
+    <w:p>
+      <w:pPr>
+        <w:pStyle w:val="Heading3"/>
+      </w:pPr>
+      <w:r>
+        <w:t>Pictorial practice question</w:t>
+      </w:r>
+    </w:p>
+    <w:p>
+      <w:pPr>
+        <w:pStyle w:val="Heading3"/>
+      </w:pPr>
+      <w:r>
+        <w:t>Reasoned teacher answer</w:t>
+      </w:r>
+    </w:p>
+    <w:p>
+      <w:pPr>
+        <w:pStyle w:val="Heading1"/>
+      </w:pPr>
+      <w:r>
+        <w:t>04. Run the supplied investigation</w:t>
+      </w:r>
+    </w:p>
+    <w:p>
+      <w:r>
+        <w:t>Keep expected results, observed paper traces and remaining limits distinguishable.</w:t>
+      </w:r>
+    </w:p>
+    <w:p>
+      <w:pPr>
+        <w:pStyle w:val="Heading2"/>
+      </w:pPr>
+      <w:r>
+        <w:t>Supplied materials and answer guidance</w:t>
       </w:r>
     </w:p>
     <w:p>
       <w:pPr>
         <w:spacing w:line="336" w:lineRule="auto" w:after="180"/>
-        <w:shd w:fill="F5F1FB"/>
-      </w:pPr>
-      <w:r>
-        <w:rPr>
-          <w:b w:val="0"/>
-        </w:rPr>
-        <w:t>Completion task: Invent two cards with the same width but different correct labels under the card guide. Give both lengths and widths and justify the labels.</w:t>
-      </w:r>
-    </w:p>
-    <w:p>
-      <w:pPr>
-        <w:spacing w:line="336" w:lineRule="auto" w:after="180"/>
-        <w:shd w:fill="F5F1FB"/>
-      </w:pPr>
-      <w:r>
-        <w:rPr>
-          <w:b w:val="0"/>
-        </w:rPr>
-        <w:t>Explain why a system receiving only width cannot always label both correctly.</w:t>
-      </w:r>
-    </w:p>
-    <w:p>
-      <w:pPr>
-        <w:pStyle w:val="Heading3"/>
-      </w:pPr>
-      <w:r>
-        <w:t>Reasoning to listen for</w:t>
-      </w:r>
-    </w:p>
-    <w:p>
-      <w:pPr>
-        <w:spacing w:line="336" w:lineRule="auto" w:after="180"/>
-        <w:shd w:fill="F1F6FC"/>
-      </w:pPr>
-      <w:r>
-        <w:rPr>
-          <w:b w:val="0"/>
-        </w:rPr>
-        <w:t xml:space="preserve">Teacher check: One valid pair is length 11 width 6, which fits, and length 13 width 6, which is too large. Both give the width-only </w:t>
-      </w:r>
-      <w:r>
-        <w:rPr>
-          <w:b/>
-        </w:rPr>
-        <w:t>input</w:t>
-      </w:r>
-      <w:r>
-        <w:rPr>
-          <w:b w:val="0"/>
-        </w:rPr>
-        <w:t xml:space="preserve"> 6 but require different labels.</w:t>
-      </w:r>
-    </w:p>
-    <w:p>
-      <w:pPr>
-        <w:spacing w:line="336" w:lineRule="auto" w:after="180"/>
-        <w:shd w:fill="F1F6FC"/>
-      </w:pPr>
-      <w:r>
-        <w:rPr>
-          <w:b w:val="0"/>
-        </w:rPr>
-        <w:t>Without length or other permitted distinguishing information, the system cannot guarantee correct labels for both. Accept any valid pair with positive measurements, equal widths at most 8, and lengths on opposite sides of 12.</w:t>
-      </w:r>
-    </w:p>
-    <w:p>
-      <w:pPr>
-        <w:spacing w:line="336" w:lineRule="auto" w:after="180"/>
-      </w:pPr>
-      <w:r>
-        <w:rPr>
-          <w:b w:val="0"/>
-        </w:rPr>
-        <w:t xml:space="preserve">Start by identifying the given </w:t>
-      </w:r>
-      <w:r>
-        <w:rPr>
-          <w:b/>
-        </w:rPr>
-        <w:t>input</w:t>
-      </w:r>
-      <w:r>
-        <w:rPr>
-          <w:b w:val="0"/>
-        </w:rPr>
-        <w:t>s together. Leave the intermediate steps blank. If needed, model one step, then withdraw that help on the next step. Move to a full trace only when the partial trace is understood.</w:t>
-      </w:r>
-    </w:p>
-    <w:p>
-      <w:pPr>
-        <w:spacing w:line="336" w:lineRule="auto" w:after="180"/>
-      </w:pPr>
-      <w:r>
-        <w:rPr>
-          <w:b w:val="0"/>
-        </w:rPr>
-        <w:t>For partners, alternate explainer and checker; collect a response from every learner before discussion.</w:t>
-      </w:r>
-    </w:p>
-    <w:p>
-      <w:pPr>
-        <w:pStyle w:val="Heading3"/>
-      </w:pPr>
-      <w:r>
-        <w:t>Individual reasoning check</w:t>
-      </w:r>
-    </w:p>
-    <w:p>
-      <w:pPr>
-        <w:spacing w:line="336" w:lineRule="auto" w:after="180"/>
-      </w:pPr>
-      <w:r>
-        <w:rPr>
-          <w:b w:val="0"/>
-        </w:rPr>
-        <w:t xml:space="preserve">Use the worked case for </w:t>
-      </w:r>
-      <w:r>
-        <w:rPr>
-          <w:b/>
-        </w:rPr>
-        <w:t>Feature</w:t>
-      </w:r>
-      <w:r>
-        <w:rPr>
-          <w:b w:val="0"/>
-        </w:rPr>
-        <w:t>s and useful distinctions. Proposed explanation: “A stronger model can always recover an omitted measurement”. Decide whether this explanation is supported.</w:t>
-      </w:r>
-    </w:p>
-    <w:p>
-      <w:pPr>
-        <w:spacing w:line="336" w:lineRule="auto" w:after="180"/>
-      </w:pPr>
-      <w:r>
-        <w:rPr>
-          <w:b w:val="0"/>
-        </w:rPr>
-        <w:t>Point to the step or supplied fact that decides; explain your repair if needed.</w:t>
-      </w:r>
-    </w:p>
-    <w:p>
-      <w:pPr>
-        <w:pStyle w:val="Heading3"/>
-      </w:pPr>
-      <w:r>
-        <w:t>Expected repair</w:t>
-      </w:r>
-    </w:p>
-    <w:p>
-      <w:pPr>
-        <w:spacing w:line="336" w:lineRule="auto" w:after="180"/>
-        <w:shd w:fill="F1F6FC"/>
-      </w:pPr>
-      <w:r>
-        <w:rPr>
-          <w:b w:val="0"/>
-        </w:rPr>
-        <w:t>Expected correction: Cover width and all identifiers for two same-length cards with different labels. Ask which supplied value tells them apart. Guessing or using typical values cannot guarantee correctness for both.</w:t>
-      </w:r>
-    </w:p>
-    <w:p>
-      <w:pPr>
-        <w:spacing w:line="336" w:lineRule="auto" w:after="180"/>
-      </w:pPr>
-      <w:r>
-        <w:rPr>
-          <w:b w:val="0"/>
-        </w:rPr>
-        <w:t xml:space="preserve">Collect explanations, not only yes/no votes. If a misunderstanding is common, re-model the </w:t>
-      </w:r>
-      <w:r>
-        <w:rPr>
-          <w:b/>
-        </w:rPr>
-        <w:t>relevant</w:t>
-      </w:r>
-      <w:r>
-        <w:rPr>
-          <w:b w:val="0"/>
-        </w:rPr>
-        <w:t xml:space="preserve"> step for the class.</w:t>
-      </w:r>
-    </w:p>
-    <w:p>
-      <w:pPr>
-        <w:spacing w:line="336" w:lineRule="auto" w:after="180"/>
-      </w:pPr>
-      <w:r>
-        <w:rPr>
-          <w:b w:val="0"/>
-        </w:rPr>
-        <w:t>If it affects a few learners, give a short targeted group explanation while others solve a more demanding variation.</w:t>
-      </w:r>
-    </w:p>
-    <w:p>
-      <w:pPr>
-        <w:pStyle w:val="Heading3"/>
-      </w:pPr>
-      <w:r>
-        <w:t>Pictorial practice question</w:t>
-      </w:r>
-    </w:p>
-    <w:p>
-      <w:pPr>
-        <w:spacing w:line="336" w:lineRule="auto" w:after="180"/>
-      </w:pPr>
-      <w:r>
-        <w:rPr>
-          <w:b w:val="0"/>
-        </w:rPr>
-        <w:t xml:space="preserve">Point to the pair that tests pattern, then explain why the sticker is a bad early </w:t>
-      </w:r>
-      <w:r>
-        <w:rPr>
-          <w:b/>
-        </w:rPr>
-        <w:t>input</w:t>
-      </w:r>
-      <w:r>
-        <w:rPr>
-          <w:b w:val="0"/>
-        </w:rPr>
-        <w:t>.</w:t>
-      </w:r>
-    </w:p>
-    <w:p>
-      <w:pPr>
-        <w:pStyle w:val="Heading3"/>
-      </w:pPr>
-      <w:r>
-        <w:t>Reasoned teacher answer</w:t>
-      </w:r>
-    </w:p>
-    <w:p>
-      <w:pPr>
-        <w:spacing w:line="336" w:lineRule="auto" w:after="180"/>
-      </w:pPr>
-      <w:r>
-        <w:rPr>
-          <w:b w:val="0"/>
-        </w:rPr>
-        <w:t>P and S test pattern. The sticker is attached after the decision, so it is unavailable when a new box must be checked.</w:t>
-      </w:r>
-    </w:p>
-    <w:p>
-      <w:pPr>
-        <w:spacing w:line="336" w:lineRule="auto" w:after="180"/>
-      </w:pPr>
-      <w:r>
-        <w:rPr>
-          <w:b w:val="0"/>
-        </w:rPr>
-        <w:t>Changed-case reasoning: Q fits the shelf. Both dimensions now meet their limits, with equality allowed; stripe pattern does not change the rule.</w:t>
-      </w:r>
-    </w:p>
-    <w:p>
-      <w:pPr>
-        <w:spacing w:line="336" w:lineRule="auto" w:after="180"/>
-      </w:pPr>
-      <w:r>
-        <w:rPr>
-          <w:b w:val="0"/>
-        </w:rPr>
-        <w:t xml:space="preserve">Collect each learner’s explanation before discussion. Use the first missing connection between </w:t>
-      </w:r>
-      <w:r>
-        <w:rPr>
-          <w:b/>
-        </w:rPr>
-        <w:t>input</w:t>
-      </w:r>
-      <w:r>
-        <w:rPr>
-          <w:b w:val="0"/>
-        </w:rPr>
-        <w:t xml:space="preserve">, deciding step and result to choose support. This question is worked-case practice, not fresh mastery </w:t>
-      </w:r>
-      <w:r>
-        <w:rPr>
-          <w:b/>
-        </w:rPr>
-        <w:t>evidence</w:t>
-      </w:r>
-      <w:r>
-        <w:rPr>
-          <w:b w:val="0"/>
-        </w:rPr>
-        <w:t>.</w:t>
-      </w:r>
-    </w:p>
-    <w:p>
-      <w:pPr>
-        <w:pStyle w:val="Heading1"/>
-      </w:pPr>
-      <w:r>
-        <w:t>04. Run the weekly evidence lab</w:t>
-      </w:r>
-    </w:p>
-    <w:p>
-      <w:r>
-        <w:t>Run the Features: Useful Clues investigation and use the first unsupported step to choose a teaching response.</w:t>
-      </w:r>
-    </w:p>
-    <w:p>
-      <w:pPr>
-        <w:spacing w:line="336" w:lineRule="auto" w:after="180"/>
-      </w:pPr>
-      <w:r>
-        <w:rPr>
-          <w:b w:val="0"/>
-        </w:rPr>
-        <w:t xml:space="preserve">Predict first, test honestly, and explain what the </w:t>
-      </w:r>
-      <w:r>
-        <w:rPr>
-          <w:b/>
-        </w:rPr>
-        <w:t>evidence</w:t>
-      </w:r>
-      <w:r>
-        <w:rPr>
-          <w:b w:val="0"/>
-        </w:rPr>
-        <w:t xml:space="preserve"> means.</w:t>
-      </w:r>
-    </w:p>
-    <w:p>
-      <w:pPr>
-        <w:pStyle w:val="Heading3"/>
-      </w:pPr>
-      <w:r>
-        <w:t>1. Predict</w:t>
-      </w:r>
-    </w:p>
-    <w:p>
-      <w:pPr>
-        <w:spacing w:line="336" w:lineRule="auto" w:after="180"/>
-        <w:shd w:fill="F4F9FC"/>
-      </w:pPr>
-      <w:r>
-        <w:rPr>
-          <w:b w:val="0"/>
-        </w:rPr>
-        <w:t xml:space="preserve">State your </w:t>
-      </w:r>
-      <w:r>
-        <w:rPr>
-          <w:b/>
-        </w:rPr>
-        <w:t>prediction</w:t>
-      </w:r>
-      <w:r>
-        <w:rPr>
-          <w:b w:val="0"/>
-        </w:rPr>
-        <w:t xml:space="preserve"> before the result is known.</w:t>
-      </w:r>
-    </w:p>
-    <w:p>
-      <w:pPr>
-        <w:pStyle w:val="Heading3"/>
-      </w:pPr>
-      <w:r>
-        <w:t>2. Investigate</w:t>
-      </w:r>
-    </w:p>
-    <w:p>
-      <w:pPr>
-        <w:spacing w:line="336" w:lineRule="auto" w:after="180"/>
-        <w:shd w:fill="F4F9FC"/>
-      </w:pPr>
-      <w:r>
-        <w:rPr>
-          <w:b w:val="0"/>
-        </w:rPr>
-        <w:t xml:space="preserve">Complete the task: Choose three clues for cat/dog sorting; reject </w:t>
-      </w:r>
-      <w:r>
-        <w:rPr>
-          <w:b/>
-        </w:rPr>
-        <w:t>distraction</w:t>
-      </w:r>
-      <w:r>
-        <w:rPr>
-          <w:b w:val="0"/>
-        </w:rPr>
-        <w:t>s.</w:t>
-      </w:r>
-    </w:p>
-    <w:p>
-      <w:pPr>
-        <w:pStyle w:val="Heading3"/>
-      </w:pPr>
-      <w:r>
-        <w:t>3. Compare cases</w:t>
-      </w:r>
-    </w:p>
-    <w:p>
-      <w:pPr>
-        <w:spacing w:line="336" w:lineRule="auto" w:after="180"/>
-        <w:shd w:fill="F4F9FC"/>
-      </w:pPr>
-      <w:r>
-        <w:rPr>
-          <w:b w:val="0"/>
-        </w:rPr>
+      </w:pPr>
+      <w:r>
+        <w:rPr>
+          <w:b w:val="0"/>
+        </w:rPr>
+        <w:t>In the supplied four animal-picture records, ear shape and muzzle length match the labels in this tiny set; tail shape and background each occur with both species. The blue=cat/red=dog guess fails on C and D. None of this establishes a universal species rule. Unreadable ear and muzzle information is missing evidence, and extra examples are needed to evaluate a finished classifier. Reserve Design a record for a new task for the individual first attempt.</w:t>
+      </w:r>
+    </w:p>
+    <w:p>
+      <w:pPr>
+        <w:pStyle w:val="Heading2"/>
+      </w:pPr>
+      <w:r>
+        <w:t>Run and record</w:t>
+      </w:r>
+    </w:p>
+    <w:p>
+      <w:pPr>
+        <w:pStyle w:val="ListNumber"/>
+      </w:pPr>
+      <w:r>
+        <w:t>Complete the task: Choose three clues for cat/dog sorting; reject distractions.</w:t>
+      </w:r>
+    </w:p>
+    <w:p>
+      <w:pPr>
+        <w:pStyle w:val="ListNumber"/>
+      </w:pPr>
+      <w:r>
         <w:t>Keep a normal case and an edge case clearly separated.</w:t>
       </w:r>
     </w:p>
     <w:p>
       <w:pPr>
-        <w:pStyle w:val="Heading3"/>
-      </w:pPr>
-      <w:r>
-        <w:t>4. Record honestly</w:t>
-      </w:r>
-    </w:p>
-    <w:p>
-      <w:pPr>
-        <w:spacing w:line="336" w:lineRule="auto" w:after="180"/>
-        <w:shd w:fill="F4F9FC"/>
-      </w:pPr>
-      <w:r>
-        <w:rPr>
-          <w:b w:val="0"/>
-        </w:rPr>
-        <w:t xml:space="preserve">Record what happened—even when it does not match your </w:t>
-      </w:r>
-      <w:r>
-        <w:rPr>
-          <w:b/>
-        </w:rPr>
-        <w:t>prediction</w:t>
-      </w:r>
-      <w:r>
-        <w:rPr>
-          <w:b w:val="0"/>
-        </w:rPr>
-        <w:t>.</w:t>
-      </w:r>
-    </w:p>
-    <w:p>
-      <w:pPr>
-        <w:pStyle w:val="Heading3"/>
-      </w:pPr>
-      <w:r>
-        <w:t>5. Explain and plan the next test</w:t>
-      </w:r>
-    </w:p>
-    <w:p>
-      <w:pPr>
-        <w:spacing w:line="336" w:lineRule="auto" w:after="180"/>
-        <w:shd w:fill="F4F9FC"/>
-      </w:pPr>
-      <w:r>
-        <w:rPr>
-          <w:b w:val="0"/>
-        </w:rPr>
+        <w:pStyle w:val="ListNumber"/>
+      </w:pPr>
+      <w:r>
+        <w:t>Record what happened—even when it does not match your prediction.</w:t>
+      </w:r>
+    </w:p>
+    <w:p>
+      <w:pPr>
+        <w:pStyle w:val="ListNumber"/>
+      </w:pPr>
+      <w:r>
         <w:t>Explain the result, one limitation, and the next useful test.</w:t>
       </w:r>
     </w:p>
     <w:p>
       <w:pPr>
-        <w:pStyle w:val="Heading3"/>
-      </w:pPr>
-      <w:r>
-        <w:t>Use a fresh case after support</w:t>
-      </w:r>
-    </w:p>
-    <w:p>
-      <w:pPr>
-        <w:spacing w:line="336" w:lineRule="auto" w:after="180"/>
-        <w:shd w:fill="FFF5E6"/>
-      </w:pPr>
-      <w:r>
-        <w:rPr>
-          <w:b w:val="0"/>
-        </w:rPr>
-        <w:t>INDEPENDENCE After support is removed, repeat the proof with a fresh case.</w:t>
-      </w:r>
-    </w:p>
-    <w:p>
-      <w:pPr>
-        <w:pStyle w:val="Heading3"/>
-      </w:pPr>
-      <w:r>
-        <w:t>Make the lab runnable</w:t>
-      </w:r>
-    </w:p>
-    <w:p>
-      <w:pPr>
-        <w:spacing w:line="336" w:lineRule="auto" w:after="180"/>
-      </w:pPr>
-      <w:r>
-        <w:rPr>
-          <w:b w:val="0"/>
-        </w:rPr>
-        <w:t>Use the concrete case as the shared normal case and the independent question as a second case. Each pair creates a boundary or missing-information case and predicts its result before testing.</w:t>
-      </w:r>
-    </w:p>
-    <w:p>
-      <w:pPr>
-        <w:spacing w:line="336" w:lineRule="auto" w:after="180"/>
-      </w:pPr>
-      <w:r>
-        <w:rPr>
-          <w:b w:val="0"/>
-        </w:rPr>
-        <w:t>Keep the expected result separate from an observed mistake.</w:t>
+        <w:pStyle w:val="Heading2"/>
+      </w:pPr>
+      <w:r>
+        <w:t>Keep an inspectable record</w:t>
       </w:r>
     </w:p>
     <w:tbl>
@@ -3970,30 +3694,43 @@
     </w:tbl>
     <w:p>
       <w:pPr>
-        <w:pStyle w:val="Heading3"/>
-      </w:pPr>
-      <w:r>
-        <w:t>Diagnose and reteach</w:t>
-      </w:r>
-    </w:p>
-    <w:p>
-      <w:pPr>
-        <w:pStyle w:val="Heading3"/>
-      </w:pPr>
-      <w:r>
-        <w:t>Find the unsupported claim</w:t>
+        <w:pStyle w:val="Heading2"/>
+      </w:pPr>
+      <w:r>
+        <w:t>Diagnose the first misunderstanding</w:t>
       </w:r>
     </w:p>
     <w:p>
       <w:pPr>
         <w:spacing w:line="336" w:lineRule="auto" w:after="180"/>
-        <w:shd w:fill="F5F1FB"/>
-      </w:pPr>
-      <w:r>
-        <w:rPr>
-          <w:b w:val="0"/>
-        </w:rPr>
-        <w:t xml:space="preserve">CLAIM TO REPAIR The brightest </w:t>
+      </w:pPr>
+      <w:r>
+        <w:rPr>
+          <w:b w:val="0"/>
+        </w:rPr>
+        <w:t>A stronger model can always recover an omitted measurement: Cover width and all identifiers for two same-length cards with different labels. Ask which supplied value tells them apart.</w:t>
+      </w:r>
+    </w:p>
+    <w:p>
+      <w:pPr>
+        <w:spacing w:line="336" w:lineRule="auto" w:after="180"/>
+      </w:pPr>
+      <w:r>
+        <w:rPr>
+          <w:b w:val="0"/>
+        </w:rPr>
+        <w:t>Guessing or using typical values cannot guarantee correctness for both.</w:t>
+      </w:r>
+    </w:p>
+    <w:p>
+      <w:pPr>
+        <w:spacing w:line="336" w:lineRule="auto" w:after="180"/>
+      </w:pPr>
+      <w:r>
+        <w:rPr>
+          <w:b w:val="0"/>
+        </w:rPr>
+        <w:t xml:space="preserve">A </w:t>
       </w:r>
       <w:r>
         <w:rPr>
@@ -4005,7 +3742,31 @@
         <w:rPr>
           <w:b w:val="0"/>
         </w:rPr>
-        <w:t xml:space="preserve"> is always the best clue.</w:t>
+        <w:t xml:space="preserve"> that matches practice labels must be useful: Use a red </w:t>
+      </w:r>
+      <w:r>
+        <w:rPr>
+          <w:b/>
+        </w:rPr>
+        <w:t>fitting</w:t>
+      </w:r>
+      <w:r>
+        <w:rPr>
+          <w:b w:val="0"/>
+        </w:rPr>
+        <w:t xml:space="preserve"> card or a blue oversized card. Ask whether the </w:t>
+      </w:r>
+      <w:r>
+        <w:rPr>
+          <w:b/>
+        </w:rPr>
+        <w:t>feature</w:t>
+      </w:r>
+      <w:r>
+        <w:rPr>
+          <w:b w:val="0"/>
+        </w:rPr>
+        <w:t xml:space="preserve"> preserves the stated distinction when the practice pattern changes.</w:t>
       </w:r>
     </w:p>
     <w:p>
@@ -4016,147 +3777,48 @@
         <w:rPr>
           <w:b w:val="0"/>
         </w:rPr>
-        <w:t>For guessing, return to given facts and request a trace. For vocabulary without application, use one example and one non-example. For arithmetic errors, check the setup before the calculation.</w:t>
-      </w:r>
-    </w:p>
-    <w:p>
-      <w:pPr>
-        <w:spacing w:line="336" w:lineRule="auto" w:after="180"/>
-      </w:pPr>
-      <w:r>
-        <w:rPr>
-          <w:b w:val="0"/>
-        </w:rPr>
-        <w:t>Finish with a different uncoached case before recording mastery.</w:t>
-      </w:r>
-    </w:p>
-    <w:p>
-      <w:pPr>
-        <w:pStyle w:val="Heading3"/>
-      </w:pPr>
-      <w:r>
-        <w:t>Address these additional misconceptions</w:t>
-      </w:r>
-    </w:p>
-    <w:p>
-      <w:pPr>
-        <w:spacing w:line="336" w:lineRule="auto" w:after="180"/>
-      </w:pPr>
-      <w:r>
-        <w:rPr>
-          <w:b w:val="0"/>
-        </w:rPr>
-        <w:t>A stronger model can always recover an omitted measurement: Cover width and all identifiers for two same-length cards with different labels. Ask which supplied value tells them apart.</w:t>
-      </w:r>
-    </w:p>
-    <w:p>
-      <w:pPr>
-        <w:spacing w:line="336" w:lineRule="auto" w:after="180"/>
-      </w:pPr>
-      <w:r>
-        <w:rPr>
-          <w:b w:val="0"/>
-        </w:rPr>
-        <w:t>Guessing or using typical values cannot guarantee correctness for both.</w:t>
-      </w:r>
-    </w:p>
-    <w:p>
-      <w:pPr>
-        <w:spacing w:line="336" w:lineRule="auto" w:after="180"/>
-      </w:pPr>
-      <w:r>
-        <w:rPr>
-          <w:b w:val="0"/>
-        </w:rPr>
-        <w:t xml:space="preserve">A </w:t>
+        <w:t xml:space="preserve">The final label is the best </w:t>
       </w:r>
       <w:r>
         <w:rPr>
           <w:b/>
         </w:rPr>
+        <w:t>input</w:t>
+      </w:r>
+      <w:r>
+        <w:rPr>
+          <w:b w:val="0"/>
+        </w:rPr>
+        <w:t xml:space="preserve"> </w:t>
+      </w:r>
+      <w:r>
+        <w:rPr>
+          <w:b/>
+        </w:rPr>
         <w:t>feature</w:t>
       </w:r>
       <w:r>
         <w:rPr>
           <w:b w:val="0"/>
         </w:rPr>
-        <w:t xml:space="preserve"> that matches practice labels must be useful: Use a red </w:t>
+        <w:t xml:space="preserve">: Place the sticker after inspection on the timeline. It is a target for checking or teaching, not an available </w:t>
       </w:r>
       <w:r>
         <w:rPr>
           <w:b/>
         </w:rPr>
-        <w:t>fitting</w:t>
-      </w:r>
-      <w:r>
-        <w:rPr>
-          <w:b w:val="0"/>
-        </w:rPr>
-        <w:t xml:space="preserve"> card or a blue oversized card. Ask whether the </w:t>
+        <w:t>input</w:t>
+      </w:r>
+      <w:r>
+        <w:rPr>
+          <w:b w:val="0"/>
+        </w:rPr>
+        <w:t xml:space="preserve"> for a </w:t>
       </w:r>
       <w:r>
         <w:rPr>
           <w:b/>
         </w:rPr>
-        <w:t>feature</w:t>
-      </w:r>
-      <w:r>
-        <w:rPr>
-          <w:b w:val="0"/>
-        </w:rPr>
-        <w:t xml:space="preserve"> preserves the stated distinction when the practice pattern changes.</w:t>
-      </w:r>
-    </w:p>
-    <w:p>
-      <w:pPr>
-        <w:spacing w:line="336" w:lineRule="auto" w:after="180"/>
-      </w:pPr>
-      <w:r>
-        <w:rPr>
-          <w:b w:val="0"/>
-        </w:rPr>
-        <w:t xml:space="preserve">The final label is the best </w:t>
-      </w:r>
-      <w:r>
-        <w:rPr>
-          <w:b/>
-        </w:rPr>
-        <w:t>input</w:t>
-      </w:r>
-      <w:r>
-        <w:rPr>
-          <w:b w:val="0"/>
-        </w:rPr>
-        <w:t xml:space="preserve"> </w:t>
-      </w:r>
-      <w:r>
-        <w:rPr>
-          <w:b/>
-        </w:rPr>
-        <w:t>feature</w:t>
-      </w:r>
-      <w:r>
-        <w:rPr>
-          <w:b w:val="0"/>
-        </w:rPr>
-        <w:t xml:space="preserve">: Place the sticker after inspection on the timeline. It is a target for checking or teaching, not an available </w:t>
-      </w:r>
-      <w:r>
-        <w:rPr>
-          <w:b/>
-        </w:rPr>
-        <w:t>input</w:t>
-      </w:r>
-      <w:r>
-        <w:rPr>
-          <w:b w:val="0"/>
-        </w:rPr>
-        <w:t xml:space="preserve"> for a </w:t>
-      </w:r>
-      <w:r>
-        <w:rPr>
-          <w:b/>
-        </w:rPr>
         <w:t>prediction</w:t>
       </w:r>
       <w:r>
@@ -4168,25 +3830,10 @@
     </w:p>
     <w:p>
       <w:pPr>
-        <w:spacing w:line="336" w:lineRule="auto" w:after="180"/>
-      </w:pPr>
-      <w:r>
-        <w:rPr>
-          <w:b w:val="0"/>
-        </w:rPr>
-        <w:t xml:space="preserve">Useful </w:t>
-      </w:r>
-      <w:r>
-        <w:rPr>
-          <w:b/>
-        </w:rPr>
-        <w:t>feature</w:t>
-      </w:r>
-      <w:r>
-        <w:rPr>
-          <w:b w:val="0"/>
-        </w:rPr>
-        <w:t>s stay useful for every task: Change the target to red or blue bins. Identical dimensions can now require different answers, so colour matters.</w:t>
+        <w:pStyle w:val="Heading2"/>
+      </w:pPr>
+      <w:r>
+        <w:t>Choose support from the response</w:t>
       </w:r>
     </w:p>
     <w:p>
@@ -4345,12 +3992,191 @@
     </w:tbl>
     <w:p>
       <w:pPr>
+        <w:pStyle w:val="Heading2"/>
+      </w:pPr>
+      <w:r>
+        <w:t>Earlier wording, alternatives and picture transcripts · reference / check after trying</w:t>
+      </w:r>
+    </w:p>
+    <w:p>
+      <w:pPr>
         <w:spacing w:line="336" w:lineRule="auto" w:after="180"/>
       </w:pPr>
       <w:r>
         <w:rPr>
           <w:b w:val="0"/>
         </w:rPr>
+        <w:t>Run the weekly evidence lab</w:t>
+      </w:r>
+    </w:p>
+    <w:p>
+      <w:pPr>
+        <w:spacing w:line="336" w:lineRule="auto" w:after="180"/>
+      </w:pPr>
+      <w:r>
+        <w:rPr>
+          <w:b w:val="0"/>
+        </w:rPr>
+        <w:t xml:space="preserve">Predict first, test honestly, and explain what the </w:t>
+      </w:r>
+      <w:r>
+        <w:rPr>
+          <w:b/>
+        </w:rPr>
+        <w:t>evidence</w:t>
+      </w:r>
+      <w:r>
+        <w:rPr>
+          <w:b w:val="0"/>
+        </w:rPr>
+        <w:t xml:space="preserve"> means.</w:t>
+      </w:r>
+    </w:p>
+    <w:p>
+      <w:pPr>
+        <w:spacing w:line="336" w:lineRule="auto" w:after="180"/>
+      </w:pPr>
+      <w:r>
+        <w:rPr>
+          <w:b w:val="0"/>
+        </w:rPr>
+        <w:t xml:space="preserve">State your </w:t>
+      </w:r>
+      <w:r>
+        <w:rPr>
+          <w:b/>
+        </w:rPr>
+        <w:t>prediction</w:t>
+      </w:r>
+      <w:r>
+        <w:rPr>
+          <w:b w:val="0"/>
+        </w:rPr>
+        <w:t xml:space="preserve"> before the result is known.</w:t>
+      </w:r>
+    </w:p>
+    <w:p>
+      <w:pPr>
+        <w:spacing w:line="336" w:lineRule="auto" w:after="180"/>
+      </w:pPr>
+      <w:r>
+        <w:rPr>
+          <w:b w:val="0"/>
+        </w:rPr>
+        <w:t>INDEPENDENCE After support is removed, repeat the proof with a fresh case.</w:t>
+      </w:r>
+    </w:p>
+    <w:p>
+      <w:pPr>
+        <w:pStyle w:val="Heading3"/>
+      </w:pPr>
+      <w:r>
+        <w:t>Make the lab runnable</w:t>
+      </w:r>
+    </w:p>
+    <w:p>
+      <w:pPr>
+        <w:spacing w:line="336" w:lineRule="auto" w:after="180"/>
+      </w:pPr>
+      <w:r>
+        <w:rPr>
+          <w:b w:val="0"/>
+        </w:rPr>
+        <w:t>Use the supplied investigation for shared practice. Keep predictions and observed paper-trace results separate. Reserve Design a record for a new task for the individual first attempt before feedback; do not use the reserved case as a paired lab task.</w:t>
+      </w:r>
+    </w:p>
+    <w:p>
+      <w:pPr>
+        <w:pStyle w:val="Heading3"/>
+      </w:pPr>
+      <w:r>
+        <w:t>Diagnose and reteach</w:t>
+      </w:r>
+    </w:p>
+    <w:p>
+      <w:pPr>
+        <w:spacing w:line="336" w:lineRule="auto" w:after="180"/>
+      </w:pPr>
+      <w:r>
+        <w:rPr>
+          <w:b w:val="0"/>
+        </w:rPr>
+        <w:t xml:space="preserve">CLAIM TO REPAIR The brightest </w:t>
+      </w:r>
+      <w:r>
+        <w:rPr>
+          <w:b/>
+        </w:rPr>
+        <w:t>feature</w:t>
+      </w:r>
+      <w:r>
+        <w:rPr>
+          <w:b w:val="0"/>
+        </w:rPr>
+        <w:t xml:space="preserve"> is always the best clue.</w:t>
+      </w:r>
+    </w:p>
+    <w:p>
+      <w:pPr>
+        <w:spacing w:line="336" w:lineRule="auto" w:after="180"/>
+      </w:pPr>
+      <w:r>
+        <w:rPr>
+          <w:b w:val="0"/>
+        </w:rPr>
+        <w:t>For guessing, return to given facts and request a trace. For vocabulary without application, use one example and one non-example. For arithmetic errors, check the setup before the calculation.</w:t>
+      </w:r>
+    </w:p>
+    <w:p>
+      <w:pPr>
+        <w:spacing w:line="336" w:lineRule="auto" w:after="180"/>
+      </w:pPr>
+      <w:r>
+        <w:rPr>
+          <w:b w:val="0"/>
+        </w:rPr>
+        <w:t>Finish with a different uncoached case before recording mastery.</w:t>
+      </w:r>
+    </w:p>
+    <w:p>
+      <w:pPr>
+        <w:pStyle w:val="Heading3"/>
+      </w:pPr>
+      <w:r>
+        <w:t>Address these additional misconceptions</w:t>
+      </w:r>
+    </w:p>
+    <w:p>
+      <w:pPr>
+        <w:spacing w:line="336" w:lineRule="auto" w:after="180"/>
+      </w:pPr>
+      <w:r>
+        <w:rPr>
+          <w:b w:val="0"/>
+        </w:rPr>
+        <w:t xml:space="preserve">Useful </w:t>
+      </w:r>
+      <w:r>
+        <w:rPr>
+          <w:b/>
+        </w:rPr>
+        <w:t>feature</w:t>
+      </w:r>
+      <w:r>
+        <w:rPr>
+          <w:b w:val="0"/>
+        </w:rPr>
+        <w:t>s stay useful for every task: Change the target to red or blue bins. Identical dimensions can now require different answers, so colour matters.</w:t>
+      </w:r>
+    </w:p>
+    <w:p>
+      <w:pPr>
+        <w:spacing w:line="336" w:lineRule="auto" w:after="180"/>
+      </w:pPr>
+      <w:r>
+        <w:rPr>
+          <w:b w:val="0"/>
+        </w:rPr>
         <w:t>Offer an oral explanation, drawing, enlarged visual or fewer examples when that removes a reading/writing barrier. Keep the same reasoning goal.</w:t>
       </w:r>
     </w:p>
@@ -4370,12 +4196,626 @@
         <w:pStyle w:val="Heading1"/>
       </w:pPr>
       <w:r>
-        <w:t>05. Assess and explain the answers</w:t>
-      </w:r>
-    </w:p>
-    <w:p>
-      <w:r>
-        <w:t>Use the Features: Useful Clues questions, teacher keys and criteria after the relevant attempts. Previously discussed cases are practice; protect the separately selected independent task.</w:t>
+        <w:t>05. Assess the selected new case</w:t>
+      </w:r>
+    </w:p>
+    <w:p>
+      <w:r>
+        <w:t>Keep this key until after the first attempt; accept valid alternatives with defensible reasoning.</w:t>
+      </w:r>
+    </w:p>
+    <w:p>
+      <w:pPr>
+        <w:pStyle w:val="Heading2"/>
+      </w:pPr>
+      <w:r>
+        <w:t>Selected independent question and key</w:t>
+      </w:r>
+    </w:p>
+    <w:p>
+      <w:pPr>
+        <w:spacing w:line="336" w:lineRule="auto" w:after="180"/>
+      </w:pPr>
+      <w:r>
+        <w:rPr>
+          <w:b w:val="0"/>
+        </w:rPr>
+        <w:t>Selected case: A fictional display tray accepts a tile if its height is at most 9 cm and its thickness is at most 2 cm, including equality. Other dimensions are fixed.</w:t>
+      </w:r>
+    </w:p>
+    <w:p>
+      <w:pPr>
+        <w:spacing w:line="336" w:lineRule="auto" w:after="180"/>
+      </w:pPr>
+      <w:r>
+        <w:rPr>
+          <w:b w:val="0"/>
+        </w:rPr>
+        <w:t xml:space="preserve">Before checking, you can record height, thickness and pattern name. A pass sticker is added afterward. Choose </w:t>
+      </w:r>
+      <w:r>
+        <w:rPr>
+          <w:b/>
+        </w:rPr>
+        <w:t>input</w:t>
+      </w:r>
+      <w:r>
+        <w:rPr>
+          <w:b w:val="0"/>
+        </w:rPr>
+        <w:t>s with units. Construct two tiles with the same height but different labels.</w:t>
+      </w:r>
+    </w:p>
+    <w:p>
+      <w:pPr>
+        <w:spacing w:line="336" w:lineRule="auto" w:after="180"/>
+      </w:pPr>
+      <w:r>
+        <w:rPr>
+          <w:b w:val="0"/>
+        </w:rPr>
+        <w:t xml:space="preserve">Then label a 9 cm high, 2 cm thick striped tile and explain why the sticker is unsuitable as an </w:t>
+      </w:r>
+      <w:r>
+        <w:rPr>
+          <w:b/>
+        </w:rPr>
+        <w:t>input</w:t>
+      </w:r>
+      <w:r>
+        <w:rPr>
+          <w:b w:val="0"/>
+        </w:rPr>
+        <w:t xml:space="preserve"> before checking.</w:t>
+      </w:r>
+    </w:p>
+    <w:p>
+      <w:pPr>
+        <w:spacing w:line="336" w:lineRule="auto" w:after="180"/>
+      </w:pPr>
+      <w:r>
+        <w:rPr>
+          <w:b w:val="0"/>
+        </w:rPr>
+        <w:t>Record height in cm and thickness in cm. A valid pair is height 8 thickness 1, which passes, and height 8 thickness 3, which fails: equal height hides the required thickness distinction.</w:t>
+      </w:r>
+    </w:p>
+    <w:p>
+      <w:pPr>
+        <w:spacing w:line="336" w:lineRule="auto" w:after="180"/>
+      </w:pPr>
+      <w:r>
+        <w:rPr>
+          <w:b w:val="0"/>
+        </w:rPr>
+        <w:t xml:space="preserve">The 9 cm high, 2 cm thick tile passes both inclusive boundaries. Pattern name does not affect the stated rule. The pass sticker is created after checking and copies the target; using it to predict before checking is </w:t>
+      </w:r>
+      <w:r>
+        <w:rPr>
+          <w:b/>
+        </w:rPr>
+        <w:t>leakage</w:t>
+      </w:r>
+      <w:r>
+        <w:rPr>
+          <w:b w:val="0"/>
+        </w:rPr>
+        <w:t>.</w:t>
+      </w:r>
+    </w:p>
+    <w:p>
+      <w:pPr>
+        <w:pStyle w:val="Heading2"/>
+      </w:pPr>
+      <w:r>
+        <w:t>Judge explanation, trace and limits</w:t>
+      </w:r>
+    </w:p>
+    <w:tbl>
+      <w:tblPr>
+        <w:tblStyle w:val="LightShading-Accent1"/>
+        <w:tblW w:type="auto" w:w="0"/>
+        <w:tblLook w:firstColumn="1" w:firstRow="1" w:lastColumn="0" w:lastRow="0" w:noHBand="0" w:noVBand="1" w:val="04A0"/>
+      </w:tblPr>
+      <w:tblGrid>
+        <w:gridCol w:w="5112"/>
+        <w:gridCol w:w="5112"/>
+      </w:tblGrid>
+      <w:tr>
+        <w:trPr>
+          <w:tblHeader/>
+        </w:trPr>
+        <w:tc>
+          <w:tcPr>
+            <w:tcW w:type="dxa" w:w="5112"/>
+          </w:tcPr>
+          <w:p>
+            <w:r>
+              <w:t>Dimension</w:t>
+            </w:r>
+          </w:p>
+        </w:tc>
+        <w:tc>
+          <w:tcPr>
+            <w:tcW w:type="dxa" w:w="5112"/>
+          </w:tcPr>
+          <w:p>
+            <w:r>
+              <w:t>Evidence required</w:t>
+            </w:r>
+          </w:p>
+        </w:tc>
+      </w:tr>
+      <w:tr>
+        <w:tc>
+          <w:tcPr>
+            <w:tcW w:type="dxa" w:w="5112"/>
+          </w:tcPr>
+          <w:p>
+            <w:r>
+              <w:t>Explanation</w:t>
+            </w:r>
+          </w:p>
+        </w:tc>
+        <w:tc>
+          <w:tcPr>
+            <w:tcW w:type="dxa" w:w="5112"/>
+          </w:tcPr>
+          <w:p>
+            <w:r>
+              <w:t>Names the applicable idea or procedure and ties it to the supplied facts.</w:t>
+            </w:r>
+          </w:p>
+        </w:tc>
+      </w:tr>
+      <w:tr>
+        <w:tc>
+          <w:tcPr>
+            <w:tcW w:type="dxa" w:w="5112"/>
+          </w:tcPr>
+          <w:p>
+            <w:r>
+              <w:t>Trace and result</w:t>
+            </w:r>
+          </w:p>
+        </w:tc>
+        <w:tc>
+          <w:tcPr>
+            <w:tcW w:type="dxa" w:w="5112"/>
+          </w:tcPr>
+          <w:p>
+            <w:r>
+              <w:t>Preserves the given inputs and shows the relevant intermediate steps; distinguishes a prediction from an observed execution.</w:t>
+            </w:r>
+          </w:p>
+        </w:tc>
+      </w:tr>
+      <w:tr>
+        <w:tc>
+          <w:tcPr>
+            <w:tcW w:type="dxa" w:w="5112"/>
+          </w:tcPr>
+          <w:p>
+            <w:r>
+              <w:t>Limits</w:t>
+            </w:r>
+          </w:p>
+        </w:tc>
+        <w:tc>
+          <w:tcPr>
+            <w:tcW w:type="dxa" w:w="5112"/>
+          </w:tcPr>
+          <w:p>
+            <w:r>
+              <w:t>States the assumptions, missing evidence or conditions under which the result would change.</w:t>
+            </w:r>
+          </w:p>
+        </w:tc>
+      </w:tr>
+    </w:tbl>
+    <w:p>
+      <w:pPr>
+        <w:spacing w:line="336" w:lineRule="auto" w:after="180"/>
+      </w:pPr>
+      <w:r>
+        <w:rPr>
+          <w:b w:val="0"/>
+        </w:rPr>
+        <w:t>Record each dimension as not yet, with support, or independent. Accept a valid alternative procedure with a defensible trace.</w:t>
+      </w:r>
+    </w:p>
+    <w:p>
+      <w:pPr>
+        <w:spacing w:line="336" w:lineRule="auto" w:after="180"/>
+      </w:pPr>
+      <w:r>
+        <w:rPr>
+          <w:b w:val="0"/>
+        </w:rPr>
+        <w:t xml:space="preserve">Do not penalise an honestly recorded model failure if the learner correctly explains its </w:t>
+      </w:r>
+      <w:r>
+        <w:rPr>
+          <w:b/>
+        </w:rPr>
+        <w:t>evidence</w:t>
+      </w:r>
+      <w:r>
+        <w:rPr>
+          <w:b w:val="0"/>
+        </w:rPr>
+        <w:t xml:space="preserve"> and limits.</w:t>
+      </w:r>
+    </w:p>
+    <w:p>
+      <w:pPr>
+        <w:pStyle w:val="Heading2"/>
+      </w:pPr>
+      <w:r>
+        <w:t>Give one usable repair action</w:t>
+      </w:r>
+    </w:p>
+    <w:p>
+      <w:pPr>
+        <w:spacing w:line="336" w:lineRule="auto" w:after="180"/>
+      </w:pPr>
+      <w:r>
+        <w:rPr>
+          <w:b w:val="0"/>
+        </w:rPr>
+        <w:t xml:space="preserve">Name the earliest unsupported step and give one action to repair it. Have the learner make that repair now and explain why. Then assess the </w:t>
+      </w:r>
+      <w:r>
+        <w:rPr>
+          <w:b/>
+        </w:rPr>
+        <w:t>relevant</w:t>
+      </w:r>
+      <w:r>
+        <w:rPr>
+          <w:b w:val="0"/>
+        </w:rPr>
+        <w:t xml:space="preserve"> skill on a fresh, fully specified case.</w:t>
+      </w:r>
+    </w:p>
+    <w:p>
+      <w:pPr>
+        <w:spacing w:line="336" w:lineRule="auto" w:after="180"/>
+      </w:pPr>
+      <w:r>
+        <w:rPr>
+          <w:b w:val="0"/>
+        </w:rPr>
+        <w:t>Confirm it was not previously practised with feedback; solve and check the new case before assigning it. A follow-up design prompt is a starting brief, not automatically an equivalent test.</w:t>
+      </w:r>
+    </w:p>
+    <w:p>
+      <w:pPr>
+        <w:pStyle w:val="Heading2"/>
+      </w:pPr>
+      <w:r>
+        <w:t>W1 Separate inputs from the target</w:t>
+      </w:r>
+    </w:p>
+    <w:p>
+      <w:pPr>
+        <w:spacing w:line="336" w:lineRule="auto" w:after="180"/>
+      </w:pPr>
+      <w:r>
+        <w:rPr>
+          <w:b w:val="0"/>
+        </w:rPr>
+        <w:t>For the fixed-orientation card task, fits requires length at most 12 cm and width at most 8 cm, including equality.</w:t>
+      </w:r>
+    </w:p>
+    <w:p>
+      <w:pPr>
+        <w:spacing w:line="336" w:lineRule="auto" w:after="180"/>
+      </w:pPr>
+      <w:r>
+        <w:rPr>
+          <w:b w:val="0"/>
+        </w:rPr>
+        <w:t xml:space="preserve">Choose the measurements needed as </w:t>
+      </w:r>
+      <w:r>
+        <w:rPr>
+          <w:b/>
+        </w:rPr>
+        <w:t>input</w:t>
+      </w:r>
+      <w:r>
+        <w:rPr>
+          <w:b w:val="0"/>
+        </w:rPr>
+        <w:t xml:space="preserve">s from length, width, colour, card number and the final inspection sticker. State the </w:t>
+      </w:r>
+      <w:r>
+        <w:rPr>
+          <w:b/>
+        </w:rPr>
+        <w:t>target label</w:t>
+      </w:r>
+      <w:r>
+        <w:rPr>
+          <w:b w:val="0"/>
+        </w:rPr>
+        <w:t xml:space="preserve"> and write the </w:t>
+      </w:r>
+      <w:r>
+        <w:rPr>
+          <w:b/>
+        </w:rPr>
+        <w:t>feature record</w:t>
+      </w:r>
+      <w:r>
+        <w:rPr>
+          <w:b w:val="0"/>
+        </w:rPr>
+        <w:t xml:space="preserve"> for a 12 cm by 8 cm red card using a defined order.</w:t>
+      </w:r>
+    </w:p>
+    <w:p>
+      <w:pPr>
+        <w:spacing w:line="336" w:lineRule="auto" w:after="180"/>
+      </w:pPr>
+      <w:r>
+        <w:rPr>
+          <w:b w:val="0"/>
+        </w:rPr>
+        <w:t>Use length and width measured before the decision. State the order as length in cm, then width in cm; the record is 12, 8.</w:t>
+      </w:r>
+    </w:p>
+    <w:p>
+      <w:pPr>
+        <w:spacing w:line="336" w:lineRule="auto" w:after="180"/>
+      </w:pPr>
+      <w:r>
+        <w:rPr>
+          <w:b w:val="0"/>
+        </w:rPr>
+        <w:t>The target is fits or too large under the guide, and this card is fits because both equalities are included.</w:t>
+      </w:r>
+    </w:p>
+    <w:p>
+      <w:pPr>
+        <w:spacing w:line="336" w:lineRule="auto" w:after="180"/>
+      </w:pPr>
+      <w:r>
+        <w:rPr>
+          <w:b w:val="0"/>
+        </w:rPr>
+        <w:t>Colour and card number are not needed for this rule; the final inspection sticker copies the answer and is unavailable before inspection.</w:t>
+      </w:r>
+    </w:p>
+    <w:p>
+      <w:pPr>
+        <w:pStyle w:val="Heading2"/>
+      </w:pPr>
+      <w:r>
+        <w:t>W2 Prove that one measurement is insufficient</w:t>
+      </w:r>
+    </w:p>
+    <w:p>
+      <w:pPr>
+        <w:spacing w:line="336" w:lineRule="auto" w:after="180"/>
+      </w:pPr>
+      <w:r>
+        <w:rPr>
+          <w:b w:val="0"/>
+        </w:rPr>
+        <w:t>Invent two cards with the same width but different correct labels under the card guide. Give both lengths and widths and justify the labels. Explain why a system receiving only width cannot always label both correctly.</w:t>
+      </w:r>
+    </w:p>
+    <w:p>
+      <w:pPr>
+        <w:spacing w:line="336" w:lineRule="auto" w:after="180"/>
+      </w:pPr>
+      <w:r>
+        <w:rPr>
+          <w:b w:val="0"/>
+        </w:rPr>
+        <w:t xml:space="preserve">One valid pair is length 11 width 6, which fits, and length 13 width 6, which is too large. Both give the width-only </w:t>
+      </w:r>
+      <w:r>
+        <w:rPr>
+          <w:b/>
+        </w:rPr>
+        <w:t>input</w:t>
+      </w:r>
+      <w:r>
+        <w:rPr>
+          <w:b w:val="0"/>
+        </w:rPr>
+        <w:t xml:space="preserve"> 6 but require different labels.</w:t>
+      </w:r>
+    </w:p>
+    <w:p>
+      <w:pPr>
+        <w:spacing w:line="336" w:lineRule="auto" w:after="180"/>
+      </w:pPr>
+      <w:r>
+        <w:rPr>
+          <w:b w:val="0"/>
+        </w:rPr>
+        <w:t>Without length or other permitted distinguishing information, the system cannot guarantee correct labels for both. Accept any valid pair with positive measurements, equal widths at most 8, and lengths on opposite sides of 12.</w:t>
+      </w:r>
+    </w:p>
+    <w:p>
+      <w:pPr>
+        <w:pStyle w:val="Heading2"/>
+      </w:pPr>
+      <w:r>
+        <w:t>W3 Challenge an apparent colour shortcut</w:t>
+      </w:r>
+    </w:p>
+    <w:p>
+      <w:pPr>
+        <w:spacing w:line="336" w:lineRule="auto" w:after="180"/>
+      </w:pPr>
+      <w:r>
+        <w:rPr>
+          <w:b w:val="0"/>
+        </w:rPr>
+        <w:t>A practice set contains three blue cards that fit and three red cards that are too large. A helper uses blue means fits and red means too large. Create a new card that this helper mislabels.</w:t>
+      </w:r>
+    </w:p>
+    <w:p>
+      <w:pPr>
+        <w:spacing w:line="336" w:lineRule="auto" w:after="180"/>
+      </w:pPr>
+      <w:r>
+        <w:rPr>
+          <w:b w:val="0"/>
+        </w:rPr>
+        <w:t xml:space="preserve">Explain why the perfect practice score did not establish that colour was a reliable </w:t>
+      </w:r>
+      <w:r>
+        <w:rPr>
+          <w:b/>
+        </w:rPr>
+        <w:t>feature</w:t>
+      </w:r>
+      <w:r>
+        <w:rPr>
+          <w:b w:val="0"/>
+        </w:rPr>
+        <w:t xml:space="preserve"> for this task.</w:t>
+      </w:r>
+    </w:p>
+    <w:p>
+      <w:pPr>
+        <w:spacing w:line="336" w:lineRule="auto" w:after="180"/>
+      </w:pPr>
+      <w:r>
+        <w:rPr>
+          <w:b w:val="0"/>
+        </w:rPr>
+        <w:t>A red 10 by 7 cm card fits but the helper says too large; alternatively a blue 13 by 7 cm card is too large but the helper says fits. The practice set paired colour with size and did not test cases that separate them.</w:t>
+      </w:r>
+    </w:p>
+    <w:p>
+      <w:pPr>
+        <w:spacing w:line="336" w:lineRule="auto" w:after="180"/>
+      </w:pPr>
+      <w:r>
+        <w:rPr>
+          <w:b w:val="0"/>
+        </w:rPr>
+        <w:t xml:space="preserve">The stated guide depends on measurements, so compare </w:t>
+      </w:r>
+      <w:r>
+        <w:rPr>
+          <w:b/>
+        </w:rPr>
+        <w:t>prediction</w:t>
+      </w:r>
+      <w:r>
+        <w:rPr>
+          <w:b w:val="0"/>
+        </w:rPr>
+        <w:t>s with that guide on cases where colour and size no longer follow the shortcut.</w:t>
+      </w:r>
+    </w:p>
+    <w:p>
+      <w:pPr>
+        <w:pStyle w:val="Heading2"/>
+      </w:pPr>
+      <w:r>
+        <w:t>W5 Notice when the task changes</w:t>
+      </w:r>
+    </w:p>
+    <w:p>
+      <w:pPr>
+        <w:spacing w:line="336" w:lineRule="auto" w:after="180"/>
+      </w:pPr>
+      <w:r>
+        <w:rPr>
+          <w:b w:val="0"/>
+        </w:rPr>
+        <w:t xml:space="preserve">The delivery station now sorts cards into red and blue bins instead of checking dimensions. Which previously unneeded </w:t>
+      </w:r>
+      <w:r>
+        <w:rPr>
+          <w:b/>
+        </w:rPr>
+        <w:t>feature</w:t>
+      </w:r>
+      <w:r>
+        <w:rPr>
+          <w:b w:val="0"/>
+        </w:rPr>
+        <w:t xml:space="preserve"> becomes useful? Explain why length and width alone may now be insufficient.</w:t>
+      </w:r>
+    </w:p>
+    <w:p>
+      <w:pPr>
+        <w:spacing w:line="336" w:lineRule="auto" w:after="180"/>
+      </w:pPr>
+      <w:r>
+        <w:rPr>
+          <w:b w:val="0"/>
+        </w:rPr>
+        <w:t>Give two cards that support your explanation.</w:t>
+      </w:r>
+    </w:p>
+    <w:p>
+      <w:pPr>
+        <w:spacing w:line="336" w:lineRule="auto" w:after="180"/>
+      </w:pPr>
+      <w:r>
+        <w:rPr>
+          <w:b w:val="0"/>
+        </w:rPr>
+        <w:t>Colour becomes useful because the new target is red or blue. A red 10 by 7 card and a blue 10 by 7 card have identical length-width records but require different bins.</w:t>
+      </w:r>
+    </w:p>
+    <w:p>
+      <w:pPr>
+        <w:spacing w:line="336" w:lineRule="auto" w:after="180"/>
+      </w:pPr>
+      <w:r>
+        <w:rPr>
+          <w:b/>
+        </w:rPr>
+        <w:t>Feature</w:t>
+      </w:r>
+      <w:r>
+        <w:rPr>
+          <w:b w:val="0"/>
+        </w:rPr>
+        <w:t xml:space="preserve"> relevance depends on the task; reusing the previous </w:t>
+      </w:r>
+      <w:r>
+        <w:rPr>
+          <w:b/>
+        </w:rPr>
+        <w:t>feature</w:t>
+      </w:r>
+      <w:r>
+        <w:rPr>
+          <w:b w:val="0"/>
+        </w:rPr>
+        <w:t xml:space="preserve"> set without reviewing the target can discard the needed distinction.</w:t>
+      </w:r>
+    </w:p>
+    <w:p>
+      <w:pPr>
+        <w:pStyle w:val="Heading2"/>
+      </w:pPr>
+      <w:r>
+        <w:t>Earlier wording, alternatives and picture transcripts · reference / check after trying</w:t>
+      </w:r>
+    </w:p>
+    <w:p>
+      <w:pPr>
+        <w:spacing w:line="336" w:lineRule="auto" w:after="180"/>
+      </w:pPr>
+      <w:r>
+        <w:rPr>
+          <w:b w:val="0"/>
+        </w:rPr>
+        <w:t>Assess and explain the answers</w:t>
       </w:r>
     </w:p>
     <w:p>
@@ -4388,34 +4828,68 @@
     </w:p>
     <w:p>
       <w:pPr>
+        <w:spacing w:line="336" w:lineRule="auto" w:after="180"/>
+      </w:pPr>
+      <w:r>
+        <w:rPr>
+          <w:b w:val="0"/>
+        </w:rPr>
+        <w:t xml:space="preserve">Edge shape directly addresses the target. Size can vary within both categories. </w:t>
+      </w:r>
+      <w:r>
+        <w:rPr>
+          <w:b/>
+        </w:rPr>
+        <w:t>Feature</w:t>
+      </w:r>
+      <w:r>
+        <w:rPr>
+          <w:b w:val="0"/>
+        </w:rPr>
+        <w:t xml:space="preserve"> usefulness depends on the task.</w:t>
+      </w:r>
+    </w:p>
+    <w:p>
+      <w:pPr>
         <w:pStyle w:val="Heading3"/>
       </w:pPr>
       <w:r>
-        <w:t>Teacher key · Worked case answer</w:t>
+        <w:t>Additional transfer practice question</w:t>
       </w:r>
     </w:p>
     <w:p>
       <w:pPr>
         <w:spacing w:line="336" w:lineRule="auto" w:after="180"/>
-        <w:shd w:fill="F1F6FC"/>
-      </w:pPr>
-      <w:r>
-        <w:rPr>
-          <w:b w:val="0"/>
-        </w:rPr>
-        <w:t xml:space="preserve">Edge shape directly addresses the target. Size can vary within both categories. </w:t>
+      </w:pPr>
+      <w:r>
+        <w:rPr>
+          <w:b w:val="0"/>
+        </w:rPr>
+        <w:t xml:space="preserve">A sorter separates round and square tiles. Both shapes come in red and blue. Choose a useful </w:t>
       </w:r>
       <w:r>
         <w:rPr>
           <w:b/>
         </w:rPr>
-        <w:t>Feature</w:t>
-      </w:r>
-      <w:r>
-        <w:rPr>
-          <w:b w:val="0"/>
-        </w:rPr>
-        <w:t xml:space="preserve"> usefulness depends on the task.</w:t>
+        <w:t>feature</w:t>
+      </w:r>
+      <w:r>
+        <w:rPr>
+          <w:b w:val="0"/>
+        </w:rPr>
+        <w:t xml:space="preserve"> and a distracting </w:t>
+      </w:r>
+      <w:r>
+        <w:rPr>
+          <w:b/>
+        </w:rPr>
+        <w:t>feature</w:t>
+      </w:r>
+      <w:r>
+        <w:rPr>
+          <w:b w:val="0"/>
+        </w:rPr>
+        <w:t>. Test your choice on a blue circle.</w:t>
       </w:r>
     </w:p>
     <w:p>
@@ -4423,73 +4897,12 @@
         <w:pStyle w:val="Heading3"/>
       </w:pPr>
       <w:r>
-        <w:t>Independent question</w:t>
-      </w:r>
-    </w:p>
-    <w:p>
-      <w:pPr>
-        <w:pStyle w:val="Heading3"/>
-      </w:pPr>
-      <w:r>
-        <w:t>Independent question · withhold the key</w:t>
+        <w:t>Reasoned practice answer</w:t>
       </w:r>
     </w:p>
     <w:p>
       <w:pPr>
         <w:spacing w:line="336" w:lineRule="auto" w:after="180"/>
-        <w:shd w:fill="F5F1FB"/>
-      </w:pPr>
-      <w:r>
-        <w:rPr>
-          <w:b w:val="0"/>
-        </w:rPr>
-        <w:t xml:space="preserve">A sorter separates round and square tiles. Both shapes come in red and blue. Choose a useful </w:t>
-      </w:r>
-      <w:r>
-        <w:rPr>
-          <w:b/>
-        </w:rPr>
-        <w:t>feature</w:t>
-      </w:r>
-      <w:r>
-        <w:rPr>
-          <w:b w:val="0"/>
-        </w:rPr>
-        <w:t xml:space="preserve"> and a distracting </w:t>
-      </w:r>
-      <w:r>
-        <w:rPr>
-          <w:b/>
-        </w:rPr>
-        <w:t>feature</w:t>
-      </w:r>
-      <w:r>
-        <w:rPr>
-          <w:b w:val="0"/>
-        </w:rPr>
-        <w:t>. Test your choice on a blue circle.</w:t>
-      </w:r>
-    </w:p>
-    <w:p>
-      <w:pPr>
-        <w:pStyle w:val="Heading3"/>
-      </w:pPr>
-      <w:r>
-        <w:t>Expected independent answer</w:t>
-      </w:r>
-    </w:p>
-    <w:p>
-      <w:pPr>
-        <w:pStyle w:val="Heading3"/>
-      </w:pPr>
-      <w:r>
-        <w:t>Teacher key · Expected independent answer</w:t>
-      </w:r>
-    </w:p>
-    <w:p>
-      <w:pPr>
-        <w:spacing w:line="336" w:lineRule="auto" w:after="180"/>
-        <w:shd w:fill="F1F6FC"/>
       </w:pPr>
       <w:r>
         <w:rPr>
@@ -4819,34 +5232,155 @@
     </w:p>
     <w:p>
       <w:pPr>
+        <w:spacing w:line="336" w:lineRule="auto" w:after="180"/>
+      </w:pPr>
+      <w:r>
+        <w:rPr>
+          <w:b w:val="0"/>
+        </w:rPr>
+        <w:t>Test a large smooth leaf and a small toothed leaf with reliable labels. An edge-based rule predicts smooth and toothed respectively; a size shortcut reverses them.</w:t>
+      </w:r>
+    </w:p>
+    <w:p>
+      <w:pPr>
+        <w:spacing w:line="336" w:lineRule="auto" w:after="180"/>
+      </w:pPr>
+      <w:r>
+        <w:rPr>
+          <w:b w:val="0"/>
+        </w:rPr>
+        <w:t>Two tests expose this specific shortcut, but do not establish performance on every leaf.</w:t>
+      </w:r>
+    </w:p>
+    <w:p>
+      <w:pPr>
         <w:pStyle w:val="Heading3"/>
       </w:pPr>
       <w:r>
-        <w:t>Teacher key · Original transfer answer</w:t>
+        <w:t>Explanations for the additional workbook examples</w:t>
+      </w:r>
+    </w:p>
+    <w:p>
+      <w:pPr>
+        <w:pStyle w:val="Heading3"/>
+      </w:pPr>
+      <w:r>
+        <w:t>W1 Separate inputs from the target</w:t>
+      </w:r>
+    </w:p>
+    <w:p>
+      <w:pPr>
+        <w:pStyle w:val="Heading3"/>
+      </w:pPr>
+      <w:r>
+        <w:t>W2 Prove that one measurement is insufficient</w:t>
+      </w:r>
+    </w:p>
+    <w:p>
+      <w:pPr>
+        <w:pStyle w:val="Heading3"/>
+      </w:pPr>
+      <w:r>
+        <w:t>W3 Challenge an apparent colour shortcut</w:t>
+      </w:r>
+    </w:p>
+    <w:p>
+      <w:pPr>
+        <w:pStyle w:val="Heading3"/>
+      </w:pPr>
+      <w:r>
+        <w:t>W4 Design a record for a new task</w:t>
       </w:r>
     </w:p>
     <w:p>
       <w:pPr>
         <w:spacing w:line="336" w:lineRule="auto" w:after="180"/>
-        <w:shd w:fill="F1F6FC"/>
-      </w:pPr>
-      <w:r>
-        <w:rPr>
-          <w:b w:val="0"/>
-        </w:rPr>
-        <w:t>Test a large smooth leaf and a small toothed leaf with reliable labels. An edge-based rule predicts smooth and toothed respectively; a size shortcut reverses them.</w:t>
+      </w:pPr>
+      <w:r>
+        <w:rPr>
+          <w:b w:val="0"/>
+        </w:rPr>
+        <w:t>A fictional display tray accepts a tile if its height is at most 9 cm and its thickness is at most 2 cm, including equality. Other dimensions are fixed. Before checking, you can record height, thickness and pattern name.</w:t>
       </w:r>
     </w:p>
     <w:p>
       <w:pPr>
         <w:spacing w:line="336" w:lineRule="auto" w:after="180"/>
-        <w:shd w:fill="F1F6FC"/>
-      </w:pPr>
-      <w:r>
-        <w:rPr>
-          <w:b w:val="0"/>
-        </w:rPr>
-        <w:t>Two tests expose this specific shortcut, but do not establish performance on every leaf.</w:t>
+      </w:pPr>
+      <w:r>
+        <w:rPr>
+          <w:b w:val="0"/>
+        </w:rPr>
+        <w:t xml:space="preserve">A pass sticker is added afterward. Choose </w:t>
+      </w:r>
+      <w:r>
+        <w:rPr>
+          <w:b/>
+        </w:rPr>
+        <w:t>input</w:t>
+      </w:r>
+      <w:r>
+        <w:rPr>
+          <w:b w:val="0"/>
+        </w:rPr>
+        <w:t>s with units. Construct two tiles with the same height but different labels.</w:t>
+      </w:r>
+    </w:p>
+    <w:p>
+      <w:pPr>
+        <w:spacing w:line="336" w:lineRule="auto" w:after="180"/>
+      </w:pPr>
+      <w:r>
+        <w:rPr>
+          <w:b w:val="0"/>
+        </w:rPr>
+        <w:t xml:space="preserve">Then label a 9 cm high, 2 cm thick striped tile and explain why the sticker is unsuitable as an </w:t>
+      </w:r>
+      <w:r>
+        <w:rPr>
+          <w:b/>
+        </w:rPr>
+        <w:t>input</w:t>
+      </w:r>
+      <w:r>
+        <w:rPr>
+          <w:b w:val="0"/>
+        </w:rPr>
+        <w:t xml:space="preserve"> before checking.</w:t>
+      </w:r>
+    </w:p>
+    <w:p>
+      <w:pPr>
+        <w:spacing w:line="336" w:lineRule="auto" w:after="180"/>
+      </w:pPr>
+      <w:r>
+        <w:rPr>
+          <w:b w:val="0"/>
+        </w:rPr>
+        <w:t>Record height in cm and thickness in cm. A valid pair is height 8 thickness 1, which passes, and height 8 thickness 3, which fails: equal height hides the required thickness distinction.</w:t>
+      </w:r>
+    </w:p>
+    <w:p>
+      <w:pPr>
+        <w:spacing w:line="336" w:lineRule="auto" w:after="180"/>
+      </w:pPr>
+      <w:r>
+        <w:rPr>
+          <w:b w:val="0"/>
+        </w:rPr>
+        <w:t xml:space="preserve">The 9 cm high, 2 cm thick tile passes both inclusive boundaries. Pattern name does not affect the stated rule. The pass sticker is created after checking and copies the target; using it to predict before checking is </w:t>
+      </w:r>
+      <w:r>
+        <w:rPr>
+          <w:b/>
+        </w:rPr>
+        <w:t>leakage</w:t>
+      </w:r>
+      <w:r>
+        <w:rPr>
+          <w:b w:val="0"/>
+        </w:rPr>
+        <w:t>.</w:t>
       </w:r>
     </w:p>
     <w:p>
@@ -4854,7 +5388,7 @@
         <w:pStyle w:val="Heading3"/>
       </w:pPr>
       <w:r>
-        <w:t>Explanations for the additional workbook examples</w:t>
+        <w:t>W5 Notice when the task changes</w:t>
       </w:r>
     </w:p>
     <w:p>
@@ -4862,7 +5396,7 @@
         <w:pStyle w:val="Heading3"/>
       </w:pPr>
       <w:r>
-        <w:t>W1 Separate inputs from the target</w:t>
+        <w:t>Assess independent transfer</w:t>
       </w:r>
     </w:p>
     <w:p>
@@ -4870,31 +5404,70 @@
         <w:pStyle w:val="Heading3"/>
       </w:pPr>
       <w:r>
-        <w:t>Workbook question · W1</w:t>
+        <w:t>Selected case answer</w:t>
+      </w:r>
+    </w:p>
+    <w:p>
+      <w:pPr>
+        <w:pStyle w:val="Heading3"/>
+      </w:pPr>
+      <w:r>
+        <w:t>Feedback that the learner uses</w:t>
+      </w:r>
+    </w:p>
+    <w:p>
+      <w:pPr>
+        <w:pStyle w:val="Heading1"/>
+      </w:pPr>
+      <w:r>
+        <w:t>06. Connect, adapt and return</w:t>
+      </w:r>
+    </w:p>
+    <w:p>
+      <w:r>
+        <w:t>Retain the project evidence and revisit the reasoning on a changed case.</w:t>
+      </w:r>
+    </w:p>
+    <w:p>
+      <w:pPr>
+        <w:pStyle w:val="Heading2"/>
+      </w:pPr>
+      <w:r>
+        <w:t>Project evidence to keep</w:t>
       </w:r>
     </w:p>
     <w:p>
       <w:pPr>
         <w:spacing w:line="336" w:lineRule="auto" w:after="180"/>
-        <w:shd w:fill="F5F1FB"/>
-      </w:pPr>
-      <w:r>
-        <w:rPr>
-          <w:b w:val="0"/>
-        </w:rPr>
-        <w:t>For the fixed-orientation card task, fits requires length at most 12 cm and width at most 8 cm, including equality.</w:t>
+      </w:pPr>
+      <w:r>
+        <w:rPr>
+          <w:b w:val="0"/>
+        </w:rPr>
+        <w:t xml:space="preserve">Select the smallest useful </w:t>
+      </w:r>
+      <w:r>
+        <w:rPr>
+          <w:b/>
+        </w:rPr>
+        <w:t>feature</w:t>
+      </w:r>
+      <w:r>
+        <w:rPr>
+          <w:b w:val="0"/>
+        </w:rPr>
+        <w:t>s for lost-and-found sorting and reject clues tied to a particular classroom or owner.</w:t>
       </w:r>
     </w:p>
     <w:p>
       <w:pPr>
         <w:spacing w:line="336" w:lineRule="auto" w:after="180"/>
-        <w:shd w:fill="F5F1FB"/>
-      </w:pPr>
-      <w:r>
-        <w:rPr>
-          <w:b w:val="0"/>
-        </w:rPr>
-        <w:t xml:space="preserve">Choose the measurements needed as </w:t>
+      </w:pPr>
+      <w:r>
+        <w:rPr>
+          <w:b w:val="0"/>
+        </w:rPr>
+        <w:t xml:space="preserve">Keep the decision, </w:t>
       </w:r>
       <w:r>
         <w:rPr>
@@ -4906,123 +5479,165 @@
         <w:rPr>
           <w:b w:val="0"/>
         </w:rPr>
-        <w:t xml:space="preserve">s from length, width, colour, card number and the final inspection sticker. State the </w:t>
+        <w:t xml:space="preserve">, result, explanation and remaining limitation in the project </w:t>
       </w:r>
       <w:r>
         <w:rPr>
           <w:b/>
         </w:rPr>
-        <w:t>target label</w:t>
-      </w:r>
-      <w:r>
-        <w:rPr>
-          <w:b w:val="0"/>
-        </w:rPr>
-        <w:t xml:space="preserve"> and write the </w:t>
+        <w:t>evidence</w:t>
+      </w:r>
+      <w:r>
+        <w:rPr>
+          <w:b w:val="0"/>
+        </w:rPr>
+        <w:t xml:space="preserve"> record. Retrieve this record next week rather than restarting the project.</w:t>
+      </w:r>
+    </w:p>
+    <w:p>
+      <w:pPr>
+        <w:spacing w:line="336" w:lineRule="auto" w:after="180"/>
+      </w:pPr>
+      <w:r>
+        <w:rPr>
+          <w:b w:val="0"/>
+        </w:rPr>
+        <w:t xml:space="preserve">Choose sorter </w:t>
       </w:r>
       <w:r>
         <w:rPr>
           <w:b/>
         </w:rPr>
-        <w:t>feature record</w:t>
-      </w:r>
-      <w:r>
-        <w:rPr>
-          <w:b w:val="0"/>
-        </w:rPr>
-        <w:t xml:space="preserve"> for a 12 cm by 8 cm red card using a defined order.</w:t>
-      </w:r>
-    </w:p>
-    <w:p>
-      <w:pPr>
-        <w:pStyle w:val="Heading3"/>
-      </w:pPr>
-      <w:r>
-        <w:t>Teacher reasoning · W1</w:t>
+        <w:t>feature</w:t>
+      </w:r>
+      <w:r>
+        <w:rPr>
+          <w:b w:val="0"/>
+        </w:rPr>
+        <w:t>s that exist at decision time and actually connect to the stated classroom requirement.</w:t>
+      </w:r>
+    </w:p>
+    <w:p>
+      <w:pPr>
+        <w:pStyle w:val="Heading2"/>
+      </w:pPr>
+      <w:r>
+        <w:t>Support while preserving the reasoning goal</w:t>
       </w:r>
     </w:p>
     <w:p>
       <w:pPr>
         <w:spacing w:line="336" w:lineRule="auto" w:after="180"/>
-        <w:shd w:fill="F1F6FC"/>
-      </w:pPr>
-      <w:r>
-        <w:rPr>
-          <w:b w:val="0"/>
-        </w:rPr>
-        <w:t>Use length and width measured before the decision. State the order as length in cm, then width in cm; the record is 12, 8.</w:t>
+      </w:pPr>
+      <w:r>
+        <w:rPr>
+          <w:b w:val="0"/>
+        </w:rPr>
+        <w:t xml:space="preserve">Use physical cards, spoken explanations and a three-stage drawing. Read aloud without giving the answer. Stretch: compare two </w:t>
+      </w:r>
+      <w:r>
+        <w:rPr>
+          <w:b/>
+        </w:rPr>
+        <w:t>mechanism</w:t>
+      </w:r>
+      <w:r>
+        <w:rPr>
+          <w:b w:val="0"/>
+        </w:rPr>
+        <w:t xml:space="preserve">s with the same visible </w:t>
+      </w:r>
+      <w:r>
+        <w:rPr>
+          <w:b/>
+        </w:rPr>
+        <w:t>output</w:t>
+      </w:r>
+      <w:r>
+        <w:rPr>
+          <w:b w:val="0"/>
+        </w:rPr>
+        <w:t xml:space="preserve"> and explain what </w:t>
+      </w:r>
+      <w:r>
+        <w:rPr>
+          <w:b/>
+        </w:rPr>
+        <w:t>evidence</w:t>
+      </w:r>
+      <w:r>
+        <w:rPr>
+          <w:b w:val="0"/>
+        </w:rPr>
+        <w:t xml:space="preserve"> distinguishes them.</w:t>
       </w:r>
     </w:p>
     <w:p>
       <w:pPr>
         <w:spacing w:line="336" w:lineRule="auto" w:after="180"/>
-        <w:shd w:fill="F1F6FC"/>
-      </w:pPr>
-      <w:r>
-        <w:rPr>
-          <w:b w:val="0"/>
-        </w:rPr>
-        <w:t>The target is fits or too large under the guide, and this card is fits because both equalities are included.</w:t>
+      </w:pPr>
+      <w:r>
+        <w:rPr>
+          <w:b w:val="0"/>
+        </w:rPr>
+        <w:t xml:space="preserve">Let students physically cover unselected columns and compare two records side by side. Provide the sentence frame Same </w:t>
+      </w:r>
+      <w:r>
+        <w:rPr>
+          <w:b/>
+        </w:rPr>
+        <w:t>input</w:t>
+      </w:r>
+      <w:r>
+        <w:rPr>
+          <w:b w:val="0"/>
+        </w:rPr>
+        <w:t xml:space="preserve"> ___ but labels ___ and ___ because ___. Use written colour names so no task depends on colour vision.</w:t>
       </w:r>
     </w:p>
     <w:p>
       <w:pPr>
         <w:spacing w:line="336" w:lineRule="auto" w:after="180"/>
-        <w:shd w:fill="F1F6FC"/>
-      </w:pPr>
-      <w:r>
-        <w:rPr>
-          <w:b w:val="0"/>
-        </w:rPr>
-        <w:t>Colour and card number are not needed for this rule; the final inspection sticker copies the answer and is unavailable before inspection.</w:t>
-      </w:r>
-    </w:p>
-    <w:p>
-      <w:pPr>
-        <w:pStyle w:val="Heading3"/>
-      </w:pPr>
-      <w:r>
-        <w:t>W2 Prove that one measurement is insufficient</w:t>
-      </w:r>
-    </w:p>
-    <w:p>
-      <w:pPr>
-        <w:pStyle w:val="Heading3"/>
-      </w:pPr>
-      <w:r>
-        <w:t>Workbook question · W2</w:t>
+      </w:pPr>
+      <w:r>
+        <w:rPr>
+          <w:b w:val="0"/>
+        </w:rPr>
+        <w:t xml:space="preserve">Extension: ask learners to prove the width-only </w:t>
+      </w:r>
+      <w:r>
+        <w:rPr>
+          <w:b/>
+        </w:rPr>
+        <w:t>input</w:t>
+      </w:r>
+      <w:r>
+        <w:rPr>
+          <w:b w:val="0"/>
+        </w:rPr>
+        <w:t xml:space="preserve"> fails using a second valid pair, or explain how permitting card rotation would change the decision procedure even when the recorded dimensions stay the same.</w:t>
       </w:r>
     </w:p>
     <w:p>
       <w:pPr>
         <w:spacing w:line="336" w:lineRule="auto" w:after="180"/>
-        <w:shd w:fill="F5F1FB"/>
-      </w:pPr>
-      <w:r>
-        <w:rPr>
-          <w:b w:val="0"/>
-        </w:rPr>
-        <w:t>Invent two cards with the same width but different correct labels under the card guide. Give both lengths and widths and justify the labels. Explain why a system receiving only width cannot always label both correctly.</w:t>
-      </w:r>
-    </w:p>
-    <w:p>
-      <w:pPr>
-        <w:pStyle w:val="Heading3"/>
-      </w:pPr>
-      <w:r>
-        <w:t>Teacher reasoning · W2</w:t>
+      </w:pPr>
+      <w:r>
+        <w:rPr>
+          <w:b w:val="0"/>
+        </w:rPr>
+        <w:t>W4 shows secure independent understanding when the learner selects height and thickness with units, supplies an equal-height pair on opposite sides of the thickness limit, labels the boundary tile correctly, and explains the sticker timing.</w:t>
       </w:r>
     </w:p>
     <w:p>
       <w:pPr>
         <w:spacing w:line="336" w:lineRule="auto" w:after="180"/>
-        <w:shd w:fill="F1F6FC"/>
-      </w:pPr>
-      <w:r>
-        <w:rPr>
-          <w:b w:val="0"/>
-        </w:rPr>
-        <w:t xml:space="preserve">One valid pair is length 11 width 6, which fits, and length 13 width 6, which is too large. Both give the width-only </w:t>
+      </w:pPr>
+      <w:r>
+        <w:rPr>
+          <w:b w:val="0"/>
+        </w:rPr>
+        <w:t xml:space="preserve">Naming </w:t>
       </w:r>
       <w:r>
         <w:rPr>
@@ -5034,968 +5649,27 @@
         <w:rPr>
           <w:b w:val="0"/>
         </w:rPr>
-        <w:t xml:space="preserve"> 6 but require different labels.</w:t>
-      </w:r>
-    </w:p>
-    <w:p>
-      <w:pPr>
-        <w:spacing w:line="336" w:lineRule="auto" w:after="180"/>
-        <w:shd w:fill="F1F6FC"/>
-      </w:pPr>
-      <w:r>
-        <w:rPr>
-          <w:b w:val="0"/>
-        </w:rPr>
-        <w:t>Without length or other permitted distinguishing information, the system cannot guarantee correct labels for both. Accept any valid pair with positive measurements, equal widths at most 8, and lengths on opposite sides of 12.</w:t>
-      </w:r>
-    </w:p>
-    <w:p>
-      <w:pPr>
-        <w:pStyle w:val="Heading3"/>
-      </w:pPr>
-      <w:r>
-        <w:t>W3 Challenge an apparent colour shortcut</w:t>
-      </w:r>
-    </w:p>
-    <w:p>
-      <w:pPr>
-        <w:pStyle w:val="Heading3"/>
-      </w:pPr>
-      <w:r>
-        <w:t>Workbook question · W3</w:t>
-      </w:r>
-    </w:p>
-    <w:p>
-      <w:pPr>
-        <w:spacing w:line="336" w:lineRule="auto" w:after="180"/>
-        <w:shd w:fill="F5F1FB"/>
-      </w:pPr>
-      <w:r>
-        <w:rPr>
-          <w:b w:val="0"/>
-        </w:rPr>
-        <w:t>A practice set contains three blue cards that fit and three red cards that are too large. A helper uses blue means fits and red means too large. Create a new card that this helper mislabels.</w:t>
-      </w:r>
-    </w:p>
-    <w:p>
-      <w:pPr>
-        <w:spacing w:line="336" w:lineRule="auto" w:after="180"/>
-        <w:shd w:fill="F5F1FB"/>
-      </w:pPr>
-      <w:r>
-        <w:rPr>
-          <w:b w:val="0"/>
-        </w:rPr>
-        <w:t xml:space="preserve">Explain why the perfect practice score did not establish that colour was a reliable </w:t>
+        <w:t xml:space="preserve">s without a counterexample is partial </w:t>
       </w:r>
       <w:r>
         <w:rPr>
           <w:b/>
         </w:rPr>
-        <w:t>feature</w:t>
-      </w:r>
-      <w:r>
-        <w:rPr>
-          <w:b w:val="0"/>
-        </w:rPr>
-        <w:t xml:space="preserve"> for this task.</w:t>
-      </w:r>
-    </w:p>
-    <w:p>
-      <w:pPr>
-        <w:pStyle w:val="Heading3"/>
-      </w:pPr>
-      <w:r>
-        <w:t>Teacher reasoning · W3</w:t>
-      </w:r>
-    </w:p>
-    <w:p>
-      <w:pPr>
-        <w:spacing w:line="336" w:lineRule="auto" w:after="180"/>
-        <w:shd w:fill="F1F6FC"/>
-      </w:pPr>
-      <w:r>
-        <w:rPr>
-          <w:b w:val="0"/>
-        </w:rPr>
-        <w:t>A red 10 by 7 cm card fits but the helper says too large; alternatively a blue 13 by 7 cm card is too large but the helper says fits. The practice set paired colour with size and did not test cases that separate them.</w:t>
-      </w:r>
-    </w:p>
-    <w:p>
-      <w:pPr>
-        <w:spacing w:line="336" w:lineRule="auto" w:after="180"/>
-        <w:shd w:fill="F1F6FC"/>
-      </w:pPr>
-      <w:r>
-        <w:rPr>
-          <w:b w:val="0"/>
-        </w:rPr>
-        <w:t xml:space="preserve">The stated guide depends on measurements, so compare </w:t>
-      </w:r>
-      <w:r>
-        <w:rPr>
-          <w:b/>
-        </w:rPr>
-        <w:t>prediction</w:t>
-      </w:r>
-      <w:r>
-        <w:rPr>
-          <w:b w:val="0"/>
-        </w:rPr>
-        <w:t>s with that guide on cases where colour and size no longer follow the shortcut.</w:t>
-      </w:r>
-    </w:p>
-    <w:p>
-      <w:pPr>
-        <w:pStyle w:val="Heading3"/>
-      </w:pPr>
-      <w:r>
-        <w:t>W4 Design a record for a new task</w:t>
-      </w:r>
-    </w:p>
-    <w:p>
-      <w:pPr>
-        <w:pStyle w:val="Heading3"/>
-      </w:pPr>
-      <w:r>
-        <w:t>Workbook question · W4</w:t>
-      </w:r>
-    </w:p>
-    <w:p>
-      <w:pPr>
-        <w:spacing w:line="336" w:lineRule="auto" w:after="180"/>
-        <w:shd w:fill="F5F1FB"/>
-      </w:pPr>
-      <w:r>
-        <w:rPr>
-          <w:b w:val="0"/>
-        </w:rPr>
-        <w:t>A fictional display tray accepts a tile if its height is at most 9 cm and its thickness is at most 2 cm, including equality. Other dimensions are fixed. Before checking, you can record height, thickness and pattern name.</w:t>
-      </w:r>
-    </w:p>
-    <w:p>
-      <w:pPr>
-        <w:spacing w:line="336" w:lineRule="auto" w:after="180"/>
-        <w:shd w:fill="F5F1FB"/>
-      </w:pPr>
-      <w:r>
-        <w:rPr>
-          <w:b w:val="0"/>
-        </w:rPr>
-        <w:t xml:space="preserve">A pass sticker is added afterward. Choose </w:t>
-      </w:r>
-      <w:r>
-        <w:rPr>
-          <w:b/>
-        </w:rPr>
-        <w:t>input</w:t>
-      </w:r>
-      <w:r>
-        <w:rPr>
-          <w:b w:val="0"/>
-        </w:rPr>
-        <w:t>s with units. Construct two tiles with the same height but different labels.</w:t>
-      </w:r>
-    </w:p>
-    <w:p>
-      <w:pPr>
-        <w:spacing w:line="336" w:lineRule="auto" w:after="180"/>
-        <w:shd w:fill="F5F1FB"/>
-      </w:pPr>
-      <w:r>
-        <w:rPr>
-          <w:b w:val="0"/>
-        </w:rPr>
-        <w:t xml:space="preserve">Then label a 9 cm high, 2 cm thick striped tile and explain why the sticker is unsuitable as an </w:t>
-      </w:r>
-      <w:r>
-        <w:rPr>
-          <w:b/>
-        </w:rPr>
-        <w:t>input</w:t>
-      </w:r>
-      <w:r>
-        <w:rPr>
-          <w:b w:val="0"/>
-        </w:rPr>
-        <w:t xml:space="preserve"> before checking.</w:t>
-      </w:r>
-    </w:p>
-    <w:p>
-      <w:pPr>
-        <w:pStyle w:val="Heading3"/>
-      </w:pPr>
-      <w:r>
-        <w:t>Teacher reasoning · W4</w:t>
-      </w:r>
-    </w:p>
-    <w:p>
-      <w:pPr>
-        <w:spacing w:line="336" w:lineRule="auto" w:after="180"/>
-        <w:shd w:fill="F1F6FC"/>
-      </w:pPr>
-      <w:r>
-        <w:rPr>
-          <w:b w:val="0"/>
-        </w:rPr>
-        <w:t>Record height in cm and thickness in cm. A valid pair is height 8 thickness 1, which passes, and height 8 thickness 3, which fails: equal height hides the required thickness distinction.</w:t>
-      </w:r>
-    </w:p>
-    <w:p>
-      <w:pPr>
-        <w:spacing w:line="336" w:lineRule="auto" w:after="180"/>
-        <w:shd w:fill="F1F6FC"/>
-      </w:pPr>
-      <w:r>
-        <w:rPr>
-          <w:b w:val="0"/>
-        </w:rPr>
-        <w:t xml:space="preserve">The 9 cm high, 2 cm thick tile passes both inclusive boundaries. Pattern name does not affect the stated rule. The pass sticker is created after checking and copies the target; using it to predict before checking is </w:t>
-      </w:r>
-      <w:r>
-        <w:rPr>
-          <w:b/>
-        </w:rPr>
-        <w:t>leakage</w:t>
-      </w:r>
-      <w:r>
-        <w:rPr>
-          <w:b w:val="0"/>
-        </w:rPr>
-        <w:t>.</w:t>
-      </w:r>
-    </w:p>
-    <w:p>
-      <w:pPr>
-        <w:pStyle w:val="Heading3"/>
-      </w:pPr>
-      <w:r>
-        <w:t>W5 Notice when the task changes</w:t>
-      </w:r>
-    </w:p>
-    <w:p>
-      <w:pPr>
-        <w:pStyle w:val="Heading3"/>
-      </w:pPr>
-      <w:r>
-        <w:t>Workbook question · W5</w:t>
-      </w:r>
-    </w:p>
-    <w:p>
-      <w:pPr>
-        <w:spacing w:line="336" w:lineRule="auto" w:after="180"/>
-        <w:shd w:fill="F5F1FB"/>
-      </w:pPr>
-      <w:r>
-        <w:rPr>
-          <w:b w:val="0"/>
-        </w:rPr>
-        <w:t xml:space="preserve">The delivery station now sorts cards into red and blue bins instead of checking dimensions. Which previously unneeded </w:t>
-      </w:r>
-      <w:r>
-        <w:rPr>
-          <w:b/>
-        </w:rPr>
-        <w:t>feature</w:t>
-      </w:r>
-      <w:r>
-        <w:rPr>
-          <w:b w:val="0"/>
-        </w:rPr>
-        <w:t xml:space="preserve"> becomes useful? Explain why length and width alone may now be insufficient.</w:t>
-      </w:r>
-    </w:p>
-    <w:p>
-      <w:pPr>
-        <w:spacing w:line="336" w:lineRule="auto" w:after="180"/>
-        <w:shd w:fill="F5F1FB"/>
-      </w:pPr>
-      <w:r>
-        <w:rPr>
-          <w:b w:val="0"/>
-        </w:rPr>
-        <w:t>Give two cards that support your explanation.</w:t>
-      </w:r>
-    </w:p>
-    <w:p>
-      <w:pPr>
-        <w:pStyle w:val="Heading3"/>
-      </w:pPr>
-      <w:r>
-        <w:t>Teacher reasoning · W5</w:t>
-      </w:r>
-    </w:p>
-    <w:p>
-      <w:pPr>
-        <w:spacing w:line="336" w:lineRule="auto" w:after="180"/>
-        <w:shd w:fill="F1F6FC"/>
-      </w:pPr>
-      <w:r>
-        <w:rPr>
-          <w:b w:val="0"/>
-        </w:rPr>
-        <w:t>Colour becomes useful because the new target is red or blue. A red 10 by 7 card and a blue 10 by 7 card have identical length-width records but require different bins.</w:t>
-      </w:r>
-    </w:p>
-    <w:p>
-      <w:pPr>
-        <w:spacing w:line="336" w:lineRule="auto" w:after="180"/>
-        <w:shd w:fill="F1F6FC"/>
-      </w:pPr>
-      <w:r>
-        <w:rPr>
-          <w:b/>
-        </w:rPr>
-        <w:t>Feature</w:t>
-      </w:r>
-      <w:r>
-        <w:rPr>
-          <w:b w:val="0"/>
-        </w:rPr>
-        <w:t xml:space="preserve"> relevance depends on the task; reusing the previous </w:t>
-      </w:r>
-      <w:r>
-        <w:rPr>
-          <w:b/>
-        </w:rPr>
-        <w:t>feature</w:t>
-      </w:r>
-      <w:r>
-        <w:rPr>
-          <w:b w:val="0"/>
-        </w:rPr>
-        <w:t xml:space="preserve"> set without reviewing the target can discard the needed distinction.</w:t>
-      </w:r>
-    </w:p>
-    <w:p>
-      <w:pPr>
-        <w:pStyle w:val="Heading3"/>
-      </w:pPr>
-      <w:r>
-        <w:t>Assess independent transfer</w:t>
-      </w:r>
-    </w:p>
-    <w:p>
-      <w:pPr>
-        <w:pStyle w:val="Heading3"/>
-      </w:pPr>
-      <w:r>
-        <w:t>Independent question · withhold the key</w:t>
-      </w:r>
-    </w:p>
-    <w:p>
-      <w:pPr>
-        <w:spacing w:line="336" w:lineRule="auto" w:after="180"/>
-        <w:shd w:fill="F5F1FB"/>
-      </w:pPr>
-      <w:r>
-        <w:rPr>
-          <w:b w:val="0"/>
-        </w:rPr>
-        <w:t>Selected case: A fictional display tray accepts a tile if its height is at most 9 cm and its thickness is at most 2 cm, including equality. Other dimensions are fixed.</w:t>
-      </w:r>
-    </w:p>
-    <w:p>
-      <w:pPr>
-        <w:spacing w:line="336" w:lineRule="auto" w:after="180"/>
-        <w:shd w:fill="F5F1FB"/>
-      </w:pPr>
-      <w:r>
-        <w:rPr>
-          <w:b w:val="0"/>
-        </w:rPr>
-        <w:t xml:space="preserve">Before checking, you can record height, thickness and pattern name. A pass sticker is added afterward. Choose </w:t>
-      </w:r>
-      <w:r>
-        <w:rPr>
-          <w:b/>
-        </w:rPr>
-        <w:t>input</w:t>
-      </w:r>
-      <w:r>
-        <w:rPr>
-          <w:b w:val="0"/>
-        </w:rPr>
-        <w:t>s with units. Construct two tiles with the same height but different labels.</w:t>
-      </w:r>
-    </w:p>
-    <w:p>
-      <w:pPr>
-        <w:spacing w:line="336" w:lineRule="auto" w:after="180"/>
-        <w:shd w:fill="F5F1FB"/>
-      </w:pPr>
-      <w:r>
-        <w:rPr>
-          <w:b w:val="0"/>
-        </w:rPr>
-        <w:t xml:space="preserve">Then label a 9 cm high, 2 cm thick striped tile and explain why the sticker is unsuitable as an </w:t>
-      </w:r>
-      <w:r>
-        <w:rPr>
-          <w:b/>
-        </w:rPr>
-        <w:t>input</w:t>
-      </w:r>
-      <w:r>
-        <w:rPr>
-          <w:b w:val="0"/>
-        </w:rPr>
-        <w:t xml:space="preserve"> before checking.</w:t>
-      </w:r>
-    </w:p>
-    <w:p>
-      <w:pPr>
-        <w:pStyle w:val="Heading3"/>
-      </w:pPr>
-      <w:r>
-        <w:t>Selected case answer</w:t>
-      </w:r>
-    </w:p>
-    <w:p>
-      <w:pPr>
-        <w:pStyle w:val="Heading3"/>
-      </w:pPr>
-      <w:r>
-        <w:t>Teacher key · Selected case answer</w:t>
-      </w:r>
-    </w:p>
-    <w:p>
-      <w:pPr>
-        <w:spacing w:line="336" w:lineRule="auto" w:after="180"/>
-        <w:shd w:fill="F1F6FC"/>
-      </w:pPr>
-      <w:r>
-        <w:rPr>
-          <w:b w:val="0"/>
-        </w:rPr>
-        <w:t>Record height in cm and thickness in cm. A valid pair is height 8 thickness 1, which passes, and height 8 thickness 3, which fails: equal height hides the required thickness distinction.</w:t>
-      </w:r>
-    </w:p>
-    <w:p>
-      <w:pPr>
-        <w:spacing w:line="336" w:lineRule="auto" w:after="180"/>
-        <w:shd w:fill="F1F6FC"/>
-      </w:pPr>
-      <w:r>
-        <w:rPr>
-          <w:b w:val="0"/>
-        </w:rPr>
-        <w:t xml:space="preserve">The 9 cm high, 2 cm thick tile passes both inclusive boundaries. Pattern name does not affect the stated rule. The pass sticker is created after checking and copies the target; using it to predict before checking is </w:t>
-      </w:r>
-      <w:r>
-        <w:rPr>
-          <w:b/>
-        </w:rPr>
-        <w:t>leakage</w:t>
-      </w:r>
-      <w:r>
-        <w:rPr>
-          <w:b w:val="0"/>
-        </w:rPr>
-        <w:t>.</w:t>
-      </w:r>
-    </w:p>
-    <w:tbl>
-      <w:tblPr>
-        <w:tblStyle w:val="LightShading-Accent1"/>
-        <w:tblW w:type="auto" w:w="0"/>
-        <w:tblLook w:firstColumn="1" w:firstRow="1" w:lastColumn="0" w:lastRow="0" w:noHBand="0" w:noVBand="1" w:val="04A0"/>
-      </w:tblPr>
-      <w:tblGrid>
-        <w:gridCol w:w="5112"/>
-        <w:gridCol w:w="5112"/>
-      </w:tblGrid>
-      <w:tr>
-        <w:trPr>
-          <w:tblHeader/>
-        </w:trPr>
-        <w:tc>
-          <w:tcPr>
-            <w:tcW w:type="dxa" w:w="5112"/>
-          </w:tcPr>
-          <w:p>
-            <w:r>
-              <w:t>Dimension</w:t>
-            </w:r>
-          </w:p>
-        </w:tc>
-        <w:tc>
-          <w:tcPr>
-            <w:tcW w:type="dxa" w:w="5112"/>
-          </w:tcPr>
-          <w:p>
-            <w:r>
-              <w:t>Evidence required</w:t>
-            </w:r>
-          </w:p>
-        </w:tc>
-      </w:tr>
-      <w:tr>
-        <w:tc>
-          <w:tcPr>
-            <w:tcW w:type="dxa" w:w="5112"/>
-          </w:tcPr>
-          <w:p>
-            <w:r>
-              <w:t>Explanation</w:t>
-            </w:r>
-          </w:p>
-        </w:tc>
-        <w:tc>
-          <w:tcPr>
-            <w:tcW w:type="dxa" w:w="5112"/>
-          </w:tcPr>
-          <w:p>
-            <w:r>
-              <w:t>Names the applicable idea or procedure and ties it to the supplied facts.</w:t>
-            </w:r>
-          </w:p>
-        </w:tc>
-      </w:tr>
-      <w:tr>
-        <w:tc>
-          <w:tcPr>
-            <w:tcW w:type="dxa" w:w="5112"/>
-          </w:tcPr>
-          <w:p>
-            <w:r>
-              <w:t>Trace and result</w:t>
-            </w:r>
-          </w:p>
-        </w:tc>
-        <w:tc>
-          <w:tcPr>
-            <w:tcW w:type="dxa" w:w="5112"/>
-          </w:tcPr>
-          <w:p>
-            <w:r>
-              <w:t>Preserves the given inputs and shows the relevant intermediate steps; distinguishes a prediction from an observed execution.</w:t>
-            </w:r>
-          </w:p>
-        </w:tc>
-      </w:tr>
-      <w:tr>
-        <w:tc>
-          <w:tcPr>
-            <w:tcW w:type="dxa" w:w="5112"/>
-          </w:tcPr>
-          <w:p>
-            <w:r>
-              <w:t>Limits</w:t>
-            </w:r>
-          </w:p>
-        </w:tc>
-        <w:tc>
-          <w:tcPr>
-            <w:tcW w:type="dxa" w:w="5112"/>
-          </w:tcPr>
-          <w:p>
-            <w:r>
-              <w:t>States the assumptions, missing evidence or conditions under which the result would change.</w:t>
-            </w:r>
-          </w:p>
-        </w:tc>
-      </w:tr>
-    </w:tbl>
-    <w:p>
-      <w:pPr>
-        <w:pStyle w:val="Heading3"/>
-      </w:pPr>
-      <w:r>
-        <w:t>Teacher key · Selected case answer</w:t>
-      </w:r>
-    </w:p>
-    <w:p>
-      <w:pPr>
-        <w:spacing w:line="336" w:lineRule="auto" w:after="180"/>
-        <w:shd w:fill="F1F6FC"/>
-      </w:pPr>
-      <w:r>
-        <w:rPr>
-          <w:b w:val="0"/>
-        </w:rPr>
-        <w:t>Record each dimension as not yet, with support, or independent. Accept a valid alternative procedure with a defensible trace.</w:t>
-      </w:r>
-    </w:p>
-    <w:p>
-      <w:pPr>
-        <w:spacing w:line="336" w:lineRule="auto" w:after="180"/>
-        <w:shd w:fill="F1F6FC"/>
-      </w:pPr>
-      <w:r>
-        <w:rPr>
-          <w:b w:val="0"/>
-        </w:rPr>
-        <w:t xml:space="preserve">Do not penalise an honestly recorded model failure if the learner correctly explains its </w:t>
-      </w:r>
-      <w:r>
-        <w:rPr>
-          <w:b/>
-        </w:rPr>
         <w:t>evidence</w:t>
       </w:r>
       <w:r>
         <w:rPr>
           <w:b w:val="0"/>
         </w:rPr>
-        <w:t xml:space="preserve"> and limits.</w:t>
-      </w:r>
-    </w:p>
-    <w:p>
-      <w:pPr>
-        <w:pStyle w:val="Heading3"/>
-      </w:pPr>
-      <w:r>
-        <w:t>Feedback that the learner uses</w:t>
-      </w:r>
-    </w:p>
-    <w:p>
-      <w:pPr>
-        <w:spacing w:line="336" w:lineRule="auto" w:after="180"/>
-      </w:pPr>
-      <w:r>
-        <w:rPr>
-          <w:b w:val="0"/>
-        </w:rPr>
-        <w:t xml:space="preserve">Name the earliest unsupported step and give one action to repair it. Have the learner make that repair now and explain why. Then assess the </w:t>
-      </w:r>
-      <w:r>
-        <w:rPr>
-          <w:b/>
-        </w:rPr>
-        <w:t>relevant</w:t>
-      </w:r>
-      <w:r>
-        <w:rPr>
-          <w:b w:val="0"/>
-        </w:rPr>
-        <w:t xml:space="preserve"> skill on a fresh, fully specified case.</w:t>
-      </w:r>
-    </w:p>
-    <w:p>
-      <w:pPr>
-        <w:spacing w:line="336" w:lineRule="auto" w:after="180"/>
-      </w:pPr>
-      <w:r>
-        <w:rPr>
-          <w:b w:val="0"/>
-        </w:rPr>
-        <w:t>Confirm it was not previously practised with feedback; solve and check the new case before assigning it. A follow-up design prompt is a starting brief, not automatically an equivalent test.</w:t>
-      </w:r>
-    </w:p>
-    <w:p>
-      <w:pPr>
-        <w:pStyle w:val="Heading1"/>
-      </w:pPr>
-      <w:r>
-        <w:t>06. Connect and extend learning</w:t>
-      </w:r>
-    </w:p>
-    <w:p>
-      <w:r>
-        <w:t>Connect Features: Useful Clues to Helpful Classroom Sorter, adapt support and plan a later changed-case check.</w:t>
-      </w:r>
-    </w:p>
-    <w:p>
-      <w:pPr>
-        <w:pStyle w:val="Heading3"/>
-      </w:pPr>
-      <w:r>
-        <w:t>Helpful Classroom Sorter</w:t>
-      </w:r>
-    </w:p>
-    <w:p>
-      <w:pPr>
-        <w:spacing w:line="336" w:lineRule="auto" w:after="180"/>
-      </w:pPr>
-      <w:r>
-        <w:rPr>
-          <w:b w:val="0"/>
-        </w:rPr>
-        <w:t xml:space="preserve">Select the smallest useful </w:t>
-      </w:r>
-      <w:r>
-        <w:rPr>
-          <w:b/>
-        </w:rPr>
-        <w:t>feature</w:t>
-      </w:r>
-      <w:r>
-        <w:rPr>
-          <w:b w:val="0"/>
-        </w:rPr>
-        <w:t>s for lost-and-found sorting and reject clues tied to a particular classroom or owner.</w:t>
-      </w:r>
-    </w:p>
-    <w:p>
-      <w:pPr>
-        <w:spacing w:line="336" w:lineRule="auto" w:after="180"/>
-      </w:pPr>
-      <w:r>
-        <w:rPr>
-          <w:b w:val="0"/>
-        </w:rPr>
-        <w:t xml:space="preserve">Keep the decision, </w:t>
-      </w:r>
-      <w:r>
-        <w:rPr>
-          <w:b/>
-        </w:rPr>
-        <w:t>input</w:t>
-      </w:r>
-      <w:r>
-        <w:rPr>
-          <w:b w:val="0"/>
-        </w:rPr>
-        <w:t xml:space="preserve">, result, explanation and remaining limitation in the project </w:t>
-      </w:r>
-      <w:r>
-        <w:rPr>
-          <w:b/>
-        </w:rPr>
-        <w:t>evidence</w:t>
-      </w:r>
-      <w:r>
-        <w:rPr>
-          <w:b w:val="0"/>
-        </w:rPr>
-        <w:t xml:space="preserve"> record. Retrieve this record next week rather than restarting the project.</w:t>
-      </w:r>
-    </w:p>
-    <w:p>
-      <w:pPr>
-        <w:pStyle w:val="Heading3"/>
-      </w:pPr>
-      <w:r>
-        <w:t>Support and stretch</w:t>
-      </w:r>
-    </w:p>
-    <w:p>
-      <w:pPr>
-        <w:spacing w:line="336" w:lineRule="auto" w:after="180"/>
-      </w:pPr>
-      <w:r>
-        <w:rPr>
-          <w:b w:val="0"/>
-        </w:rPr>
-        <w:t xml:space="preserve">Use physical cards, spoken explanations and a three-stage drawing. Read aloud without giving the answer. Stretch: compare two </w:t>
-      </w:r>
-      <w:r>
-        <w:rPr>
-          <w:b/>
-        </w:rPr>
-        <w:t>mechanism</w:t>
-      </w:r>
-      <w:r>
-        <w:rPr>
-          <w:b w:val="0"/>
-        </w:rPr>
-        <w:t xml:space="preserve">s with the same visible </w:t>
-      </w:r>
-      <w:r>
-        <w:rPr>
-          <w:b/>
-        </w:rPr>
-        <w:t>output</w:t>
-      </w:r>
-      <w:r>
-        <w:rPr>
-          <w:b w:val="0"/>
-        </w:rPr>
-        <w:t xml:space="preserve"> and explain what </w:t>
-      </w:r>
-      <w:r>
-        <w:rPr>
-          <w:b/>
-        </w:rPr>
-        <w:t>evidence</w:t>
-      </w:r>
-      <w:r>
-        <w:rPr>
-          <w:b w:val="0"/>
-        </w:rPr>
-        <w:t xml:space="preserve"> distinguishes them.</w:t>
-      </w:r>
-    </w:p>
-    <w:p>
-      <w:pPr>
-        <w:pStyle w:val="Heading3"/>
-      </w:pPr>
-      <w:r>
-        <w:t>Exit reflection</w:t>
-      </w:r>
-    </w:p>
-    <w:p>
-      <w:pPr>
-        <w:spacing w:line="336" w:lineRule="auto" w:after="180"/>
-      </w:pPr>
-      <w:r>
-        <w:rPr>
-          <w:b w:val="0"/>
-        </w:rPr>
-        <w:t xml:space="preserve">Ask for one decision the learner can now justify and one situation requiring more </w:t>
-      </w:r>
-      <w:r>
-        <w:rPr>
-          <w:b/>
-        </w:rPr>
-        <w:t>evidence</w:t>
-      </w:r>
-      <w:r>
-        <w:rPr>
-          <w:b w:val="0"/>
-        </w:rPr>
-        <w:t xml:space="preserve"> or human review. Confidence ratings are separate from correct independent performance.</w:t>
-      </w:r>
-    </w:p>
-    <w:p>
-      <w:pPr>
-        <w:pStyle w:val="Heading3"/>
-      </w:pPr>
-      <w:r>
-        <w:t>Bridge to the next week</w:t>
-      </w:r>
-    </w:p>
-    <w:p>
-      <w:pPr>
-        <w:spacing w:line="336" w:lineRule="auto" w:after="180"/>
-      </w:pPr>
-      <w:r>
-        <w:rPr>
-          <w:b w:val="0"/>
-        </w:rPr>
-        <w:t xml:space="preserve">Next: Week 9: Algorithms as Recipes. Retrieve today’s </w:t>
-      </w:r>
-      <w:r>
-        <w:rPr>
-          <w:b/>
-        </w:rPr>
-        <w:t>evidence</w:t>
-      </w:r>
-      <w:r>
-        <w:rPr>
-          <w:b w:val="0"/>
-        </w:rPr>
-        <w:t xml:space="preserve"> and identify what carries forward and what is new.</w:t>
-      </w:r>
-    </w:p>
-    <w:p>
-      <w:pPr>
-        <w:pStyle w:val="Heading3"/>
-      </w:pPr>
-      <w:r>
-        <w:t>Support and fresh reassessment</w:t>
-      </w:r>
-    </w:p>
-    <w:p>
-      <w:pPr>
-        <w:spacing w:line="336" w:lineRule="auto" w:after="180"/>
-      </w:pPr>
-      <w:r>
-        <w:rPr>
-          <w:b w:val="0"/>
-        </w:rPr>
-        <w:t xml:space="preserve">Let students physically cover unselected columns and compare two records side by side. Provide the sentence frame Same </w:t>
-      </w:r>
-      <w:r>
-        <w:rPr>
-          <w:b/>
-        </w:rPr>
-        <w:t>input</w:t>
-      </w:r>
-      <w:r>
-        <w:rPr>
-          <w:b w:val="0"/>
-        </w:rPr>
-        <w:t xml:space="preserve"> ___ but labels ___ and ___ because ___. Use written colour names so no task depends on colour vision.</w:t>
-      </w:r>
-    </w:p>
-    <w:p>
-      <w:pPr>
-        <w:spacing w:line="336" w:lineRule="auto" w:after="180"/>
-      </w:pPr>
-      <w:r>
-        <w:rPr>
-          <w:b w:val="0"/>
-        </w:rPr>
-        <w:t xml:space="preserve">Extension: ask learners to prove the width-only </w:t>
-      </w:r>
-      <w:r>
-        <w:rPr>
-          <w:b/>
-        </w:rPr>
-        <w:t>input</w:t>
-      </w:r>
-      <w:r>
-        <w:rPr>
-          <w:b w:val="0"/>
-        </w:rPr>
-        <w:t xml:space="preserve"> fails using a second valid pair, or explain how permitting card rotation would change the decision procedure even when the recorded dimensions stay the same.</w:t>
-      </w:r>
-    </w:p>
-    <w:p>
-      <w:pPr>
-        <w:spacing w:line="336" w:lineRule="auto" w:after="180"/>
-      </w:pPr>
-      <w:r>
-        <w:rPr>
-          <w:b w:val="0"/>
-        </w:rPr>
-        <w:t>W4 shows secure independent understanding when the learner selects height and thickness with units, supplies an equal-height pair on opposite sides of the thickness limit, labels the boundary tile correctly, and explains the sticker timing.</w:t>
-      </w:r>
-    </w:p>
-    <w:p>
-      <w:pPr>
-        <w:spacing w:line="336" w:lineRule="auto" w:after="180"/>
-      </w:pPr>
-      <w:r>
-        <w:rPr>
-          <w:b w:val="0"/>
-        </w:rPr>
-        <w:t xml:space="preserve">Naming </w:t>
-      </w:r>
-      <w:r>
-        <w:rPr>
-          <w:b/>
-        </w:rPr>
-        <w:t>input</w:t>
-      </w:r>
-      <w:r>
-        <w:rPr>
-          <w:b w:val="0"/>
-        </w:rPr>
-        <w:t xml:space="preserve">s without a counterexample is partial </w:t>
-      </w:r>
-      <w:r>
-        <w:rPr>
-          <w:b/>
-        </w:rPr>
-        <w:t>evidence</w:t>
-      </w:r>
-      <w:r>
-        <w:rPr>
-          <w:b w:val="0"/>
-        </w:rPr>
         <w:t>. After support, retry with a new tray limit of height 7 cm and thickness 3 cm; ask for a fresh equal-height pair before confirming mastery.</w:t>
       </w:r>
     </w:p>
     <w:p>
       <w:pPr>
-        <w:spacing w:line="336" w:lineRule="auto" w:after="180"/>
-      </w:pPr>
-      <w:r>
-        <w:rPr>
-          <w:b w:val="0"/>
-        </w:rPr>
-        <w:t>Week 9 introduces algorithms and changing state. Students will trace ordered instructions and record how values change, keeping the initial conditions and the sequence visible.</w:t>
-      </w:r>
-    </w:p>
-    <w:p>
-      <w:pPr>
-        <w:pStyle w:val="Heading3"/>
-      </w:pPr>
-      <w:r>
-        <w:t>Plan the delayed return</w:t>
+        <w:pStyle w:val="Heading2"/>
+      </w:pPr>
+      <w:r>
+        <w:t>Plan the delayed check</w:t>
       </w:r>
     </w:p>
     <w:p>
@@ -6212,60 +5886,176 @@
     </w:p>
     <w:p>
       <w:pPr>
+        <w:pStyle w:val="Heading2"/>
+      </w:pPr>
+      <w:r>
+        <w:t>Bridge to next week</w:t>
+      </w:r>
+    </w:p>
+    <w:p>
+      <w:pPr>
+        <w:spacing w:line="336" w:lineRule="auto" w:after="180"/>
+      </w:pPr>
+      <w:r>
+        <w:rPr>
+          <w:b w:val="0"/>
+        </w:rPr>
+        <w:t xml:space="preserve">Ask for one decision the learner can now justify and one situation requiring more </w:t>
+      </w:r>
+      <w:r>
+        <w:rPr>
+          <w:b/>
+        </w:rPr>
+        <w:t>evidence</w:t>
+      </w:r>
+      <w:r>
+        <w:rPr>
+          <w:b w:val="0"/>
+        </w:rPr>
+        <w:t xml:space="preserve"> or human review. Confidence ratings are separate from correct independent performance.</w:t>
+      </w:r>
+    </w:p>
+    <w:p>
+      <w:pPr>
+        <w:spacing w:line="336" w:lineRule="auto" w:after="180"/>
+      </w:pPr>
+      <w:r>
+        <w:rPr>
+          <w:b w:val="0"/>
+        </w:rPr>
+        <w:t xml:space="preserve">Next: Week 9: Algorithms as Recipes. Retrieve today’s </w:t>
+      </w:r>
+      <w:r>
+        <w:rPr>
+          <w:b/>
+        </w:rPr>
+        <w:t>evidence</w:t>
+      </w:r>
+      <w:r>
+        <w:rPr>
+          <w:b w:val="0"/>
+        </w:rPr>
+        <w:t xml:space="preserve"> and identify what carries forward and what is new.</w:t>
+      </w:r>
+    </w:p>
+    <w:p>
+      <w:pPr>
+        <w:spacing w:line="336" w:lineRule="auto" w:after="180"/>
+      </w:pPr>
+      <w:r>
+        <w:rPr>
+          <w:b w:val="0"/>
+        </w:rPr>
+        <w:t>Week 9 introduces algorithms and changing state. Students will trace ordered instructions and record how values change, keeping the initial conditions and the sequence visible.</w:t>
+      </w:r>
+    </w:p>
+    <w:p>
+      <w:pPr>
+        <w:pStyle w:val="Heading2"/>
+      </w:pPr>
+      <w:r>
+        <w:t>Earlier wording, alternatives and picture transcripts · reference / check after trying</w:t>
+      </w:r>
+    </w:p>
+    <w:p>
+      <w:pPr>
+        <w:spacing w:line="336" w:lineRule="auto" w:after="180"/>
+      </w:pPr>
+      <w:r>
+        <w:rPr>
+          <w:b w:val="0"/>
+        </w:rPr>
+        <w:t>Connect and extend learning</w:t>
+      </w:r>
+    </w:p>
+    <w:p>
+      <w:pPr>
         <w:pStyle w:val="Heading3"/>
       </w:pPr>
       <w:r>
+        <w:t>Helpful Classroom Sorter</w:t>
+      </w:r>
+    </w:p>
+    <w:p>
+      <w:pPr>
+        <w:pStyle w:val="Heading3"/>
+      </w:pPr>
+      <w:r>
+        <w:t>Support and stretch</w:t>
+      </w:r>
+    </w:p>
+    <w:p>
+      <w:pPr>
+        <w:pStyle w:val="Heading3"/>
+      </w:pPr>
+      <w:r>
+        <w:t>Exit reflection</w:t>
+      </w:r>
+    </w:p>
+    <w:p>
+      <w:pPr>
+        <w:pStyle w:val="Heading3"/>
+      </w:pPr>
+      <w:r>
+        <w:t>Bridge to the next week</w:t>
+      </w:r>
+    </w:p>
+    <w:p>
+      <w:pPr>
+        <w:pStyle w:val="Heading3"/>
+      </w:pPr>
+      <w:r>
+        <w:t>Support and fresh reassessment</w:t>
+      </w:r>
+    </w:p>
+    <w:p>
+      <w:pPr>
+        <w:pStyle w:val="Heading3"/>
+      </w:pPr>
+      <w:r>
+        <w:t>Plan the delayed return</w:t>
+      </w:r>
+    </w:p>
+    <w:p>
+      <w:pPr>
+        <w:pStyle w:val="Heading3"/>
+      </w:pPr>
+      <w:r>
         <w:t>Project evidence from this case</w:t>
       </w:r>
     </w:p>
     <w:p>
       <w:pPr>
+        <w:pStyle w:val="Heading1"/>
+      </w:pPr>
+      <w:r>
+        <w:t>Reference bank and extra practice</w:t>
+      </w:r>
+    </w:p>
+    <w:p>
+      <w:pPr>
+        <w:pStyle w:val="Heading1"/>
+      </w:pPr>
+      <w:r>
+        <w:t>07. Reference: alternative planning checklist</w:t>
+      </w:r>
+    </w:p>
+    <w:p>
+      <w:r>
+        <w:t>Use as a reminder alongside the main route rather than teaching the cycle twice.</w:t>
+      </w:r>
+    </w:p>
+    <w:p>
+      <w:pPr>
+        <w:pStyle w:val="Heading2"/>
+      </w:pPr>
+      <w:r>
+        <w:t>Preparation and schedule</w:t>
+      </w:r>
+    </w:p>
+    <w:p>
+      <w:pPr>
         <w:spacing w:line="336" w:lineRule="auto" w:after="180"/>
-      </w:pPr>
-      <w:r>
-        <w:rPr>
-          <w:b w:val="0"/>
-        </w:rPr>
-        <w:t xml:space="preserve">Choose sorter </w:t>
-      </w:r>
-      <w:r>
-        <w:rPr>
-          <w:b/>
-        </w:rPr>
-        <w:t>feature</w:t>
-      </w:r>
-      <w:r>
-        <w:rPr>
-          <w:b w:val="0"/>
-        </w:rPr>
-        <w:t>s that exist at decision time and actually connect to the stated classroom requirement.</w:t>
-      </w:r>
-    </w:p>
-    <w:p>
-      <w:pPr>
-        <w:pStyle w:val="Heading1"/>
-      </w:pPr>
-      <w:r>
-        <w:t>07. Prepare, teach and assess</w:t>
-      </w:r>
-    </w:p>
-    <w:p>
-      <w:r>
-        <w:t>Use this preparation summary alongside the detailed Features: Useful Clues lesson; it is a checklist rather than a replacement for the full sequence.</w:t>
-      </w:r>
-    </w:p>
-    <w:p>
-      <w:pPr>
-        <w:pStyle w:val="Heading3"/>
-      </w:pPr>
-      <w:r>
-        <w:t>Teaching target</w:t>
-      </w:r>
-    </w:p>
-    <w:p>
-      <w:pPr>
-        <w:spacing w:line="336" w:lineRule="auto" w:after="180"/>
-        <w:shd w:fill="EDF7F3"/>
       </w:pPr>
       <w:r>
         <w:rPr>
@@ -6442,6 +6232,14 @@
     </w:tbl>
     <w:p>
       <w:pPr>
+        <w:pStyle w:val="Heading2"/>
+      </w:pPr>
+      <w:r>
+        <w:t>Practice and assessment reminders</w:t>
+      </w:r>
+    </w:p>
+    <w:p>
+      <w:pPr>
         <w:spacing w:line="336" w:lineRule="auto" w:after="180"/>
       </w:pPr>
       <w:r>
@@ -6464,16 +6262,7 @@
     </w:p>
     <w:p>
       <w:pPr>
-        <w:pStyle w:val="Heading3"/>
-      </w:pPr>
-      <w:r>
-        <w:t>Supported practice answer</w:t>
-      </w:r>
-    </w:p>
-    <w:p>
-      <w:pPr>
         <w:spacing w:line="336" w:lineRule="auto" w:after="180"/>
-        <w:shd w:fill="F1F6FC"/>
       </w:pPr>
       <w:r>
         <w:rPr>
@@ -6497,7 +6286,6 @@
     <w:p>
       <w:pPr>
         <w:spacing w:line="336" w:lineRule="auto" w:after="180"/>
-        <w:shd w:fill="F1F6FC"/>
       </w:pPr>
       <w:r>
         <w:rPr>
@@ -6542,16 +6330,7 @@
     </w:p>
     <w:p>
       <w:pPr>
-        <w:pStyle w:val="Heading3"/>
-      </w:pPr>
-      <w:r>
-        <w:t>Repair the misconception</w:t>
-      </w:r>
-    </w:p>
-    <w:p>
-      <w:pPr>
         <w:spacing w:line="336" w:lineRule="auto" w:after="180"/>
-        <w:shd w:fill="FFF5E6"/>
       </w:pPr>
       <w:r>
         <w:rPr>
@@ -6562,16 +6341,7 @@
     </w:p>
     <w:p>
       <w:pPr>
-        <w:pStyle w:val="Heading3"/>
-      </w:pPr>
-      <w:r>
-        <w:t>Support without giving away the answer</w:t>
-      </w:r>
-    </w:p>
-    <w:p>
-      <w:pPr>
         <w:spacing w:line="336" w:lineRule="auto" w:after="180"/>
-        <w:shd w:fill="F1F6F8"/>
       </w:pPr>
       <w:r>
         <w:rPr>
@@ -6594,16 +6364,7 @@
     </w:p>
     <w:p>
       <w:pPr>
-        <w:pStyle w:val="Heading3"/>
-      </w:pPr>
-      <w:r>
-        <w:t>Extend the reasoning</w:t>
-      </w:r>
-    </w:p>
-    <w:p>
-      <w:pPr>
         <w:spacing w:line="336" w:lineRule="auto" w:after="180"/>
-        <w:shd w:fill="F5F1FB"/>
       </w:pPr>
       <w:r>
         <w:rPr>
@@ -6627,7 +6388,6 @@
     <w:p>
       <w:pPr>
         <w:spacing w:line="336" w:lineRule="auto" w:after="180"/>
-        <w:shd w:fill="F5F1FB"/>
       </w:pPr>
       <w:r>
         <w:rPr>
@@ -6638,16 +6398,7 @@
     </w:p>
     <w:p>
       <w:pPr>
-        <w:pStyle w:val="Heading3"/>
-      </w:pPr>
-      <w:r>
-        <w:t>Protect the independent attempt</w:t>
-      </w:r>
-    </w:p>
-    <w:p>
-      <w:pPr>
         <w:spacing w:line="336" w:lineRule="auto" w:after="180"/>
-        <w:shd w:fill="FFF5E6"/>
       </w:pPr>
       <w:r>
         <w:rPr>
@@ -6842,16 +6593,7 @@
     </w:tbl>
     <w:p>
       <w:pPr>
-        <w:pStyle w:val="Heading3"/>
-      </w:pPr>
-      <w:r>
-        <w:t>Project checkpoint</w:t>
-      </w:r>
-    </w:p>
-    <w:p>
-      <w:pPr>
         <w:spacing w:line="336" w:lineRule="auto" w:after="180"/>
-        <w:shd w:fill="EDF7F3"/>
       </w:pPr>
       <w:r>
         <w:rPr>
@@ -6912,12 +6654,20 @@
         <w:pStyle w:val="Heading1"/>
       </w:pPr>
       <w:r>
-        <w:t>08. Use feedback, labs and repair paths</w:t>
-      </w:r>
-    </w:p>
-    <w:p>
-      <w:r>
-        <w:t>Use feedback, earlier review and portfolios purposefully. Apply the coding routine only when this lesson has an executable lab.</w:t>
+        <w:t>08. Reference: feedback and records</w:t>
+      </w:r>
+    </w:p>
+    <w:p>
+      <w:r>
+        <w:t>Use digital tools where they help retain an explanation and its evidence.</w:t>
+      </w:r>
+    </w:p>
+    <w:p>
+      <w:pPr>
+        <w:pStyle w:val="Heading2"/>
+      </w:pPr>
+      <w:r>
+        <w:t>Keep practice and independent evidence separate</w:t>
       </w:r>
     </w:p>
     <w:p>
@@ -6956,10 +6706,52 @@
     </w:p>
     <w:p>
       <w:pPr>
-        <w:pStyle w:val="Heading3"/>
-      </w:pPr>
-      <w:r>
-        <w:t>For later coding lessons</w:t>
+        <w:pStyle w:val="Heading2"/>
+      </w:pPr>
+      <w:r>
+        <w:t>Repair and portfolio records</w:t>
+      </w:r>
+    </w:p>
+    <w:p>
+      <w:pPr>
+        <w:spacing w:line="336" w:lineRule="auto" w:after="180"/>
+      </w:pPr>
+      <w:r>
+        <w:rPr>
+          <w:b w:val="0"/>
+        </w:rPr>
+        <w:t>Use the earlier worked-explanation links to address a specific missing building block, then return to the current question. Adapt this suggestion after observing the learner; it is not an automatic diagnosis.</w:t>
+      </w:r>
+    </w:p>
+    <w:p>
+      <w:pPr>
+        <w:spacing w:line="336" w:lineRule="auto" w:after="180"/>
+      </w:pPr>
+      <w:r>
+        <w:rPr>
+          <w:b w:val="0"/>
+        </w:rPr>
+        <w:t xml:space="preserve">Collect the completed-work portfolio as </w:t>
+      </w:r>
+      <w:r>
+        <w:rPr>
+          <w:b/>
+        </w:rPr>
+        <w:t>evidence</w:t>
+      </w:r>
+      <w:r>
+        <w:rPr>
+          <w:b w:val="0"/>
+        </w:rPr>
+        <w:t>. Record support separately from correctness, and assess explanation, trace/test and limitations. Progress ticks and quiz selections alone do not establish mastery.</w:t>
+      </w:r>
+    </w:p>
+    <w:p>
+      <w:pPr>
+        <w:pStyle w:val="Heading2"/>
+      </w:pPr>
+      <w:r>
+        <w:t>Earlier wording, alternatives and picture transcripts · reference / check after trying</w:t>
       </w:r>
     </w:p>
     <w:p>
@@ -6970,7 +6762,6 @@
     <w:p>
       <w:pPr>
         <w:spacing w:line="336" w:lineRule="auto" w:after="180"/>
-        <w:shd w:fill="F1F6F8"/>
       </w:pPr>
       <w:r>
         <w:rPr>
@@ -6993,77 +6784,20 @@
     </w:p>
     <w:p>
       <w:pPr>
-        <w:spacing w:line="336" w:lineRule="auto" w:after="180"/>
-      </w:pPr>
-      <w:r>
-        <w:rPr>
-          <w:b w:val="0"/>
-        </w:rPr>
-        <w:t>Use the earlier worked-explanation links to address a specific missing building block, then return to the current question. Adapt this suggestion after observing the learner; it is not an automatic diagnosis.</w:t>
-      </w:r>
-    </w:p>
-    <w:p>
-      <w:pPr>
-        <w:spacing w:line="336" w:lineRule="auto" w:after="180"/>
-      </w:pPr>
-      <w:r>
-        <w:rPr>
-          <w:b w:val="0"/>
-        </w:rPr>
-        <w:t xml:space="preserve">Collect the completed-work portfolio as </w:t>
-      </w:r>
-      <w:r>
-        <w:rPr>
-          <w:b/>
-        </w:rPr>
-        <w:t>evidence</w:t>
-      </w:r>
-      <w:r>
-        <w:rPr>
-          <w:b w:val="0"/>
-        </w:rPr>
-        <w:t>. Record support separately from correctness, and assess explanation, trace/test and limitations. Progress ticks and quiz selections alone do not establish mastery.</w:t>
-      </w:r>
-    </w:p>
-    <w:p>
-      <w:pPr>
         <w:pStyle w:val="Heading1"/>
       </w:pPr>
       <w:r>
-        <w:t>09. Visual concept journey</w:t>
-      </w:r>
-    </w:p>
-    <w:p>
-      <w:r>
-        <w:t>Show one Features: Useful Clues graphic at a time, request a prediction and discuss its trace before the independent assessment.</w:t>
-      </w:r>
-    </w:p>
-    <w:p>
-      <w:pPr>
-        <w:spacing w:line="336" w:lineRule="auto" w:after="180"/>
-      </w:pPr>
-      <w:r>
-        <w:rPr>
-          <w:b w:val="0"/>
-        </w:rPr>
-        <w:t xml:space="preserve">Use one picture at a time. Hide a worked result before asking for a </w:t>
-      </w:r>
-      <w:r>
-        <w:rPr>
-          <w:b/>
-        </w:rPr>
-        <w:t>prediction</w:t>
-      </w:r>
-      <w:r>
-        <w:rPr>
-          <w:b w:val="0"/>
-        </w:rPr>
-        <w:t>, then reveal it for feedback. These are supported teaching cases; retain the separate independent assessment for a fresh first attempt.</w:t>
-      </w:r>
-    </w:p>
-    <w:p>
-      <w:pPr>
-        <w:pStyle w:val="Heading3"/>
+        <w:t>09. Reference: teach with the six pictures</w:t>
+      </w:r>
+    </w:p>
+    <w:p>
+      <w:r>
+        <w:t>Choose the picture for the teaching move and connect it to the explanation.</w:t>
+      </w:r>
+    </w:p>
+    <w:p>
+      <w:pPr>
+        <w:pStyle w:val="Heading2"/>
       </w:pPr>
       <w:r>
         <w:t>01. Features: Useful Clues: the case</w:t>
@@ -7074,7 +6808,7 @@
         <w:drawing>
           <wp:inline xmlns:a="http://schemas.openxmlformats.org/drawingml/2006/main" xmlns:pic="http://schemas.openxmlformats.org/drawingml/2006/picture">
             <wp:extent cx="5486400" cy="2834640"/>
-            <wp:docPr id="3" name="Picture 3" descr="A fictional shelf accepts a craft box only if width is at most 6 cm and height at most 4 cm. Supplied facts: Boxes P=(6,4,stripes), Q=(7,4,stripes), R=(6,5,dots), S=(6,4,dots). A green acceptance sticker is attached only after the shelf check."/>
+            <wp:docPr id="5" name="Picture 5" descr="A fictional shelf accepts a craft box only if width is at most 6 cm and height at most 4 cm. Supplied facts: Boxes P=(6,4,stripes), Q=(7,4,stripes), R=(6,5,dots), S=(6,4,dots). A green acceptance sticker is attached only after the shelf check."/>
             <wp:cNvGraphicFramePr>
               <a:graphicFrameLocks noChangeAspect="1"/>
             </wp:cNvGraphicFramePr>
@@ -7086,7 +6820,7 @@
                     <pic:cNvPicPr/>
                   </pic:nvPicPr>
                   <pic:blipFill>
-                    <a:blip r:embed="rId11"/>
+                    <a:blip r:embed="rId13"/>
                     <a:stretch>
                       <a:fillRect/>
                     </a:stretch>
@@ -7130,7 +6864,6 @@
     <w:p>
       <w:pPr>
         <w:spacing w:line="336" w:lineRule="auto" w:after="180"/>
-        <w:shd w:fill="F5F1FB"/>
       </w:pPr>
       <w:r>
         <w:rPr>
@@ -7141,16 +6874,7 @@
     </w:p>
     <w:p>
       <w:pPr>
-        <w:pStyle w:val="Heading3"/>
-      </w:pPr>
-      <w:r>
-        <w:t>Discuss while showing the picture</w:t>
-      </w:r>
-    </w:p>
-    <w:p>
-      <w:pPr>
         <w:spacing w:line="336" w:lineRule="auto" w:after="180"/>
-        <w:shd w:fill="F1F6F8"/>
       </w:pPr>
       <w:r>
         <w:rPr>
@@ -7161,7 +6885,7 @@
     </w:p>
     <w:p>
       <w:pPr>
-        <w:pStyle w:val="Heading3"/>
+        <w:pStyle w:val="Heading2"/>
       </w:pPr>
       <w:r>
         <w:t>02. Follow the deciding steps</w:t>
@@ -7172,7 +6896,7 @@
         <w:drawing>
           <wp:inline xmlns:a="http://schemas.openxmlformats.org/drawingml/2006/main" xmlns:pic="http://schemas.openxmlformats.org/drawingml/2006/picture">
             <wp:extent cx="5486400" cy="4005072"/>
-            <wp:docPr id="4" name="Picture 4" descr="Width check: P,Q,R,S have widths 6,7,6,6. → Height check: Their heights are 4,4,5,4. → Apply both limits: P and S fit; Q fails width; R fails height. → Reject a shortcut: The later sticker cannot be an input available before checking."/>
+            <wp:docPr id="6" name="Picture 6" descr="Width check: P,Q,R,S have widths 6,7,6,6. → Height check: Their heights are 4,4,5,4. → Apply both limits: P and S fit; Q fails width; R fails height. → Reject a shortcut: The later sticker cannot be an input available before checking."/>
             <wp:cNvGraphicFramePr>
               <a:graphicFrameLocks noChangeAspect="1"/>
             </wp:cNvGraphicFramePr>
@@ -7184,7 +6908,7 @@
                     <pic:cNvPicPr/>
                   </pic:nvPicPr>
                   <pic:blipFill>
-                    <a:blip r:embed="rId12"/>
+                    <a:blip r:embed="rId10"/>
                     <a:stretch>
                       <a:fillRect/>
                     </a:stretch>
@@ -7229,7 +6953,6 @@
     <w:p>
       <w:pPr>
         <w:spacing w:line="336" w:lineRule="auto" w:after="180"/>
-        <w:shd w:fill="F5F1FB"/>
       </w:pPr>
       <w:r>
         <w:rPr>
@@ -7252,16 +6975,7 @@
     </w:p>
     <w:p>
       <w:pPr>
-        <w:pStyle w:val="Heading3"/>
-      </w:pPr>
-      <w:r>
-        <w:t>Discuss while showing the picture</w:t>
-      </w:r>
-    </w:p>
-    <w:p>
-      <w:pPr>
         <w:spacing w:line="336" w:lineRule="auto" w:after="180"/>
-        <w:shd w:fill="F1F6F8"/>
       </w:pPr>
       <w:r>
         <w:rPr>
@@ -7284,7 +6998,7 @@
     </w:p>
     <w:p>
       <w:pPr>
-        <w:pStyle w:val="Heading3"/>
+        <w:pStyle w:val="Heading2"/>
       </w:pPr>
       <w:r>
         <w:t>03. Dimensions determine shelf acceptance</w:t>
@@ -7295,7 +7009,7 @@
         <w:drawing>
           <wp:inline xmlns:a="http://schemas.openxmlformats.org/drawingml/2006/main" xmlns:pic="http://schemas.openxmlformats.org/drawingml/2006/picture">
             <wp:extent cx="5486400" cy="3938016"/>
-            <wp:docPr id="5" name="Picture 5" descr="Dimensions determine shelf acceptance. P stripes: Width cm = 6, Height cm = 4, Outcome = fits. Q stripes: Width cm = 7, Height cm = 4, Outcome = width fails. R dots: Width cm = 6, Height cm = 5, Outcome = height fails. S dots: Width cm = 6, Height cm = 4, Outcome = fits."/>
+            <wp:docPr id="7" name="Picture 7" descr="Dimensions determine shelf acceptance. P stripes: Width cm = 6, Height cm = 4, Outcome = fits. Q stripes: Width cm = 7, Height cm = 4, Outcome = width fails. R dots: Width cm = 6, Height cm = 5, Outcome = height fails. S dots: Width cm = 6, Height cm = 4, Outcome = fits."/>
             <wp:cNvGraphicFramePr>
               <a:graphicFrameLocks noChangeAspect="1"/>
             </wp:cNvGraphicFramePr>
@@ -7307,7 +7021,7 @@
                     <pic:cNvPicPr/>
                   </pic:nvPicPr>
                   <pic:blipFill>
-                    <a:blip r:embed="rId13"/>
+                    <a:blip r:embed="rId9"/>
                     <a:stretch>
                       <a:fillRect/>
                     </a:stretch>
@@ -7351,7 +7065,6 @@
     <w:p>
       <w:pPr>
         <w:spacing w:line="336" w:lineRule="auto" w:after="180"/>
-        <w:shd w:fill="F5F1FB"/>
       </w:pPr>
       <w:r>
         <w:rPr>
@@ -7362,16 +7075,7 @@
     </w:p>
     <w:p>
       <w:pPr>
-        <w:pStyle w:val="Heading3"/>
-      </w:pPr>
-      <w:r>
-        <w:t>Discuss while showing the picture</w:t>
-      </w:r>
-    </w:p>
-    <w:p>
-      <w:pPr>
         <w:spacing w:line="336" w:lineRule="auto" w:after="180"/>
-        <w:shd w:fill="F1F6F8"/>
       </w:pPr>
       <w:r>
         <w:rPr>
@@ -7383,7 +7087,6 @@
     <w:p>
       <w:pPr>
         <w:spacing w:line="336" w:lineRule="auto" w:after="180"/>
-        <w:shd w:fill="F1F6F8"/>
       </w:pPr>
       <w:r>
         <w:rPr>
@@ -7394,7 +7097,7 @@
     </w:p>
     <w:p>
       <w:pPr>
-        <w:pStyle w:val="Heading3"/>
+        <w:pStyle w:val="Heading2"/>
       </w:pPr>
       <w:r>
         <w:t>04. Change one thing. Trace what follows.</w:t>
@@ -7405,7 +7108,7 @@
         <w:drawing>
           <wp:inline xmlns:a="http://schemas.openxmlformats.org/drawingml/2006/main" xmlns:pic="http://schemas.openxmlformats.org/drawingml/2006/picture">
             <wp:extent cx="5486400" cy="3179064"/>
-            <wp:docPr id="6" name="Picture 6" descr="Original case: The later sticker cannot be an input available before checking. Changed condition: Change Q’s width to 6 without changing its height. Expected result: Q fits the shelf. Reason: Both dimensions now meet their limits, with equality allowed; stripe pattern does not change the rule."/>
+            <wp:docPr id="8" name="Picture 8" descr="Original case: The later sticker cannot be an input available before checking. Changed condition: Change Q’s width to 6 without changing its height. Expected result: Q fits the shelf. Reason: Both dimensions now meet their limits, with equality allowed; stripe pattern does not change the rule."/>
             <wp:cNvGraphicFramePr>
               <a:graphicFrameLocks noChangeAspect="1"/>
             </wp:cNvGraphicFramePr>
@@ -7473,7 +7176,6 @@
     <w:p>
       <w:pPr>
         <w:spacing w:line="336" w:lineRule="auto" w:after="180"/>
-        <w:shd w:fill="F5F1FB"/>
       </w:pPr>
       <w:r>
         <w:rPr>
@@ -7484,16 +7186,7 @@
     </w:p>
     <w:p>
       <w:pPr>
-        <w:pStyle w:val="Heading3"/>
-      </w:pPr>
-      <w:r>
-        <w:t>Discuss while showing the picture</w:t>
-      </w:r>
-    </w:p>
-    <w:p>
-      <w:pPr>
         <w:spacing w:line="336" w:lineRule="auto" w:after="180"/>
-        <w:shd w:fill="F1F6F8"/>
       </w:pPr>
       <w:r>
         <w:rPr>
@@ -7505,7 +7198,6 @@
     <w:p>
       <w:pPr>
         <w:spacing w:line="336" w:lineRule="auto" w:after="180"/>
-        <w:shd w:fill="F1F6F8"/>
       </w:pPr>
       <w:r>
         <w:rPr>
@@ -7516,7 +7208,7 @@
     </w:p>
     <w:p>
       <w:pPr>
-        <w:pStyle w:val="Heading3"/>
+        <w:pStyle w:val="Heading2"/>
       </w:pPr>
       <w:r>
         <w:t>05. Connect the explanation to its limit</w:t>
@@ -7527,7 +7219,7 @@
         <w:drawing>
           <wp:inline xmlns:a="http://schemas.openxmlformats.org/drawingml/2006/main" xmlns:pic="http://schemas.openxmlformats.org/drawingml/2006/picture">
             <wp:extent cx="5486400" cy="2834640"/>
-            <wp:docPr id="7" name="Picture 7" descr="Comparing P with Q isolates width; comparing P with R isolates height. Comparing P with S changes pattern while both remain accepted. Under this declared policy, pattern is not a deciding feature. A later acceptance sticker leaks the very answer the system should produce. Limit: These comparisons establish the written shelf rule, not the importance of pattern for unrelated tasks."/>
+            <wp:docPr id="9" name="Picture 9" descr="Comparing P with Q isolates width; comparing S with R isolates height. Comparing P with S changes pattern while both remain accepted. Under this declared policy, pattern is not a deciding feature. A later acceptance sticker leaks the very answer the system should produce. Limit: These comparisons establish the written shelf rule, not the importance of pattern for unrelated tasks."/>
             <wp:cNvGraphicFramePr>
               <a:graphicFrameLocks noChangeAspect="1"/>
             </wp:cNvGraphicFramePr>
@@ -7566,7 +7258,7 @@
         <w:rPr>
           <w:b w:val="0"/>
         </w:rPr>
-        <w:t xml:space="preserve">Comparing P with Q isolates width; comparing P with R isolates height. Comparing P with S changes pattern while both remain accepted. Under this declared policy, pattern is not a deciding </w:t>
+        <w:t xml:space="preserve">Comparing P with Q isolates width; comparing S with R isolates height. Comparing P with S changes pattern while both remain accepted. Under this declared policy, pattern is not a deciding </w:t>
       </w:r>
       <w:r>
         <w:rPr>
@@ -7595,7 +7287,6 @@
     <w:p>
       <w:pPr>
         <w:spacing w:line="336" w:lineRule="auto" w:after="180"/>
-        <w:shd w:fill="F5F1FB"/>
       </w:pPr>
       <w:r>
         <w:rPr>
@@ -7606,16 +7297,7 @@
     </w:p>
     <w:p>
       <w:pPr>
-        <w:pStyle w:val="Heading3"/>
-      </w:pPr>
-      <w:r>
-        <w:t>Discuss while showing the picture</w:t>
-      </w:r>
-    </w:p>
-    <w:p>
-      <w:pPr>
         <w:spacing w:line="336" w:lineRule="auto" w:after="180"/>
-        <w:shd w:fill="F1F6F8"/>
       </w:pPr>
       <w:r>
         <w:rPr>
@@ -7627,7 +7309,6 @@
     <w:p>
       <w:pPr>
         <w:spacing w:line="336" w:lineRule="auto" w:after="180"/>
-        <w:shd w:fill="F1F6F8"/>
       </w:pPr>
       <w:r>
         <w:rPr>
@@ -7638,7 +7319,7 @@
     </w:p>
     <w:p>
       <w:pPr>
-        <w:pStyle w:val="Heading3"/>
+        <w:pStyle w:val="Heading2"/>
       </w:pPr>
       <w:r>
         <w:t>06. Make the idea visible in your project</w:t>
@@ -7649,7 +7330,7 @@
         <w:drawing>
           <wp:inline xmlns:a="http://schemas.openxmlformats.org/drawingml/2006/main" xmlns:pic="http://schemas.openxmlformats.org/drawingml/2006/picture">
             <wp:extent cx="5486400" cy="3380232"/>
-            <wp:docPr id="8" name="Picture 8" descr="Choose sorter features that exist at decision time and actually connect to the stated classroom requirement. Draw your input, deciding step, result and limit. Supported question: Point to the pair that tests pattern, then explain why the sticker is a bad early input."/>
+            <wp:docPr id="10" name="Picture 10" descr="Choose sorter features that exist at decision time and actually connect to the stated classroom requirement. Draw your input, deciding step, result and limit. Supported question: Point to the pair that tests pattern, then explain why the sticker is a bad early input."/>
             <wp:cNvGraphicFramePr>
               <a:graphicFrameLocks noChangeAspect="1"/>
             </wp:cNvGraphicFramePr>
@@ -7741,7 +7422,6 @@
     <w:p>
       <w:pPr>
         <w:spacing w:line="336" w:lineRule="auto" w:after="180"/>
-        <w:shd w:fill="F5F1FB"/>
       </w:pPr>
       <w:r>
         <w:rPr>
@@ -7764,46 +7444,115 @@
     </w:p>
     <w:p>
       <w:pPr>
+        <w:spacing w:line="336" w:lineRule="auto" w:after="180"/>
+      </w:pPr>
+      <w:r>
+        <w:rPr>
+          <w:b w:val="0"/>
+        </w:rPr>
+        <w:t xml:space="preserve">Teacher prompt: Draw your project trace and justify the deciding step using </w:t>
+      </w:r>
+      <w:r>
+        <w:rPr>
+          <w:b/>
+        </w:rPr>
+        <w:t>evidence</w:t>
+      </w:r>
+      <w:r>
+        <w:rPr>
+          <w:b w:val="0"/>
+        </w:rPr>
+        <w:t>. Ask learners to describe one label or arrow in ordinary words. Use the adjacent transcript if the image is difficult to see.</w:t>
+      </w:r>
+    </w:p>
+    <w:p>
+      <w:pPr>
+        <w:spacing w:line="336" w:lineRule="auto" w:after="180"/>
+      </w:pPr>
+      <w:r>
+        <w:rPr>
+          <w:b w:val="0"/>
+        </w:rPr>
+        <w:t>Supported practice key: P and S test pattern. The sticker is attached after the decision, so it is unavailable when a new box must be checked.</w:t>
+      </w:r>
+    </w:p>
+    <w:p>
+      <w:pPr>
+        <w:pStyle w:val="Heading2"/>
+      </w:pPr>
+      <w:r>
+        <w:t>Earlier wording, alternatives and picture transcripts · reference / check after trying</w:t>
+      </w:r>
+    </w:p>
+    <w:p>
+      <w:pPr>
+        <w:spacing w:line="336" w:lineRule="auto" w:after="180"/>
+      </w:pPr>
+      <w:r>
+        <w:rPr>
+          <w:b w:val="0"/>
+        </w:rPr>
+        <w:t xml:space="preserve">Use one picture at a time. Hide a worked result before asking for a </w:t>
+      </w:r>
+      <w:r>
+        <w:rPr>
+          <w:b/>
+        </w:rPr>
+        <w:t>prediction</w:t>
+      </w:r>
+      <w:r>
+        <w:rPr>
+          <w:b w:val="0"/>
+        </w:rPr>
+        <w:t>, then reveal it for feedback. These are supported teaching cases; retain the separate independent assessment for a fresh first attempt.</w:t>
+      </w:r>
+    </w:p>
+    <w:p>
+      <w:pPr>
         <w:pStyle w:val="Heading3"/>
       </w:pPr>
       <w:r>
-        <w:t>Discuss while showing the picture</w:t>
-      </w:r>
-    </w:p>
-    <w:p>
-      <w:pPr>
-        <w:spacing w:line="336" w:lineRule="auto" w:after="180"/>
-        <w:shd w:fill="F1F6F8"/>
-      </w:pPr>
-      <w:r>
-        <w:rPr>
-          <w:b w:val="0"/>
-        </w:rPr>
-        <w:t xml:space="preserve">Teacher prompt: Draw your project trace and justify the deciding step using </w:t>
-      </w:r>
-      <w:r>
-        <w:rPr>
-          <w:b/>
-        </w:rPr>
-        <w:t>evidence</w:t>
-      </w:r>
-      <w:r>
-        <w:rPr>
-          <w:b w:val="0"/>
-        </w:rPr>
-        <w:t>. Ask learners to describe one label or arrow in ordinary words. Use the adjacent transcript if the image is difficult to see.</w:t>
-      </w:r>
-    </w:p>
-    <w:p>
-      <w:pPr>
-        <w:spacing w:line="336" w:lineRule="auto" w:after="180"/>
-        <w:shd w:fill="F1F6F8"/>
-      </w:pPr>
-      <w:r>
-        <w:rPr>
-          <w:b w:val="0"/>
-        </w:rPr>
-        <w:t>Supported practice key: P and S test pattern. The sticker is attached after the decision, so it is unavailable when a new box must be checked.</w:t>
+        <w:t>01. Features: Useful Clues: the case</w:t>
+      </w:r>
+    </w:p>
+    <w:p>
+      <w:pPr>
+        <w:pStyle w:val="Heading3"/>
+      </w:pPr>
+      <w:r>
+        <w:t>02. Follow the deciding steps</w:t>
+      </w:r>
+    </w:p>
+    <w:p>
+      <w:pPr>
+        <w:pStyle w:val="Heading3"/>
+      </w:pPr>
+      <w:r>
+        <w:t>03. Dimensions determine shelf acceptance</w:t>
+      </w:r>
+    </w:p>
+    <w:p>
+      <w:pPr>
+        <w:pStyle w:val="Heading3"/>
+      </w:pPr>
+      <w:r>
+        <w:t>04. Change one thing. Trace what follows.</w:t>
+      </w:r>
+    </w:p>
+    <w:p>
+      <w:pPr>
+        <w:pStyle w:val="Heading3"/>
+      </w:pPr>
+      <w:r>
+        <w:t>05. Connect the explanation to its limit</w:t>
+      </w:r>
+    </w:p>
+    <w:p>
+      <w:pPr>
+        <w:pStyle w:val="Heading3"/>
+      </w:pPr>
+      <w:r>
+        <w:t>06. Make the idea visible in your project</w:t>
       </w:r>
     </w:p>
     <w:sectPr>
